--- a/pr-1-docs.docx
+++ b/pr-1-docs.docx
@@ -11,7 +11,7 @@
         <w:rPr>
           <w:color w:val="1F497D"/>
         </w:rPr>
-        <w:t>feat: wire Orders API ingestion into daily orchestration pipeline</w:t>
+        <w:t>Full Repository - Azure Data Factory (PR #1)</w:t>
       </w:r>
     </w:p>
     <w:p>
@@ -23,7 +23,7 @@
           <w:color w:val="44546A"/>
           <w:sz w:val="20"/>
         </w:rPr>
-        <w:t>Generated by Intelligent Doc Engine  ·  2026-06-25 06:19 UTC</w:t>
+        <w:t>Generated by Intelligent Doc Engine  ·  2026-06-25 06:20 UTC</w:t>
       </w:r>
     </w:p>
     <w:p>
@@ -39,7 +39,7 @@
         <w:rPr>
           <w:color w:val="1F497D"/>
         </w:rPr>
-        <w:t>PR Documentation: feat: wire Orders API ingestion into daily orchestration pipeline</w:t>
+        <w:t>PR Documentation: Full Repository - Azure Data Factory (PR #1)</w:t>
       </w:r>
     </w:p>
     <w:p>
@@ -58,114 +58,7 @@
         <w:rPr>
           <w:sz w:val="20"/>
         </w:rPr>
-        <w:t>1 pipeline(s) changed.</w:t>
-      </w:r>
-    </w:p>
-    <w:p>
-      <w:pPr>
-        <w:pStyle w:val="Heading2"/>
-      </w:pPr>
-      <w:r>
-        <w:rPr>
-          <w:color w:val="217346"/>
-        </w:rPr>
-        <w:t>Summary</w:t>
-      </w:r>
-    </w:p>
-    <w:p>
-      <w:pPr>
-        <w:pStyle w:val="ListBullet"/>
-      </w:pPr>
-      <w:r>
-        <w:rPr>
-          <w:sz w:val="20"/>
-        </w:rPr>
-        <w:t>Added IngestOrdersAPI as a parallel fan-out step in pl_orchestrate_daily_load</w:t>
-      </w:r>
-    </w:p>
-    <w:p>
-      <w:pPr>
-        <w:pStyle w:val="ListBullet"/>
-      </w:pPr>
-      <w:r>
-        <w:rPr>
-          <w:sz w:val="20"/>
-        </w:rPr>
-        <w:t>Chained LoadOrdersToRaw -&gt; ValidateOrdersBatch (DQ gate, 2% failure threshold)</w:t>
-      </w:r>
-    </w:p>
-    <w:p>
-      <w:pPr>
-        <w:pStyle w:val="ListBullet"/>
-      </w:pPr>
-      <w:r>
-        <w:rPr>
-          <w:sz w:val="20"/>
-        </w:rPr>
-        <w:t>Added ValidateOrdersBatch as a required dependency for RunSilverTransforms</w:t>
-      </w:r>
-    </w:p>
-    <w:p>
-      <w:pPr>
-        <w:pStyle w:val="ListBullet"/>
-      </w:pPr>
-      <w:r>
-        <w:rPr>
-          <w:sz w:val="20"/>
-        </w:rPr>
-        <w:t>Added ArchiveOrderFiles cleanup step after successful Silver load</w:t>
-      </w:r>
-    </w:p>
-    <w:p>
-      <w:pPr>
-        <w:pStyle w:val="Heading2"/>
-      </w:pPr>
-      <w:r>
-        <w:rPr>
-          <w:color w:val="217346"/>
-        </w:rPr>
-        <w:t>Why</w:t>
-      </w:r>
-    </w:p>
-    <w:p>
-      <w:r>
-        <w:rPr>
-          <w:sz w:val="20"/>
-        </w:rPr>
-        <w:t>pl_ingest_orders_api existed as a standalone pipeline but was never connected to the master daily orchestration, meaning orders data was never loaded to RAW or validated before Silver transforms ran.</w:t>
-      </w:r>
-    </w:p>
-    <w:p>
-      <w:pPr>
-        <w:pStyle w:val="Heading2"/>
-      </w:pPr>
-      <w:r>
-        <w:rPr>
-          <w:color w:val="217346"/>
-        </w:rPr>
-        <w:t>Test plan</w:t>
-      </w:r>
-    </w:p>
-    <w:p>
-      <w:pPr>
-        <w:pStyle w:val="ListBullet"/>
-      </w:pPr>
-      <w:r>
-        <w:rPr>
-          <w:sz w:val="20"/>
-        </w:rPr>
-        <w:t>[ ] Trigger Analytics PR Documentation workflow on this PR</w:t>
-      </w:r>
-    </w:p>
-    <w:p>
-      <w:pPr>
-        <w:pStyle w:val="ListBullet"/>
-      </w:pPr>
-      <w:r>
-        <w:rPr>
-          <w:sz w:val="20"/>
-        </w:rPr>
-        <w:t>[ ] Verify generated doc shows the new Orders ingestion chain</w:t>
+        <w:t>10 pipeline(s) changed, 10 dataset(s) changed, 9 linked service(s) changed.</w:t>
       </w:r>
     </w:p>
     <w:p>
@@ -177,6 +70,1185 @@
           <w:color w:val="217346"/>
         </w:rPr>
         <w:t>Pipelines</w:t>
+      </w:r>
+    </w:p>
+    <w:p>
+      <w:pPr>
+        <w:pStyle w:val="Heading3"/>
+      </w:pPr>
+      <w:r>
+        <w:t>`pl_load_silver_layer`</w:t>
+      </w:r>
+    </w:p>
+    <w:p>
+      <w:r>
+        <w:rPr>
+          <w:sz w:val="20"/>
+        </w:rPr>
+        <w:t>Triggers Silver layer transformation stored procedures in Snowflake. Runs each entity's MERGE-based SCD2 upsert in dependency order. Called after all RAW tables for a given batch are loaded and validated.</w:t>
+      </w:r>
+    </w:p>
+    <w:p>
+      <w:r>
+        <w:rPr>
+          <w:b/>
+          <w:sz w:val="20"/>
+        </w:rPr>
+        <w:t>Activities (9):</w:t>
+      </w:r>
+    </w:p>
+    <w:tbl>
+      <w:tblPr>
+        <w:tblStyle w:val="TableGrid"/>
+        <w:tblW w:type="auto" w:w="0"/>
+        <w:tblLook w:firstColumn="1" w:firstRow="1" w:lastColumn="0" w:lastRow="0" w:noHBand="0" w:noVBand="1" w:val="04A0"/>
+      </w:tblPr>
+      <w:tblGrid>
+        <w:gridCol w:w="2880"/>
+        <w:gridCol w:w="2880"/>
+        <w:gridCol w:w="2880"/>
+      </w:tblGrid>
+      <w:tr>
+        <w:tc>
+          <w:tcPr>
+            <w:tcW w:type="dxa" w:w="2880"/>
+            <w:shd w:val="clear" w:color="auto" w:fill="1F497D"/>
+          </w:tcPr>
+          <w:p>
+            <w:r>
+              <w:rPr>
+                <w:b/>
+                <w:color w:val="FFFFFF"/>
+                <w:sz w:val="18"/>
+              </w:rPr>
+              <w:t>Activity</w:t>
+            </w:r>
+          </w:p>
+        </w:tc>
+        <w:tc>
+          <w:tcPr>
+            <w:tcW w:type="dxa" w:w="2880"/>
+            <w:shd w:val="clear" w:color="auto" w:fill="1F497D"/>
+          </w:tcPr>
+          <w:p>
+            <w:r>
+              <w:rPr>
+                <w:b/>
+                <w:color w:val="FFFFFF"/>
+                <w:sz w:val="18"/>
+              </w:rPr>
+              <w:t>Type</w:t>
+            </w:r>
+          </w:p>
+        </w:tc>
+        <w:tc>
+          <w:tcPr>
+            <w:tcW w:type="dxa" w:w="2880"/>
+            <w:shd w:val="clear" w:color="auto" w:fill="1F497D"/>
+          </w:tcPr>
+          <w:p>
+            <w:r>
+              <w:rPr>
+                <w:b/>
+                <w:color w:val="FFFFFF"/>
+                <w:sz w:val="18"/>
+              </w:rPr>
+              <w:t>Depends On</w:t>
+            </w:r>
+          </w:p>
+        </w:tc>
+      </w:tr>
+      <w:tr>
+        <w:tc>
+          <w:tcPr>
+            <w:tcW w:type="dxa" w:w="2880"/>
+          </w:tcPr>
+          <w:p>
+            <w:r>
+              <w:rPr>
+                <w:sz w:val="18"/>
+              </w:rPr>
+              <w:t>`TransformCustomers`</w:t>
+            </w:r>
+          </w:p>
+        </w:tc>
+        <w:tc>
+          <w:tcPr>
+            <w:tcW w:type="dxa" w:w="2880"/>
+          </w:tcPr>
+          <w:p>
+            <w:r>
+              <w:rPr>
+                <w:sz w:val="18"/>
+              </w:rPr>
+              <w:t>Script</w:t>
+            </w:r>
+          </w:p>
+        </w:tc>
+        <w:tc>
+          <w:tcPr>
+            <w:tcW w:type="dxa" w:w="2880"/>
+          </w:tcPr>
+          <w:p>
+            <w:r>
+              <w:rPr>
+                <w:sz w:val="18"/>
+              </w:rPr>
+              <w:t>—</w:t>
+            </w:r>
+          </w:p>
+        </w:tc>
+      </w:tr>
+      <w:tr>
+        <w:tc>
+          <w:tcPr>
+            <w:tcW w:type="dxa" w:w="2880"/>
+            <w:shd w:val="clear" w:color="auto" w:fill="EBF0F7"/>
+          </w:tcPr>
+          <w:p>
+            <w:r>
+              <w:rPr>
+                <w:sz w:val="18"/>
+              </w:rPr>
+              <w:t>`TransformProducts`</w:t>
+            </w:r>
+          </w:p>
+        </w:tc>
+        <w:tc>
+          <w:tcPr>
+            <w:tcW w:type="dxa" w:w="2880"/>
+            <w:shd w:val="clear" w:color="auto" w:fill="EBF0F7"/>
+          </w:tcPr>
+          <w:p>
+            <w:r>
+              <w:rPr>
+                <w:sz w:val="18"/>
+              </w:rPr>
+              <w:t>Script</w:t>
+            </w:r>
+          </w:p>
+        </w:tc>
+        <w:tc>
+          <w:tcPr>
+            <w:tcW w:type="dxa" w:w="2880"/>
+            <w:shd w:val="clear" w:color="auto" w:fill="EBF0F7"/>
+          </w:tcPr>
+          <w:p>
+            <w:r>
+              <w:rPr>
+                <w:sz w:val="18"/>
+              </w:rPr>
+              <w:t>—</w:t>
+            </w:r>
+          </w:p>
+        </w:tc>
+      </w:tr>
+      <w:tr>
+        <w:tc>
+          <w:tcPr>
+            <w:tcW w:type="dxa" w:w="2880"/>
+          </w:tcPr>
+          <w:p>
+            <w:r>
+              <w:rPr>
+                <w:sz w:val="18"/>
+              </w:rPr>
+              <w:t>`TransformOrders`</w:t>
+            </w:r>
+          </w:p>
+        </w:tc>
+        <w:tc>
+          <w:tcPr>
+            <w:tcW w:type="dxa" w:w="2880"/>
+          </w:tcPr>
+          <w:p>
+            <w:r>
+              <w:rPr>
+                <w:sz w:val="18"/>
+              </w:rPr>
+              <w:t>Script</w:t>
+            </w:r>
+          </w:p>
+        </w:tc>
+        <w:tc>
+          <w:tcPr>
+            <w:tcW w:type="dxa" w:w="2880"/>
+          </w:tcPr>
+          <w:p>
+            <w:r>
+              <w:rPr>
+                <w:sz w:val="18"/>
+              </w:rPr>
+              <w:t>—</w:t>
+            </w:r>
+          </w:p>
+        </w:tc>
+      </w:tr>
+      <w:tr>
+        <w:tc>
+          <w:tcPr>
+            <w:tcW w:type="dxa" w:w="2880"/>
+            <w:shd w:val="clear" w:color="auto" w:fill="EBF0F7"/>
+          </w:tcPr>
+          <w:p>
+            <w:r>
+              <w:rPr>
+                <w:sz w:val="18"/>
+              </w:rPr>
+              <w:t>`TransformOrderItems`</w:t>
+            </w:r>
+          </w:p>
+        </w:tc>
+        <w:tc>
+          <w:tcPr>
+            <w:tcW w:type="dxa" w:w="2880"/>
+            <w:shd w:val="clear" w:color="auto" w:fill="EBF0F7"/>
+          </w:tcPr>
+          <w:p>
+            <w:r>
+              <w:rPr>
+                <w:sz w:val="18"/>
+              </w:rPr>
+              <w:t>Script</w:t>
+            </w:r>
+          </w:p>
+        </w:tc>
+        <w:tc>
+          <w:tcPr>
+            <w:tcW w:type="dxa" w:w="2880"/>
+            <w:shd w:val="clear" w:color="auto" w:fill="EBF0F7"/>
+          </w:tcPr>
+          <w:p>
+            <w:r>
+              <w:rPr>
+                <w:sz w:val="18"/>
+              </w:rPr>
+              <w:t>`TransformOrders`</w:t>
+            </w:r>
+          </w:p>
+        </w:tc>
+      </w:tr>
+      <w:tr>
+        <w:tc>
+          <w:tcPr>
+            <w:tcW w:type="dxa" w:w="2880"/>
+          </w:tcPr>
+          <w:p>
+            <w:r>
+              <w:rPr>
+                <w:sz w:val="18"/>
+              </w:rPr>
+              <w:t>`TransformInventory`</w:t>
+            </w:r>
+          </w:p>
+        </w:tc>
+        <w:tc>
+          <w:tcPr>
+            <w:tcW w:type="dxa" w:w="2880"/>
+          </w:tcPr>
+          <w:p>
+            <w:r>
+              <w:rPr>
+                <w:sz w:val="18"/>
+              </w:rPr>
+              <w:t>Script</w:t>
+            </w:r>
+          </w:p>
+        </w:tc>
+        <w:tc>
+          <w:tcPr>
+            <w:tcW w:type="dxa" w:w="2880"/>
+          </w:tcPr>
+          <w:p>
+            <w:r>
+              <w:rPr>
+                <w:sz w:val="18"/>
+              </w:rPr>
+              <w:t>—</w:t>
+            </w:r>
+          </w:p>
+        </w:tc>
+      </w:tr>
+      <w:tr>
+        <w:tc>
+          <w:tcPr>
+            <w:tcW w:type="dxa" w:w="2880"/>
+            <w:shd w:val="clear" w:color="auto" w:fill="EBF0F7"/>
+          </w:tcPr>
+          <w:p>
+            <w:r>
+              <w:rPr>
+                <w:sz w:val="18"/>
+              </w:rPr>
+              <w:t>`TransformPayments`</w:t>
+            </w:r>
+          </w:p>
+        </w:tc>
+        <w:tc>
+          <w:tcPr>
+            <w:tcW w:type="dxa" w:w="2880"/>
+            <w:shd w:val="clear" w:color="auto" w:fill="EBF0F7"/>
+          </w:tcPr>
+          <w:p>
+            <w:r>
+              <w:rPr>
+                <w:sz w:val="18"/>
+              </w:rPr>
+              <w:t>Script</w:t>
+            </w:r>
+          </w:p>
+        </w:tc>
+        <w:tc>
+          <w:tcPr>
+            <w:tcW w:type="dxa" w:w="2880"/>
+            <w:shd w:val="clear" w:color="auto" w:fill="EBF0F7"/>
+          </w:tcPr>
+          <w:p>
+            <w:r>
+              <w:rPr>
+                <w:sz w:val="18"/>
+              </w:rPr>
+              <w:t>`TransformOrders`</w:t>
+            </w:r>
+          </w:p>
+        </w:tc>
+      </w:tr>
+      <w:tr>
+        <w:tc>
+          <w:tcPr>
+            <w:tcW w:type="dxa" w:w="2880"/>
+          </w:tcPr>
+          <w:p>
+            <w:r>
+              <w:rPr>
+                <w:sz w:val="18"/>
+              </w:rPr>
+              <w:t>`TransformCampaigns`</w:t>
+            </w:r>
+          </w:p>
+        </w:tc>
+        <w:tc>
+          <w:tcPr>
+            <w:tcW w:type="dxa" w:w="2880"/>
+          </w:tcPr>
+          <w:p>
+            <w:r>
+              <w:rPr>
+                <w:sz w:val="18"/>
+              </w:rPr>
+              <w:t>Script</w:t>
+            </w:r>
+          </w:p>
+        </w:tc>
+        <w:tc>
+          <w:tcPr>
+            <w:tcW w:type="dxa" w:w="2880"/>
+          </w:tcPr>
+          <w:p>
+            <w:r>
+              <w:rPr>
+                <w:sz w:val="18"/>
+              </w:rPr>
+              <w:t>—</w:t>
+            </w:r>
+          </w:p>
+        </w:tc>
+      </w:tr>
+      <w:tr>
+        <w:tc>
+          <w:tcPr>
+            <w:tcW w:type="dxa" w:w="2880"/>
+            <w:shd w:val="clear" w:color="auto" w:fill="EBF0F7"/>
+          </w:tcPr>
+          <w:p>
+            <w:r>
+              <w:rPr>
+                <w:sz w:val="18"/>
+              </w:rPr>
+              <w:t>`TransformCustomerSegments`</w:t>
+            </w:r>
+          </w:p>
+        </w:tc>
+        <w:tc>
+          <w:tcPr>
+            <w:tcW w:type="dxa" w:w="2880"/>
+            <w:shd w:val="clear" w:color="auto" w:fill="EBF0F7"/>
+          </w:tcPr>
+          <w:p>
+            <w:r>
+              <w:rPr>
+                <w:sz w:val="18"/>
+              </w:rPr>
+              <w:t>Script</w:t>
+            </w:r>
+          </w:p>
+        </w:tc>
+        <w:tc>
+          <w:tcPr>
+            <w:tcW w:type="dxa" w:w="2880"/>
+            <w:shd w:val="clear" w:color="auto" w:fill="EBF0F7"/>
+          </w:tcPr>
+          <w:p>
+            <w:r>
+              <w:rPr>
+                <w:sz w:val="18"/>
+              </w:rPr>
+              <w:t>`TransformCustomers`, `TransformOrderItems`</w:t>
+            </w:r>
+          </w:p>
+        </w:tc>
+      </w:tr>
+      <w:tr>
+        <w:tc>
+          <w:tcPr>
+            <w:tcW w:type="dxa" w:w="2880"/>
+          </w:tcPr>
+          <w:p>
+            <w:r>
+              <w:rPr>
+                <w:sz w:val="18"/>
+              </w:rPr>
+              <w:t>`SilverLayerComplete`</w:t>
+            </w:r>
+          </w:p>
+        </w:tc>
+        <w:tc>
+          <w:tcPr>
+            <w:tcW w:type="dxa" w:w="2880"/>
+          </w:tcPr>
+          <w:p>
+            <w:r>
+              <w:rPr>
+                <w:sz w:val="18"/>
+              </w:rPr>
+              <w:t>Wait</w:t>
+            </w:r>
+          </w:p>
+        </w:tc>
+        <w:tc>
+          <w:tcPr>
+            <w:tcW w:type="dxa" w:w="2880"/>
+          </w:tcPr>
+          <w:p>
+            <w:r>
+              <w:rPr>
+                <w:sz w:val="18"/>
+              </w:rPr>
+              <w:t>`TransformCustomerSegments`, `TransformInventory`, `TransformPayments`, `TransformCampaigns`, `TransformProducts`</w:t>
+            </w:r>
+          </w:p>
+        </w:tc>
+      </w:tr>
+    </w:tbl>
+    <w:p/>
+    <w:p>
+      <w:r>
+        <w:rPr>
+          <w:b/>
+          <w:sz w:val="20"/>
+        </w:rPr>
+        <w:t>Activity Flow:</w:t>
+      </w:r>
+    </w:p>
+    <w:p>
+      <w:r>
+        <w:rPr>
+          <w:sz w:val="20"/>
+        </w:rPr>
+        <w:t>[('TransformOrders', 'TransformOrderItems'), ('TransformOrders', 'TransformPayments'), ('TransformCustomers', 'TransformCustomerSegments'), ('TransformOrderItems', 'TransformCustomerSegments'), ('TransformCustomerSegments', 'SilverLayerComplete'), ('TransformInventory', 'SilverLayerComplete'), ('TransformPayments', 'SilverLayerComplete'), ('TransformCampaigns', 'SilverLayerComplete'), ('TransformProducts', 'SilverLayerComplete')]</w:t>
+      </w:r>
+    </w:p>
+    <w:p>
+      <w:pPr>
+        <w:pStyle w:val="Heading3"/>
+      </w:pPr>
+      <w:r>
+        <w:t>`pl_archive_processed_files`</w:t>
+      </w:r>
+    </w:p>
+    <w:p>
+      <w:r>
+        <w:rPr>
+          <w:sz w:val="20"/>
+        </w:rPr>
+        <w:t>After successful Snowflake load and DQ validation, moves processed staging files from raw-stage to the archive container with date-partitioned path. Deletes source after successful copy.</w:t>
+      </w:r>
+    </w:p>
+    <w:p>
+      <w:r>
+        <w:rPr>
+          <w:b/>
+          <w:sz w:val="20"/>
+        </w:rPr>
+        <w:t>Activities (3):</w:t>
+      </w:r>
+    </w:p>
+    <w:tbl>
+      <w:tblPr>
+        <w:tblStyle w:val="TableGrid"/>
+        <w:tblW w:type="auto" w:w="0"/>
+        <w:tblLook w:firstColumn="1" w:firstRow="1" w:lastColumn="0" w:lastRow="0" w:noHBand="0" w:noVBand="1" w:val="04A0"/>
+      </w:tblPr>
+      <w:tblGrid>
+        <w:gridCol w:w="2880"/>
+        <w:gridCol w:w="2880"/>
+        <w:gridCol w:w="2880"/>
+      </w:tblGrid>
+      <w:tr>
+        <w:tc>
+          <w:tcPr>
+            <w:tcW w:type="dxa" w:w="2880"/>
+            <w:shd w:val="clear" w:color="auto" w:fill="1F497D"/>
+          </w:tcPr>
+          <w:p>
+            <w:r>
+              <w:rPr>
+                <w:b/>
+                <w:color w:val="FFFFFF"/>
+                <w:sz w:val="18"/>
+              </w:rPr>
+              <w:t>Activity</w:t>
+            </w:r>
+          </w:p>
+        </w:tc>
+        <w:tc>
+          <w:tcPr>
+            <w:tcW w:type="dxa" w:w="2880"/>
+            <w:shd w:val="clear" w:color="auto" w:fill="1F497D"/>
+          </w:tcPr>
+          <w:p>
+            <w:r>
+              <w:rPr>
+                <w:b/>
+                <w:color w:val="FFFFFF"/>
+                <w:sz w:val="18"/>
+              </w:rPr>
+              <w:t>Type</w:t>
+            </w:r>
+          </w:p>
+        </w:tc>
+        <w:tc>
+          <w:tcPr>
+            <w:tcW w:type="dxa" w:w="2880"/>
+            <w:shd w:val="clear" w:color="auto" w:fill="1F497D"/>
+          </w:tcPr>
+          <w:p>
+            <w:r>
+              <w:rPr>
+                <w:b/>
+                <w:color w:val="FFFFFF"/>
+                <w:sz w:val="18"/>
+              </w:rPr>
+              <w:t>Depends On</w:t>
+            </w:r>
+          </w:p>
+        </w:tc>
+      </w:tr>
+      <w:tr>
+        <w:tc>
+          <w:tcPr>
+            <w:tcW w:type="dxa" w:w="2880"/>
+          </w:tcPr>
+          <w:p>
+            <w:r>
+              <w:rPr>
+                <w:sz w:val="18"/>
+              </w:rPr>
+              <w:t>`CopyToArchive`</w:t>
+            </w:r>
+          </w:p>
+        </w:tc>
+        <w:tc>
+          <w:tcPr>
+            <w:tcW w:type="dxa" w:w="2880"/>
+          </w:tcPr>
+          <w:p>
+            <w:r>
+              <w:rPr>
+                <w:sz w:val="18"/>
+              </w:rPr>
+              <w:t>Copy</w:t>
+            </w:r>
+          </w:p>
+        </w:tc>
+        <w:tc>
+          <w:tcPr>
+            <w:tcW w:type="dxa" w:w="2880"/>
+          </w:tcPr>
+          <w:p>
+            <w:r>
+              <w:rPr>
+                <w:sz w:val="18"/>
+              </w:rPr>
+              <w:t>—</w:t>
+            </w:r>
+          </w:p>
+        </w:tc>
+      </w:tr>
+      <w:tr>
+        <w:tc>
+          <w:tcPr>
+            <w:tcW w:type="dxa" w:w="2880"/>
+            <w:shd w:val="clear" w:color="auto" w:fill="EBF0F7"/>
+          </w:tcPr>
+          <w:p>
+            <w:r>
+              <w:rPr>
+                <w:sz w:val="18"/>
+              </w:rPr>
+              <w:t>`DeleteSourceFile`</w:t>
+            </w:r>
+          </w:p>
+        </w:tc>
+        <w:tc>
+          <w:tcPr>
+            <w:tcW w:type="dxa" w:w="2880"/>
+            <w:shd w:val="clear" w:color="auto" w:fill="EBF0F7"/>
+          </w:tcPr>
+          <w:p>
+            <w:r>
+              <w:rPr>
+                <w:sz w:val="18"/>
+              </w:rPr>
+              <w:t>Delete</w:t>
+            </w:r>
+          </w:p>
+        </w:tc>
+        <w:tc>
+          <w:tcPr>
+            <w:tcW w:type="dxa" w:w="2880"/>
+            <w:shd w:val="clear" w:color="auto" w:fill="EBF0F7"/>
+          </w:tcPr>
+          <w:p>
+            <w:r>
+              <w:rPr>
+                <w:sz w:val="18"/>
+              </w:rPr>
+              <w:t>`CopyToArchive`</w:t>
+            </w:r>
+          </w:p>
+        </w:tc>
+      </w:tr>
+      <w:tr>
+        <w:tc>
+          <w:tcPr>
+            <w:tcW w:type="dxa" w:w="2880"/>
+          </w:tcPr>
+          <w:p>
+            <w:r>
+              <w:rPr>
+                <w:sz w:val="18"/>
+              </w:rPr>
+              <w:t>`UpdateArchiveLog`</w:t>
+            </w:r>
+          </w:p>
+        </w:tc>
+        <w:tc>
+          <w:tcPr>
+            <w:tcW w:type="dxa" w:w="2880"/>
+          </w:tcPr>
+          <w:p>
+            <w:r>
+              <w:rPr>
+                <w:sz w:val="18"/>
+              </w:rPr>
+              <w:t>Script</w:t>
+            </w:r>
+          </w:p>
+        </w:tc>
+        <w:tc>
+          <w:tcPr>
+            <w:tcW w:type="dxa" w:w="2880"/>
+          </w:tcPr>
+          <w:p>
+            <w:r>
+              <w:rPr>
+                <w:sz w:val="18"/>
+              </w:rPr>
+              <w:t>`DeleteSourceFile`</w:t>
+            </w:r>
+          </w:p>
+        </w:tc>
+      </w:tr>
+    </w:tbl>
+    <w:p/>
+    <w:p>
+      <w:r>
+        <w:rPr>
+          <w:b/>
+          <w:sz w:val="20"/>
+        </w:rPr>
+        <w:t>Activity Flow:</w:t>
+      </w:r>
+    </w:p>
+    <w:p>
+      <w:r>
+        <w:rPr>
+          <w:sz w:val="20"/>
+        </w:rPr>
+        <w:t>[('CopyToArchive', 'DeleteSourceFile'), ('DeleteSourceFile', 'UpdateArchiveLog')]</w:t>
+      </w:r>
+    </w:p>
+    <w:p>
+      <w:pPr>
+        <w:pStyle w:val="Heading3"/>
+      </w:pPr>
+      <w:r>
+        <w:t>`pl_validate_and_quarantine`</w:t>
+      </w:r>
+    </w:p>
+    <w:p>
+      <w:r>
+        <w:rPr>
+          <w:sz w:val="20"/>
+        </w:rPr>
+        <w:t>Data quality validation gate. Runs Snowflake DQ checks after raw load. Quarantines files that exceed failure thresholds into a separate ADLS container and posts an alert to the monitoring queue.</w:t>
+      </w:r>
+    </w:p>
+    <w:p>
+      <w:r>
+        <w:rPr>
+          <w:b/>
+          <w:sz w:val="20"/>
+        </w:rPr>
+        <w:t>Activities (3):</w:t>
+      </w:r>
+    </w:p>
+    <w:tbl>
+      <w:tblPr>
+        <w:tblStyle w:val="TableGrid"/>
+        <w:tblW w:type="auto" w:w="0"/>
+        <w:tblLook w:firstColumn="1" w:firstRow="1" w:lastColumn="0" w:lastRow="0" w:noHBand="0" w:noVBand="1" w:val="04A0"/>
+      </w:tblPr>
+      <w:tblGrid>
+        <w:gridCol w:w="2880"/>
+        <w:gridCol w:w="2880"/>
+        <w:gridCol w:w="2880"/>
+      </w:tblGrid>
+      <w:tr>
+        <w:tc>
+          <w:tcPr>
+            <w:tcW w:type="dxa" w:w="2880"/>
+            <w:shd w:val="clear" w:color="auto" w:fill="1F497D"/>
+          </w:tcPr>
+          <w:p>
+            <w:r>
+              <w:rPr>
+                <w:b/>
+                <w:color w:val="FFFFFF"/>
+                <w:sz w:val="18"/>
+              </w:rPr>
+              <w:t>Activity</w:t>
+            </w:r>
+          </w:p>
+        </w:tc>
+        <w:tc>
+          <w:tcPr>
+            <w:tcW w:type="dxa" w:w="2880"/>
+            <w:shd w:val="clear" w:color="auto" w:fill="1F497D"/>
+          </w:tcPr>
+          <w:p>
+            <w:r>
+              <w:rPr>
+                <w:b/>
+                <w:color w:val="FFFFFF"/>
+                <w:sz w:val="18"/>
+              </w:rPr>
+              <w:t>Type</w:t>
+            </w:r>
+          </w:p>
+        </w:tc>
+        <w:tc>
+          <w:tcPr>
+            <w:tcW w:type="dxa" w:w="2880"/>
+            <w:shd w:val="clear" w:color="auto" w:fill="1F497D"/>
+          </w:tcPr>
+          <w:p>
+            <w:r>
+              <w:rPr>
+                <w:b/>
+                <w:color w:val="FFFFFF"/>
+                <w:sz w:val="18"/>
+              </w:rPr>
+              <w:t>Depends On</w:t>
+            </w:r>
+          </w:p>
+        </w:tc>
+      </w:tr>
+      <w:tr>
+        <w:tc>
+          <w:tcPr>
+            <w:tcW w:type="dxa" w:w="2880"/>
+          </w:tcPr>
+          <w:p>
+            <w:r>
+              <w:rPr>
+                <w:sz w:val="18"/>
+              </w:rPr>
+              <w:t>`RunDQChecks`</w:t>
+            </w:r>
+          </w:p>
+        </w:tc>
+        <w:tc>
+          <w:tcPr>
+            <w:tcW w:type="dxa" w:w="2880"/>
+          </w:tcPr>
+          <w:p>
+            <w:r>
+              <w:rPr>
+                <w:sz w:val="18"/>
+              </w:rPr>
+              <w:t>Script</w:t>
+            </w:r>
+          </w:p>
+        </w:tc>
+        <w:tc>
+          <w:tcPr>
+            <w:tcW w:type="dxa" w:w="2880"/>
+          </w:tcPr>
+          <w:p>
+            <w:r>
+              <w:rPr>
+                <w:sz w:val="18"/>
+              </w:rPr>
+              <w:t>—</w:t>
+            </w:r>
+          </w:p>
+        </w:tc>
+      </w:tr>
+      <w:tr>
+        <w:tc>
+          <w:tcPr>
+            <w:tcW w:type="dxa" w:w="2880"/>
+            <w:shd w:val="clear" w:color="auto" w:fill="EBF0F7"/>
+          </w:tcPr>
+          <w:p>
+            <w:r>
+              <w:rPr>
+                <w:sz w:val="18"/>
+              </w:rPr>
+              <w:t>`EvaluateDQResults`</w:t>
+            </w:r>
+          </w:p>
+        </w:tc>
+        <w:tc>
+          <w:tcPr>
+            <w:tcW w:type="dxa" w:w="2880"/>
+            <w:shd w:val="clear" w:color="auto" w:fill="EBF0F7"/>
+          </w:tcPr>
+          <w:p>
+            <w:r>
+              <w:rPr>
+                <w:sz w:val="18"/>
+              </w:rPr>
+              <w:t>ForEach</w:t>
+            </w:r>
+          </w:p>
+        </w:tc>
+        <w:tc>
+          <w:tcPr>
+            <w:tcW w:type="dxa" w:w="2880"/>
+            <w:shd w:val="clear" w:color="auto" w:fill="EBF0F7"/>
+          </w:tcPr>
+          <w:p>
+            <w:r>
+              <w:rPr>
+                <w:sz w:val="18"/>
+              </w:rPr>
+              <w:t>`RunDQChecks`</w:t>
+            </w:r>
+          </w:p>
+        </w:tc>
+      </w:tr>
+      <w:tr>
+        <w:tc>
+          <w:tcPr>
+            <w:tcW w:type="dxa" w:w="2880"/>
+          </w:tcPr>
+          <w:p>
+            <w:r>
+              <w:rPr>
+                <w:sz w:val="18"/>
+              </w:rPr>
+              <w:t>`QuarantineOrProceed`</w:t>
+            </w:r>
+          </w:p>
+        </w:tc>
+        <w:tc>
+          <w:tcPr>
+            <w:tcW w:type="dxa" w:w="2880"/>
+          </w:tcPr>
+          <w:p>
+            <w:r>
+              <w:rPr>
+                <w:sz w:val="18"/>
+              </w:rPr>
+              <w:t>IfCondition</w:t>
+            </w:r>
+          </w:p>
+        </w:tc>
+        <w:tc>
+          <w:tcPr>
+            <w:tcW w:type="dxa" w:w="2880"/>
+          </w:tcPr>
+          <w:p>
+            <w:r>
+              <w:rPr>
+                <w:sz w:val="18"/>
+              </w:rPr>
+              <w:t>`EvaluateDQResults`</w:t>
+            </w:r>
+          </w:p>
+        </w:tc>
+      </w:tr>
+    </w:tbl>
+    <w:p/>
+    <w:p>
+      <w:r>
+        <w:rPr>
+          <w:b/>
+          <w:sz w:val="20"/>
+        </w:rPr>
+        <w:t>Activity Flow:</w:t>
+      </w:r>
+    </w:p>
+    <w:p>
+      <w:r>
+        <w:rPr>
+          <w:sz w:val="20"/>
+        </w:rPr>
+        <w:t>[('RunDQChecks', 'EvaluateDQResults'), ('EvaluateDQResults', 'QuarantineOrProceed')]</w:t>
+      </w:r>
+    </w:p>
+    <w:p>
+      <w:pPr>
+        <w:pStyle w:val="Heading3"/>
+      </w:pPr>
+      <w:r>
+        <w:t>`pl_ingest_orders_api`</w:t>
+      </w:r>
+    </w:p>
+    <w:p>
+      <w:r>
+        <w:rPr>
+          <w:sz w:val="20"/>
+        </w:rPr>
+        <w:t>Incremental extraction of orders from the OMS REST API. Runs every 15 minutes via tumbling window trigger. Uses pagination (next-link) and persists a timestamp watermark. Writes JSON pages to ADLS Gen2.</w:t>
+      </w:r>
+    </w:p>
+    <w:p>
+      <w:r>
+        <w:rPr>
+          <w:b/>
+          <w:sz w:val="20"/>
+        </w:rPr>
+        <w:t>Activities (3):</w:t>
+      </w:r>
+    </w:p>
+    <w:tbl>
+      <w:tblPr>
+        <w:tblStyle w:val="TableGrid"/>
+        <w:tblW w:type="auto" w:w="0"/>
+        <w:tblLook w:firstColumn="1" w:firstRow="1" w:lastColumn="0" w:lastRow="0" w:noHBand="0" w:noVBand="1" w:val="04A0"/>
+      </w:tblPr>
+      <w:tblGrid>
+        <w:gridCol w:w="2880"/>
+        <w:gridCol w:w="2880"/>
+        <w:gridCol w:w="2880"/>
+      </w:tblGrid>
+      <w:tr>
+        <w:tc>
+          <w:tcPr>
+            <w:tcW w:type="dxa" w:w="2880"/>
+            <w:shd w:val="clear" w:color="auto" w:fill="1F497D"/>
+          </w:tcPr>
+          <w:p>
+            <w:r>
+              <w:rPr>
+                <w:b/>
+                <w:color w:val="FFFFFF"/>
+                <w:sz w:val="18"/>
+              </w:rPr>
+              <w:t>Activity</w:t>
+            </w:r>
+          </w:p>
+        </w:tc>
+        <w:tc>
+          <w:tcPr>
+            <w:tcW w:type="dxa" w:w="2880"/>
+            <w:shd w:val="clear" w:color="auto" w:fill="1F497D"/>
+          </w:tcPr>
+          <w:p>
+            <w:r>
+              <w:rPr>
+                <w:b/>
+                <w:color w:val="FFFFFF"/>
+                <w:sz w:val="18"/>
+              </w:rPr>
+              <w:t>Type</w:t>
+            </w:r>
+          </w:p>
+        </w:tc>
+        <w:tc>
+          <w:tcPr>
+            <w:tcW w:type="dxa" w:w="2880"/>
+            <w:shd w:val="clear" w:color="auto" w:fill="1F497D"/>
+          </w:tcPr>
+          <w:p>
+            <w:r>
+              <w:rPr>
+                <w:b/>
+                <w:color w:val="FFFFFF"/>
+                <w:sz w:val="18"/>
+              </w:rPr>
+              <w:t>Depends On</w:t>
+            </w:r>
+          </w:p>
+        </w:tc>
+      </w:tr>
+      <w:tr>
+        <w:tc>
+          <w:tcPr>
+            <w:tcW w:type="dxa" w:w="2880"/>
+          </w:tcPr>
+          <w:p>
+            <w:r>
+              <w:rPr>
+                <w:sz w:val="18"/>
+              </w:rPr>
+              <w:t>`GetOrderWatermark`</w:t>
+            </w:r>
+          </w:p>
+        </w:tc>
+        <w:tc>
+          <w:tcPr>
+            <w:tcW w:type="dxa" w:w="2880"/>
+          </w:tcPr>
+          <w:p>
+            <w:r>
+              <w:rPr>
+                <w:sz w:val="18"/>
+              </w:rPr>
+              <w:t>Lookup</w:t>
+            </w:r>
+          </w:p>
+        </w:tc>
+        <w:tc>
+          <w:tcPr>
+            <w:tcW w:type="dxa" w:w="2880"/>
+          </w:tcPr>
+          <w:p>
+            <w:r>
+              <w:rPr>
+                <w:sz w:val="18"/>
+              </w:rPr>
+              <w:t>—</w:t>
+            </w:r>
+          </w:p>
+        </w:tc>
+      </w:tr>
+      <w:tr>
+        <w:tc>
+          <w:tcPr>
+            <w:tcW w:type="dxa" w:w="2880"/>
+            <w:shd w:val="clear" w:color="auto" w:fill="EBF0F7"/>
+          </w:tcPr>
+          <w:p>
+            <w:r>
+              <w:rPr>
+                <w:sz w:val="18"/>
+              </w:rPr>
+              <w:t>`CopyOrdersToADLS`</w:t>
+            </w:r>
+          </w:p>
+        </w:tc>
+        <w:tc>
+          <w:tcPr>
+            <w:tcW w:type="dxa" w:w="2880"/>
+            <w:shd w:val="clear" w:color="auto" w:fill="EBF0F7"/>
+          </w:tcPr>
+          <w:p>
+            <w:r>
+              <w:rPr>
+                <w:sz w:val="18"/>
+              </w:rPr>
+              <w:t>Copy</w:t>
+            </w:r>
+          </w:p>
+        </w:tc>
+        <w:tc>
+          <w:tcPr>
+            <w:tcW w:type="dxa" w:w="2880"/>
+            <w:shd w:val="clear" w:color="auto" w:fill="EBF0F7"/>
+          </w:tcPr>
+          <w:p>
+            <w:r>
+              <w:rPr>
+                <w:sz w:val="18"/>
+              </w:rPr>
+              <w:t>`GetOrderWatermark`</w:t>
+            </w:r>
+          </w:p>
+        </w:tc>
+      </w:tr>
+      <w:tr>
+        <w:tc>
+          <w:tcPr>
+            <w:tcW w:type="dxa" w:w="2880"/>
+          </w:tcPr>
+          <w:p>
+            <w:r>
+              <w:rPr>
+                <w:sz w:val="18"/>
+              </w:rPr>
+              <w:t>`CheckRowsCopied`</w:t>
+            </w:r>
+          </w:p>
+        </w:tc>
+        <w:tc>
+          <w:tcPr>
+            <w:tcW w:type="dxa" w:w="2880"/>
+          </w:tcPr>
+          <w:p>
+            <w:r>
+              <w:rPr>
+                <w:sz w:val="18"/>
+              </w:rPr>
+              <w:t>IfCondition</w:t>
+            </w:r>
+          </w:p>
+        </w:tc>
+        <w:tc>
+          <w:tcPr>
+            <w:tcW w:type="dxa" w:w="2880"/>
+          </w:tcPr>
+          <w:p>
+            <w:r>
+              <w:rPr>
+                <w:sz w:val="18"/>
+              </w:rPr>
+              <w:t>`CopyOrdersToADLS`</w:t>
+            </w:r>
+          </w:p>
+        </w:tc>
+      </w:tr>
+    </w:tbl>
+    <w:p/>
+    <w:p>
+      <w:r>
+        <w:rPr>
+          <w:b/>
+          <w:sz w:val="20"/>
+        </w:rPr>
+        <w:t>Activity Flow:</w:t>
+      </w:r>
+    </w:p>
+    <w:p>
+      <w:r>
+        <w:rPr>
+          <w:sz w:val="20"/>
+        </w:rPr>
+        <w:t>[('GetOrderWatermark', 'CopyOrdersToADLS'), ('CopyOrdersToADLS', 'CheckRowsCopied')]</w:t>
       </w:r>
     </w:p>
     <w:p>
@@ -201,7 +1273,7 @@
           <w:b/>
           <w:sz w:val="20"/>
         </w:rPr>
-        <w:t>Activities (16):</w:t>
+        <w:t>Activities (12):</w:t>
       </w:r>
     </w:p>
     <w:tbl>
@@ -445,7 +1517,7 @@
               <w:rPr>
                 <w:sz w:val="18"/>
               </w:rPr>
-              <w:t>`IngestOrdersAPI`</w:t>
+              <w:t>`LoadCustomersToRaw`</w:t>
             </w:r>
           </w:p>
         </w:tc>
@@ -471,7 +1543,7 @@
               <w:rPr>
                 <w:sz w:val="18"/>
               </w:rPr>
-              <w:t>`GenerateBatchId`</w:t>
+              <w:t>`IngestCRMCustomers`</w:t>
             </w:r>
           </w:p>
         </w:tc>
@@ -487,7 +1559,7 @@
               <w:rPr>
                 <w:sz w:val="18"/>
               </w:rPr>
-              <w:t>`LoadCustomersToRaw`</w:t>
+              <w:t>`LoadInventoryToRaw`</w:t>
             </w:r>
           </w:p>
         </w:tc>
@@ -515,7 +1587,7 @@
               <w:rPr>
                 <w:sz w:val="18"/>
               </w:rPr>
-              <w:t>`IngestCRMCustomers`</w:t>
+              <w:t>`IngestInventoryWMS`</w:t>
             </w:r>
           </w:p>
         </w:tc>
@@ -530,7 +1602,7 @@
               <w:rPr>
                 <w:sz w:val="18"/>
               </w:rPr>
-              <w:t>`LoadInventoryToRaw`</w:t>
+              <w:t>`ValidateCustomersBatch`</w:t>
             </w:r>
           </w:p>
         </w:tc>
@@ -556,7 +1628,7 @@
               <w:rPr>
                 <w:sz w:val="18"/>
               </w:rPr>
-              <w:t>`IngestInventoryWMS`</w:t>
+              <w:t>`LoadCustomersToRaw`</w:t>
             </w:r>
           </w:p>
         </w:tc>
@@ -572,7 +1644,7 @@
               <w:rPr>
                 <w:sz w:val="18"/>
               </w:rPr>
-              <w:t>`ValidateCustomersBatch`</w:t>
+              <w:t>`ValidateInventoryBatch`</w:t>
             </w:r>
           </w:p>
         </w:tc>
@@ -600,7 +1672,7 @@
               <w:rPr>
                 <w:sz w:val="18"/>
               </w:rPr>
-              <w:t>`LoadCustomersToRaw`</w:t>
+              <w:t>`LoadInventoryToRaw`</w:t>
             </w:r>
           </w:p>
         </w:tc>
@@ -615,7 +1687,7 @@
               <w:rPr>
                 <w:sz w:val="18"/>
               </w:rPr>
-              <w:t>`ValidateInventoryBatch`</w:t>
+              <w:t>`RunSilverTransforms`</w:t>
             </w:r>
           </w:p>
         </w:tc>
@@ -641,7 +1713,7 @@
               <w:rPr>
                 <w:sz w:val="18"/>
               </w:rPr>
-              <w:t>`LoadInventoryToRaw`</w:t>
+              <w:t>`ValidateCustomersBatch`, `ValidateInventoryBatch`, `IngestCampaigns`</w:t>
             </w:r>
           </w:p>
         </w:tc>
@@ -657,177 +1729,7 @@
               <w:rPr>
                 <w:sz w:val="18"/>
               </w:rPr>
-              <w:t>`LoadOrdersToRaw`</w:t>
-            </w:r>
-          </w:p>
-        </w:tc>
-        <w:tc>
-          <w:tcPr>
-            <w:tcW w:type="dxa" w:w="2880"/>
-            <w:shd w:val="clear" w:color="auto" w:fill="EBF0F7"/>
-          </w:tcPr>
-          <w:p>
-            <w:r>
-              <w:rPr>
-                <w:sz w:val="18"/>
-              </w:rPr>
-              <w:t>ExecutePipeline</w:t>
-            </w:r>
-          </w:p>
-        </w:tc>
-        <w:tc>
-          <w:tcPr>
-            <w:tcW w:type="dxa" w:w="2880"/>
-            <w:shd w:val="clear" w:color="auto" w:fill="EBF0F7"/>
-          </w:tcPr>
-          <w:p>
-            <w:r>
-              <w:rPr>
-                <w:sz w:val="18"/>
-              </w:rPr>
-              <w:t>`IngestOrdersAPI`</w:t>
-            </w:r>
-          </w:p>
-        </w:tc>
-      </w:tr>
-      <w:tr>
-        <w:tc>
-          <w:tcPr>
-            <w:tcW w:type="dxa" w:w="2880"/>
-          </w:tcPr>
-          <w:p>
-            <w:r>
-              <w:rPr>
-                <w:sz w:val="18"/>
-              </w:rPr>
-              <w:t>`ValidateOrdersBatch`</w:t>
-            </w:r>
-          </w:p>
-        </w:tc>
-        <w:tc>
-          <w:tcPr>
-            <w:tcW w:type="dxa" w:w="2880"/>
-          </w:tcPr>
-          <w:p>
-            <w:r>
-              <w:rPr>
-                <w:sz w:val="18"/>
-              </w:rPr>
-              <w:t>ExecutePipeline</w:t>
-            </w:r>
-          </w:p>
-        </w:tc>
-        <w:tc>
-          <w:tcPr>
-            <w:tcW w:type="dxa" w:w="2880"/>
-          </w:tcPr>
-          <w:p>
-            <w:r>
-              <w:rPr>
-                <w:sz w:val="18"/>
-              </w:rPr>
-              <w:t>`LoadOrdersToRaw`</w:t>
-            </w:r>
-          </w:p>
-        </w:tc>
-      </w:tr>
-      <w:tr>
-        <w:tc>
-          <w:tcPr>
-            <w:tcW w:type="dxa" w:w="2880"/>
-            <w:shd w:val="clear" w:color="auto" w:fill="EBF0F7"/>
-          </w:tcPr>
-          <w:p>
-            <w:r>
-              <w:rPr>
-                <w:sz w:val="18"/>
-              </w:rPr>
-              <w:t>`RunSilverTransforms`</w:t>
-            </w:r>
-          </w:p>
-        </w:tc>
-        <w:tc>
-          <w:tcPr>
-            <w:tcW w:type="dxa" w:w="2880"/>
-            <w:shd w:val="clear" w:color="auto" w:fill="EBF0F7"/>
-          </w:tcPr>
-          <w:p>
-            <w:r>
-              <w:rPr>
-                <w:sz w:val="18"/>
-              </w:rPr>
-              <w:t>ExecutePipeline</w:t>
-            </w:r>
-          </w:p>
-        </w:tc>
-        <w:tc>
-          <w:tcPr>
-            <w:tcW w:type="dxa" w:w="2880"/>
-            <w:shd w:val="clear" w:color="auto" w:fill="EBF0F7"/>
-          </w:tcPr>
-          <w:p>
-            <w:r>
-              <w:rPr>
-                <w:sz w:val="18"/>
-              </w:rPr>
-              <w:t>`ValidateCustomersBatch`, `ValidateInventoryBatch`, `ValidateOrdersBatch`, `IngestCampaigns`</w:t>
-            </w:r>
-          </w:p>
-        </w:tc>
-      </w:tr>
-      <w:tr>
-        <w:tc>
-          <w:tcPr>
-            <w:tcW w:type="dxa" w:w="2880"/>
-          </w:tcPr>
-          <w:p>
-            <w:r>
-              <w:rPr>
-                <w:sz w:val="18"/>
-              </w:rPr>
               <w:t>`ArchiveCustomerFiles`</w:t>
-            </w:r>
-          </w:p>
-        </w:tc>
-        <w:tc>
-          <w:tcPr>
-            <w:tcW w:type="dxa" w:w="2880"/>
-          </w:tcPr>
-          <w:p>
-            <w:r>
-              <w:rPr>
-                <w:sz w:val="18"/>
-              </w:rPr>
-              <w:t>ExecutePipeline</w:t>
-            </w:r>
-          </w:p>
-        </w:tc>
-        <w:tc>
-          <w:tcPr>
-            <w:tcW w:type="dxa" w:w="2880"/>
-          </w:tcPr>
-          <w:p>
-            <w:r>
-              <w:rPr>
-                <w:sz w:val="18"/>
-              </w:rPr>
-              <w:t>`RunSilverTransforms`</w:t>
-            </w:r>
-          </w:p>
-        </w:tc>
-      </w:tr>
-      <w:tr>
-        <w:tc>
-          <w:tcPr>
-            <w:tcW w:type="dxa" w:w="2880"/>
-            <w:shd w:val="clear" w:color="auto" w:fill="EBF0F7"/>
-          </w:tcPr>
-          <w:p>
-            <w:r>
-              <w:rPr>
-                <w:sz w:val="18"/>
-              </w:rPr>
-              <w:t>`ArchiveInventoryFiles`</w:t>
             </w:r>
           </w:p>
         </w:tc>
@@ -870,7 +1772,7 @@
               <w:rPr>
                 <w:sz w:val="18"/>
               </w:rPr>
-              <w:t>`ArchiveOrderFiles`</w:t>
+              <w:t>`ArchiveInventoryFiles`</w:t>
             </w:r>
           </w:p>
         </w:tc>
@@ -961,9 +1863,1942 @@
         <w:rPr>
           <w:sz w:val="20"/>
         </w:rPr>
-        <w:t>[('GenerateBatchId', 'IngestCRMCustomers'), ('GenerateBatchId', 'IngestInventoryWMS'), ('GenerateBatchId', 'IngestCampaigns'), ('GenerateBatchId', 'IngestOrdersAPI'), ('IngestCRMCustomers', 'LoadCustomersToRaw'), ('IngestInventoryWMS', 'LoadInventoryToRaw'), ('LoadCustomersToRaw', 'ValidateCustomersBatch'), ('LoadInventoryToRaw', 'ValidateInventoryBatch'), ('IngestOrdersAPI', 'LoadOrdersToRaw'), ('LoadOrdersToRaw', 'ValidateOrdersBatch'), ('ValidateCustomersBatch', 'RunSilverTransforms'), ('ValidateInventoryBatch', 'RunSilverTransforms'), ('ValidateOrdersBatch', 'RunSilverTransforms'), ('IngestCampaigns', 'RunSilverTransforms'), ('RunSilverTransforms', 'ArchiveCustomerFiles'), ('RunSilverTransforms', 'ArchiveInventoryFiles'), ('RunSilverTransforms', 'ArchiveOrderFiles'), ('RunSilverTransforms', 'NotifyOnFailure')]</w:t>
+        <w:t>[('GenerateBatchId', 'IngestCRMCustomers'), ('GenerateBatchId', 'IngestInventoryWMS'), ('GenerateBatchId', 'IngestCampaigns'), ('IngestCRMCustomers', 'LoadCustomersToRaw'), ('IngestInventoryWMS', 'LoadInventoryToRaw'), ('LoadCustomersToRaw', 'ValidateCustomersBatch'), ('LoadInventoryToRaw', 'ValidateInventoryBatch'), ('ValidateCustomersBatch', 'RunSilverTransforms'), ('ValidateInventoryBatch', 'RunSilverTransforms'), ('IngestCampaigns', 'RunSilverTransforms'), ('RunSilverTransforms', 'ArchiveCustomerFiles'), ('RunSilverTransforms', 'ArchiveInventoryFiles'), ('RunSilverTransforms', 'NotifyOnFailure')]</w:t>
       </w:r>
     </w:p>
+    <w:p>
+      <w:pPr>
+        <w:pStyle w:val="Heading3"/>
+      </w:pPr>
+      <w:r>
+        <w:t>`pl_ingest_campaign_marketo`</w:t>
+      </w:r>
+    </w:p>
+    <w:p>
+      <w:r>
+        <w:rPr>
+          <w:sz w:val="20"/>
+        </w:rPr>
+        <w:t>Daily incremental extract of campaign and lead-activity data from Marketo. Retrieves campaigns, email activities, and program memberships updated since last watermark.</w:t>
+      </w:r>
+    </w:p>
+    <w:p>
+      <w:r>
+        <w:rPr>
+          <w:b/>
+          <w:sz w:val="20"/>
+        </w:rPr>
+        <w:t>Activities (3):</w:t>
+      </w:r>
+    </w:p>
+    <w:tbl>
+      <w:tblPr>
+        <w:tblStyle w:val="TableGrid"/>
+        <w:tblW w:type="auto" w:w="0"/>
+        <w:tblLook w:firstColumn="1" w:firstRow="1" w:lastColumn="0" w:lastRow="0" w:noHBand="0" w:noVBand="1" w:val="04A0"/>
+      </w:tblPr>
+      <w:tblGrid>
+        <w:gridCol w:w="2880"/>
+        <w:gridCol w:w="2880"/>
+        <w:gridCol w:w="2880"/>
+      </w:tblGrid>
+      <w:tr>
+        <w:tc>
+          <w:tcPr>
+            <w:tcW w:type="dxa" w:w="2880"/>
+            <w:shd w:val="clear" w:color="auto" w:fill="1F497D"/>
+          </w:tcPr>
+          <w:p>
+            <w:r>
+              <w:rPr>
+                <w:b/>
+                <w:color w:val="FFFFFF"/>
+                <w:sz w:val="18"/>
+              </w:rPr>
+              <w:t>Activity</w:t>
+            </w:r>
+          </w:p>
+        </w:tc>
+        <w:tc>
+          <w:tcPr>
+            <w:tcW w:type="dxa" w:w="2880"/>
+            <w:shd w:val="clear" w:color="auto" w:fill="1F497D"/>
+          </w:tcPr>
+          <w:p>
+            <w:r>
+              <w:rPr>
+                <w:b/>
+                <w:color w:val="FFFFFF"/>
+                <w:sz w:val="18"/>
+              </w:rPr>
+              <w:t>Type</w:t>
+            </w:r>
+          </w:p>
+        </w:tc>
+        <w:tc>
+          <w:tcPr>
+            <w:tcW w:type="dxa" w:w="2880"/>
+            <w:shd w:val="clear" w:color="auto" w:fill="1F497D"/>
+          </w:tcPr>
+          <w:p>
+            <w:r>
+              <w:rPr>
+                <w:b/>
+                <w:color w:val="FFFFFF"/>
+                <w:sz w:val="18"/>
+              </w:rPr>
+              <w:t>Depends On</w:t>
+            </w:r>
+          </w:p>
+        </w:tc>
+      </w:tr>
+      <w:tr>
+        <w:tc>
+          <w:tcPr>
+            <w:tcW w:type="dxa" w:w="2880"/>
+          </w:tcPr>
+          <w:p>
+            <w:r>
+              <w:rPr>
+                <w:sz w:val="18"/>
+              </w:rPr>
+              <w:t>`GetMarketoWatermark`</w:t>
+            </w:r>
+          </w:p>
+        </w:tc>
+        <w:tc>
+          <w:tcPr>
+            <w:tcW w:type="dxa" w:w="2880"/>
+          </w:tcPr>
+          <w:p>
+            <w:r>
+              <w:rPr>
+                <w:sz w:val="18"/>
+              </w:rPr>
+              <w:t>Lookup</w:t>
+            </w:r>
+          </w:p>
+        </w:tc>
+        <w:tc>
+          <w:tcPr>
+            <w:tcW w:type="dxa" w:w="2880"/>
+          </w:tcPr>
+          <w:p>
+            <w:r>
+              <w:rPr>
+                <w:sz w:val="18"/>
+              </w:rPr>
+              <w:t>—</w:t>
+            </w:r>
+          </w:p>
+        </w:tc>
+      </w:tr>
+      <w:tr>
+        <w:tc>
+          <w:tcPr>
+            <w:tcW w:type="dxa" w:w="2880"/>
+            <w:shd w:val="clear" w:color="auto" w:fill="EBF0F7"/>
+          </w:tcPr>
+          <w:p>
+            <w:r>
+              <w:rPr>
+                <w:sz w:val="18"/>
+              </w:rPr>
+              <w:t>`CopyCampaignsFromMarketo`</w:t>
+            </w:r>
+          </w:p>
+        </w:tc>
+        <w:tc>
+          <w:tcPr>
+            <w:tcW w:type="dxa" w:w="2880"/>
+            <w:shd w:val="clear" w:color="auto" w:fill="EBF0F7"/>
+          </w:tcPr>
+          <w:p>
+            <w:r>
+              <w:rPr>
+                <w:sz w:val="18"/>
+              </w:rPr>
+              <w:t>Copy</w:t>
+            </w:r>
+          </w:p>
+        </w:tc>
+        <w:tc>
+          <w:tcPr>
+            <w:tcW w:type="dxa" w:w="2880"/>
+            <w:shd w:val="clear" w:color="auto" w:fill="EBF0F7"/>
+          </w:tcPr>
+          <w:p>
+            <w:r>
+              <w:rPr>
+                <w:sz w:val="18"/>
+              </w:rPr>
+              <w:t>`GetMarketoWatermark`</w:t>
+            </w:r>
+          </w:p>
+        </w:tc>
+      </w:tr>
+      <w:tr>
+        <w:tc>
+          <w:tcPr>
+            <w:tcW w:type="dxa" w:w="2880"/>
+          </w:tcPr>
+          <w:p>
+            <w:r>
+              <w:rPr>
+                <w:sz w:val="18"/>
+              </w:rPr>
+              <w:t>`UpdateMarketoWatermark`</w:t>
+            </w:r>
+          </w:p>
+        </w:tc>
+        <w:tc>
+          <w:tcPr>
+            <w:tcW w:type="dxa" w:w="2880"/>
+          </w:tcPr>
+          <w:p>
+            <w:r>
+              <w:rPr>
+                <w:sz w:val="18"/>
+              </w:rPr>
+              <w:t>Script</w:t>
+            </w:r>
+          </w:p>
+        </w:tc>
+        <w:tc>
+          <w:tcPr>
+            <w:tcW w:type="dxa" w:w="2880"/>
+          </w:tcPr>
+          <w:p>
+            <w:r>
+              <w:rPr>
+                <w:sz w:val="18"/>
+              </w:rPr>
+              <w:t>`CopyCampaignsFromMarketo`</w:t>
+            </w:r>
+          </w:p>
+        </w:tc>
+      </w:tr>
+    </w:tbl>
+    <w:p/>
+    <w:p>
+      <w:r>
+        <w:rPr>
+          <w:b/>
+          <w:sz w:val="20"/>
+        </w:rPr>
+        <w:t>Activity Flow:</w:t>
+      </w:r>
+    </w:p>
+    <w:p>
+      <w:r>
+        <w:rPr>
+          <w:sz w:val="20"/>
+        </w:rPr>
+        <w:t>[('GetMarketoWatermark', 'CopyCampaignsFromMarketo'), ('CopyCampaignsFromMarketo', 'UpdateMarketoWatermark')]</w:t>
+      </w:r>
+    </w:p>
+    <w:p>
+      <w:pPr>
+        <w:pStyle w:val="Heading3"/>
+      </w:pPr>
+      <w:r>
+        <w:t>`pl_load_raw_to_snowflake`</w:t>
+      </w:r>
+    </w:p>
+    <w:p>
+      <w:r>
+        <w:rPr>
+          <w:sz w:val="20"/>
+        </w:rPr>
+        <w:t>Parameterized pipeline that bulk-loads a single ADLS Gen2 staged file (JSON or Parquet) into the appropriate Snowflake RAW table. Called by the orchestration pipeline with entity-specific parameters.</w:t>
+      </w:r>
+    </w:p>
+    <w:p>
+      <w:r>
+        <w:rPr>
+          <w:b/>
+          <w:sz w:val="20"/>
+        </w:rPr>
+        <w:t>Activities (2):</w:t>
+      </w:r>
+    </w:p>
+    <w:tbl>
+      <w:tblPr>
+        <w:tblStyle w:val="TableGrid"/>
+        <w:tblW w:type="auto" w:w="0"/>
+        <w:tblLook w:firstColumn="1" w:firstRow="1" w:lastColumn="0" w:lastRow="0" w:noHBand="0" w:noVBand="1" w:val="04A0"/>
+      </w:tblPr>
+      <w:tblGrid>
+        <w:gridCol w:w="2880"/>
+        <w:gridCol w:w="2880"/>
+        <w:gridCol w:w="2880"/>
+      </w:tblGrid>
+      <w:tr>
+        <w:tc>
+          <w:tcPr>
+            <w:tcW w:type="dxa" w:w="2880"/>
+            <w:shd w:val="clear" w:color="auto" w:fill="1F497D"/>
+          </w:tcPr>
+          <w:p>
+            <w:r>
+              <w:rPr>
+                <w:b/>
+                <w:color w:val="FFFFFF"/>
+                <w:sz w:val="18"/>
+              </w:rPr>
+              <w:t>Activity</w:t>
+            </w:r>
+          </w:p>
+        </w:tc>
+        <w:tc>
+          <w:tcPr>
+            <w:tcW w:type="dxa" w:w="2880"/>
+            <w:shd w:val="clear" w:color="auto" w:fill="1F497D"/>
+          </w:tcPr>
+          <w:p>
+            <w:r>
+              <w:rPr>
+                <w:b/>
+                <w:color w:val="FFFFFF"/>
+                <w:sz w:val="18"/>
+              </w:rPr>
+              <w:t>Type</w:t>
+            </w:r>
+          </w:p>
+        </w:tc>
+        <w:tc>
+          <w:tcPr>
+            <w:tcW w:type="dxa" w:w="2880"/>
+            <w:shd w:val="clear" w:color="auto" w:fill="1F497D"/>
+          </w:tcPr>
+          <w:p>
+            <w:r>
+              <w:rPr>
+                <w:b/>
+                <w:color w:val="FFFFFF"/>
+                <w:sz w:val="18"/>
+              </w:rPr>
+              <w:t>Depends On</w:t>
+            </w:r>
+          </w:p>
+        </w:tc>
+      </w:tr>
+      <w:tr>
+        <w:tc>
+          <w:tcPr>
+            <w:tcW w:type="dxa" w:w="2880"/>
+          </w:tcPr>
+          <w:p>
+            <w:r>
+              <w:rPr>
+                <w:sz w:val="18"/>
+              </w:rPr>
+              <w:t>`LoadToSnowflake`</w:t>
+            </w:r>
+          </w:p>
+        </w:tc>
+        <w:tc>
+          <w:tcPr>
+            <w:tcW w:type="dxa" w:w="2880"/>
+          </w:tcPr>
+          <w:p>
+            <w:r>
+              <w:rPr>
+                <w:sz w:val="18"/>
+              </w:rPr>
+              <w:t>Copy</w:t>
+            </w:r>
+          </w:p>
+        </w:tc>
+        <w:tc>
+          <w:tcPr>
+            <w:tcW w:type="dxa" w:w="2880"/>
+          </w:tcPr>
+          <w:p>
+            <w:r>
+              <w:rPr>
+                <w:sz w:val="18"/>
+              </w:rPr>
+              <w:t>—</w:t>
+            </w:r>
+          </w:p>
+        </w:tc>
+      </w:tr>
+      <w:tr>
+        <w:tc>
+          <w:tcPr>
+            <w:tcW w:type="dxa" w:w="2880"/>
+            <w:shd w:val="clear" w:color="auto" w:fill="EBF0F7"/>
+          </w:tcPr>
+          <w:p>
+            <w:r>
+              <w:rPr>
+                <w:sz w:val="18"/>
+              </w:rPr>
+              <w:t>`RecordLoadMetadata`</w:t>
+            </w:r>
+          </w:p>
+        </w:tc>
+        <w:tc>
+          <w:tcPr>
+            <w:tcW w:type="dxa" w:w="2880"/>
+            <w:shd w:val="clear" w:color="auto" w:fill="EBF0F7"/>
+          </w:tcPr>
+          <w:p>
+            <w:r>
+              <w:rPr>
+                <w:sz w:val="18"/>
+              </w:rPr>
+              <w:t>Script</w:t>
+            </w:r>
+          </w:p>
+        </w:tc>
+        <w:tc>
+          <w:tcPr>
+            <w:tcW w:type="dxa" w:w="2880"/>
+            <w:shd w:val="clear" w:color="auto" w:fill="EBF0F7"/>
+          </w:tcPr>
+          <w:p>
+            <w:r>
+              <w:rPr>
+                <w:sz w:val="18"/>
+              </w:rPr>
+              <w:t>`LoadToSnowflake`</w:t>
+            </w:r>
+          </w:p>
+        </w:tc>
+      </w:tr>
+    </w:tbl>
+    <w:p/>
+    <w:p>
+      <w:r>
+        <w:rPr>
+          <w:b/>
+          <w:sz w:val="20"/>
+        </w:rPr>
+        <w:t>Activity Flow:</w:t>
+      </w:r>
+    </w:p>
+    <w:p>
+      <w:r>
+        <w:rPr>
+          <w:sz w:val="20"/>
+        </w:rPr>
+        <w:t>[('LoadToSnowflake', 'RecordLoadMetadata')]</w:t>
+      </w:r>
+    </w:p>
+    <w:p>
+      <w:pPr>
+        <w:pStyle w:val="Heading3"/>
+      </w:pPr>
+      <w:r>
+        <w:t>`pl_ingest_crm_customers`</w:t>
+      </w:r>
+    </w:p>
+    <w:p>
+      <w:r>
+        <w:rPr>
+          <w:sz w:val="20"/>
+        </w:rPr>
+        <w:t>Extract customer/contact records from Salesforce CRM and stage them to ADLS Gen2 as JSON. Supports incremental extraction via LastModifiedDate watermark stored in a pipeline parameter.</w:t>
+      </w:r>
+    </w:p>
+    <w:p>
+      <w:r>
+        <w:rPr>
+          <w:b/>
+          <w:sz w:val="20"/>
+        </w:rPr>
+        <w:t>Activities (4):</w:t>
+      </w:r>
+    </w:p>
+    <w:tbl>
+      <w:tblPr>
+        <w:tblStyle w:val="TableGrid"/>
+        <w:tblW w:type="auto" w:w="0"/>
+        <w:tblLook w:firstColumn="1" w:firstRow="1" w:lastColumn="0" w:lastRow="0" w:noHBand="0" w:noVBand="1" w:val="04A0"/>
+      </w:tblPr>
+      <w:tblGrid>
+        <w:gridCol w:w="2880"/>
+        <w:gridCol w:w="2880"/>
+        <w:gridCol w:w="2880"/>
+      </w:tblGrid>
+      <w:tr>
+        <w:tc>
+          <w:tcPr>
+            <w:tcW w:type="dxa" w:w="2880"/>
+            <w:shd w:val="clear" w:color="auto" w:fill="1F497D"/>
+          </w:tcPr>
+          <w:p>
+            <w:r>
+              <w:rPr>
+                <w:b/>
+                <w:color w:val="FFFFFF"/>
+                <w:sz w:val="18"/>
+              </w:rPr>
+              <w:t>Activity</w:t>
+            </w:r>
+          </w:p>
+        </w:tc>
+        <w:tc>
+          <w:tcPr>
+            <w:tcW w:type="dxa" w:w="2880"/>
+            <w:shd w:val="clear" w:color="auto" w:fill="1F497D"/>
+          </w:tcPr>
+          <w:p>
+            <w:r>
+              <w:rPr>
+                <w:b/>
+                <w:color w:val="FFFFFF"/>
+                <w:sz w:val="18"/>
+              </w:rPr>
+              <w:t>Type</w:t>
+            </w:r>
+          </w:p>
+        </w:tc>
+        <w:tc>
+          <w:tcPr>
+            <w:tcW w:type="dxa" w:w="2880"/>
+            <w:shd w:val="clear" w:color="auto" w:fill="1F497D"/>
+          </w:tcPr>
+          <w:p>
+            <w:r>
+              <w:rPr>
+                <w:b/>
+                <w:color w:val="FFFFFF"/>
+                <w:sz w:val="18"/>
+              </w:rPr>
+              <w:t>Depends On</w:t>
+            </w:r>
+          </w:p>
+        </w:tc>
+      </w:tr>
+      <w:tr>
+        <w:tc>
+          <w:tcPr>
+            <w:tcW w:type="dxa" w:w="2880"/>
+          </w:tcPr>
+          <w:p>
+            <w:r>
+              <w:rPr>
+                <w:sz w:val="18"/>
+              </w:rPr>
+              <w:t>`GetLastWatermark`</w:t>
+            </w:r>
+          </w:p>
+        </w:tc>
+        <w:tc>
+          <w:tcPr>
+            <w:tcW w:type="dxa" w:w="2880"/>
+          </w:tcPr>
+          <w:p>
+            <w:r>
+              <w:rPr>
+                <w:sz w:val="18"/>
+              </w:rPr>
+              <w:t>Lookup</w:t>
+            </w:r>
+          </w:p>
+        </w:tc>
+        <w:tc>
+          <w:tcPr>
+            <w:tcW w:type="dxa" w:w="2880"/>
+          </w:tcPr>
+          <w:p>
+            <w:r>
+              <w:rPr>
+                <w:sz w:val="18"/>
+              </w:rPr>
+              <w:t>—</w:t>
+            </w:r>
+          </w:p>
+        </w:tc>
+      </w:tr>
+      <w:tr>
+        <w:tc>
+          <w:tcPr>
+            <w:tcW w:type="dxa" w:w="2880"/>
+            <w:shd w:val="clear" w:color="auto" w:fill="EBF0F7"/>
+          </w:tcPr>
+          <w:p>
+            <w:r>
+              <w:rPr>
+                <w:sz w:val="18"/>
+              </w:rPr>
+              <w:t>`CopySalesforceToADLS`</w:t>
+            </w:r>
+          </w:p>
+        </w:tc>
+        <w:tc>
+          <w:tcPr>
+            <w:tcW w:type="dxa" w:w="2880"/>
+            <w:shd w:val="clear" w:color="auto" w:fill="EBF0F7"/>
+          </w:tcPr>
+          <w:p>
+            <w:r>
+              <w:rPr>
+                <w:sz w:val="18"/>
+              </w:rPr>
+              <w:t>Copy</w:t>
+            </w:r>
+          </w:p>
+        </w:tc>
+        <w:tc>
+          <w:tcPr>
+            <w:tcW w:type="dxa" w:w="2880"/>
+            <w:shd w:val="clear" w:color="auto" w:fill="EBF0F7"/>
+          </w:tcPr>
+          <w:p>
+            <w:r>
+              <w:rPr>
+                <w:sz w:val="18"/>
+              </w:rPr>
+              <w:t>`GetLastWatermark`</w:t>
+            </w:r>
+          </w:p>
+        </w:tc>
+      </w:tr>
+      <w:tr>
+        <w:tc>
+          <w:tcPr>
+            <w:tcW w:type="dxa" w:w="2880"/>
+          </w:tcPr>
+          <w:p>
+            <w:r>
+              <w:rPr>
+                <w:sz w:val="18"/>
+              </w:rPr>
+              <w:t>`UpdateWatermark`</w:t>
+            </w:r>
+          </w:p>
+        </w:tc>
+        <w:tc>
+          <w:tcPr>
+            <w:tcW w:type="dxa" w:w="2880"/>
+          </w:tcPr>
+          <w:p>
+            <w:r>
+              <w:rPr>
+                <w:sz w:val="18"/>
+              </w:rPr>
+              <w:t>Script</w:t>
+            </w:r>
+          </w:p>
+        </w:tc>
+        <w:tc>
+          <w:tcPr>
+            <w:tcW w:type="dxa" w:w="2880"/>
+          </w:tcPr>
+          <w:p>
+            <w:r>
+              <w:rPr>
+                <w:sz w:val="18"/>
+              </w:rPr>
+              <w:t>`CopySalesforceToADLS`</w:t>
+            </w:r>
+          </w:p>
+        </w:tc>
+      </w:tr>
+      <w:tr>
+        <w:tc>
+          <w:tcPr>
+            <w:tcW w:type="dxa" w:w="2880"/>
+            <w:shd w:val="clear" w:color="auto" w:fill="EBF0F7"/>
+          </w:tcPr>
+          <w:p>
+            <w:r>
+              <w:rPr>
+                <w:sz w:val="18"/>
+              </w:rPr>
+              <w:t>`LogRowCount`</w:t>
+            </w:r>
+          </w:p>
+        </w:tc>
+        <w:tc>
+          <w:tcPr>
+            <w:tcW w:type="dxa" w:w="2880"/>
+            <w:shd w:val="clear" w:color="auto" w:fill="EBF0F7"/>
+          </w:tcPr>
+          <w:p>
+            <w:r>
+              <w:rPr>
+                <w:sz w:val="18"/>
+              </w:rPr>
+              <w:t>SetVariable</w:t>
+            </w:r>
+          </w:p>
+        </w:tc>
+        <w:tc>
+          <w:tcPr>
+            <w:tcW w:type="dxa" w:w="2880"/>
+            <w:shd w:val="clear" w:color="auto" w:fill="EBF0F7"/>
+          </w:tcPr>
+          <w:p>
+            <w:r>
+              <w:rPr>
+                <w:sz w:val="18"/>
+              </w:rPr>
+              <w:t>`CopySalesforceToADLS`</w:t>
+            </w:r>
+          </w:p>
+        </w:tc>
+      </w:tr>
+    </w:tbl>
+    <w:p/>
+    <w:p>
+      <w:r>
+        <w:rPr>
+          <w:b/>
+          <w:sz w:val="20"/>
+        </w:rPr>
+        <w:t>Activity Flow:</w:t>
+      </w:r>
+    </w:p>
+    <w:p>
+      <w:r>
+        <w:rPr>
+          <w:sz w:val="20"/>
+        </w:rPr>
+        <w:t>[('GetLastWatermark', 'CopySalesforceToADLS'), ('CopySalesforceToADLS', 'UpdateWatermark'), ('CopySalesforceToADLS', 'LogRowCount')]</w:t>
+      </w:r>
+    </w:p>
+    <w:p>
+      <w:pPr>
+        <w:pStyle w:val="Heading3"/>
+      </w:pPr>
+      <w:r>
+        <w:t>`pl_ingest_product_catalog`</w:t>
+      </w:r>
+    </w:p>
+    <w:p>
+      <w:r>
+        <w:rPr>
+          <w:sz w:val="20"/>
+        </w:rPr>
+        <w:t>Full refresh of the product catalog from the PIM REST API. Runs weekly (Sunday 01:00 UTC) or on-demand. Writes JSON to ADLS Gen2.</w:t>
+      </w:r>
+    </w:p>
+    <w:p>
+      <w:r>
+        <w:rPr>
+          <w:b/>
+          <w:sz w:val="20"/>
+        </w:rPr>
+        <w:t>Activities (2):</w:t>
+      </w:r>
+    </w:p>
+    <w:tbl>
+      <w:tblPr>
+        <w:tblStyle w:val="TableGrid"/>
+        <w:tblW w:type="auto" w:w="0"/>
+        <w:tblLook w:firstColumn="1" w:firstRow="1" w:lastColumn="0" w:lastRow="0" w:noHBand="0" w:noVBand="1" w:val="04A0"/>
+      </w:tblPr>
+      <w:tblGrid>
+        <w:gridCol w:w="2880"/>
+        <w:gridCol w:w="2880"/>
+        <w:gridCol w:w="2880"/>
+      </w:tblGrid>
+      <w:tr>
+        <w:tc>
+          <w:tcPr>
+            <w:tcW w:type="dxa" w:w="2880"/>
+            <w:shd w:val="clear" w:color="auto" w:fill="1F497D"/>
+          </w:tcPr>
+          <w:p>
+            <w:r>
+              <w:rPr>
+                <w:b/>
+                <w:color w:val="FFFFFF"/>
+                <w:sz w:val="18"/>
+              </w:rPr>
+              <w:t>Activity</w:t>
+            </w:r>
+          </w:p>
+        </w:tc>
+        <w:tc>
+          <w:tcPr>
+            <w:tcW w:type="dxa" w:w="2880"/>
+            <w:shd w:val="clear" w:color="auto" w:fill="1F497D"/>
+          </w:tcPr>
+          <w:p>
+            <w:r>
+              <w:rPr>
+                <w:b/>
+                <w:color w:val="FFFFFF"/>
+                <w:sz w:val="18"/>
+              </w:rPr>
+              <w:t>Type</w:t>
+            </w:r>
+          </w:p>
+        </w:tc>
+        <w:tc>
+          <w:tcPr>
+            <w:tcW w:type="dxa" w:w="2880"/>
+            <w:shd w:val="clear" w:color="auto" w:fill="1F497D"/>
+          </w:tcPr>
+          <w:p>
+            <w:r>
+              <w:rPr>
+                <w:b/>
+                <w:color w:val="FFFFFF"/>
+                <w:sz w:val="18"/>
+              </w:rPr>
+              <w:t>Depends On</w:t>
+            </w:r>
+          </w:p>
+        </w:tc>
+      </w:tr>
+      <w:tr>
+        <w:tc>
+          <w:tcPr>
+            <w:tcW w:type="dxa" w:w="2880"/>
+          </w:tcPr>
+          <w:p>
+            <w:r>
+              <w:rPr>
+                <w:sz w:val="18"/>
+              </w:rPr>
+              <w:t>`CopyProductCatalog`</w:t>
+            </w:r>
+          </w:p>
+        </w:tc>
+        <w:tc>
+          <w:tcPr>
+            <w:tcW w:type="dxa" w:w="2880"/>
+          </w:tcPr>
+          <w:p>
+            <w:r>
+              <w:rPr>
+                <w:sz w:val="18"/>
+              </w:rPr>
+              <w:t>Copy</w:t>
+            </w:r>
+          </w:p>
+        </w:tc>
+        <w:tc>
+          <w:tcPr>
+            <w:tcW w:type="dxa" w:w="2880"/>
+          </w:tcPr>
+          <w:p>
+            <w:r>
+              <w:rPr>
+                <w:sz w:val="18"/>
+              </w:rPr>
+              <w:t>—</w:t>
+            </w:r>
+          </w:p>
+        </w:tc>
+      </w:tr>
+      <w:tr>
+        <w:tc>
+          <w:tcPr>
+            <w:tcW w:type="dxa" w:w="2880"/>
+            <w:shd w:val="clear" w:color="auto" w:fill="EBF0F7"/>
+          </w:tcPr>
+          <w:p>
+            <w:r>
+              <w:rPr>
+                <w:sz w:val="18"/>
+              </w:rPr>
+              <w:t>`ValidateCatalogNotEmpty`</w:t>
+            </w:r>
+          </w:p>
+        </w:tc>
+        <w:tc>
+          <w:tcPr>
+            <w:tcW w:type="dxa" w:w="2880"/>
+            <w:shd w:val="clear" w:color="auto" w:fill="EBF0F7"/>
+          </w:tcPr>
+          <w:p>
+            <w:r>
+              <w:rPr>
+                <w:sz w:val="18"/>
+              </w:rPr>
+              <w:t>IfCondition</w:t>
+            </w:r>
+          </w:p>
+        </w:tc>
+        <w:tc>
+          <w:tcPr>
+            <w:tcW w:type="dxa" w:w="2880"/>
+            <w:shd w:val="clear" w:color="auto" w:fill="EBF0F7"/>
+          </w:tcPr>
+          <w:p>
+            <w:r>
+              <w:rPr>
+                <w:sz w:val="18"/>
+              </w:rPr>
+              <w:t>`CopyProductCatalog`</w:t>
+            </w:r>
+          </w:p>
+        </w:tc>
+      </w:tr>
+    </w:tbl>
+    <w:p/>
+    <w:p>
+      <w:r>
+        <w:rPr>
+          <w:b/>
+          <w:sz w:val="20"/>
+        </w:rPr>
+        <w:t>Activity Flow:</w:t>
+      </w:r>
+    </w:p>
+    <w:p>
+      <w:r>
+        <w:rPr>
+          <w:sz w:val="20"/>
+        </w:rPr>
+        <w:t>[('CopyProductCatalog', 'ValidateCatalogNotEmpty')]</w:t>
+      </w:r>
+    </w:p>
+    <w:p>
+      <w:pPr>
+        <w:pStyle w:val="Heading3"/>
+      </w:pPr>
+      <w:r>
+        <w:t>`pl_ingest_inventory_wms`</w:t>
+      </w:r>
+    </w:p>
+    <w:p>
+      <w:r>
+        <w:rPr>
+          <w:sz w:val="20"/>
+        </w:rPr>
+        <w:t>Full snapshot extraction of inventory levels from the on-premises WMS SQL Server via Self-hosted IR. Runs every 4 hours. Writes Parquet to ADLS Gen2 for efficient Snowflake bulk load.</w:t>
+      </w:r>
+    </w:p>
+    <w:p>
+      <w:r>
+        <w:rPr>
+          <w:b/>
+          <w:sz w:val="20"/>
+        </w:rPr>
+        <w:t>Activities (3):</w:t>
+      </w:r>
+    </w:p>
+    <w:tbl>
+      <w:tblPr>
+        <w:tblStyle w:val="TableGrid"/>
+        <w:tblW w:type="auto" w:w="0"/>
+        <w:tblLook w:firstColumn="1" w:firstRow="1" w:lastColumn="0" w:lastRow="0" w:noHBand="0" w:noVBand="1" w:val="04A0"/>
+      </w:tblPr>
+      <w:tblGrid>
+        <w:gridCol w:w="2880"/>
+        <w:gridCol w:w="2880"/>
+        <w:gridCol w:w="2880"/>
+      </w:tblGrid>
+      <w:tr>
+        <w:tc>
+          <w:tcPr>
+            <w:tcW w:type="dxa" w:w="2880"/>
+            <w:shd w:val="clear" w:color="auto" w:fill="1F497D"/>
+          </w:tcPr>
+          <w:p>
+            <w:r>
+              <w:rPr>
+                <w:b/>
+                <w:color w:val="FFFFFF"/>
+                <w:sz w:val="18"/>
+              </w:rPr>
+              <w:t>Activity</w:t>
+            </w:r>
+          </w:p>
+        </w:tc>
+        <w:tc>
+          <w:tcPr>
+            <w:tcW w:type="dxa" w:w="2880"/>
+            <w:shd w:val="clear" w:color="auto" w:fill="1F497D"/>
+          </w:tcPr>
+          <w:p>
+            <w:r>
+              <w:rPr>
+                <w:b/>
+                <w:color w:val="FFFFFF"/>
+                <w:sz w:val="18"/>
+              </w:rPr>
+              <w:t>Type</w:t>
+            </w:r>
+          </w:p>
+        </w:tc>
+        <w:tc>
+          <w:tcPr>
+            <w:tcW w:type="dxa" w:w="2880"/>
+            <w:shd w:val="clear" w:color="auto" w:fill="1F497D"/>
+          </w:tcPr>
+          <w:p>
+            <w:r>
+              <w:rPr>
+                <w:b/>
+                <w:color w:val="FFFFFF"/>
+                <w:sz w:val="18"/>
+              </w:rPr>
+              <w:t>Depends On</w:t>
+            </w:r>
+          </w:p>
+        </w:tc>
+      </w:tr>
+      <w:tr>
+        <w:tc>
+          <w:tcPr>
+            <w:tcW w:type="dxa" w:w="2880"/>
+          </w:tcPr>
+          <w:p>
+            <w:r>
+              <w:rPr>
+                <w:sz w:val="18"/>
+              </w:rPr>
+              <w:t>`GetInventoryRowCount`</w:t>
+            </w:r>
+          </w:p>
+        </w:tc>
+        <w:tc>
+          <w:tcPr>
+            <w:tcW w:type="dxa" w:w="2880"/>
+          </w:tcPr>
+          <w:p>
+            <w:r>
+              <w:rPr>
+                <w:sz w:val="18"/>
+              </w:rPr>
+              <w:t>Lookup</w:t>
+            </w:r>
+          </w:p>
+        </w:tc>
+        <w:tc>
+          <w:tcPr>
+            <w:tcW w:type="dxa" w:w="2880"/>
+          </w:tcPr>
+          <w:p>
+            <w:r>
+              <w:rPr>
+                <w:sz w:val="18"/>
+              </w:rPr>
+              <w:t>—</w:t>
+            </w:r>
+          </w:p>
+        </w:tc>
+      </w:tr>
+      <w:tr>
+        <w:tc>
+          <w:tcPr>
+            <w:tcW w:type="dxa" w:w="2880"/>
+            <w:shd w:val="clear" w:color="auto" w:fill="EBF0F7"/>
+          </w:tcPr>
+          <w:p>
+            <w:r>
+              <w:rPr>
+                <w:sz w:val="18"/>
+              </w:rPr>
+              <w:t>`CopyInventoryToADLS`</w:t>
+            </w:r>
+          </w:p>
+        </w:tc>
+        <w:tc>
+          <w:tcPr>
+            <w:tcW w:type="dxa" w:w="2880"/>
+            <w:shd w:val="clear" w:color="auto" w:fill="EBF0F7"/>
+          </w:tcPr>
+          <w:p>
+            <w:r>
+              <w:rPr>
+                <w:sz w:val="18"/>
+              </w:rPr>
+              <w:t>Copy</w:t>
+            </w:r>
+          </w:p>
+        </w:tc>
+        <w:tc>
+          <w:tcPr>
+            <w:tcW w:type="dxa" w:w="2880"/>
+            <w:shd w:val="clear" w:color="auto" w:fill="EBF0F7"/>
+          </w:tcPr>
+          <w:p>
+            <w:r>
+              <w:rPr>
+                <w:sz w:val="18"/>
+              </w:rPr>
+              <w:t>`GetInventoryRowCount`</w:t>
+            </w:r>
+          </w:p>
+        </w:tc>
+      </w:tr>
+      <w:tr>
+        <w:tc>
+          <w:tcPr>
+            <w:tcW w:type="dxa" w:w="2880"/>
+          </w:tcPr>
+          <w:p>
+            <w:r>
+              <w:rPr>
+                <w:sz w:val="18"/>
+              </w:rPr>
+              <w:t>`ReconcileRowCount`</w:t>
+            </w:r>
+          </w:p>
+        </w:tc>
+        <w:tc>
+          <w:tcPr>
+            <w:tcW w:type="dxa" w:w="2880"/>
+          </w:tcPr>
+          <w:p>
+            <w:r>
+              <w:rPr>
+                <w:sz w:val="18"/>
+              </w:rPr>
+              <w:t>IfCondition</w:t>
+            </w:r>
+          </w:p>
+        </w:tc>
+        <w:tc>
+          <w:tcPr>
+            <w:tcW w:type="dxa" w:w="2880"/>
+          </w:tcPr>
+          <w:p>
+            <w:r>
+              <w:rPr>
+                <w:sz w:val="18"/>
+              </w:rPr>
+              <w:t>`CopyInventoryToADLS`</w:t>
+            </w:r>
+          </w:p>
+        </w:tc>
+      </w:tr>
+    </w:tbl>
+    <w:p/>
+    <w:p>
+      <w:r>
+        <w:rPr>
+          <w:b/>
+          <w:sz w:val="20"/>
+        </w:rPr>
+        <w:t>Activity Flow:</w:t>
+      </w:r>
+    </w:p>
+    <w:p>
+      <w:r>
+        <w:rPr>
+          <w:sz w:val="20"/>
+        </w:rPr>
+        <w:t>[('GetInventoryRowCount', 'CopyInventoryToADLS'), ('CopyInventoryToADLS', 'ReconcileRowCount')]</w:t>
+      </w:r>
+    </w:p>
+    <w:p>
+      <w:pPr>
+        <w:pStyle w:val="Heading2"/>
+      </w:pPr>
+      <w:r>
+        <w:rPr>
+          <w:color w:val="217346"/>
+        </w:rPr>
+        <w:t>Datasets</w:t>
+      </w:r>
+    </w:p>
+    <w:tbl>
+      <w:tblPr>
+        <w:tblStyle w:val="TableGrid"/>
+        <w:tblW w:type="auto" w:w="0"/>
+        <w:tblLook w:firstColumn="1" w:firstRow="1" w:lastColumn="0" w:lastRow="0" w:noHBand="0" w:noVBand="1" w:val="04A0"/>
+      </w:tblPr>
+      <w:tblGrid>
+        <w:gridCol w:w="2880"/>
+        <w:gridCol w:w="2880"/>
+        <w:gridCol w:w="2880"/>
+      </w:tblGrid>
+      <w:tr>
+        <w:tc>
+          <w:tcPr>
+            <w:tcW w:type="dxa" w:w="2880"/>
+            <w:shd w:val="clear" w:color="auto" w:fill="1F497D"/>
+          </w:tcPr>
+          <w:p>
+            <w:r>
+              <w:rPr>
+                <w:b/>
+                <w:color w:val="FFFFFF"/>
+                <w:sz w:val="18"/>
+              </w:rPr>
+              <w:t>Name</w:t>
+            </w:r>
+          </w:p>
+        </w:tc>
+        <w:tc>
+          <w:tcPr>
+            <w:tcW w:type="dxa" w:w="2880"/>
+            <w:shd w:val="clear" w:color="auto" w:fill="1F497D"/>
+          </w:tcPr>
+          <w:p>
+            <w:r>
+              <w:rPr>
+                <w:b/>
+                <w:color w:val="FFFFFF"/>
+                <w:sz w:val="18"/>
+              </w:rPr>
+              <w:t>Type</w:t>
+            </w:r>
+          </w:p>
+        </w:tc>
+        <w:tc>
+          <w:tcPr>
+            <w:tcW w:type="dxa" w:w="2880"/>
+            <w:shd w:val="clear" w:color="auto" w:fill="1F497D"/>
+          </w:tcPr>
+          <w:p>
+            <w:r>
+              <w:rPr>
+                <w:b/>
+                <w:color w:val="FFFFFF"/>
+                <w:sz w:val="18"/>
+              </w:rPr>
+              <w:t>Linked Service</w:t>
+            </w:r>
+          </w:p>
+        </w:tc>
+      </w:tr>
+      <w:tr>
+        <w:tc>
+          <w:tcPr>
+            <w:tcW w:type="dxa" w:w="2880"/>
+          </w:tcPr>
+          <w:p>
+            <w:r>
+              <w:rPr>
+                <w:sz w:val="18"/>
+              </w:rPr>
+              <w:t>`ds_salesforce_contacts`</w:t>
+            </w:r>
+          </w:p>
+        </w:tc>
+        <w:tc>
+          <w:tcPr>
+            <w:tcW w:type="dxa" w:w="2880"/>
+          </w:tcPr>
+          <w:p>
+            <w:r>
+              <w:rPr>
+                <w:sz w:val="18"/>
+              </w:rPr>
+              <w:t>SalesforceObject</w:t>
+            </w:r>
+          </w:p>
+        </w:tc>
+        <w:tc>
+          <w:tcPr>
+            <w:tcW w:type="dxa" w:w="2880"/>
+          </w:tcPr>
+          <w:p>
+            <w:r>
+              <w:rPr>
+                <w:sz w:val="18"/>
+              </w:rPr>
+              <w:t>`ls_salesforce`</w:t>
+            </w:r>
+          </w:p>
+        </w:tc>
+      </w:tr>
+      <w:tr>
+        <w:tc>
+          <w:tcPr>
+            <w:tcW w:type="dxa" w:w="2880"/>
+            <w:shd w:val="clear" w:color="auto" w:fill="EBF0F7"/>
+          </w:tcPr>
+          <w:p>
+            <w:r>
+              <w:rPr>
+                <w:sz w:val="18"/>
+              </w:rPr>
+              <w:t>`ds_adls_raw_campaigns`</w:t>
+            </w:r>
+          </w:p>
+        </w:tc>
+        <w:tc>
+          <w:tcPr>
+            <w:tcW w:type="dxa" w:w="2880"/>
+            <w:shd w:val="clear" w:color="auto" w:fill="EBF0F7"/>
+          </w:tcPr>
+          <w:p>
+            <w:r>
+              <w:rPr>
+                <w:sz w:val="18"/>
+              </w:rPr>
+              <w:t>Json</w:t>
+            </w:r>
+          </w:p>
+        </w:tc>
+        <w:tc>
+          <w:tcPr>
+            <w:tcW w:type="dxa" w:w="2880"/>
+            <w:shd w:val="clear" w:color="auto" w:fill="EBF0F7"/>
+          </w:tcPr>
+          <w:p>
+            <w:r>
+              <w:rPr>
+                <w:sz w:val="18"/>
+              </w:rPr>
+              <w:t>`ls_adls_gen2`</w:t>
+            </w:r>
+          </w:p>
+        </w:tc>
+      </w:tr>
+      <w:tr>
+        <w:tc>
+          <w:tcPr>
+            <w:tcW w:type="dxa" w:w="2880"/>
+          </w:tcPr>
+          <w:p>
+            <w:r>
+              <w:rPr>
+                <w:sz w:val="18"/>
+              </w:rPr>
+              <w:t>`ds_rest_orders_api`</w:t>
+            </w:r>
+          </w:p>
+        </w:tc>
+        <w:tc>
+          <w:tcPr>
+            <w:tcW w:type="dxa" w:w="2880"/>
+          </w:tcPr>
+          <w:p>
+            <w:r>
+              <w:rPr>
+                <w:sz w:val="18"/>
+              </w:rPr>
+              <w:t>RestResource</w:t>
+            </w:r>
+          </w:p>
+        </w:tc>
+        <w:tc>
+          <w:tcPr>
+            <w:tcW w:type="dxa" w:w="2880"/>
+          </w:tcPr>
+          <w:p>
+            <w:r>
+              <w:rPr>
+                <w:sz w:val="18"/>
+              </w:rPr>
+              <w:t>`ls_rest_orders_api`</w:t>
+            </w:r>
+          </w:p>
+        </w:tc>
+      </w:tr>
+      <w:tr>
+        <w:tc>
+          <w:tcPr>
+            <w:tcW w:type="dxa" w:w="2880"/>
+            <w:shd w:val="clear" w:color="auto" w:fill="EBF0F7"/>
+          </w:tcPr>
+          <w:p>
+            <w:r>
+              <w:rPr>
+                <w:sz w:val="18"/>
+              </w:rPr>
+              <w:t>`ds_snowflake_raw_customers`</w:t>
+            </w:r>
+          </w:p>
+        </w:tc>
+        <w:tc>
+          <w:tcPr>
+            <w:tcW w:type="dxa" w:w="2880"/>
+            <w:shd w:val="clear" w:color="auto" w:fill="EBF0F7"/>
+          </w:tcPr>
+          <w:p>
+            <w:r>
+              <w:rPr>
+                <w:sz w:val="18"/>
+              </w:rPr>
+              <w:t>SnowflakeTable</w:t>
+            </w:r>
+          </w:p>
+        </w:tc>
+        <w:tc>
+          <w:tcPr>
+            <w:tcW w:type="dxa" w:w="2880"/>
+            <w:shd w:val="clear" w:color="auto" w:fill="EBF0F7"/>
+          </w:tcPr>
+          <w:p>
+            <w:r>
+              <w:rPr>
+                <w:sz w:val="18"/>
+              </w:rPr>
+              <w:t>`ls_snowflake`</w:t>
+            </w:r>
+          </w:p>
+        </w:tc>
+      </w:tr>
+      <w:tr>
+        <w:tc>
+          <w:tcPr>
+            <w:tcW w:type="dxa" w:w="2880"/>
+          </w:tcPr>
+          <w:p>
+            <w:r>
+              <w:rPr>
+                <w:sz w:val="18"/>
+              </w:rPr>
+              <w:t>`ds_snowflake_raw_orders`</w:t>
+            </w:r>
+          </w:p>
+        </w:tc>
+        <w:tc>
+          <w:tcPr>
+            <w:tcW w:type="dxa" w:w="2880"/>
+          </w:tcPr>
+          <w:p>
+            <w:r>
+              <w:rPr>
+                <w:sz w:val="18"/>
+              </w:rPr>
+              <w:t>SnowflakeTable</w:t>
+            </w:r>
+          </w:p>
+        </w:tc>
+        <w:tc>
+          <w:tcPr>
+            <w:tcW w:type="dxa" w:w="2880"/>
+          </w:tcPr>
+          <w:p>
+            <w:r>
+              <w:rPr>
+                <w:sz w:val="18"/>
+              </w:rPr>
+              <w:t>`ls_snowflake`</w:t>
+            </w:r>
+          </w:p>
+        </w:tc>
+      </w:tr>
+      <w:tr>
+        <w:tc>
+          <w:tcPr>
+            <w:tcW w:type="dxa" w:w="2880"/>
+            <w:shd w:val="clear" w:color="auto" w:fill="EBF0F7"/>
+          </w:tcPr>
+          <w:p>
+            <w:r>
+              <w:rPr>
+                <w:sz w:val="18"/>
+              </w:rPr>
+              <w:t>`ds_adls_raw_orders`</w:t>
+            </w:r>
+          </w:p>
+        </w:tc>
+        <w:tc>
+          <w:tcPr>
+            <w:tcW w:type="dxa" w:w="2880"/>
+            <w:shd w:val="clear" w:color="auto" w:fill="EBF0F7"/>
+          </w:tcPr>
+          <w:p>
+            <w:r>
+              <w:rPr>
+                <w:sz w:val="18"/>
+              </w:rPr>
+              <w:t>Json</w:t>
+            </w:r>
+          </w:p>
+        </w:tc>
+        <w:tc>
+          <w:tcPr>
+            <w:tcW w:type="dxa" w:w="2880"/>
+            <w:shd w:val="clear" w:color="auto" w:fill="EBF0F7"/>
+          </w:tcPr>
+          <w:p>
+            <w:r>
+              <w:rPr>
+                <w:sz w:val="18"/>
+              </w:rPr>
+              <w:t>`ls_adls_gen2`</w:t>
+            </w:r>
+          </w:p>
+        </w:tc>
+      </w:tr>
+      <w:tr>
+        <w:tc>
+          <w:tcPr>
+            <w:tcW w:type="dxa" w:w="2880"/>
+          </w:tcPr>
+          <w:p>
+            <w:r>
+              <w:rPr>
+                <w:sz w:val="18"/>
+              </w:rPr>
+              <w:t>`ds_sql_server_inventory`</w:t>
+            </w:r>
+          </w:p>
+        </w:tc>
+        <w:tc>
+          <w:tcPr>
+            <w:tcW w:type="dxa" w:w="2880"/>
+          </w:tcPr>
+          <w:p>
+            <w:r>
+              <w:rPr>
+                <w:sz w:val="18"/>
+              </w:rPr>
+              <w:t>SqlServerTable</w:t>
+            </w:r>
+          </w:p>
+        </w:tc>
+        <w:tc>
+          <w:tcPr>
+            <w:tcW w:type="dxa" w:w="2880"/>
+          </w:tcPr>
+          <w:p>
+            <w:r>
+              <w:rPr>
+                <w:sz w:val="18"/>
+              </w:rPr>
+              <w:t>`ls_sql_server_wms`</w:t>
+            </w:r>
+          </w:p>
+        </w:tc>
+      </w:tr>
+      <w:tr>
+        <w:tc>
+          <w:tcPr>
+            <w:tcW w:type="dxa" w:w="2880"/>
+            <w:shd w:val="clear" w:color="auto" w:fill="EBF0F7"/>
+          </w:tcPr>
+          <w:p>
+            <w:r>
+              <w:rPr>
+                <w:sz w:val="18"/>
+              </w:rPr>
+              <w:t>`ds_adls_raw_products`</w:t>
+            </w:r>
+          </w:p>
+        </w:tc>
+        <w:tc>
+          <w:tcPr>
+            <w:tcW w:type="dxa" w:w="2880"/>
+            <w:shd w:val="clear" w:color="auto" w:fill="EBF0F7"/>
+          </w:tcPr>
+          <w:p>
+            <w:r>
+              <w:rPr>
+                <w:sz w:val="18"/>
+              </w:rPr>
+              <w:t>Json</w:t>
+            </w:r>
+          </w:p>
+        </w:tc>
+        <w:tc>
+          <w:tcPr>
+            <w:tcW w:type="dxa" w:w="2880"/>
+            <w:shd w:val="clear" w:color="auto" w:fill="EBF0F7"/>
+          </w:tcPr>
+          <w:p>
+            <w:r>
+              <w:rPr>
+                <w:sz w:val="18"/>
+              </w:rPr>
+              <w:t>`ls_adls_gen2`</w:t>
+            </w:r>
+          </w:p>
+        </w:tc>
+      </w:tr>
+      <w:tr>
+        <w:tc>
+          <w:tcPr>
+            <w:tcW w:type="dxa" w:w="2880"/>
+          </w:tcPr>
+          <w:p>
+            <w:r>
+              <w:rPr>
+                <w:sz w:val="18"/>
+              </w:rPr>
+              <w:t>`ds_adls_raw_customers`</w:t>
+            </w:r>
+          </w:p>
+        </w:tc>
+        <w:tc>
+          <w:tcPr>
+            <w:tcW w:type="dxa" w:w="2880"/>
+          </w:tcPr>
+          <w:p>
+            <w:r>
+              <w:rPr>
+                <w:sz w:val="18"/>
+              </w:rPr>
+              <w:t>Json</w:t>
+            </w:r>
+          </w:p>
+        </w:tc>
+        <w:tc>
+          <w:tcPr>
+            <w:tcW w:type="dxa" w:w="2880"/>
+          </w:tcPr>
+          <w:p>
+            <w:r>
+              <w:rPr>
+                <w:sz w:val="18"/>
+              </w:rPr>
+              <w:t>`ls_adls_gen2`</w:t>
+            </w:r>
+          </w:p>
+        </w:tc>
+      </w:tr>
+      <w:tr>
+        <w:tc>
+          <w:tcPr>
+            <w:tcW w:type="dxa" w:w="2880"/>
+            <w:shd w:val="clear" w:color="auto" w:fill="EBF0F7"/>
+          </w:tcPr>
+          <w:p>
+            <w:r>
+              <w:rPr>
+                <w:sz w:val="18"/>
+              </w:rPr>
+              <w:t>`ds_adls_raw_inventory`</w:t>
+            </w:r>
+          </w:p>
+        </w:tc>
+        <w:tc>
+          <w:tcPr>
+            <w:tcW w:type="dxa" w:w="2880"/>
+            <w:shd w:val="clear" w:color="auto" w:fill="EBF0F7"/>
+          </w:tcPr>
+          <w:p>
+            <w:r>
+              <w:rPr>
+                <w:sz w:val="18"/>
+              </w:rPr>
+              <w:t>Parquet</w:t>
+            </w:r>
+          </w:p>
+        </w:tc>
+        <w:tc>
+          <w:tcPr>
+            <w:tcW w:type="dxa" w:w="2880"/>
+            <w:shd w:val="clear" w:color="auto" w:fill="EBF0F7"/>
+          </w:tcPr>
+          <w:p>
+            <w:r>
+              <w:rPr>
+                <w:sz w:val="18"/>
+              </w:rPr>
+              <w:t>`ls_adls_gen2`</w:t>
+            </w:r>
+          </w:p>
+        </w:tc>
+      </w:tr>
+    </w:tbl>
+    <w:p/>
+    <w:p>
+      <w:pPr>
+        <w:pStyle w:val="Heading2"/>
+      </w:pPr>
+      <w:r>
+        <w:rPr>
+          <w:color w:val="217346"/>
+        </w:rPr>
+        <w:t>Linked Services</w:t>
+      </w:r>
+    </w:p>
+    <w:tbl>
+      <w:tblPr>
+        <w:tblStyle w:val="TableGrid"/>
+        <w:tblW w:type="auto" w:w="0"/>
+        <w:tblLook w:firstColumn="1" w:firstRow="1" w:lastColumn="0" w:lastRow="0" w:noHBand="0" w:noVBand="1" w:val="04A0"/>
+      </w:tblPr>
+      <w:tblGrid>
+        <w:gridCol w:w="4320"/>
+        <w:gridCol w:w="4320"/>
+      </w:tblGrid>
+      <w:tr>
+        <w:tc>
+          <w:tcPr>
+            <w:tcW w:type="dxa" w:w="4320"/>
+            <w:shd w:val="clear" w:color="auto" w:fill="1F497D"/>
+          </w:tcPr>
+          <w:p>
+            <w:r>
+              <w:rPr>
+                <w:b/>
+                <w:color w:val="FFFFFF"/>
+                <w:sz w:val="18"/>
+              </w:rPr>
+              <w:t>Name</w:t>
+            </w:r>
+          </w:p>
+        </w:tc>
+        <w:tc>
+          <w:tcPr>
+            <w:tcW w:type="dxa" w:w="4320"/>
+            <w:shd w:val="clear" w:color="auto" w:fill="1F497D"/>
+          </w:tcPr>
+          <w:p>
+            <w:r>
+              <w:rPr>
+                <w:b/>
+                <w:color w:val="FFFFFF"/>
+                <w:sz w:val="18"/>
+              </w:rPr>
+              <w:t>Type</w:t>
+            </w:r>
+          </w:p>
+        </w:tc>
+      </w:tr>
+      <w:tr>
+        <w:tc>
+          <w:tcPr>
+            <w:tcW w:type="dxa" w:w="4320"/>
+          </w:tcPr>
+          <w:p>
+            <w:r>
+              <w:rPr>
+                <w:sz w:val="18"/>
+              </w:rPr>
+              <w:t>`tr_orders_tumbling_window`</w:t>
+            </w:r>
+          </w:p>
+        </w:tc>
+        <w:tc>
+          <w:tcPr>
+            <w:tcW w:type="dxa" w:w="4320"/>
+          </w:tcPr>
+          <w:p>
+            <w:r>
+              <w:rPr>
+                <w:sz w:val="18"/>
+              </w:rPr>
+              <w:t>TumblingWindowTrigger</w:t>
+            </w:r>
+          </w:p>
+        </w:tc>
+      </w:tr>
+      <w:tr>
+        <w:tc>
+          <w:tcPr>
+            <w:tcW w:type="dxa" w:w="4320"/>
+            <w:shd w:val="clear" w:color="auto" w:fill="EBF0F7"/>
+          </w:tcPr>
+          <w:p>
+            <w:r>
+              <w:rPr>
+                <w:sz w:val="18"/>
+              </w:rPr>
+              <w:t>`tr_daily_load`</w:t>
+            </w:r>
+          </w:p>
+        </w:tc>
+        <w:tc>
+          <w:tcPr>
+            <w:tcW w:type="dxa" w:w="4320"/>
+            <w:shd w:val="clear" w:color="auto" w:fill="EBF0F7"/>
+          </w:tcPr>
+          <w:p>
+            <w:r>
+              <w:rPr>
+                <w:sz w:val="18"/>
+              </w:rPr>
+              <w:t>ScheduleTrigger</w:t>
+            </w:r>
+          </w:p>
+        </w:tc>
+      </w:tr>
+      <w:tr>
+        <w:tc>
+          <w:tcPr>
+            <w:tcW w:type="dxa" w:w="4320"/>
+          </w:tcPr>
+          <w:p>
+            <w:r>
+              <w:rPr>
+                <w:sz w:val="18"/>
+              </w:rPr>
+              <w:t>`ls_key_vault`</w:t>
+            </w:r>
+          </w:p>
+        </w:tc>
+        <w:tc>
+          <w:tcPr>
+            <w:tcW w:type="dxa" w:w="4320"/>
+          </w:tcPr>
+          <w:p>
+            <w:r>
+              <w:rPr>
+                <w:sz w:val="18"/>
+              </w:rPr>
+              <w:t>AzureKeyVault</w:t>
+            </w:r>
+          </w:p>
+        </w:tc>
+      </w:tr>
+      <w:tr>
+        <w:tc>
+          <w:tcPr>
+            <w:tcW w:type="dxa" w:w="4320"/>
+            <w:shd w:val="clear" w:color="auto" w:fill="EBF0F7"/>
+          </w:tcPr>
+          <w:p>
+            <w:r>
+              <w:rPr>
+                <w:sz w:val="18"/>
+              </w:rPr>
+              <w:t>`ls_marketo`</w:t>
+            </w:r>
+          </w:p>
+        </w:tc>
+        <w:tc>
+          <w:tcPr>
+            <w:tcW w:type="dxa" w:w="4320"/>
+            <w:shd w:val="clear" w:color="auto" w:fill="EBF0F7"/>
+          </w:tcPr>
+          <w:p>
+            <w:r>
+              <w:rPr>
+                <w:sz w:val="18"/>
+              </w:rPr>
+              <w:t>Marketo</w:t>
+            </w:r>
+          </w:p>
+        </w:tc>
+      </w:tr>
+      <w:tr>
+        <w:tc>
+          <w:tcPr>
+            <w:tcW w:type="dxa" w:w="4320"/>
+          </w:tcPr>
+          <w:p>
+            <w:r>
+              <w:rPr>
+                <w:sz w:val="18"/>
+              </w:rPr>
+              <w:t>`ls_rest_orders_api`</w:t>
+            </w:r>
+          </w:p>
+        </w:tc>
+        <w:tc>
+          <w:tcPr>
+            <w:tcW w:type="dxa" w:w="4320"/>
+          </w:tcPr>
+          <w:p>
+            <w:r>
+              <w:rPr>
+                <w:sz w:val="18"/>
+              </w:rPr>
+              <w:t>RestService</w:t>
+            </w:r>
+          </w:p>
+        </w:tc>
+      </w:tr>
+      <w:tr>
+        <w:tc>
+          <w:tcPr>
+            <w:tcW w:type="dxa" w:w="4320"/>
+            <w:shd w:val="clear" w:color="auto" w:fill="EBF0F7"/>
+          </w:tcPr>
+          <w:p>
+            <w:r>
+              <w:rPr>
+                <w:sz w:val="18"/>
+              </w:rPr>
+              <w:t>`ls_salesforce`</w:t>
+            </w:r>
+          </w:p>
+        </w:tc>
+        <w:tc>
+          <w:tcPr>
+            <w:tcW w:type="dxa" w:w="4320"/>
+            <w:shd w:val="clear" w:color="auto" w:fill="EBF0F7"/>
+          </w:tcPr>
+          <w:p>
+            <w:r>
+              <w:rPr>
+                <w:sz w:val="18"/>
+              </w:rPr>
+              <w:t>Salesforce</w:t>
+            </w:r>
+          </w:p>
+        </w:tc>
+      </w:tr>
+      <w:tr>
+        <w:tc>
+          <w:tcPr>
+            <w:tcW w:type="dxa" w:w="4320"/>
+          </w:tcPr>
+          <w:p>
+            <w:r>
+              <w:rPr>
+                <w:sz w:val="18"/>
+              </w:rPr>
+              <w:t>`ls_adls_gen2`</w:t>
+            </w:r>
+          </w:p>
+        </w:tc>
+        <w:tc>
+          <w:tcPr>
+            <w:tcW w:type="dxa" w:w="4320"/>
+          </w:tcPr>
+          <w:p>
+            <w:r>
+              <w:rPr>
+                <w:sz w:val="18"/>
+              </w:rPr>
+              <w:t>AzureBlobFS</w:t>
+            </w:r>
+          </w:p>
+        </w:tc>
+      </w:tr>
+      <w:tr>
+        <w:tc>
+          <w:tcPr>
+            <w:tcW w:type="dxa" w:w="4320"/>
+            <w:shd w:val="clear" w:color="auto" w:fill="EBF0F7"/>
+          </w:tcPr>
+          <w:p>
+            <w:r>
+              <w:rPr>
+                <w:sz w:val="18"/>
+              </w:rPr>
+              <w:t>`ls_sql_server_wms`</w:t>
+            </w:r>
+          </w:p>
+        </w:tc>
+        <w:tc>
+          <w:tcPr>
+            <w:tcW w:type="dxa" w:w="4320"/>
+            <w:shd w:val="clear" w:color="auto" w:fill="EBF0F7"/>
+          </w:tcPr>
+          <w:p>
+            <w:r>
+              <w:rPr>
+                <w:sz w:val="18"/>
+              </w:rPr>
+              <w:t>SqlServer</w:t>
+            </w:r>
+          </w:p>
+        </w:tc>
+      </w:tr>
+      <w:tr>
+        <w:tc>
+          <w:tcPr>
+            <w:tcW w:type="dxa" w:w="4320"/>
+          </w:tcPr>
+          <w:p>
+            <w:r>
+              <w:rPr>
+                <w:sz w:val="18"/>
+              </w:rPr>
+              <w:t>`ls_snowflake`</w:t>
+            </w:r>
+          </w:p>
+        </w:tc>
+        <w:tc>
+          <w:tcPr>
+            <w:tcW w:type="dxa" w:w="4320"/>
+          </w:tcPr>
+          <w:p>
+            <w:r>
+              <w:rPr>
+                <w:sz w:val="18"/>
+              </w:rPr>
+              <w:t>Snowflake</w:t>
+            </w:r>
+          </w:p>
+        </w:tc>
+      </w:tr>
+    </w:tbl>
+    <w:p/>
     <w:p>
       <w:r>
         <w:t>────────────────────────────────────────────────────────────</w:t>

--- a/pr-1-docs.docx
+++ b/pr-1-docs.docx
@@ -11,7 +11,7 @@
         <w:rPr>
           <w:color w:val="1F497D"/>
         </w:rPr>
-        <w:t>Full Repository - Azure Data Factory (PR #1)</w:t>
+        <w:t>feat: wire Orders API ingestion into daily orchestration pipeline</w:t>
       </w:r>
     </w:p>
     <w:p>
@@ -23,7 +23,7 @@
           <w:color w:val="44546A"/>
           <w:sz w:val="20"/>
         </w:rPr>
-        <w:t>Generated by Intelligent Doc Engine  ·  2026-06-25 06:20 UTC</w:t>
+        <w:t>Generated by Intelligent Doc Engine  ·  2026-06-25 06:34 UTC</w:t>
       </w:r>
     </w:p>
     <w:p>
@@ -39,7 +39,7 @@
         <w:rPr>
           <w:color w:val="1F497D"/>
         </w:rPr>
-        <w:t>PR Documentation: Full Repository - Azure Data Factory (PR #1)</w:t>
+        <w:t>PR Documentation: feat: wire Orders API ingestion into daily orchestration pipeline</w:t>
       </w:r>
     </w:p>
     <w:p>
@@ -58,7 +58,114 @@
         <w:rPr>
           <w:sz w:val="20"/>
         </w:rPr>
-        <w:t>10 pipeline(s) changed, 10 dataset(s) changed, 9 linked service(s) changed.</w:t>
+        <w:t>1 pipeline(s) changed.</w:t>
+      </w:r>
+    </w:p>
+    <w:p>
+      <w:pPr>
+        <w:pStyle w:val="Heading2"/>
+      </w:pPr>
+      <w:r>
+        <w:rPr>
+          <w:color w:val="217346"/>
+        </w:rPr>
+        <w:t>Summary</w:t>
+      </w:r>
+    </w:p>
+    <w:p>
+      <w:pPr>
+        <w:pStyle w:val="ListBullet"/>
+      </w:pPr>
+      <w:r>
+        <w:rPr>
+          <w:sz w:val="20"/>
+        </w:rPr>
+        <w:t>Added IngestOrdersAPI as a parallel fan-out step in pl_orchestrate_daily_load</w:t>
+      </w:r>
+    </w:p>
+    <w:p>
+      <w:pPr>
+        <w:pStyle w:val="ListBullet"/>
+      </w:pPr>
+      <w:r>
+        <w:rPr>
+          <w:sz w:val="20"/>
+        </w:rPr>
+        <w:t>Chained LoadOrdersToRaw -&gt; ValidateOrdersBatch (DQ gate, 2% failure threshold)</w:t>
+      </w:r>
+    </w:p>
+    <w:p>
+      <w:pPr>
+        <w:pStyle w:val="ListBullet"/>
+      </w:pPr>
+      <w:r>
+        <w:rPr>
+          <w:sz w:val="20"/>
+        </w:rPr>
+        <w:t>Added ValidateOrdersBatch as a required dependency for RunSilverTransforms</w:t>
+      </w:r>
+    </w:p>
+    <w:p>
+      <w:pPr>
+        <w:pStyle w:val="ListBullet"/>
+      </w:pPr>
+      <w:r>
+        <w:rPr>
+          <w:sz w:val="20"/>
+        </w:rPr>
+        <w:t>Added ArchiveOrderFiles cleanup step after successful Silver load</w:t>
+      </w:r>
+    </w:p>
+    <w:p>
+      <w:pPr>
+        <w:pStyle w:val="Heading2"/>
+      </w:pPr>
+      <w:r>
+        <w:rPr>
+          <w:color w:val="217346"/>
+        </w:rPr>
+        <w:t>Why</w:t>
+      </w:r>
+    </w:p>
+    <w:p>
+      <w:r>
+        <w:rPr>
+          <w:sz w:val="20"/>
+        </w:rPr>
+        <w:t>pl_ingest_orders_api existed as a standalone pipeline but was never connected to the master daily orchestration, meaning orders data was never loaded to RAW or validated before Silver transforms ran.</w:t>
+      </w:r>
+    </w:p>
+    <w:p>
+      <w:pPr>
+        <w:pStyle w:val="Heading2"/>
+      </w:pPr>
+      <w:r>
+        <w:rPr>
+          <w:color w:val="217346"/>
+        </w:rPr>
+        <w:t>Test plan</w:t>
+      </w:r>
+    </w:p>
+    <w:p>
+      <w:pPr>
+        <w:pStyle w:val="ListBullet"/>
+      </w:pPr>
+      <w:r>
+        <w:rPr>
+          <w:sz w:val="20"/>
+        </w:rPr>
+        <w:t>[ ] Trigger Analytics PR Documentation workflow on this PR</w:t>
+      </w:r>
+    </w:p>
+    <w:p>
+      <w:pPr>
+        <w:pStyle w:val="ListBullet"/>
+      </w:pPr>
+      <w:r>
+        <w:rPr>
+          <w:sz w:val="20"/>
+        </w:rPr>
+        <w:t>[ ] Verify generated doc shows the new Orders ingestion chain</w:t>
       </w:r>
     </w:p>
     <w:p>
@@ -70,1185 +177,6 @@
           <w:color w:val="217346"/>
         </w:rPr>
         <w:t>Pipelines</w:t>
-      </w:r>
-    </w:p>
-    <w:p>
-      <w:pPr>
-        <w:pStyle w:val="Heading3"/>
-      </w:pPr>
-      <w:r>
-        <w:t>`pl_load_silver_layer`</w:t>
-      </w:r>
-    </w:p>
-    <w:p>
-      <w:r>
-        <w:rPr>
-          <w:sz w:val="20"/>
-        </w:rPr>
-        <w:t>Triggers Silver layer transformation stored procedures in Snowflake. Runs each entity's MERGE-based SCD2 upsert in dependency order. Called after all RAW tables for a given batch are loaded and validated.</w:t>
-      </w:r>
-    </w:p>
-    <w:p>
-      <w:r>
-        <w:rPr>
-          <w:b/>
-          <w:sz w:val="20"/>
-        </w:rPr>
-        <w:t>Activities (9):</w:t>
-      </w:r>
-    </w:p>
-    <w:tbl>
-      <w:tblPr>
-        <w:tblStyle w:val="TableGrid"/>
-        <w:tblW w:type="auto" w:w="0"/>
-        <w:tblLook w:firstColumn="1" w:firstRow="1" w:lastColumn="0" w:lastRow="0" w:noHBand="0" w:noVBand="1" w:val="04A0"/>
-      </w:tblPr>
-      <w:tblGrid>
-        <w:gridCol w:w="2880"/>
-        <w:gridCol w:w="2880"/>
-        <w:gridCol w:w="2880"/>
-      </w:tblGrid>
-      <w:tr>
-        <w:tc>
-          <w:tcPr>
-            <w:tcW w:type="dxa" w:w="2880"/>
-            <w:shd w:val="clear" w:color="auto" w:fill="1F497D"/>
-          </w:tcPr>
-          <w:p>
-            <w:r>
-              <w:rPr>
-                <w:b/>
-                <w:color w:val="FFFFFF"/>
-                <w:sz w:val="18"/>
-              </w:rPr>
-              <w:t>Activity</w:t>
-            </w:r>
-          </w:p>
-        </w:tc>
-        <w:tc>
-          <w:tcPr>
-            <w:tcW w:type="dxa" w:w="2880"/>
-            <w:shd w:val="clear" w:color="auto" w:fill="1F497D"/>
-          </w:tcPr>
-          <w:p>
-            <w:r>
-              <w:rPr>
-                <w:b/>
-                <w:color w:val="FFFFFF"/>
-                <w:sz w:val="18"/>
-              </w:rPr>
-              <w:t>Type</w:t>
-            </w:r>
-          </w:p>
-        </w:tc>
-        <w:tc>
-          <w:tcPr>
-            <w:tcW w:type="dxa" w:w="2880"/>
-            <w:shd w:val="clear" w:color="auto" w:fill="1F497D"/>
-          </w:tcPr>
-          <w:p>
-            <w:r>
-              <w:rPr>
-                <w:b/>
-                <w:color w:val="FFFFFF"/>
-                <w:sz w:val="18"/>
-              </w:rPr>
-              <w:t>Depends On</w:t>
-            </w:r>
-          </w:p>
-        </w:tc>
-      </w:tr>
-      <w:tr>
-        <w:tc>
-          <w:tcPr>
-            <w:tcW w:type="dxa" w:w="2880"/>
-          </w:tcPr>
-          <w:p>
-            <w:r>
-              <w:rPr>
-                <w:sz w:val="18"/>
-              </w:rPr>
-              <w:t>`TransformCustomers`</w:t>
-            </w:r>
-          </w:p>
-        </w:tc>
-        <w:tc>
-          <w:tcPr>
-            <w:tcW w:type="dxa" w:w="2880"/>
-          </w:tcPr>
-          <w:p>
-            <w:r>
-              <w:rPr>
-                <w:sz w:val="18"/>
-              </w:rPr>
-              <w:t>Script</w:t>
-            </w:r>
-          </w:p>
-        </w:tc>
-        <w:tc>
-          <w:tcPr>
-            <w:tcW w:type="dxa" w:w="2880"/>
-          </w:tcPr>
-          <w:p>
-            <w:r>
-              <w:rPr>
-                <w:sz w:val="18"/>
-              </w:rPr>
-              <w:t>—</w:t>
-            </w:r>
-          </w:p>
-        </w:tc>
-      </w:tr>
-      <w:tr>
-        <w:tc>
-          <w:tcPr>
-            <w:tcW w:type="dxa" w:w="2880"/>
-            <w:shd w:val="clear" w:color="auto" w:fill="EBF0F7"/>
-          </w:tcPr>
-          <w:p>
-            <w:r>
-              <w:rPr>
-                <w:sz w:val="18"/>
-              </w:rPr>
-              <w:t>`TransformProducts`</w:t>
-            </w:r>
-          </w:p>
-        </w:tc>
-        <w:tc>
-          <w:tcPr>
-            <w:tcW w:type="dxa" w:w="2880"/>
-            <w:shd w:val="clear" w:color="auto" w:fill="EBF0F7"/>
-          </w:tcPr>
-          <w:p>
-            <w:r>
-              <w:rPr>
-                <w:sz w:val="18"/>
-              </w:rPr>
-              <w:t>Script</w:t>
-            </w:r>
-          </w:p>
-        </w:tc>
-        <w:tc>
-          <w:tcPr>
-            <w:tcW w:type="dxa" w:w="2880"/>
-            <w:shd w:val="clear" w:color="auto" w:fill="EBF0F7"/>
-          </w:tcPr>
-          <w:p>
-            <w:r>
-              <w:rPr>
-                <w:sz w:val="18"/>
-              </w:rPr>
-              <w:t>—</w:t>
-            </w:r>
-          </w:p>
-        </w:tc>
-      </w:tr>
-      <w:tr>
-        <w:tc>
-          <w:tcPr>
-            <w:tcW w:type="dxa" w:w="2880"/>
-          </w:tcPr>
-          <w:p>
-            <w:r>
-              <w:rPr>
-                <w:sz w:val="18"/>
-              </w:rPr>
-              <w:t>`TransformOrders`</w:t>
-            </w:r>
-          </w:p>
-        </w:tc>
-        <w:tc>
-          <w:tcPr>
-            <w:tcW w:type="dxa" w:w="2880"/>
-          </w:tcPr>
-          <w:p>
-            <w:r>
-              <w:rPr>
-                <w:sz w:val="18"/>
-              </w:rPr>
-              <w:t>Script</w:t>
-            </w:r>
-          </w:p>
-        </w:tc>
-        <w:tc>
-          <w:tcPr>
-            <w:tcW w:type="dxa" w:w="2880"/>
-          </w:tcPr>
-          <w:p>
-            <w:r>
-              <w:rPr>
-                <w:sz w:val="18"/>
-              </w:rPr>
-              <w:t>—</w:t>
-            </w:r>
-          </w:p>
-        </w:tc>
-      </w:tr>
-      <w:tr>
-        <w:tc>
-          <w:tcPr>
-            <w:tcW w:type="dxa" w:w="2880"/>
-            <w:shd w:val="clear" w:color="auto" w:fill="EBF0F7"/>
-          </w:tcPr>
-          <w:p>
-            <w:r>
-              <w:rPr>
-                <w:sz w:val="18"/>
-              </w:rPr>
-              <w:t>`TransformOrderItems`</w:t>
-            </w:r>
-          </w:p>
-        </w:tc>
-        <w:tc>
-          <w:tcPr>
-            <w:tcW w:type="dxa" w:w="2880"/>
-            <w:shd w:val="clear" w:color="auto" w:fill="EBF0F7"/>
-          </w:tcPr>
-          <w:p>
-            <w:r>
-              <w:rPr>
-                <w:sz w:val="18"/>
-              </w:rPr>
-              <w:t>Script</w:t>
-            </w:r>
-          </w:p>
-        </w:tc>
-        <w:tc>
-          <w:tcPr>
-            <w:tcW w:type="dxa" w:w="2880"/>
-            <w:shd w:val="clear" w:color="auto" w:fill="EBF0F7"/>
-          </w:tcPr>
-          <w:p>
-            <w:r>
-              <w:rPr>
-                <w:sz w:val="18"/>
-              </w:rPr>
-              <w:t>`TransformOrders`</w:t>
-            </w:r>
-          </w:p>
-        </w:tc>
-      </w:tr>
-      <w:tr>
-        <w:tc>
-          <w:tcPr>
-            <w:tcW w:type="dxa" w:w="2880"/>
-          </w:tcPr>
-          <w:p>
-            <w:r>
-              <w:rPr>
-                <w:sz w:val="18"/>
-              </w:rPr>
-              <w:t>`TransformInventory`</w:t>
-            </w:r>
-          </w:p>
-        </w:tc>
-        <w:tc>
-          <w:tcPr>
-            <w:tcW w:type="dxa" w:w="2880"/>
-          </w:tcPr>
-          <w:p>
-            <w:r>
-              <w:rPr>
-                <w:sz w:val="18"/>
-              </w:rPr>
-              <w:t>Script</w:t>
-            </w:r>
-          </w:p>
-        </w:tc>
-        <w:tc>
-          <w:tcPr>
-            <w:tcW w:type="dxa" w:w="2880"/>
-          </w:tcPr>
-          <w:p>
-            <w:r>
-              <w:rPr>
-                <w:sz w:val="18"/>
-              </w:rPr>
-              <w:t>—</w:t>
-            </w:r>
-          </w:p>
-        </w:tc>
-      </w:tr>
-      <w:tr>
-        <w:tc>
-          <w:tcPr>
-            <w:tcW w:type="dxa" w:w="2880"/>
-            <w:shd w:val="clear" w:color="auto" w:fill="EBF0F7"/>
-          </w:tcPr>
-          <w:p>
-            <w:r>
-              <w:rPr>
-                <w:sz w:val="18"/>
-              </w:rPr>
-              <w:t>`TransformPayments`</w:t>
-            </w:r>
-          </w:p>
-        </w:tc>
-        <w:tc>
-          <w:tcPr>
-            <w:tcW w:type="dxa" w:w="2880"/>
-            <w:shd w:val="clear" w:color="auto" w:fill="EBF0F7"/>
-          </w:tcPr>
-          <w:p>
-            <w:r>
-              <w:rPr>
-                <w:sz w:val="18"/>
-              </w:rPr>
-              <w:t>Script</w:t>
-            </w:r>
-          </w:p>
-        </w:tc>
-        <w:tc>
-          <w:tcPr>
-            <w:tcW w:type="dxa" w:w="2880"/>
-            <w:shd w:val="clear" w:color="auto" w:fill="EBF0F7"/>
-          </w:tcPr>
-          <w:p>
-            <w:r>
-              <w:rPr>
-                <w:sz w:val="18"/>
-              </w:rPr>
-              <w:t>`TransformOrders`</w:t>
-            </w:r>
-          </w:p>
-        </w:tc>
-      </w:tr>
-      <w:tr>
-        <w:tc>
-          <w:tcPr>
-            <w:tcW w:type="dxa" w:w="2880"/>
-          </w:tcPr>
-          <w:p>
-            <w:r>
-              <w:rPr>
-                <w:sz w:val="18"/>
-              </w:rPr>
-              <w:t>`TransformCampaigns`</w:t>
-            </w:r>
-          </w:p>
-        </w:tc>
-        <w:tc>
-          <w:tcPr>
-            <w:tcW w:type="dxa" w:w="2880"/>
-          </w:tcPr>
-          <w:p>
-            <w:r>
-              <w:rPr>
-                <w:sz w:val="18"/>
-              </w:rPr>
-              <w:t>Script</w:t>
-            </w:r>
-          </w:p>
-        </w:tc>
-        <w:tc>
-          <w:tcPr>
-            <w:tcW w:type="dxa" w:w="2880"/>
-          </w:tcPr>
-          <w:p>
-            <w:r>
-              <w:rPr>
-                <w:sz w:val="18"/>
-              </w:rPr>
-              <w:t>—</w:t>
-            </w:r>
-          </w:p>
-        </w:tc>
-      </w:tr>
-      <w:tr>
-        <w:tc>
-          <w:tcPr>
-            <w:tcW w:type="dxa" w:w="2880"/>
-            <w:shd w:val="clear" w:color="auto" w:fill="EBF0F7"/>
-          </w:tcPr>
-          <w:p>
-            <w:r>
-              <w:rPr>
-                <w:sz w:val="18"/>
-              </w:rPr>
-              <w:t>`TransformCustomerSegments`</w:t>
-            </w:r>
-          </w:p>
-        </w:tc>
-        <w:tc>
-          <w:tcPr>
-            <w:tcW w:type="dxa" w:w="2880"/>
-            <w:shd w:val="clear" w:color="auto" w:fill="EBF0F7"/>
-          </w:tcPr>
-          <w:p>
-            <w:r>
-              <w:rPr>
-                <w:sz w:val="18"/>
-              </w:rPr>
-              <w:t>Script</w:t>
-            </w:r>
-          </w:p>
-        </w:tc>
-        <w:tc>
-          <w:tcPr>
-            <w:tcW w:type="dxa" w:w="2880"/>
-            <w:shd w:val="clear" w:color="auto" w:fill="EBF0F7"/>
-          </w:tcPr>
-          <w:p>
-            <w:r>
-              <w:rPr>
-                <w:sz w:val="18"/>
-              </w:rPr>
-              <w:t>`TransformCustomers`, `TransformOrderItems`</w:t>
-            </w:r>
-          </w:p>
-        </w:tc>
-      </w:tr>
-      <w:tr>
-        <w:tc>
-          <w:tcPr>
-            <w:tcW w:type="dxa" w:w="2880"/>
-          </w:tcPr>
-          <w:p>
-            <w:r>
-              <w:rPr>
-                <w:sz w:val="18"/>
-              </w:rPr>
-              <w:t>`SilverLayerComplete`</w:t>
-            </w:r>
-          </w:p>
-        </w:tc>
-        <w:tc>
-          <w:tcPr>
-            <w:tcW w:type="dxa" w:w="2880"/>
-          </w:tcPr>
-          <w:p>
-            <w:r>
-              <w:rPr>
-                <w:sz w:val="18"/>
-              </w:rPr>
-              <w:t>Wait</w:t>
-            </w:r>
-          </w:p>
-        </w:tc>
-        <w:tc>
-          <w:tcPr>
-            <w:tcW w:type="dxa" w:w="2880"/>
-          </w:tcPr>
-          <w:p>
-            <w:r>
-              <w:rPr>
-                <w:sz w:val="18"/>
-              </w:rPr>
-              <w:t>`TransformCustomerSegments`, `TransformInventory`, `TransformPayments`, `TransformCampaigns`, `TransformProducts`</w:t>
-            </w:r>
-          </w:p>
-        </w:tc>
-      </w:tr>
-    </w:tbl>
-    <w:p/>
-    <w:p>
-      <w:r>
-        <w:rPr>
-          <w:b/>
-          <w:sz w:val="20"/>
-        </w:rPr>
-        <w:t>Activity Flow:</w:t>
-      </w:r>
-    </w:p>
-    <w:p>
-      <w:r>
-        <w:rPr>
-          <w:sz w:val="20"/>
-        </w:rPr>
-        <w:t>[('TransformOrders', 'TransformOrderItems'), ('TransformOrders', 'TransformPayments'), ('TransformCustomers', 'TransformCustomerSegments'), ('TransformOrderItems', 'TransformCustomerSegments'), ('TransformCustomerSegments', 'SilverLayerComplete'), ('TransformInventory', 'SilverLayerComplete'), ('TransformPayments', 'SilverLayerComplete'), ('TransformCampaigns', 'SilverLayerComplete'), ('TransformProducts', 'SilverLayerComplete')]</w:t>
-      </w:r>
-    </w:p>
-    <w:p>
-      <w:pPr>
-        <w:pStyle w:val="Heading3"/>
-      </w:pPr>
-      <w:r>
-        <w:t>`pl_archive_processed_files`</w:t>
-      </w:r>
-    </w:p>
-    <w:p>
-      <w:r>
-        <w:rPr>
-          <w:sz w:val="20"/>
-        </w:rPr>
-        <w:t>After successful Snowflake load and DQ validation, moves processed staging files from raw-stage to the archive container with date-partitioned path. Deletes source after successful copy.</w:t>
-      </w:r>
-    </w:p>
-    <w:p>
-      <w:r>
-        <w:rPr>
-          <w:b/>
-          <w:sz w:val="20"/>
-        </w:rPr>
-        <w:t>Activities (3):</w:t>
-      </w:r>
-    </w:p>
-    <w:tbl>
-      <w:tblPr>
-        <w:tblStyle w:val="TableGrid"/>
-        <w:tblW w:type="auto" w:w="0"/>
-        <w:tblLook w:firstColumn="1" w:firstRow="1" w:lastColumn="0" w:lastRow="0" w:noHBand="0" w:noVBand="1" w:val="04A0"/>
-      </w:tblPr>
-      <w:tblGrid>
-        <w:gridCol w:w="2880"/>
-        <w:gridCol w:w="2880"/>
-        <w:gridCol w:w="2880"/>
-      </w:tblGrid>
-      <w:tr>
-        <w:tc>
-          <w:tcPr>
-            <w:tcW w:type="dxa" w:w="2880"/>
-            <w:shd w:val="clear" w:color="auto" w:fill="1F497D"/>
-          </w:tcPr>
-          <w:p>
-            <w:r>
-              <w:rPr>
-                <w:b/>
-                <w:color w:val="FFFFFF"/>
-                <w:sz w:val="18"/>
-              </w:rPr>
-              <w:t>Activity</w:t>
-            </w:r>
-          </w:p>
-        </w:tc>
-        <w:tc>
-          <w:tcPr>
-            <w:tcW w:type="dxa" w:w="2880"/>
-            <w:shd w:val="clear" w:color="auto" w:fill="1F497D"/>
-          </w:tcPr>
-          <w:p>
-            <w:r>
-              <w:rPr>
-                <w:b/>
-                <w:color w:val="FFFFFF"/>
-                <w:sz w:val="18"/>
-              </w:rPr>
-              <w:t>Type</w:t>
-            </w:r>
-          </w:p>
-        </w:tc>
-        <w:tc>
-          <w:tcPr>
-            <w:tcW w:type="dxa" w:w="2880"/>
-            <w:shd w:val="clear" w:color="auto" w:fill="1F497D"/>
-          </w:tcPr>
-          <w:p>
-            <w:r>
-              <w:rPr>
-                <w:b/>
-                <w:color w:val="FFFFFF"/>
-                <w:sz w:val="18"/>
-              </w:rPr>
-              <w:t>Depends On</w:t>
-            </w:r>
-          </w:p>
-        </w:tc>
-      </w:tr>
-      <w:tr>
-        <w:tc>
-          <w:tcPr>
-            <w:tcW w:type="dxa" w:w="2880"/>
-          </w:tcPr>
-          <w:p>
-            <w:r>
-              <w:rPr>
-                <w:sz w:val="18"/>
-              </w:rPr>
-              <w:t>`CopyToArchive`</w:t>
-            </w:r>
-          </w:p>
-        </w:tc>
-        <w:tc>
-          <w:tcPr>
-            <w:tcW w:type="dxa" w:w="2880"/>
-          </w:tcPr>
-          <w:p>
-            <w:r>
-              <w:rPr>
-                <w:sz w:val="18"/>
-              </w:rPr>
-              <w:t>Copy</w:t>
-            </w:r>
-          </w:p>
-        </w:tc>
-        <w:tc>
-          <w:tcPr>
-            <w:tcW w:type="dxa" w:w="2880"/>
-          </w:tcPr>
-          <w:p>
-            <w:r>
-              <w:rPr>
-                <w:sz w:val="18"/>
-              </w:rPr>
-              <w:t>—</w:t>
-            </w:r>
-          </w:p>
-        </w:tc>
-      </w:tr>
-      <w:tr>
-        <w:tc>
-          <w:tcPr>
-            <w:tcW w:type="dxa" w:w="2880"/>
-            <w:shd w:val="clear" w:color="auto" w:fill="EBF0F7"/>
-          </w:tcPr>
-          <w:p>
-            <w:r>
-              <w:rPr>
-                <w:sz w:val="18"/>
-              </w:rPr>
-              <w:t>`DeleteSourceFile`</w:t>
-            </w:r>
-          </w:p>
-        </w:tc>
-        <w:tc>
-          <w:tcPr>
-            <w:tcW w:type="dxa" w:w="2880"/>
-            <w:shd w:val="clear" w:color="auto" w:fill="EBF0F7"/>
-          </w:tcPr>
-          <w:p>
-            <w:r>
-              <w:rPr>
-                <w:sz w:val="18"/>
-              </w:rPr>
-              <w:t>Delete</w:t>
-            </w:r>
-          </w:p>
-        </w:tc>
-        <w:tc>
-          <w:tcPr>
-            <w:tcW w:type="dxa" w:w="2880"/>
-            <w:shd w:val="clear" w:color="auto" w:fill="EBF0F7"/>
-          </w:tcPr>
-          <w:p>
-            <w:r>
-              <w:rPr>
-                <w:sz w:val="18"/>
-              </w:rPr>
-              <w:t>`CopyToArchive`</w:t>
-            </w:r>
-          </w:p>
-        </w:tc>
-      </w:tr>
-      <w:tr>
-        <w:tc>
-          <w:tcPr>
-            <w:tcW w:type="dxa" w:w="2880"/>
-          </w:tcPr>
-          <w:p>
-            <w:r>
-              <w:rPr>
-                <w:sz w:val="18"/>
-              </w:rPr>
-              <w:t>`UpdateArchiveLog`</w:t>
-            </w:r>
-          </w:p>
-        </w:tc>
-        <w:tc>
-          <w:tcPr>
-            <w:tcW w:type="dxa" w:w="2880"/>
-          </w:tcPr>
-          <w:p>
-            <w:r>
-              <w:rPr>
-                <w:sz w:val="18"/>
-              </w:rPr>
-              <w:t>Script</w:t>
-            </w:r>
-          </w:p>
-        </w:tc>
-        <w:tc>
-          <w:tcPr>
-            <w:tcW w:type="dxa" w:w="2880"/>
-          </w:tcPr>
-          <w:p>
-            <w:r>
-              <w:rPr>
-                <w:sz w:val="18"/>
-              </w:rPr>
-              <w:t>`DeleteSourceFile`</w:t>
-            </w:r>
-          </w:p>
-        </w:tc>
-      </w:tr>
-    </w:tbl>
-    <w:p/>
-    <w:p>
-      <w:r>
-        <w:rPr>
-          <w:b/>
-          <w:sz w:val="20"/>
-        </w:rPr>
-        <w:t>Activity Flow:</w:t>
-      </w:r>
-    </w:p>
-    <w:p>
-      <w:r>
-        <w:rPr>
-          <w:sz w:val="20"/>
-        </w:rPr>
-        <w:t>[('CopyToArchive', 'DeleteSourceFile'), ('DeleteSourceFile', 'UpdateArchiveLog')]</w:t>
-      </w:r>
-    </w:p>
-    <w:p>
-      <w:pPr>
-        <w:pStyle w:val="Heading3"/>
-      </w:pPr>
-      <w:r>
-        <w:t>`pl_validate_and_quarantine`</w:t>
-      </w:r>
-    </w:p>
-    <w:p>
-      <w:r>
-        <w:rPr>
-          <w:sz w:val="20"/>
-        </w:rPr>
-        <w:t>Data quality validation gate. Runs Snowflake DQ checks after raw load. Quarantines files that exceed failure thresholds into a separate ADLS container and posts an alert to the monitoring queue.</w:t>
-      </w:r>
-    </w:p>
-    <w:p>
-      <w:r>
-        <w:rPr>
-          <w:b/>
-          <w:sz w:val="20"/>
-        </w:rPr>
-        <w:t>Activities (3):</w:t>
-      </w:r>
-    </w:p>
-    <w:tbl>
-      <w:tblPr>
-        <w:tblStyle w:val="TableGrid"/>
-        <w:tblW w:type="auto" w:w="0"/>
-        <w:tblLook w:firstColumn="1" w:firstRow="1" w:lastColumn="0" w:lastRow="0" w:noHBand="0" w:noVBand="1" w:val="04A0"/>
-      </w:tblPr>
-      <w:tblGrid>
-        <w:gridCol w:w="2880"/>
-        <w:gridCol w:w="2880"/>
-        <w:gridCol w:w="2880"/>
-      </w:tblGrid>
-      <w:tr>
-        <w:tc>
-          <w:tcPr>
-            <w:tcW w:type="dxa" w:w="2880"/>
-            <w:shd w:val="clear" w:color="auto" w:fill="1F497D"/>
-          </w:tcPr>
-          <w:p>
-            <w:r>
-              <w:rPr>
-                <w:b/>
-                <w:color w:val="FFFFFF"/>
-                <w:sz w:val="18"/>
-              </w:rPr>
-              <w:t>Activity</w:t>
-            </w:r>
-          </w:p>
-        </w:tc>
-        <w:tc>
-          <w:tcPr>
-            <w:tcW w:type="dxa" w:w="2880"/>
-            <w:shd w:val="clear" w:color="auto" w:fill="1F497D"/>
-          </w:tcPr>
-          <w:p>
-            <w:r>
-              <w:rPr>
-                <w:b/>
-                <w:color w:val="FFFFFF"/>
-                <w:sz w:val="18"/>
-              </w:rPr>
-              <w:t>Type</w:t>
-            </w:r>
-          </w:p>
-        </w:tc>
-        <w:tc>
-          <w:tcPr>
-            <w:tcW w:type="dxa" w:w="2880"/>
-            <w:shd w:val="clear" w:color="auto" w:fill="1F497D"/>
-          </w:tcPr>
-          <w:p>
-            <w:r>
-              <w:rPr>
-                <w:b/>
-                <w:color w:val="FFFFFF"/>
-                <w:sz w:val="18"/>
-              </w:rPr>
-              <w:t>Depends On</w:t>
-            </w:r>
-          </w:p>
-        </w:tc>
-      </w:tr>
-      <w:tr>
-        <w:tc>
-          <w:tcPr>
-            <w:tcW w:type="dxa" w:w="2880"/>
-          </w:tcPr>
-          <w:p>
-            <w:r>
-              <w:rPr>
-                <w:sz w:val="18"/>
-              </w:rPr>
-              <w:t>`RunDQChecks`</w:t>
-            </w:r>
-          </w:p>
-        </w:tc>
-        <w:tc>
-          <w:tcPr>
-            <w:tcW w:type="dxa" w:w="2880"/>
-          </w:tcPr>
-          <w:p>
-            <w:r>
-              <w:rPr>
-                <w:sz w:val="18"/>
-              </w:rPr>
-              <w:t>Script</w:t>
-            </w:r>
-          </w:p>
-        </w:tc>
-        <w:tc>
-          <w:tcPr>
-            <w:tcW w:type="dxa" w:w="2880"/>
-          </w:tcPr>
-          <w:p>
-            <w:r>
-              <w:rPr>
-                <w:sz w:val="18"/>
-              </w:rPr>
-              <w:t>—</w:t>
-            </w:r>
-          </w:p>
-        </w:tc>
-      </w:tr>
-      <w:tr>
-        <w:tc>
-          <w:tcPr>
-            <w:tcW w:type="dxa" w:w="2880"/>
-            <w:shd w:val="clear" w:color="auto" w:fill="EBF0F7"/>
-          </w:tcPr>
-          <w:p>
-            <w:r>
-              <w:rPr>
-                <w:sz w:val="18"/>
-              </w:rPr>
-              <w:t>`EvaluateDQResults`</w:t>
-            </w:r>
-          </w:p>
-        </w:tc>
-        <w:tc>
-          <w:tcPr>
-            <w:tcW w:type="dxa" w:w="2880"/>
-            <w:shd w:val="clear" w:color="auto" w:fill="EBF0F7"/>
-          </w:tcPr>
-          <w:p>
-            <w:r>
-              <w:rPr>
-                <w:sz w:val="18"/>
-              </w:rPr>
-              <w:t>ForEach</w:t>
-            </w:r>
-          </w:p>
-        </w:tc>
-        <w:tc>
-          <w:tcPr>
-            <w:tcW w:type="dxa" w:w="2880"/>
-            <w:shd w:val="clear" w:color="auto" w:fill="EBF0F7"/>
-          </w:tcPr>
-          <w:p>
-            <w:r>
-              <w:rPr>
-                <w:sz w:val="18"/>
-              </w:rPr>
-              <w:t>`RunDQChecks`</w:t>
-            </w:r>
-          </w:p>
-        </w:tc>
-      </w:tr>
-      <w:tr>
-        <w:tc>
-          <w:tcPr>
-            <w:tcW w:type="dxa" w:w="2880"/>
-          </w:tcPr>
-          <w:p>
-            <w:r>
-              <w:rPr>
-                <w:sz w:val="18"/>
-              </w:rPr>
-              <w:t>`QuarantineOrProceed`</w:t>
-            </w:r>
-          </w:p>
-        </w:tc>
-        <w:tc>
-          <w:tcPr>
-            <w:tcW w:type="dxa" w:w="2880"/>
-          </w:tcPr>
-          <w:p>
-            <w:r>
-              <w:rPr>
-                <w:sz w:val="18"/>
-              </w:rPr>
-              <w:t>IfCondition</w:t>
-            </w:r>
-          </w:p>
-        </w:tc>
-        <w:tc>
-          <w:tcPr>
-            <w:tcW w:type="dxa" w:w="2880"/>
-          </w:tcPr>
-          <w:p>
-            <w:r>
-              <w:rPr>
-                <w:sz w:val="18"/>
-              </w:rPr>
-              <w:t>`EvaluateDQResults`</w:t>
-            </w:r>
-          </w:p>
-        </w:tc>
-      </w:tr>
-    </w:tbl>
-    <w:p/>
-    <w:p>
-      <w:r>
-        <w:rPr>
-          <w:b/>
-          <w:sz w:val="20"/>
-        </w:rPr>
-        <w:t>Activity Flow:</w:t>
-      </w:r>
-    </w:p>
-    <w:p>
-      <w:r>
-        <w:rPr>
-          <w:sz w:val="20"/>
-        </w:rPr>
-        <w:t>[('RunDQChecks', 'EvaluateDQResults'), ('EvaluateDQResults', 'QuarantineOrProceed')]</w:t>
-      </w:r>
-    </w:p>
-    <w:p>
-      <w:pPr>
-        <w:pStyle w:val="Heading3"/>
-      </w:pPr>
-      <w:r>
-        <w:t>`pl_ingest_orders_api`</w:t>
-      </w:r>
-    </w:p>
-    <w:p>
-      <w:r>
-        <w:rPr>
-          <w:sz w:val="20"/>
-        </w:rPr>
-        <w:t>Incremental extraction of orders from the OMS REST API. Runs every 15 minutes via tumbling window trigger. Uses pagination (next-link) and persists a timestamp watermark. Writes JSON pages to ADLS Gen2.</w:t>
-      </w:r>
-    </w:p>
-    <w:p>
-      <w:r>
-        <w:rPr>
-          <w:b/>
-          <w:sz w:val="20"/>
-        </w:rPr>
-        <w:t>Activities (3):</w:t>
-      </w:r>
-    </w:p>
-    <w:tbl>
-      <w:tblPr>
-        <w:tblStyle w:val="TableGrid"/>
-        <w:tblW w:type="auto" w:w="0"/>
-        <w:tblLook w:firstColumn="1" w:firstRow="1" w:lastColumn="0" w:lastRow="0" w:noHBand="0" w:noVBand="1" w:val="04A0"/>
-      </w:tblPr>
-      <w:tblGrid>
-        <w:gridCol w:w="2880"/>
-        <w:gridCol w:w="2880"/>
-        <w:gridCol w:w="2880"/>
-      </w:tblGrid>
-      <w:tr>
-        <w:tc>
-          <w:tcPr>
-            <w:tcW w:type="dxa" w:w="2880"/>
-            <w:shd w:val="clear" w:color="auto" w:fill="1F497D"/>
-          </w:tcPr>
-          <w:p>
-            <w:r>
-              <w:rPr>
-                <w:b/>
-                <w:color w:val="FFFFFF"/>
-                <w:sz w:val="18"/>
-              </w:rPr>
-              <w:t>Activity</w:t>
-            </w:r>
-          </w:p>
-        </w:tc>
-        <w:tc>
-          <w:tcPr>
-            <w:tcW w:type="dxa" w:w="2880"/>
-            <w:shd w:val="clear" w:color="auto" w:fill="1F497D"/>
-          </w:tcPr>
-          <w:p>
-            <w:r>
-              <w:rPr>
-                <w:b/>
-                <w:color w:val="FFFFFF"/>
-                <w:sz w:val="18"/>
-              </w:rPr>
-              <w:t>Type</w:t>
-            </w:r>
-          </w:p>
-        </w:tc>
-        <w:tc>
-          <w:tcPr>
-            <w:tcW w:type="dxa" w:w="2880"/>
-            <w:shd w:val="clear" w:color="auto" w:fill="1F497D"/>
-          </w:tcPr>
-          <w:p>
-            <w:r>
-              <w:rPr>
-                <w:b/>
-                <w:color w:val="FFFFFF"/>
-                <w:sz w:val="18"/>
-              </w:rPr>
-              <w:t>Depends On</w:t>
-            </w:r>
-          </w:p>
-        </w:tc>
-      </w:tr>
-      <w:tr>
-        <w:tc>
-          <w:tcPr>
-            <w:tcW w:type="dxa" w:w="2880"/>
-          </w:tcPr>
-          <w:p>
-            <w:r>
-              <w:rPr>
-                <w:sz w:val="18"/>
-              </w:rPr>
-              <w:t>`GetOrderWatermark`</w:t>
-            </w:r>
-          </w:p>
-        </w:tc>
-        <w:tc>
-          <w:tcPr>
-            <w:tcW w:type="dxa" w:w="2880"/>
-          </w:tcPr>
-          <w:p>
-            <w:r>
-              <w:rPr>
-                <w:sz w:val="18"/>
-              </w:rPr>
-              <w:t>Lookup</w:t>
-            </w:r>
-          </w:p>
-        </w:tc>
-        <w:tc>
-          <w:tcPr>
-            <w:tcW w:type="dxa" w:w="2880"/>
-          </w:tcPr>
-          <w:p>
-            <w:r>
-              <w:rPr>
-                <w:sz w:val="18"/>
-              </w:rPr>
-              <w:t>—</w:t>
-            </w:r>
-          </w:p>
-        </w:tc>
-      </w:tr>
-      <w:tr>
-        <w:tc>
-          <w:tcPr>
-            <w:tcW w:type="dxa" w:w="2880"/>
-            <w:shd w:val="clear" w:color="auto" w:fill="EBF0F7"/>
-          </w:tcPr>
-          <w:p>
-            <w:r>
-              <w:rPr>
-                <w:sz w:val="18"/>
-              </w:rPr>
-              <w:t>`CopyOrdersToADLS`</w:t>
-            </w:r>
-          </w:p>
-        </w:tc>
-        <w:tc>
-          <w:tcPr>
-            <w:tcW w:type="dxa" w:w="2880"/>
-            <w:shd w:val="clear" w:color="auto" w:fill="EBF0F7"/>
-          </w:tcPr>
-          <w:p>
-            <w:r>
-              <w:rPr>
-                <w:sz w:val="18"/>
-              </w:rPr>
-              <w:t>Copy</w:t>
-            </w:r>
-          </w:p>
-        </w:tc>
-        <w:tc>
-          <w:tcPr>
-            <w:tcW w:type="dxa" w:w="2880"/>
-            <w:shd w:val="clear" w:color="auto" w:fill="EBF0F7"/>
-          </w:tcPr>
-          <w:p>
-            <w:r>
-              <w:rPr>
-                <w:sz w:val="18"/>
-              </w:rPr>
-              <w:t>`GetOrderWatermark`</w:t>
-            </w:r>
-          </w:p>
-        </w:tc>
-      </w:tr>
-      <w:tr>
-        <w:tc>
-          <w:tcPr>
-            <w:tcW w:type="dxa" w:w="2880"/>
-          </w:tcPr>
-          <w:p>
-            <w:r>
-              <w:rPr>
-                <w:sz w:val="18"/>
-              </w:rPr>
-              <w:t>`CheckRowsCopied`</w:t>
-            </w:r>
-          </w:p>
-        </w:tc>
-        <w:tc>
-          <w:tcPr>
-            <w:tcW w:type="dxa" w:w="2880"/>
-          </w:tcPr>
-          <w:p>
-            <w:r>
-              <w:rPr>
-                <w:sz w:val="18"/>
-              </w:rPr>
-              <w:t>IfCondition</w:t>
-            </w:r>
-          </w:p>
-        </w:tc>
-        <w:tc>
-          <w:tcPr>
-            <w:tcW w:type="dxa" w:w="2880"/>
-          </w:tcPr>
-          <w:p>
-            <w:r>
-              <w:rPr>
-                <w:sz w:val="18"/>
-              </w:rPr>
-              <w:t>`CopyOrdersToADLS`</w:t>
-            </w:r>
-          </w:p>
-        </w:tc>
-      </w:tr>
-    </w:tbl>
-    <w:p/>
-    <w:p>
-      <w:r>
-        <w:rPr>
-          <w:b/>
-          <w:sz w:val="20"/>
-        </w:rPr>
-        <w:t>Activity Flow:</w:t>
-      </w:r>
-    </w:p>
-    <w:p>
-      <w:r>
-        <w:rPr>
-          <w:sz w:val="20"/>
-        </w:rPr>
-        <w:t>[('GetOrderWatermark', 'CopyOrdersToADLS'), ('CopyOrdersToADLS', 'CheckRowsCopied')]</w:t>
       </w:r>
     </w:p>
     <w:p>
@@ -1273,7 +201,7 @@
           <w:b/>
           <w:sz w:val="20"/>
         </w:rPr>
-        <w:t>Activities (12):</w:t>
+        <w:t>Activities (16):</w:t>
       </w:r>
     </w:p>
     <w:tbl>
@@ -1517,7 +445,7 @@
               <w:rPr>
                 <w:sz w:val="18"/>
               </w:rPr>
-              <w:t>`LoadCustomersToRaw`</w:t>
+              <w:t>`IngestOrdersAPI`</w:t>
             </w:r>
           </w:p>
         </w:tc>
@@ -1543,7 +471,7 @@
               <w:rPr>
                 <w:sz w:val="18"/>
               </w:rPr>
-              <w:t>`IngestCRMCustomers`</w:t>
+              <w:t>`GenerateBatchId`</w:t>
             </w:r>
           </w:p>
         </w:tc>
@@ -1559,7 +487,7 @@
               <w:rPr>
                 <w:sz w:val="18"/>
               </w:rPr>
-              <w:t>`LoadInventoryToRaw`</w:t>
+              <w:t>`LoadCustomersToRaw`</w:t>
             </w:r>
           </w:p>
         </w:tc>
@@ -1587,7 +515,7 @@
               <w:rPr>
                 <w:sz w:val="18"/>
               </w:rPr>
-              <w:t>`IngestInventoryWMS`</w:t>
+              <w:t>`IngestCRMCustomers`</w:t>
             </w:r>
           </w:p>
         </w:tc>
@@ -1602,7 +530,7 @@
               <w:rPr>
                 <w:sz w:val="18"/>
               </w:rPr>
-              <w:t>`ValidateCustomersBatch`</w:t>
+              <w:t>`LoadInventoryToRaw`</w:t>
             </w:r>
           </w:p>
         </w:tc>
@@ -1628,7 +556,7 @@
               <w:rPr>
                 <w:sz w:val="18"/>
               </w:rPr>
-              <w:t>`LoadCustomersToRaw`</w:t>
+              <w:t>`IngestInventoryWMS`</w:t>
             </w:r>
           </w:p>
         </w:tc>
@@ -1644,7 +572,7 @@
               <w:rPr>
                 <w:sz w:val="18"/>
               </w:rPr>
-              <w:t>`ValidateInventoryBatch`</w:t>
+              <w:t>`ValidateCustomersBatch`</w:t>
             </w:r>
           </w:p>
         </w:tc>
@@ -1672,7 +600,7 @@
               <w:rPr>
                 <w:sz w:val="18"/>
               </w:rPr>
-              <w:t>`LoadInventoryToRaw`</w:t>
+              <w:t>`LoadCustomersToRaw`</w:t>
             </w:r>
           </w:p>
         </w:tc>
@@ -1687,7 +615,7 @@
               <w:rPr>
                 <w:sz w:val="18"/>
               </w:rPr>
-              <w:t>`RunSilverTransforms`</w:t>
+              <w:t>`ValidateInventoryBatch`</w:t>
             </w:r>
           </w:p>
         </w:tc>
@@ -1713,7 +641,7 @@
               <w:rPr>
                 <w:sz w:val="18"/>
               </w:rPr>
-              <w:t>`ValidateCustomersBatch`, `ValidateInventoryBatch`, `IngestCampaigns`</w:t>
+              <w:t>`LoadInventoryToRaw`</w:t>
             </w:r>
           </w:p>
         </w:tc>
@@ -1729,7 +657,177 @@
               <w:rPr>
                 <w:sz w:val="18"/>
               </w:rPr>
+              <w:t>`LoadOrdersToRaw`</w:t>
+            </w:r>
+          </w:p>
+        </w:tc>
+        <w:tc>
+          <w:tcPr>
+            <w:tcW w:type="dxa" w:w="2880"/>
+            <w:shd w:val="clear" w:color="auto" w:fill="EBF0F7"/>
+          </w:tcPr>
+          <w:p>
+            <w:r>
+              <w:rPr>
+                <w:sz w:val="18"/>
+              </w:rPr>
+              <w:t>ExecutePipeline</w:t>
+            </w:r>
+          </w:p>
+        </w:tc>
+        <w:tc>
+          <w:tcPr>
+            <w:tcW w:type="dxa" w:w="2880"/>
+            <w:shd w:val="clear" w:color="auto" w:fill="EBF0F7"/>
+          </w:tcPr>
+          <w:p>
+            <w:r>
+              <w:rPr>
+                <w:sz w:val="18"/>
+              </w:rPr>
+              <w:t>`IngestOrdersAPI`</w:t>
+            </w:r>
+          </w:p>
+        </w:tc>
+      </w:tr>
+      <w:tr>
+        <w:tc>
+          <w:tcPr>
+            <w:tcW w:type="dxa" w:w="2880"/>
+          </w:tcPr>
+          <w:p>
+            <w:r>
+              <w:rPr>
+                <w:sz w:val="18"/>
+              </w:rPr>
+              <w:t>`ValidateOrdersBatch`</w:t>
+            </w:r>
+          </w:p>
+        </w:tc>
+        <w:tc>
+          <w:tcPr>
+            <w:tcW w:type="dxa" w:w="2880"/>
+          </w:tcPr>
+          <w:p>
+            <w:r>
+              <w:rPr>
+                <w:sz w:val="18"/>
+              </w:rPr>
+              <w:t>ExecutePipeline</w:t>
+            </w:r>
+          </w:p>
+        </w:tc>
+        <w:tc>
+          <w:tcPr>
+            <w:tcW w:type="dxa" w:w="2880"/>
+          </w:tcPr>
+          <w:p>
+            <w:r>
+              <w:rPr>
+                <w:sz w:val="18"/>
+              </w:rPr>
+              <w:t>`LoadOrdersToRaw`</w:t>
+            </w:r>
+          </w:p>
+        </w:tc>
+      </w:tr>
+      <w:tr>
+        <w:tc>
+          <w:tcPr>
+            <w:tcW w:type="dxa" w:w="2880"/>
+            <w:shd w:val="clear" w:color="auto" w:fill="EBF0F7"/>
+          </w:tcPr>
+          <w:p>
+            <w:r>
+              <w:rPr>
+                <w:sz w:val="18"/>
+              </w:rPr>
+              <w:t>`RunSilverTransforms`</w:t>
+            </w:r>
+          </w:p>
+        </w:tc>
+        <w:tc>
+          <w:tcPr>
+            <w:tcW w:type="dxa" w:w="2880"/>
+            <w:shd w:val="clear" w:color="auto" w:fill="EBF0F7"/>
+          </w:tcPr>
+          <w:p>
+            <w:r>
+              <w:rPr>
+                <w:sz w:val="18"/>
+              </w:rPr>
+              <w:t>ExecutePipeline</w:t>
+            </w:r>
+          </w:p>
+        </w:tc>
+        <w:tc>
+          <w:tcPr>
+            <w:tcW w:type="dxa" w:w="2880"/>
+            <w:shd w:val="clear" w:color="auto" w:fill="EBF0F7"/>
+          </w:tcPr>
+          <w:p>
+            <w:r>
+              <w:rPr>
+                <w:sz w:val="18"/>
+              </w:rPr>
+              <w:t>`ValidateCustomersBatch`, `ValidateInventoryBatch`, `ValidateOrdersBatch`, `IngestCampaigns`</w:t>
+            </w:r>
+          </w:p>
+        </w:tc>
+      </w:tr>
+      <w:tr>
+        <w:tc>
+          <w:tcPr>
+            <w:tcW w:type="dxa" w:w="2880"/>
+          </w:tcPr>
+          <w:p>
+            <w:r>
+              <w:rPr>
+                <w:sz w:val="18"/>
+              </w:rPr>
               <w:t>`ArchiveCustomerFiles`</w:t>
+            </w:r>
+          </w:p>
+        </w:tc>
+        <w:tc>
+          <w:tcPr>
+            <w:tcW w:type="dxa" w:w="2880"/>
+          </w:tcPr>
+          <w:p>
+            <w:r>
+              <w:rPr>
+                <w:sz w:val="18"/>
+              </w:rPr>
+              <w:t>ExecutePipeline</w:t>
+            </w:r>
+          </w:p>
+        </w:tc>
+        <w:tc>
+          <w:tcPr>
+            <w:tcW w:type="dxa" w:w="2880"/>
+          </w:tcPr>
+          <w:p>
+            <w:r>
+              <w:rPr>
+                <w:sz w:val="18"/>
+              </w:rPr>
+              <w:t>`RunSilverTransforms`</w:t>
+            </w:r>
+          </w:p>
+        </w:tc>
+      </w:tr>
+      <w:tr>
+        <w:tc>
+          <w:tcPr>
+            <w:tcW w:type="dxa" w:w="2880"/>
+            <w:shd w:val="clear" w:color="auto" w:fill="EBF0F7"/>
+          </w:tcPr>
+          <w:p>
+            <w:r>
+              <w:rPr>
+                <w:sz w:val="18"/>
+              </w:rPr>
+              <w:t>`ArchiveInventoryFiles`</w:t>
             </w:r>
           </w:p>
         </w:tc>
@@ -1772,7 +870,7 @@
               <w:rPr>
                 <w:sz w:val="18"/>
               </w:rPr>
-              <w:t>`ArchiveInventoryFiles`</w:t>
+              <w:t>`ArchiveOrderFiles`</w:t>
             </w:r>
           </w:p>
         </w:tc>
@@ -1863,1942 +961,9 @@
         <w:rPr>
           <w:sz w:val="20"/>
         </w:rPr>
-        <w:t>[('GenerateBatchId', 'IngestCRMCustomers'), ('GenerateBatchId', 'IngestInventoryWMS'), ('GenerateBatchId', 'IngestCampaigns'), ('IngestCRMCustomers', 'LoadCustomersToRaw'), ('IngestInventoryWMS', 'LoadInventoryToRaw'), ('LoadCustomersToRaw', 'ValidateCustomersBatch'), ('LoadInventoryToRaw', 'ValidateInventoryBatch'), ('ValidateCustomersBatch', 'RunSilverTransforms'), ('ValidateInventoryBatch', 'RunSilverTransforms'), ('IngestCampaigns', 'RunSilverTransforms'), ('RunSilverTransforms', 'ArchiveCustomerFiles'), ('RunSilverTransforms', 'ArchiveInventoryFiles'), ('RunSilverTransforms', 'NotifyOnFailure')]</w:t>
+        <w:t>[('GenerateBatchId', 'IngestCRMCustomers'), ('GenerateBatchId', 'IngestInventoryWMS'), ('GenerateBatchId', 'IngestCampaigns'), ('GenerateBatchId', 'IngestOrdersAPI'), ('IngestCRMCustomers', 'LoadCustomersToRaw'), ('IngestInventoryWMS', 'LoadInventoryToRaw'), ('LoadCustomersToRaw', 'ValidateCustomersBatch'), ('LoadInventoryToRaw', 'ValidateInventoryBatch'), ('IngestOrdersAPI', 'LoadOrdersToRaw'), ('LoadOrdersToRaw', 'ValidateOrdersBatch'), ('ValidateCustomersBatch', 'RunSilverTransforms'), ('ValidateInventoryBatch', 'RunSilverTransforms'), ('ValidateOrdersBatch', 'RunSilverTransforms'), ('IngestCampaigns', 'RunSilverTransforms'), ('RunSilverTransforms', 'ArchiveCustomerFiles'), ('RunSilverTransforms', 'ArchiveInventoryFiles'), ('RunSilverTransforms', 'ArchiveOrderFiles'), ('RunSilverTransforms', 'NotifyOnFailure')]</w:t>
       </w:r>
     </w:p>
-    <w:p>
-      <w:pPr>
-        <w:pStyle w:val="Heading3"/>
-      </w:pPr>
-      <w:r>
-        <w:t>`pl_ingest_campaign_marketo`</w:t>
-      </w:r>
-    </w:p>
-    <w:p>
-      <w:r>
-        <w:rPr>
-          <w:sz w:val="20"/>
-        </w:rPr>
-        <w:t>Daily incremental extract of campaign and lead-activity data from Marketo. Retrieves campaigns, email activities, and program memberships updated since last watermark.</w:t>
-      </w:r>
-    </w:p>
-    <w:p>
-      <w:r>
-        <w:rPr>
-          <w:b/>
-          <w:sz w:val="20"/>
-        </w:rPr>
-        <w:t>Activities (3):</w:t>
-      </w:r>
-    </w:p>
-    <w:tbl>
-      <w:tblPr>
-        <w:tblStyle w:val="TableGrid"/>
-        <w:tblW w:type="auto" w:w="0"/>
-        <w:tblLook w:firstColumn="1" w:firstRow="1" w:lastColumn="0" w:lastRow="0" w:noHBand="0" w:noVBand="1" w:val="04A0"/>
-      </w:tblPr>
-      <w:tblGrid>
-        <w:gridCol w:w="2880"/>
-        <w:gridCol w:w="2880"/>
-        <w:gridCol w:w="2880"/>
-      </w:tblGrid>
-      <w:tr>
-        <w:tc>
-          <w:tcPr>
-            <w:tcW w:type="dxa" w:w="2880"/>
-            <w:shd w:val="clear" w:color="auto" w:fill="1F497D"/>
-          </w:tcPr>
-          <w:p>
-            <w:r>
-              <w:rPr>
-                <w:b/>
-                <w:color w:val="FFFFFF"/>
-                <w:sz w:val="18"/>
-              </w:rPr>
-              <w:t>Activity</w:t>
-            </w:r>
-          </w:p>
-        </w:tc>
-        <w:tc>
-          <w:tcPr>
-            <w:tcW w:type="dxa" w:w="2880"/>
-            <w:shd w:val="clear" w:color="auto" w:fill="1F497D"/>
-          </w:tcPr>
-          <w:p>
-            <w:r>
-              <w:rPr>
-                <w:b/>
-                <w:color w:val="FFFFFF"/>
-                <w:sz w:val="18"/>
-              </w:rPr>
-              <w:t>Type</w:t>
-            </w:r>
-          </w:p>
-        </w:tc>
-        <w:tc>
-          <w:tcPr>
-            <w:tcW w:type="dxa" w:w="2880"/>
-            <w:shd w:val="clear" w:color="auto" w:fill="1F497D"/>
-          </w:tcPr>
-          <w:p>
-            <w:r>
-              <w:rPr>
-                <w:b/>
-                <w:color w:val="FFFFFF"/>
-                <w:sz w:val="18"/>
-              </w:rPr>
-              <w:t>Depends On</w:t>
-            </w:r>
-          </w:p>
-        </w:tc>
-      </w:tr>
-      <w:tr>
-        <w:tc>
-          <w:tcPr>
-            <w:tcW w:type="dxa" w:w="2880"/>
-          </w:tcPr>
-          <w:p>
-            <w:r>
-              <w:rPr>
-                <w:sz w:val="18"/>
-              </w:rPr>
-              <w:t>`GetMarketoWatermark`</w:t>
-            </w:r>
-          </w:p>
-        </w:tc>
-        <w:tc>
-          <w:tcPr>
-            <w:tcW w:type="dxa" w:w="2880"/>
-          </w:tcPr>
-          <w:p>
-            <w:r>
-              <w:rPr>
-                <w:sz w:val="18"/>
-              </w:rPr>
-              <w:t>Lookup</w:t>
-            </w:r>
-          </w:p>
-        </w:tc>
-        <w:tc>
-          <w:tcPr>
-            <w:tcW w:type="dxa" w:w="2880"/>
-          </w:tcPr>
-          <w:p>
-            <w:r>
-              <w:rPr>
-                <w:sz w:val="18"/>
-              </w:rPr>
-              <w:t>—</w:t>
-            </w:r>
-          </w:p>
-        </w:tc>
-      </w:tr>
-      <w:tr>
-        <w:tc>
-          <w:tcPr>
-            <w:tcW w:type="dxa" w:w="2880"/>
-            <w:shd w:val="clear" w:color="auto" w:fill="EBF0F7"/>
-          </w:tcPr>
-          <w:p>
-            <w:r>
-              <w:rPr>
-                <w:sz w:val="18"/>
-              </w:rPr>
-              <w:t>`CopyCampaignsFromMarketo`</w:t>
-            </w:r>
-          </w:p>
-        </w:tc>
-        <w:tc>
-          <w:tcPr>
-            <w:tcW w:type="dxa" w:w="2880"/>
-            <w:shd w:val="clear" w:color="auto" w:fill="EBF0F7"/>
-          </w:tcPr>
-          <w:p>
-            <w:r>
-              <w:rPr>
-                <w:sz w:val="18"/>
-              </w:rPr>
-              <w:t>Copy</w:t>
-            </w:r>
-          </w:p>
-        </w:tc>
-        <w:tc>
-          <w:tcPr>
-            <w:tcW w:type="dxa" w:w="2880"/>
-            <w:shd w:val="clear" w:color="auto" w:fill="EBF0F7"/>
-          </w:tcPr>
-          <w:p>
-            <w:r>
-              <w:rPr>
-                <w:sz w:val="18"/>
-              </w:rPr>
-              <w:t>`GetMarketoWatermark`</w:t>
-            </w:r>
-          </w:p>
-        </w:tc>
-      </w:tr>
-      <w:tr>
-        <w:tc>
-          <w:tcPr>
-            <w:tcW w:type="dxa" w:w="2880"/>
-          </w:tcPr>
-          <w:p>
-            <w:r>
-              <w:rPr>
-                <w:sz w:val="18"/>
-              </w:rPr>
-              <w:t>`UpdateMarketoWatermark`</w:t>
-            </w:r>
-          </w:p>
-        </w:tc>
-        <w:tc>
-          <w:tcPr>
-            <w:tcW w:type="dxa" w:w="2880"/>
-          </w:tcPr>
-          <w:p>
-            <w:r>
-              <w:rPr>
-                <w:sz w:val="18"/>
-              </w:rPr>
-              <w:t>Script</w:t>
-            </w:r>
-          </w:p>
-        </w:tc>
-        <w:tc>
-          <w:tcPr>
-            <w:tcW w:type="dxa" w:w="2880"/>
-          </w:tcPr>
-          <w:p>
-            <w:r>
-              <w:rPr>
-                <w:sz w:val="18"/>
-              </w:rPr>
-              <w:t>`CopyCampaignsFromMarketo`</w:t>
-            </w:r>
-          </w:p>
-        </w:tc>
-      </w:tr>
-    </w:tbl>
-    <w:p/>
-    <w:p>
-      <w:r>
-        <w:rPr>
-          <w:b/>
-          <w:sz w:val="20"/>
-        </w:rPr>
-        <w:t>Activity Flow:</w:t>
-      </w:r>
-    </w:p>
-    <w:p>
-      <w:r>
-        <w:rPr>
-          <w:sz w:val="20"/>
-        </w:rPr>
-        <w:t>[('GetMarketoWatermark', 'CopyCampaignsFromMarketo'), ('CopyCampaignsFromMarketo', 'UpdateMarketoWatermark')]</w:t>
-      </w:r>
-    </w:p>
-    <w:p>
-      <w:pPr>
-        <w:pStyle w:val="Heading3"/>
-      </w:pPr>
-      <w:r>
-        <w:t>`pl_load_raw_to_snowflake`</w:t>
-      </w:r>
-    </w:p>
-    <w:p>
-      <w:r>
-        <w:rPr>
-          <w:sz w:val="20"/>
-        </w:rPr>
-        <w:t>Parameterized pipeline that bulk-loads a single ADLS Gen2 staged file (JSON or Parquet) into the appropriate Snowflake RAW table. Called by the orchestration pipeline with entity-specific parameters.</w:t>
-      </w:r>
-    </w:p>
-    <w:p>
-      <w:r>
-        <w:rPr>
-          <w:b/>
-          <w:sz w:val="20"/>
-        </w:rPr>
-        <w:t>Activities (2):</w:t>
-      </w:r>
-    </w:p>
-    <w:tbl>
-      <w:tblPr>
-        <w:tblStyle w:val="TableGrid"/>
-        <w:tblW w:type="auto" w:w="0"/>
-        <w:tblLook w:firstColumn="1" w:firstRow="1" w:lastColumn="0" w:lastRow="0" w:noHBand="0" w:noVBand="1" w:val="04A0"/>
-      </w:tblPr>
-      <w:tblGrid>
-        <w:gridCol w:w="2880"/>
-        <w:gridCol w:w="2880"/>
-        <w:gridCol w:w="2880"/>
-      </w:tblGrid>
-      <w:tr>
-        <w:tc>
-          <w:tcPr>
-            <w:tcW w:type="dxa" w:w="2880"/>
-            <w:shd w:val="clear" w:color="auto" w:fill="1F497D"/>
-          </w:tcPr>
-          <w:p>
-            <w:r>
-              <w:rPr>
-                <w:b/>
-                <w:color w:val="FFFFFF"/>
-                <w:sz w:val="18"/>
-              </w:rPr>
-              <w:t>Activity</w:t>
-            </w:r>
-          </w:p>
-        </w:tc>
-        <w:tc>
-          <w:tcPr>
-            <w:tcW w:type="dxa" w:w="2880"/>
-            <w:shd w:val="clear" w:color="auto" w:fill="1F497D"/>
-          </w:tcPr>
-          <w:p>
-            <w:r>
-              <w:rPr>
-                <w:b/>
-                <w:color w:val="FFFFFF"/>
-                <w:sz w:val="18"/>
-              </w:rPr>
-              <w:t>Type</w:t>
-            </w:r>
-          </w:p>
-        </w:tc>
-        <w:tc>
-          <w:tcPr>
-            <w:tcW w:type="dxa" w:w="2880"/>
-            <w:shd w:val="clear" w:color="auto" w:fill="1F497D"/>
-          </w:tcPr>
-          <w:p>
-            <w:r>
-              <w:rPr>
-                <w:b/>
-                <w:color w:val="FFFFFF"/>
-                <w:sz w:val="18"/>
-              </w:rPr>
-              <w:t>Depends On</w:t>
-            </w:r>
-          </w:p>
-        </w:tc>
-      </w:tr>
-      <w:tr>
-        <w:tc>
-          <w:tcPr>
-            <w:tcW w:type="dxa" w:w="2880"/>
-          </w:tcPr>
-          <w:p>
-            <w:r>
-              <w:rPr>
-                <w:sz w:val="18"/>
-              </w:rPr>
-              <w:t>`LoadToSnowflake`</w:t>
-            </w:r>
-          </w:p>
-        </w:tc>
-        <w:tc>
-          <w:tcPr>
-            <w:tcW w:type="dxa" w:w="2880"/>
-          </w:tcPr>
-          <w:p>
-            <w:r>
-              <w:rPr>
-                <w:sz w:val="18"/>
-              </w:rPr>
-              <w:t>Copy</w:t>
-            </w:r>
-          </w:p>
-        </w:tc>
-        <w:tc>
-          <w:tcPr>
-            <w:tcW w:type="dxa" w:w="2880"/>
-          </w:tcPr>
-          <w:p>
-            <w:r>
-              <w:rPr>
-                <w:sz w:val="18"/>
-              </w:rPr>
-              <w:t>—</w:t>
-            </w:r>
-          </w:p>
-        </w:tc>
-      </w:tr>
-      <w:tr>
-        <w:tc>
-          <w:tcPr>
-            <w:tcW w:type="dxa" w:w="2880"/>
-            <w:shd w:val="clear" w:color="auto" w:fill="EBF0F7"/>
-          </w:tcPr>
-          <w:p>
-            <w:r>
-              <w:rPr>
-                <w:sz w:val="18"/>
-              </w:rPr>
-              <w:t>`RecordLoadMetadata`</w:t>
-            </w:r>
-          </w:p>
-        </w:tc>
-        <w:tc>
-          <w:tcPr>
-            <w:tcW w:type="dxa" w:w="2880"/>
-            <w:shd w:val="clear" w:color="auto" w:fill="EBF0F7"/>
-          </w:tcPr>
-          <w:p>
-            <w:r>
-              <w:rPr>
-                <w:sz w:val="18"/>
-              </w:rPr>
-              <w:t>Script</w:t>
-            </w:r>
-          </w:p>
-        </w:tc>
-        <w:tc>
-          <w:tcPr>
-            <w:tcW w:type="dxa" w:w="2880"/>
-            <w:shd w:val="clear" w:color="auto" w:fill="EBF0F7"/>
-          </w:tcPr>
-          <w:p>
-            <w:r>
-              <w:rPr>
-                <w:sz w:val="18"/>
-              </w:rPr>
-              <w:t>`LoadToSnowflake`</w:t>
-            </w:r>
-          </w:p>
-        </w:tc>
-      </w:tr>
-    </w:tbl>
-    <w:p/>
-    <w:p>
-      <w:r>
-        <w:rPr>
-          <w:b/>
-          <w:sz w:val="20"/>
-        </w:rPr>
-        <w:t>Activity Flow:</w:t>
-      </w:r>
-    </w:p>
-    <w:p>
-      <w:r>
-        <w:rPr>
-          <w:sz w:val="20"/>
-        </w:rPr>
-        <w:t>[('LoadToSnowflake', 'RecordLoadMetadata')]</w:t>
-      </w:r>
-    </w:p>
-    <w:p>
-      <w:pPr>
-        <w:pStyle w:val="Heading3"/>
-      </w:pPr>
-      <w:r>
-        <w:t>`pl_ingest_crm_customers`</w:t>
-      </w:r>
-    </w:p>
-    <w:p>
-      <w:r>
-        <w:rPr>
-          <w:sz w:val="20"/>
-        </w:rPr>
-        <w:t>Extract customer/contact records from Salesforce CRM and stage them to ADLS Gen2 as JSON. Supports incremental extraction via LastModifiedDate watermark stored in a pipeline parameter.</w:t>
-      </w:r>
-    </w:p>
-    <w:p>
-      <w:r>
-        <w:rPr>
-          <w:b/>
-          <w:sz w:val="20"/>
-        </w:rPr>
-        <w:t>Activities (4):</w:t>
-      </w:r>
-    </w:p>
-    <w:tbl>
-      <w:tblPr>
-        <w:tblStyle w:val="TableGrid"/>
-        <w:tblW w:type="auto" w:w="0"/>
-        <w:tblLook w:firstColumn="1" w:firstRow="1" w:lastColumn="0" w:lastRow="0" w:noHBand="0" w:noVBand="1" w:val="04A0"/>
-      </w:tblPr>
-      <w:tblGrid>
-        <w:gridCol w:w="2880"/>
-        <w:gridCol w:w="2880"/>
-        <w:gridCol w:w="2880"/>
-      </w:tblGrid>
-      <w:tr>
-        <w:tc>
-          <w:tcPr>
-            <w:tcW w:type="dxa" w:w="2880"/>
-            <w:shd w:val="clear" w:color="auto" w:fill="1F497D"/>
-          </w:tcPr>
-          <w:p>
-            <w:r>
-              <w:rPr>
-                <w:b/>
-                <w:color w:val="FFFFFF"/>
-                <w:sz w:val="18"/>
-              </w:rPr>
-              <w:t>Activity</w:t>
-            </w:r>
-          </w:p>
-        </w:tc>
-        <w:tc>
-          <w:tcPr>
-            <w:tcW w:type="dxa" w:w="2880"/>
-            <w:shd w:val="clear" w:color="auto" w:fill="1F497D"/>
-          </w:tcPr>
-          <w:p>
-            <w:r>
-              <w:rPr>
-                <w:b/>
-                <w:color w:val="FFFFFF"/>
-                <w:sz w:val="18"/>
-              </w:rPr>
-              <w:t>Type</w:t>
-            </w:r>
-          </w:p>
-        </w:tc>
-        <w:tc>
-          <w:tcPr>
-            <w:tcW w:type="dxa" w:w="2880"/>
-            <w:shd w:val="clear" w:color="auto" w:fill="1F497D"/>
-          </w:tcPr>
-          <w:p>
-            <w:r>
-              <w:rPr>
-                <w:b/>
-                <w:color w:val="FFFFFF"/>
-                <w:sz w:val="18"/>
-              </w:rPr>
-              <w:t>Depends On</w:t>
-            </w:r>
-          </w:p>
-        </w:tc>
-      </w:tr>
-      <w:tr>
-        <w:tc>
-          <w:tcPr>
-            <w:tcW w:type="dxa" w:w="2880"/>
-          </w:tcPr>
-          <w:p>
-            <w:r>
-              <w:rPr>
-                <w:sz w:val="18"/>
-              </w:rPr>
-              <w:t>`GetLastWatermark`</w:t>
-            </w:r>
-          </w:p>
-        </w:tc>
-        <w:tc>
-          <w:tcPr>
-            <w:tcW w:type="dxa" w:w="2880"/>
-          </w:tcPr>
-          <w:p>
-            <w:r>
-              <w:rPr>
-                <w:sz w:val="18"/>
-              </w:rPr>
-              <w:t>Lookup</w:t>
-            </w:r>
-          </w:p>
-        </w:tc>
-        <w:tc>
-          <w:tcPr>
-            <w:tcW w:type="dxa" w:w="2880"/>
-          </w:tcPr>
-          <w:p>
-            <w:r>
-              <w:rPr>
-                <w:sz w:val="18"/>
-              </w:rPr>
-              <w:t>—</w:t>
-            </w:r>
-          </w:p>
-        </w:tc>
-      </w:tr>
-      <w:tr>
-        <w:tc>
-          <w:tcPr>
-            <w:tcW w:type="dxa" w:w="2880"/>
-            <w:shd w:val="clear" w:color="auto" w:fill="EBF0F7"/>
-          </w:tcPr>
-          <w:p>
-            <w:r>
-              <w:rPr>
-                <w:sz w:val="18"/>
-              </w:rPr>
-              <w:t>`CopySalesforceToADLS`</w:t>
-            </w:r>
-          </w:p>
-        </w:tc>
-        <w:tc>
-          <w:tcPr>
-            <w:tcW w:type="dxa" w:w="2880"/>
-            <w:shd w:val="clear" w:color="auto" w:fill="EBF0F7"/>
-          </w:tcPr>
-          <w:p>
-            <w:r>
-              <w:rPr>
-                <w:sz w:val="18"/>
-              </w:rPr>
-              <w:t>Copy</w:t>
-            </w:r>
-          </w:p>
-        </w:tc>
-        <w:tc>
-          <w:tcPr>
-            <w:tcW w:type="dxa" w:w="2880"/>
-            <w:shd w:val="clear" w:color="auto" w:fill="EBF0F7"/>
-          </w:tcPr>
-          <w:p>
-            <w:r>
-              <w:rPr>
-                <w:sz w:val="18"/>
-              </w:rPr>
-              <w:t>`GetLastWatermark`</w:t>
-            </w:r>
-          </w:p>
-        </w:tc>
-      </w:tr>
-      <w:tr>
-        <w:tc>
-          <w:tcPr>
-            <w:tcW w:type="dxa" w:w="2880"/>
-          </w:tcPr>
-          <w:p>
-            <w:r>
-              <w:rPr>
-                <w:sz w:val="18"/>
-              </w:rPr>
-              <w:t>`UpdateWatermark`</w:t>
-            </w:r>
-          </w:p>
-        </w:tc>
-        <w:tc>
-          <w:tcPr>
-            <w:tcW w:type="dxa" w:w="2880"/>
-          </w:tcPr>
-          <w:p>
-            <w:r>
-              <w:rPr>
-                <w:sz w:val="18"/>
-              </w:rPr>
-              <w:t>Script</w:t>
-            </w:r>
-          </w:p>
-        </w:tc>
-        <w:tc>
-          <w:tcPr>
-            <w:tcW w:type="dxa" w:w="2880"/>
-          </w:tcPr>
-          <w:p>
-            <w:r>
-              <w:rPr>
-                <w:sz w:val="18"/>
-              </w:rPr>
-              <w:t>`CopySalesforceToADLS`</w:t>
-            </w:r>
-          </w:p>
-        </w:tc>
-      </w:tr>
-      <w:tr>
-        <w:tc>
-          <w:tcPr>
-            <w:tcW w:type="dxa" w:w="2880"/>
-            <w:shd w:val="clear" w:color="auto" w:fill="EBF0F7"/>
-          </w:tcPr>
-          <w:p>
-            <w:r>
-              <w:rPr>
-                <w:sz w:val="18"/>
-              </w:rPr>
-              <w:t>`LogRowCount`</w:t>
-            </w:r>
-          </w:p>
-        </w:tc>
-        <w:tc>
-          <w:tcPr>
-            <w:tcW w:type="dxa" w:w="2880"/>
-            <w:shd w:val="clear" w:color="auto" w:fill="EBF0F7"/>
-          </w:tcPr>
-          <w:p>
-            <w:r>
-              <w:rPr>
-                <w:sz w:val="18"/>
-              </w:rPr>
-              <w:t>SetVariable</w:t>
-            </w:r>
-          </w:p>
-        </w:tc>
-        <w:tc>
-          <w:tcPr>
-            <w:tcW w:type="dxa" w:w="2880"/>
-            <w:shd w:val="clear" w:color="auto" w:fill="EBF0F7"/>
-          </w:tcPr>
-          <w:p>
-            <w:r>
-              <w:rPr>
-                <w:sz w:val="18"/>
-              </w:rPr>
-              <w:t>`CopySalesforceToADLS`</w:t>
-            </w:r>
-          </w:p>
-        </w:tc>
-      </w:tr>
-    </w:tbl>
-    <w:p/>
-    <w:p>
-      <w:r>
-        <w:rPr>
-          <w:b/>
-          <w:sz w:val="20"/>
-        </w:rPr>
-        <w:t>Activity Flow:</w:t>
-      </w:r>
-    </w:p>
-    <w:p>
-      <w:r>
-        <w:rPr>
-          <w:sz w:val="20"/>
-        </w:rPr>
-        <w:t>[('GetLastWatermark', 'CopySalesforceToADLS'), ('CopySalesforceToADLS', 'UpdateWatermark'), ('CopySalesforceToADLS', 'LogRowCount')]</w:t>
-      </w:r>
-    </w:p>
-    <w:p>
-      <w:pPr>
-        <w:pStyle w:val="Heading3"/>
-      </w:pPr>
-      <w:r>
-        <w:t>`pl_ingest_product_catalog`</w:t>
-      </w:r>
-    </w:p>
-    <w:p>
-      <w:r>
-        <w:rPr>
-          <w:sz w:val="20"/>
-        </w:rPr>
-        <w:t>Full refresh of the product catalog from the PIM REST API. Runs weekly (Sunday 01:00 UTC) or on-demand. Writes JSON to ADLS Gen2.</w:t>
-      </w:r>
-    </w:p>
-    <w:p>
-      <w:r>
-        <w:rPr>
-          <w:b/>
-          <w:sz w:val="20"/>
-        </w:rPr>
-        <w:t>Activities (2):</w:t>
-      </w:r>
-    </w:p>
-    <w:tbl>
-      <w:tblPr>
-        <w:tblStyle w:val="TableGrid"/>
-        <w:tblW w:type="auto" w:w="0"/>
-        <w:tblLook w:firstColumn="1" w:firstRow="1" w:lastColumn="0" w:lastRow="0" w:noHBand="0" w:noVBand="1" w:val="04A0"/>
-      </w:tblPr>
-      <w:tblGrid>
-        <w:gridCol w:w="2880"/>
-        <w:gridCol w:w="2880"/>
-        <w:gridCol w:w="2880"/>
-      </w:tblGrid>
-      <w:tr>
-        <w:tc>
-          <w:tcPr>
-            <w:tcW w:type="dxa" w:w="2880"/>
-            <w:shd w:val="clear" w:color="auto" w:fill="1F497D"/>
-          </w:tcPr>
-          <w:p>
-            <w:r>
-              <w:rPr>
-                <w:b/>
-                <w:color w:val="FFFFFF"/>
-                <w:sz w:val="18"/>
-              </w:rPr>
-              <w:t>Activity</w:t>
-            </w:r>
-          </w:p>
-        </w:tc>
-        <w:tc>
-          <w:tcPr>
-            <w:tcW w:type="dxa" w:w="2880"/>
-            <w:shd w:val="clear" w:color="auto" w:fill="1F497D"/>
-          </w:tcPr>
-          <w:p>
-            <w:r>
-              <w:rPr>
-                <w:b/>
-                <w:color w:val="FFFFFF"/>
-                <w:sz w:val="18"/>
-              </w:rPr>
-              <w:t>Type</w:t>
-            </w:r>
-          </w:p>
-        </w:tc>
-        <w:tc>
-          <w:tcPr>
-            <w:tcW w:type="dxa" w:w="2880"/>
-            <w:shd w:val="clear" w:color="auto" w:fill="1F497D"/>
-          </w:tcPr>
-          <w:p>
-            <w:r>
-              <w:rPr>
-                <w:b/>
-                <w:color w:val="FFFFFF"/>
-                <w:sz w:val="18"/>
-              </w:rPr>
-              <w:t>Depends On</w:t>
-            </w:r>
-          </w:p>
-        </w:tc>
-      </w:tr>
-      <w:tr>
-        <w:tc>
-          <w:tcPr>
-            <w:tcW w:type="dxa" w:w="2880"/>
-          </w:tcPr>
-          <w:p>
-            <w:r>
-              <w:rPr>
-                <w:sz w:val="18"/>
-              </w:rPr>
-              <w:t>`CopyProductCatalog`</w:t>
-            </w:r>
-          </w:p>
-        </w:tc>
-        <w:tc>
-          <w:tcPr>
-            <w:tcW w:type="dxa" w:w="2880"/>
-          </w:tcPr>
-          <w:p>
-            <w:r>
-              <w:rPr>
-                <w:sz w:val="18"/>
-              </w:rPr>
-              <w:t>Copy</w:t>
-            </w:r>
-          </w:p>
-        </w:tc>
-        <w:tc>
-          <w:tcPr>
-            <w:tcW w:type="dxa" w:w="2880"/>
-          </w:tcPr>
-          <w:p>
-            <w:r>
-              <w:rPr>
-                <w:sz w:val="18"/>
-              </w:rPr>
-              <w:t>—</w:t>
-            </w:r>
-          </w:p>
-        </w:tc>
-      </w:tr>
-      <w:tr>
-        <w:tc>
-          <w:tcPr>
-            <w:tcW w:type="dxa" w:w="2880"/>
-            <w:shd w:val="clear" w:color="auto" w:fill="EBF0F7"/>
-          </w:tcPr>
-          <w:p>
-            <w:r>
-              <w:rPr>
-                <w:sz w:val="18"/>
-              </w:rPr>
-              <w:t>`ValidateCatalogNotEmpty`</w:t>
-            </w:r>
-          </w:p>
-        </w:tc>
-        <w:tc>
-          <w:tcPr>
-            <w:tcW w:type="dxa" w:w="2880"/>
-            <w:shd w:val="clear" w:color="auto" w:fill="EBF0F7"/>
-          </w:tcPr>
-          <w:p>
-            <w:r>
-              <w:rPr>
-                <w:sz w:val="18"/>
-              </w:rPr>
-              <w:t>IfCondition</w:t>
-            </w:r>
-          </w:p>
-        </w:tc>
-        <w:tc>
-          <w:tcPr>
-            <w:tcW w:type="dxa" w:w="2880"/>
-            <w:shd w:val="clear" w:color="auto" w:fill="EBF0F7"/>
-          </w:tcPr>
-          <w:p>
-            <w:r>
-              <w:rPr>
-                <w:sz w:val="18"/>
-              </w:rPr>
-              <w:t>`CopyProductCatalog`</w:t>
-            </w:r>
-          </w:p>
-        </w:tc>
-      </w:tr>
-    </w:tbl>
-    <w:p/>
-    <w:p>
-      <w:r>
-        <w:rPr>
-          <w:b/>
-          <w:sz w:val="20"/>
-        </w:rPr>
-        <w:t>Activity Flow:</w:t>
-      </w:r>
-    </w:p>
-    <w:p>
-      <w:r>
-        <w:rPr>
-          <w:sz w:val="20"/>
-        </w:rPr>
-        <w:t>[('CopyProductCatalog', 'ValidateCatalogNotEmpty')]</w:t>
-      </w:r>
-    </w:p>
-    <w:p>
-      <w:pPr>
-        <w:pStyle w:val="Heading3"/>
-      </w:pPr>
-      <w:r>
-        <w:t>`pl_ingest_inventory_wms`</w:t>
-      </w:r>
-    </w:p>
-    <w:p>
-      <w:r>
-        <w:rPr>
-          <w:sz w:val="20"/>
-        </w:rPr>
-        <w:t>Full snapshot extraction of inventory levels from the on-premises WMS SQL Server via Self-hosted IR. Runs every 4 hours. Writes Parquet to ADLS Gen2 for efficient Snowflake bulk load.</w:t>
-      </w:r>
-    </w:p>
-    <w:p>
-      <w:r>
-        <w:rPr>
-          <w:b/>
-          <w:sz w:val="20"/>
-        </w:rPr>
-        <w:t>Activities (3):</w:t>
-      </w:r>
-    </w:p>
-    <w:tbl>
-      <w:tblPr>
-        <w:tblStyle w:val="TableGrid"/>
-        <w:tblW w:type="auto" w:w="0"/>
-        <w:tblLook w:firstColumn="1" w:firstRow="1" w:lastColumn="0" w:lastRow="0" w:noHBand="0" w:noVBand="1" w:val="04A0"/>
-      </w:tblPr>
-      <w:tblGrid>
-        <w:gridCol w:w="2880"/>
-        <w:gridCol w:w="2880"/>
-        <w:gridCol w:w="2880"/>
-      </w:tblGrid>
-      <w:tr>
-        <w:tc>
-          <w:tcPr>
-            <w:tcW w:type="dxa" w:w="2880"/>
-            <w:shd w:val="clear" w:color="auto" w:fill="1F497D"/>
-          </w:tcPr>
-          <w:p>
-            <w:r>
-              <w:rPr>
-                <w:b/>
-                <w:color w:val="FFFFFF"/>
-                <w:sz w:val="18"/>
-              </w:rPr>
-              <w:t>Activity</w:t>
-            </w:r>
-          </w:p>
-        </w:tc>
-        <w:tc>
-          <w:tcPr>
-            <w:tcW w:type="dxa" w:w="2880"/>
-            <w:shd w:val="clear" w:color="auto" w:fill="1F497D"/>
-          </w:tcPr>
-          <w:p>
-            <w:r>
-              <w:rPr>
-                <w:b/>
-                <w:color w:val="FFFFFF"/>
-                <w:sz w:val="18"/>
-              </w:rPr>
-              <w:t>Type</w:t>
-            </w:r>
-          </w:p>
-        </w:tc>
-        <w:tc>
-          <w:tcPr>
-            <w:tcW w:type="dxa" w:w="2880"/>
-            <w:shd w:val="clear" w:color="auto" w:fill="1F497D"/>
-          </w:tcPr>
-          <w:p>
-            <w:r>
-              <w:rPr>
-                <w:b/>
-                <w:color w:val="FFFFFF"/>
-                <w:sz w:val="18"/>
-              </w:rPr>
-              <w:t>Depends On</w:t>
-            </w:r>
-          </w:p>
-        </w:tc>
-      </w:tr>
-      <w:tr>
-        <w:tc>
-          <w:tcPr>
-            <w:tcW w:type="dxa" w:w="2880"/>
-          </w:tcPr>
-          <w:p>
-            <w:r>
-              <w:rPr>
-                <w:sz w:val="18"/>
-              </w:rPr>
-              <w:t>`GetInventoryRowCount`</w:t>
-            </w:r>
-          </w:p>
-        </w:tc>
-        <w:tc>
-          <w:tcPr>
-            <w:tcW w:type="dxa" w:w="2880"/>
-          </w:tcPr>
-          <w:p>
-            <w:r>
-              <w:rPr>
-                <w:sz w:val="18"/>
-              </w:rPr>
-              <w:t>Lookup</w:t>
-            </w:r>
-          </w:p>
-        </w:tc>
-        <w:tc>
-          <w:tcPr>
-            <w:tcW w:type="dxa" w:w="2880"/>
-          </w:tcPr>
-          <w:p>
-            <w:r>
-              <w:rPr>
-                <w:sz w:val="18"/>
-              </w:rPr>
-              <w:t>—</w:t>
-            </w:r>
-          </w:p>
-        </w:tc>
-      </w:tr>
-      <w:tr>
-        <w:tc>
-          <w:tcPr>
-            <w:tcW w:type="dxa" w:w="2880"/>
-            <w:shd w:val="clear" w:color="auto" w:fill="EBF0F7"/>
-          </w:tcPr>
-          <w:p>
-            <w:r>
-              <w:rPr>
-                <w:sz w:val="18"/>
-              </w:rPr>
-              <w:t>`CopyInventoryToADLS`</w:t>
-            </w:r>
-          </w:p>
-        </w:tc>
-        <w:tc>
-          <w:tcPr>
-            <w:tcW w:type="dxa" w:w="2880"/>
-            <w:shd w:val="clear" w:color="auto" w:fill="EBF0F7"/>
-          </w:tcPr>
-          <w:p>
-            <w:r>
-              <w:rPr>
-                <w:sz w:val="18"/>
-              </w:rPr>
-              <w:t>Copy</w:t>
-            </w:r>
-          </w:p>
-        </w:tc>
-        <w:tc>
-          <w:tcPr>
-            <w:tcW w:type="dxa" w:w="2880"/>
-            <w:shd w:val="clear" w:color="auto" w:fill="EBF0F7"/>
-          </w:tcPr>
-          <w:p>
-            <w:r>
-              <w:rPr>
-                <w:sz w:val="18"/>
-              </w:rPr>
-              <w:t>`GetInventoryRowCount`</w:t>
-            </w:r>
-          </w:p>
-        </w:tc>
-      </w:tr>
-      <w:tr>
-        <w:tc>
-          <w:tcPr>
-            <w:tcW w:type="dxa" w:w="2880"/>
-          </w:tcPr>
-          <w:p>
-            <w:r>
-              <w:rPr>
-                <w:sz w:val="18"/>
-              </w:rPr>
-              <w:t>`ReconcileRowCount`</w:t>
-            </w:r>
-          </w:p>
-        </w:tc>
-        <w:tc>
-          <w:tcPr>
-            <w:tcW w:type="dxa" w:w="2880"/>
-          </w:tcPr>
-          <w:p>
-            <w:r>
-              <w:rPr>
-                <w:sz w:val="18"/>
-              </w:rPr>
-              <w:t>IfCondition</w:t>
-            </w:r>
-          </w:p>
-        </w:tc>
-        <w:tc>
-          <w:tcPr>
-            <w:tcW w:type="dxa" w:w="2880"/>
-          </w:tcPr>
-          <w:p>
-            <w:r>
-              <w:rPr>
-                <w:sz w:val="18"/>
-              </w:rPr>
-              <w:t>`CopyInventoryToADLS`</w:t>
-            </w:r>
-          </w:p>
-        </w:tc>
-      </w:tr>
-    </w:tbl>
-    <w:p/>
-    <w:p>
-      <w:r>
-        <w:rPr>
-          <w:b/>
-          <w:sz w:val="20"/>
-        </w:rPr>
-        <w:t>Activity Flow:</w:t>
-      </w:r>
-    </w:p>
-    <w:p>
-      <w:r>
-        <w:rPr>
-          <w:sz w:val="20"/>
-        </w:rPr>
-        <w:t>[('GetInventoryRowCount', 'CopyInventoryToADLS'), ('CopyInventoryToADLS', 'ReconcileRowCount')]</w:t>
-      </w:r>
-    </w:p>
-    <w:p>
-      <w:pPr>
-        <w:pStyle w:val="Heading2"/>
-      </w:pPr>
-      <w:r>
-        <w:rPr>
-          <w:color w:val="217346"/>
-        </w:rPr>
-        <w:t>Datasets</w:t>
-      </w:r>
-    </w:p>
-    <w:tbl>
-      <w:tblPr>
-        <w:tblStyle w:val="TableGrid"/>
-        <w:tblW w:type="auto" w:w="0"/>
-        <w:tblLook w:firstColumn="1" w:firstRow="1" w:lastColumn="0" w:lastRow="0" w:noHBand="0" w:noVBand="1" w:val="04A0"/>
-      </w:tblPr>
-      <w:tblGrid>
-        <w:gridCol w:w="2880"/>
-        <w:gridCol w:w="2880"/>
-        <w:gridCol w:w="2880"/>
-      </w:tblGrid>
-      <w:tr>
-        <w:tc>
-          <w:tcPr>
-            <w:tcW w:type="dxa" w:w="2880"/>
-            <w:shd w:val="clear" w:color="auto" w:fill="1F497D"/>
-          </w:tcPr>
-          <w:p>
-            <w:r>
-              <w:rPr>
-                <w:b/>
-                <w:color w:val="FFFFFF"/>
-                <w:sz w:val="18"/>
-              </w:rPr>
-              <w:t>Name</w:t>
-            </w:r>
-          </w:p>
-        </w:tc>
-        <w:tc>
-          <w:tcPr>
-            <w:tcW w:type="dxa" w:w="2880"/>
-            <w:shd w:val="clear" w:color="auto" w:fill="1F497D"/>
-          </w:tcPr>
-          <w:p>
-            <w:r>
-              <w:rPr>
-                <w:b/>
-                <w:color w:val="FFFFFF"/>
-                <w:sz w:val="18"/>
-              </w:rPr>
-              <w:t>Type</w:t>
-            </w:r>
-          </w:p>
-        </w:tc>
-        <w:tc>
-          <w:tcPr>
-            <w:tcW w:type="dxa" w:w="2880"/>
-            <w:shd w:val="clear" w:color="auto" w:fill="1F497D"/>
-          </w:tcPr>
-          <w:p>
-            <w:r>
-              <w:rPr>
-                <w:b/>
-                <w:color w:val="FFFFFF"/>
-                <w:sz w:val="18"/>
-              </w:rPr>
-              <w:t>Linked Service</w:t>
-            </w:r>
-          </w:p>
-        </w:tc>
-      </w:tr>
-      <w:tr>
-        <w:tc>
-          <w:tcPr>
-            <w:tcW w:type="dxa" w:w="2880"/>
-          </w:tcPr>
-          <w:p>
-            <w:r>
-              <w:rPr>
-                <w:sz w:val="18"/>
-              </w:rPr>
-              <w:t>`ds_salesforce_contacts`</w:t>
-            </w:r>
-          </w:p>
-        </w:tc>
-        <w:tc>
-          <w:tcPr>
-            <w:tcW w:type="dxa" w:w="2880"/>
-          </w:tcPr>
-          <w:p>
-            <w:r>
-              <w:rPr>
-                <w:sz w:val="18"/>
-              </w:rPr>
-              <w:t>SalesforceObject</w:t>
-            </w:r>
-          </w:p>
-        </w:tc>
-        <w:tc>
-          <w:tcPr>
-            <w:tcW w:type="dxa" w:w="2880"/>
-          </w:tcPr>
-          <w:p>
-            <w:r>
-              <w:rPr>
-                <w:sz w:val="18"/>
-              </w:rPr>
-              <w:t>`ls_salesforce`</w:t>
-            </w:r>
-          </w:p>
-        </w:tc>
-      </w:tr>
-      <w:tr>
-        <w:tc>
-          <w:tcPr>
-            <w:tcW w:type="dxa" w:w="2880"/>
-            <w:shd w:val="clear" w:color="auto" w:fill="EBF0F7"/>
-          </w:tcPr>
-          <w:p>
-            <w:r>
-              <w:rPr>
-                <w:sz w:val="18"/>
-              </w:rPr>
-              <w:t>`ds_adls_raw_campaigns`</w:t>
-            </w:r>
-          </w:p>
-        </w:tc>
-        <w:tc>
-          <w:tcPr>
-            <w:tcW w:type="dxa" w:w="2880"/>
-            <w:shd w:val="clear" w:color="auto" w:fill="EBF0F7"/>
-          </w:tcPr>
-          <w:p>
-            <w:r>
-              <w:rPr>
-                <w:sz w:val="18"/>
-              </w:rPr>
-              <w:t>Json</w:t>
-            </w:r>
-          </w:p>
-        </w:tc>
-        <w:tc>
-          <w:tcPr>
-            <w:tcW w:type="dxa" w:w="2880"/>
-            <w:shd w:val="clear" w:color="auto" w:fill="EBF0F7"/>
-          </w:tcPr>
-          <w:p>
-            <w:r>
-              <w:rPr>
-                <w:sz w:val="18"/>
-              </w:rPr>
-              <w:t>`ls_adls_gen2`</w:t>
-            </w:r>
-          </w:p>
-        </w:tc>
-      </w:tr>
-      <w:tr>
-        <w:tc>
-          <w:tcPr>
-            <w:tcW w:type="dxa" w:w="2880"/>
-          </w:tcPr>
-          <w:p>
-            <w:r>
-              <w:rPr>
-                <w:sz w:val="18"/>
-              </w:rPr>
-              <w:t>`ds_rest_orders_api`</w:t>
-            </w:r>
-          </w:p>
-        </w:tc>
-        <w:tc>
-          <w:tcPr>
-            <w:tcW w:type="dxa" w:w="2880"/>
-          </w:tcPr>
-          <w:p>
-            <w:r>
-              <w:rPr>
-                <w:sz w:val="18"/>
-              </w:rPr>
-              <w:t>RestResource</w:t>
-            </w:r>
-          </w:p>
-        </w:tc>
-        <w:tc>
-          <w:tcPr>
-            <w:tcW w:type="dxa" w:w="2880"/>
-          </w:tcPr>
-          <w:p>
-            <w:r>
-              <w:rPr>
-                <w:sz w:val="18"/>
-              </w:rPr>
-              <w:t>`ls_rest_orders_api`</w:t>
-            </w:r>
-          </w:p>
-        </w:tc>
-      </w:tr>
-      <w:tr>
-        <w:tc>
-          <w:tcPr>
-            <w:tcW w:type="dxa" w:w="2880"/>
-            <w:shd w:val="clear" w:color="auto" w:fill="EBF0F7"/>
-          </w:tcPr>
-          <w:p>
-            <w:r>
-              <w:rPr>
-                <w:sz w:val="18"/>
-              </w:rPr>
-              <w:t>`ds_snowflake_raw_customers`</w:t>
-            </w:r>
-          </w:p>
-        </w:tc>
-        <w:tc>
-          <w:tcPr>
-            <w:tcW w:type="dxa" w:w="2880"/>
-            <w:shd w:val="clear" w:color="auto" w:fill="EBF0F7"/>
-          </w:tcPr>
-          <w:p>
-            <w:r>
-              <w:rPr>
-                <w:sz w:val="18"/>
-              </w:rPr>
-              <w:t>SnowflakeTable</w:t>
-            </w:r>
-          </w:p>
-        </w:tc>
-        <w:tc>
-          <w:tcPr>
-            <w:tcW w:type="dxa" w:w="2880"/>
-            <w:shd w:val="clear" w:color="auto" w:fill="EBF0F7"/>
-          </w:tcPr>
-          <w:p>
-            <w:r>
-              <w:rPr>
-                <w:sz w:val="18"/>
-              </w:rPr>
-              <w:t>`ls_snowflake`</w:t>
-            </w:r>
-          </w:p>
-        </w:tc>
-      </w:tr>
-      <w:tr>
-        <w:tc>
-          <w:tcPr>
-            <w:tcW w:type="dxa" w:w="2880"/>
-          </w:tcPr>
-          <w:p>
-            <w:r>
-              <w:rPr>
-                <w:sz w:val="18"/>
-              </w:rPr>
-              <w:t>`ds_snowflake_raw_orders`</w:t>
-            </w:r>
-          </w:p>
-        </w:tc>
-        <w:tc>
-          <w:tcPr>
-            <w:tcW w:type="dxa" w:w="2880"/>
-          </w:tcPr>
-          <w:p>
-            <w:r>
-              <w:rPr>
-                <w:sz w:val="18"/>
-              </w:rPr>
-              <w:t>SnowflakeTable</w:t>
-            </w:r>
-          </w:p>
-        </w:tc>
-        <w:tc>
-          <w:tcPr>
-            <w:tcW w:type="dxa" w:w="2880"/>
-          </w:tcPr>
-          <w:p>
-            <w:r>
-              <w:rPr>
-                <w:sz w:val="18"/>
-              </w:rPr>
-              <w:t>`ls_snowflake`</w:t>
-            </w:r>
-          </w:p>
-        </w:tc>
-      </w:tr>
-      <w:tr>
-        <w:tc>
-          <w:tcPr>
-            <w:tcW w:type="dxa" w:w="2880"/>
-            <w:shd w:val="clear" w:color="auto" w:fill="EBF0F7"/>
-          </w:tcPr>
-          <w:p>
-            <w:r>
-              <w:rPr>
-                <w:sz w:val="18"/>
-              </w:rPr>
-              <w:t>`ds_adls_raw_orders`</w:t>
-            </w:r>
-          </w:p>
-        </w:tc>
-        <w:tc>
-          <w:tcPr>
-            <w:tcW w:type="dxa" w:w="2880"/>
-            <w:shd w:val="clear" w:color="auto" w:fill="EBF0F7"/>
-          </w:tcPr>
-          <w:p>
-            <w:r>
-              <w:rPr>
-                <w:sz w:val="18"/>
-              </w:rPr>
-              <w:t>Json</w:t>
-            </w:r>
-          </w:p>
-        </w:tc>
-        <w:tc>
-          <w:tcPr>
-            <w:tcW w:type="dxa" w:w="2880"/>
-            <w:shd w:val="clear" w:color="auto" w:fill="EBF0F7"/>
-          </w:tcPr>
-          <w:p>
-            <w:r>
-              <w:rPr>
-                <w:sz w:val="18"/>
-              </w:rPr>
-              <w:t>`ls_adls_gen2`</w:t>
-            </w:r>
-          </w:p>
-        </w:tc>
-      </w:tr>
-      <w:tr>
-        <w:tc>
-          <w:tcPr>
-            <w:tcW w:type="dxa" w:w="2880"/>
-          </w:tcPr>
-          <w:p>
-            <w:r>
-              <w:rPr>
-                <w:sz w:val="18"/>
-              </w:rPr>
-              <w:t>`ds_sql_server_inventory`</w:t>
-            </w:r>
-          </w:p>
-        </w:tc>
-        <w:tc>
-          <w:tcPr>
-            <w:tcW w:type="dxa" w:w="2880"/>
-          </w:tcPr>
-          <w:p>
-            <w:r>
-              <w:rPr>
-                <w:sz w:val="18"/>
-              </w:rPr>
-              <w:t>SqlServerTable</w:t>
-            </w:r>
-          </w:p>
-        </w:tc>
-        <w:tc>
-          <w:tcPr>
-            <w:tcW w:type="dxa" w:w="2880"/>
-          </w:tcPr>
-          <w:p>
-            <w:r>
-              <w:rPr>
-                <w:sz w:val="18"/>
-              </w:rPr>
-              <w:t>`ls_sql_server_wms`</w:t>
-            </w:r>
-          </w:p>
-        </w:tc>
-      </w:tr>
-      <w:tr>
-        <w:tc>
-          <w:tcPr>
-            <w:tcW w:type="dxa" w:w="2880"/>
-            <w:shd w:val="clear" w:color="auto" w:fill="EBF0F7"/>
-          </w:tcPr>
-          <w:p>
-            <w:r>
-              <w:rPr>
-                <w:sz w:val="18"/>
-              </w:rPr>
-              <w:t>`ds_adls_raw_products`</w:t>
-            </w:r>
-          </w:p>
-        </w:tc>
-        <w:tc>
-          <w:tcPr>
-            <w:tcW w:type="dxa" w:w="2880"/>
-            <w:shd w:val="clear" w:color="auto" w:fill="EBF0F7"/>
-          </w:tcPr>
-          <w:p>
-            <w:r>
-              <w:rPr>
-                <w:sz w:val="18"/>
-              </w:rPr>
-              <w:t>Json</w:t>
-            </w:r>
-          </w:p>
-        </w:tc>
-        <w:tc>
-          <w:tcPr>
-            <w:tcW w:type="dxa" w:w="2880"/>
-            <w:shd w:val="clear" w:color="auto" w:fill="EBF0F7"/>
-          </w:tcPr>
-          <w:p>
-            <w:r>
-              <w:rPr>
-                <w:sz w:val="18"/>
-              </w:rPr>
-              <w:t>`ls_adls_gen2`</w:t>
-            </w:r>
-          </w:p>
-        </w:tc>
-      </w:tr>
-      <w:tr>
-        <w:tc>
-          <w:tcPr>
-            <w:tcW w:type="dxa" w:w="2880"/>
-          </w:tcPr>
-          <w:p>
-            <w:r>
-              <w:rPr>
-                <w:sz w:val="18"/>
-              </w:rPr>
-              <w:t>`ds_adls_raw_customers`</w:t>
-            </w:r>
-          </w:p>
-        </w:tc>
-        <w:tc>
-          <w:tcPr>
-            <w:tcW w:type="dxa" w:w="2880"/>
-          </w:tcPr>
-          <w:p>
-            <w:r>
-              <w:rPr>
-                <w:sz w:val="18"/>
-              </w:rPr>
-              <w:t>Json</w:t>
-            </w:r>
-          </w:p>
-        </w:tc>
-        <w:tc>
-          <w:tcPr>
-            <w:tcW w:type="dxa" w:w="2880"/>
-          </w:tcPr>
-          <w:p>
-            <w:r>
-              <w:rPr>
-                <w:sz w:val="18"/>
-              </w:rPr>
-              <w:t>`ls_adls_gen2`</w:t>
-            </w:r>
-          </w:p>
-        </w:tc>
-      </w:tr>
-      <w:tr>
-        <w:tc>
-          <w:tcPr>
-            <w:tcW w:type="dxa" w:w="2880"/>
-            <w:shd w:val="clear" w:color="auto" w:fill="EBF0F7"/>
-          </w:tcPr>
-          <w:p>
-            <w:r>
-              <w:rPr>
-                <w:sz w:val="18"/>
-              </w:rPr>
-              <w:t>`ds_adls_raw_inventory`</w:t>
-            </w:r>
-          </w:p>
-        </w:tc>
-        <w:tc>
-          <w:tcPr>
-            <w:tcW w:type="dxa" w:w="2880"/>
-            <w:shd w:val="clear" w:color="auto" w:fill="EBF0F7"/>
-          </w:tcPr>
-          <w:p>
-            <w:r>
-              <w:rPr>
-                <w:sz w:val="18"/>
-              </w:rPr>
-              <w:t>Parquet</w:t>
-            </w:r>
-          </w:p>
-        </w:tc>
-        <w:tc>
-          <w:tcPr>
-            <w:tcW w:type="dxa" w:w="2880"/>
-            <w:shd w:val="clear" w:color="auto" w:fill="EBF0F7"/>
-          </w:tcPr>
-          <w:p>
-            <w:r>
-              <w:rPr>
-                <w:sz w:val="18"/>
-              </w:rPr>
-              <w:t>`ls_adls_gen2`</w:t>
-            </w:r>
-          </w:p>
-        </w:tc>
-      </w:tr>
-    </w:tbl>
-    <w:p/>
-    <w:p>
-      <w:pPr>
-        <w:pStyle w:val="Heading2"/>
-      </w:pPr>
-      <w:r>
-        <w:rPr>
-          <w:color w:val="217346"/>
-        </w:rPr>
-        <w:t>Linked Services</w:t>
-      </w:r>
-    </w:p>
-    <w:tbl>
-      <w:tblPr>
-        <w:tblStyle w:val="TableGrid"/>
-        <w:tblW w:type="auto" w:w="0"/>
-        <w:tblLook w:firstColumn="1" w:firstRow="1" w:lastColumn="0" w:lastRow="0" w:noHBand="0" w:noVBand="1" w:val="04A0"/>
-      </w:tblPr>
-      <w:tblGrid>
-        <w:gridCol w:w="4320"/>
-        <w:gridCol w:w="4320"/>
-      </w:tblGrid>
-      <w:tr>
-        <w:tc>
-          <w:tcPr>
-            <w:tcW w:type="dxa" w:w="4320"/>
-            <w:shd w:val="clear" w:color="auto" w:fill="1F497D"/>
-          </w:tcPr>
-          <w:p>
-            <w:r>
-              <w:rPr>
-                <w:b/>
-                <w:color w:val="FFFFFF"/>
-                <w:sz w:val="18"/>
-              </w:rPr>
-              <w:t>Name</w:t>
-            </w:r>
-          </w:p>
-        </w:tc>
-        <w:tc>
-          <w:tcPr>
-            <w:tcW w:type="dxa" w:w="4320"/>
-            <w:shd w:val="clear" w:color="auto" w:fill="1F497D"/>
-          </w:tcPr>
-          <w:p>
-            <w:r>
-              <w:rPr>
-                <w:b/>
-                <w:color w:val="FFFFFF"/>
-                <w:sz w:val="18"/>
-              </w:rPr>
-              <w:t>Type</w:t>
-            </w:r>
-          </w:p>
-        </w:tc>
-      </w:tr>
-      <w:tr>
-        <w:tc>
-          <w:tcPr>
-            <w:tcW w:type="dxa" w:w="4320"/>
-          </w:tcPr>
-          <w:p>
-            <w:r>
-              <w:rPr>
-                <w:sz w:val="18"/>
-              </w:rPr>
-              <w:t>`tr_orders_tumbling_window`</w:t>
-            </w:r>
-          </w:p>
-        </w:tc>
-        <w:tc>
-          <w:tcPr>
-            <w:tcW w:type="dxa" w:w="4320"/>
-          </w:tcPr>
-          <w:p>
-            <w:r>
-              <w:rPr>
-                <w:sz w:val="18"/>
-              </w:rPr>
-              <w:t>TumblingWindowTrigger</w:t>
-            </w:r>
-          </w:p>
-        </w:tc>
-      </w:tr>
-      <w:tr>
-        <w:tc>
-          <w:tcPr>
-            <w:tcW w:type="dxa" w:w="4320"/>
-            <w:shd w:val="clear" w:color="auto" w:fill="EBF0F7"/>
-          </w:tcPr>
-          <w:p>
-            <w:r>
-              <w:rPr>
-                <w:sz w:val="18"/>
-              </w:rPr>
-              <w:t>`tr_daily_load`</w:t>
-            </w:r>
-          </w:p>
-        </w:tc>
-        <w:tc>
-          <w:tcPr>
-            <w:tcW w:type="dxa" w:w="4320"/>
-            <w:shd w:val="clear" w:color="auto" w:fill="EBF0F7"/>
-          </w:tcPr>
-          <w:p>
-            <w:r>
-              <w:rPr>
-                <w:sz w:val="18"/>
-              </w:rPr>
-              <w:t>ScheduleTrigger</w:t>
-            </w:r>
-          </w:p>
-        </w:tc>
-      </w:tr>
-      <w:tr>
-        <w:tc>
-          <w:tcPr>
-            <w:tcW w:type="dxa" w:w="4320"/>
-          </w:tcPr>
-          <w:p>
-            <w:r>
-              <w:rPr>
-                <w:sz w:val="18"/>
-              </w:rPr>
-              <w:t>`ls_key_vault`</w:t>
-            </w:r>
-          </w:p>
-        </w:tc>
-        <w:tc>
-          <w:tcPr>
-            <w:tcW w:type="dxa" w:w="4320"/>
-          </w:tcPr>
-          <w:p>
-            <w:r>
-              <w:rPr>
-                <w:sz w:val="18"/>
-              </w:rPr>
-              <w:t>AzureKeyVault</w:t>
-            </w:r>
-          </w:p>
-        </w:tc>
-      </w:tr>
-      <w:tr>
-        <w:tc>
-          <w:tcPr>
-            <w:tcW w:type="dxa" w:w="4320"/>
-            <w:shd w:val="clear" w:color="auto" w:fill="EBF0F7"/>
-          </w:tcPr>
-          <w:p>
-            <w:r>
-              <w:rPr>
-                <w:sz w:val="18"/>
-              </w:rPr>
-              <w:t>`ls_marketo`</w:t>
-            </w:r>
-          </w:p>
-        </w:tc>
-        <w:tc>
-          <w:tcPr>
-            <w:tcW w:type="dxa" w:w="4320"/>
-            <w:shd w:val="clear" w:color="auto" w:fill="EBF0F7"/>
-          </w:tcPr>
-          <w:p>
-            <w:r>
-              <w:rPr>
-                <w:sz w:val="18"/>
-              </w:rPr>
-              <w:t>Marketo</w:t>
-            </w:r>
-          </w:p>
-        </w:tc>
-      </w:tr>
-      <w:tr>
-        <w:tc>
-          <w:tcPr>
-            <w:tcW w:type="dxa" w:w="4320"/>
-          </w:tcPr>
-          <w:p>
-            <w:r>
-              <w:rPr>
-                <w:sz w:val="18"/>
-              </w:rPr>
-              <w:t>`ls_rest_orders_api`</w:t>
-            </w:r>
-          </w:p>
-        </w:tc>
-        <w:tc>
-          <w:tcPr>
-            <w:tcW w:type="dxa" w:w="4320"/>
-          </w:tcPr>
-          <w:p>
-            <w:r>
-              <w:rPr>
-                <w:sz w:val="18"/>
-              </w:rPr>
-              <w:t>RestService</w:t>
-            </w:r>
-          </w:p>
-        </w:tc>
-      </w:tr>
-      <w:tr>
-        <w:tc>
-          <w:tcPr>
-            <w:tcW w:type="dxa" w:w="4320"/>
-            <w:shd w:val="clear" w:color="auto" w:fill="EBF0F7"/>
-          </w:tcPr>
-          <w:p>
-            <w:r>
-              <w:rPr>
-                <w:sz w:val="18"/>
-              </w:rPr>
-              <w:t>`ls_salesforce`</w:t>
-            </w:r>
-          </w:p>
-        </w:tc>
-        <w:tc>
-          <w:tcPr>
-            <w:tcW w:type="dxa" w:w="4320"/>
-            <w:shd w:val="clear" w:color="auto" w:fill="EBF0F7"/>
-          </w:tcPr>
-          <w:p>
-            <w:r>
-              <w:rPr>
-                <w:sz w:val="18"/>
-              </w:rPr>
-              <w:t>Salesforce</w:t>
-            </w:r>
-          </w:p>
-        </w:tc>
-      </w:tr>
-      <w:tr>
-        <w:tc>
-          <w:tcPr>
-            <w:tcW w:type="dxa" w:w="4320"/>
-          </w:tcPr>
-          <w:p>
-            <w:r>
-              <w:rPr>
-                <w:sz w:val="18"/>
-              </w:rPr>
-              <w:t>`ls_adls_gen2`</w:t>
-            </w:r>
-          </w:p>
-        </w:tc>
-        <w:tc>
-          <w:tcPr>
-            <w:tcW w:type="dxa" w:w="4320"/>
-          </w:tcPr>
-          <w:p>
-            <w:r>
-              <w:rPr>
-                <w:sz w:val="18"/>
-              </w:rPr>
-              <w:t>AzureBlobFS</w:t>
-            </w:r>
-          </w:p>
-        </w:tc>
-      </w:tr>
-      <w:tr>
-        <w:tc>
-          <w:tcPr>
-            <w:tcW w:type="dxa" w:w="4320"/>
-            <w:shd w:val="clear" w:color="auto" w:fill="EBF0F7"/>
-          </w:tcPr>
-          <w:p>
-            <w:r>
-              <w:rPr>
-                <w:sz w:val="18"/>
-              </w:rPr>
-              <w:t>`ls_sql_server_wms`</w:t>
-            </w:r>
-          </w:p>
-        </w:tc>
-        <w:tc>
-          <w:tcPr>
-            <w:tcW w:type="dxa" w:w="4320"/>
-            <w:shd w:val="clear" w:color="auto" w:fill="EBF0F7"/>
-          </w:tcPr>
-          <w:p>
-            <w:r>
-              <w:rPr>
-                <w:sz w:val="18"/>
-              </w:rPr>
-              <w:t>SqlServer</w:t>
-            </w:r>
-          </w:p>
-        </w:tc>
-      </w:tr>
-      <w:tr>
-        <w:tc>
-          <w:tcPr>
-            <w:tcW w:type="dxa" w:w="4320"/>
-          </w:tcPr>
-          <w:p>
-            <w:r>
-              <w:rPr>
-                <w:sz w:val="18"/>
-              </w:rPr>
-              <w:t>`ls_snowflake`</w:t>
-            </w:r>
-          </w:p>
-        </w:tc>
-        <w:tc>
-          <w:tcPr>
-            <w:tcW w:type="dxa" w:w="4320"/>
-          </w:tcPr>
-          <w:p>
-            <w:r>
-              <w:rPr>
-                <w:sz w:val="18"/>
-              </w:rPr>
-              <w:t>Snowflake</w:t>
-            </w:r>
-          </w:p>
-        </w:tc>
-      </w:tr>
-    </w:tbl>
-    <w:p/>
     <w:p>
       <w:r>
         <w:t>────────────────────────────────────────────────────────────</w:t>

--- a/pr-1-docs.docx
+++ b/pr-1-docs.docx
@@ -11,7 +11,7 @@
         <w:rPr>
           <w:color w:val="1F497D"/>
         </w:rPr>
-        <w:t>feat: wire Orders API ingestion into daily orchestration pipeline</w:t>
+        <w:t>Full Repository - Azure Data Factory (PR #1)</w:t>
       </w:r>
     </w:p>
     <w:p>
@@ -23,7 +23,7 @@
           <w:color w:val="44546A"/>
           <w:sz w:val="20"/>
         </w:rPr>
-        <w:t>Generated by Intelligent Doc Engine  ·  2026-06-25 06:34 UTC</w:t>
+        <w:t>Generated by Intelligent Doc Engine  ·  2026-06-25 06:43 UTC</w:t>
       </w:r>
     </w:p>
     <w:p>
@@ -39,7 +39,7 @@
         <w:rPr>
           <w:color w:val="1F497D"/>
         </w:rPr>
-        <w:t>PR Documentation: feat: wire Orders API ingestion into daily orchestration pipeline</w:t>
+        <w:t>PR Documentation: Full Repository - Azure Data Factory (PR #1)</w:t>
       </w:r>
     </w:p>
     <w:p>
@@ -58,114 +58,7 @@
         <w:rPr>
           <w:sz w:val="20"/>
         </w:rPr>
-        <w:t>1 pipeline(s) changed.</w:t>
-      </w:r>
-    </w:p>
-    <w:p>
-      <w:pPr>
-        <w:pStyle w:val="Heading2"/>
-      </w:pPr>
-      <w:r>
-        <w:rPr>
-          <w:color w:val="217346"/>
-        </w:rPr>
-        <w:t>Summary</w:t>
-      </w:r>
-    </w:p>
-    <w:p>
-      <w:pPr>
-        <w:pStyle w:val="ListBullet"/>
-      </w:pPr>
-      <w:r>
-        <w:rPr>
-          <w:sz w:val="20"/>
-        </w:rPr>
-        <w:t>Added IngestOrdersAPI as a parallel fan-out step in pl_orchestrate_daily_load</w:t>
-      </w:r>
-    </w:p>
-    <w:p>
-      <w:pPr>
-        <w:pStyle w:val="ListBullet"/>
-      </w:pPr>
-      <w:r>
-        <w:rPr>
-          <w:sz w:val="20"/>
-        </w:rPr>
-        <w:t>Chained LoadOrdersToRaw -&gt; ValidateOrdersBatch (DQ gate, 2% failure threshold)</w:t>
-      </w:r>
-    </w:p>
-    <w:p>
-      <w:pPr>
-        <w:pStyle w:val="ListBullet"/>
-      </w:pPr>
-      <w:r>
-        <w:rPr>
-          <w:sz w:val="20"/>
-        </w:rPr>
-        <w:t>Added ValidateOrdersBatch as a required dependency for RunSilverTransforms</w:t>
-      </w:r>
-    </w:p>
-    <w:p>
-      <w:pPr>
-        <w:pStyle w:val="ListBullet"/>
-      </w:pPr>
-      <w:r>
-        <w:rPr>
-          <w:sz w:val="20"/>
-        </w:rPr>
-        <w:t>Added ArchiveOrderFiles cleanup step after successful Silver load</w:t>
-      </w:r>
-    </w:p>
-    <w:p>
-      <w:pPr>
-        <w:pStyle w:val="Heading2"/>
-      </w:pPr>
-      <w:r>
-        <w:rPr>
-          <w:color w:val="217346"/>
-        </w:rPr>
-        <w:t>Why</w:t>
-      </w:r>
-    </w:p>
-    <w:p>
-      <w:r>
-        <w:rPr>
-          <w:sz w:val="20"/>
-        </w:rPr>
-        <w:t>pl_ingest_orders_api existed as a standalone pipeline but was never connected to the master daily orchestration, meaning orders data was never loaded to RAW or validated before Silver transforms ran.</w:t>
-      </w:r>
-    </w:p>
-    <w:p>
-      <w:pPr>
-        <w:pStyle w:val="Heading2"/>
-      </w:pPr>
-      <w:r>
-        <w:rPr>
-          <w:color w:val="217346"/>
-        </w:rPr>
-        <w:t>Test plan</w:t>
-      </w:r>
-    </w:p>
-    <w:p>
-      <w:pPr>
-        <w:pStyle w:val="ListBullet"/>
-      </w:pPr>
-      <w:r>
-        <w:rPr>
-          <w:sz w:val="20"/>
-        </w:rPr>
-        <w:t>[ ] Trigger Analytics PR Documentation workflow on this PR</w:t>
-      </w:r>
-    </w:p>
-    <w:p>
-      <w:pPr>
-        <w:pStyle w:val="ListBullet"/>
-      </w:pPr>
-      <w:r>
-        <w:rPr>
-          <w:sz w:val="20"/>
-        </w:rPr>
-        <w:t>[ ] Verify generated doc shows the new Orders ingestion chain</w:t>
+        <w:t>10 pipeline(s) changed, 10 dataset(s) changed, 9 linked service(s) changed.</w:t>
       </w:r>
     </w:p>
     <w:p>
@@ -177,6 +70,1185 @@
           <w:color w:val="217346"/>
         </w:rPr>
         <w:t>Pipelines</w:t>
+      </w:r>
+    </w:p>
+    <w:p>
+      <w:pPr>
+        <w:pStyle w:val="Heading3"/>
+      </w:pPr>
+      <w:r>
+        <w:t>`pl_load_silver_layer`</w:t>
+      </w:r>
+    </w:p>
+    <w:p>
+      <w:r>
+        <w:rPr>
+          <w:sz w:val="20"/>
+        </w:rPr>
+        <w:t>Triggers Silver layer transformation stored procedures in Snowflake. Runs each entity's MERGE-based SCD2 upsert in dependency order. Called after all RAW tables for a given batch are loaded and validated.</w:t>
+      </w:r>
+    </w:p>
+    <w:p>
+      <w:r>
+        <w:rPr>
+          <w:b/>
+          <w:sz w:val="20"/>
+        </w:rPr>
+        <w:t>Activities (9):</w:t>
+      </w:r>
+    </w:p>
+    <w:tbl>
+      <w:tblPr>
+        <w:tblStyle w:val="TableGrid"/>
+        <w:tblW w:type="auto" w:w="0"/>
+        <w:tblLook w:firstColumn="1" w:firstRow="1" w:lastColumn="0" w:lastRow="0" w:noHBand="0" w:noVBand="1" w:val="04A0"/>
+      </w:tblPr>
+      <w:tblGrid>
+        <w:gridCol w:w="2880"/>
+        <w:gridCol w:w="2880"/>
+        <w:gridCol w:w="2880"/>
+      </w:tblGrid>
+      <w:tr>
+        <w:tc>
+          <w:tcPr>
+            <w:tcW w:type="dxa" w:w="2880"/>
+            <w:shd w:val="clear" w:color="auto" w:fill="1F497D"/>
+          </w:tcPr>
+          <w:p>
+            <w:r>
+              <w:rPr>
+                <w:b/>
+                <w:color w:val="FFFFFF"/>
+                <w:sz w:val="18"/>
+              </w:rPr>
+              <w:t>Activity</w:t>
+            </w:r>
+          </w:p>
+        </w:tc>
+        <w:tc>
+          <w:tcPr>
+            <w:tcW w:type="dxa" w:w="2880"/>
+            <w:shd w:val="clear" w:color="auto" w:fill="1F497D"/>
+          </w:tcPr>
+          <w:p>
+            <w:r>
+              <w:rPr>
+                <w:b/>
+                <w:color w:val="FFFFFF"/>
+                <w:sz w:val="18"/>
+              </w:rPr>
+              <w:t>Type</w:t>
+            </w:r>
+          </w:p>
+        </w:tc>
+        <w:tc>
+          <w:tcPr>
+            <w:tcW w:type="dxa" w:w="2880"/>
+            <w:shd w:val="clear" w:color="auto" w:fill="1F497D"/>
+          </w:tcPr>
+          <w:p>
+            <w:r>
+              <w:rPr>
+                <w:b/>
+                <w:color w:val="FFFFFF"/>
+                <w:sz w:val="18"/>
+              </w:rPr>
+              <w:t>Depends On</w:t>
+            </w:r>
+          </w:p>
+        </w:tc>
+      </w:tr>
+      <w:tr>
+        <w:tc>
+          <w:tcPr>
+            <w:tcW w:type="dxa" w:w="2880"/>
+          </w:tcPr>
+          <w:p>
+            <w:r>
+              <w:rPr>
+                <w:sz w:val="18"/>
+              </w:rPr>
+              <w:t>`TransformCustomers`</w:t>
+            </w:r>
+          </w:p>
+        </w:tc>
+        <w:tc>
+          <w:tcPr>
+            <w:tcW w:type="dxa" w:w="2880"/>
+          </w:tcPr>
+          <w:p>
+            <w:r>
+              <w:rPr>
+                <w:sz w:val="18"/>
+              </w:rPr>
+              <w:t>Script</w:t>
+            </w:r>
+          </w:p>
+        </w:tc>
+        <w:tc>
+          <w:tcPr>
+            <w:tcW w:type="dxa" w:w="2880"/>
+          </w:tcPr>
+          <w:p>
+            <w:r>
+              <w:rPr>
+                <w:sz w:val="18"/>
+              </w:rPr>
+              <w:t>—</w:t>
+            </w:r>
+          </w:p>
+        </w:tc>
+      </w:tr>
+      <w:tr>
+        <w:tc>
+          <w:tcPr>
+            <w:tcW w:type="dxa" w:w="2880"/>
+            <w:shd w:val="clear" w:color="auto" w:fill="EBF0F7"/>
+          </w:tcPr>
+          <w:p>
+            <w:r>
+              <w:rPr>
+                <w:sz w:val="18"/>
+              </w:rPr>
+              <w:t>`TransformProducts`</w:t>
+            </w:r>
+          </w:p>
+        </w:tc>
+        <w:tc>
+          <w:tcPr>
+            <w:tcW w:type="dxa" w:w="2880"/>
+            <w:shd w:val="clear" w:color="auto" w:fill="EBF0F7"/>
+          </w:tcPr>
+          <w:p>
+            <w:r>
+              <w:rPr>
+                <w:sz w:val="18"/>
+              </w:rPr>
+              <w:t>Script</w:t>
+            </w:r>
+          </w:p>
+        </w:tc>
+        <w:tc>
+          <w:tcPr>
+            <w:tcW w:type="dxa" w:w="2880"/>
+            <w:shd w:val="clear" w:color="auto" w:fill="EBF0F7"/>
+          </w:tcPr>
+          <w:p>
+            <w:r>
+              <w:rPr>
+                <w:sz w:val="18"/>
+              </w:rPr>
+              <w:t>—</w:t>
+            </w:r>
+          </w:p>
+        </w:tc>
+      </w:tr>
+      <w:tr>
+        <w:tc>
+          <w:tcPr>
+            <w:tcW w:type="dxa" w:w="2880"/>
+          </w:tcPr>
+          <w:p>
+            <w:r>
+              <w:rPr>
+                <w:sz w:val="18"/>
+              </w:rPr>
+              <w:t>`TransformOrders`</w:t>
+            </w:r>
+          </w:p>
+        </w:tc>
+        <w:tc>
+          <w:tcPr>
+            <w:tcW w:type="dxa" w:w="2880"/>
+          </w:tcPr>
+          <w:p>
+            <w:r>
+              <w:rPr>
+                <w:sz w:val="18"/>
+              </w:rPr>
+              <w:t>Script</w:t>
+            </w:r>
+          </w:p>
+        </w:tc>
+        <w:tc>
+          <w:tcPr>
+            <w:tcW w:type="dxa" w:w="2880"/>
+          </w:tcPr>
+          <w:p>
+            <w:r>
+              <w:rPr>
+                <w:sz w:val="18"/>
+              </w:rPr>
+              <w:t>—</w:t>
+            </w:r>
+          </w:p>
+        </w:tc>
+      </w:tr>
+      <w:tr>
+        <w:tc>
+          <w:tcPr>
+            <w:tcW w:type="dxa" w:w="2880"/>
+            <w:shd w:val="clear" w:color="auto" w:fill="EBF0F7"/>
+          </w:tcPr>
+          <w:p>
+            <w:r>
+              <w:rPr>
+                <w:sz w:val="18"/>
+              </w:rPr>
+              <w:t>`TransformOrderItems`</w:t>
+            </w:r>
+          </w:p>
+        </w:tc>
+        <w:tc>
+          <w:tcPr>
+            <w:tcW w:type="dxa" w:w="2880"/>
+            <w:shd w:val="clear" w:color="auto" w:fill="EBF0F7"/>
+          </w:tcPr>
+          <w:p>
+            <w:r>
+              <w:rPr>
+                <w:sz w:val="18"/>
+              </w:rPr>
+              <w:t>Script</w:t>
+            </w:r>
+          </w:p>
+        </w:tc>
+        <w:tc>
+          <w:tcPr>
+            <w:tcW w:type="dxa" w:w="2880"/>
+            <w:shd w:val="clear" w:color="auto" w:fill="EBF0F7"/>
+          </w:tcPr>
+          <w:p>
+            <w:r>
+              <w:rPr>
+                <w:sz w:val="18"/>
+              </w:rPr>
+              <w:t>`TransformOrders`</w:t>
+            </w:r>
+          </w:p>
+        </w:tc>
+      </w:tr>
+      <w:tr>
+        <w:tc>
+          <w:tcPr>
+            <w:tcW w:type="dxa" w:w="2880"/>
+          </w:tcPr>
+          <w:p>
+            <w:r>
+              <w:rPr>
+                <w:sz w:val="18"/>
+              </w:rPr>
+              <w:t>`TransformInventory`</w:t>
+            </w:r>
+          </w:p>
+        </w:tc>
+        <w:tc>
+          <w:tcPr>
+            <w:tcW w:type="dxa" w:w="2880"/>
+          </w:tcPr>
+          <w:p>
+            <w:r>
+              <w:rPr>
+                <w:sz w:val="18"/>
+              </w:rPr>
+              <w:t>Script</w:t>
+            </w:r>
+          </w:p>
+        </w:tc>
+        <w:tc>
+          <w:tcPr>
+            <w:tcW w:type="dxa" w:w="2880"/>
+          </w:tcPr>
+          <w:p>
+            <w:r>
+              <w:rPr>
+                <w:sz w:val="18"/>
+              </w:rPr>
+              <w:t>—</w:t>
+            </w:r>
+          </w:p>
+        </w:tc>
+      </w:tr>
+      <w:tr>
+        <w:tc>
+          <w:tcPr>
+            <w:tcW w:type="dxa" w:w="2880"/>
+            <w:shd w:val="clear" w:color="auto" w:fill="EBF0F7"/>
+          </w:tcPr>
+          <w:p>
+            <w:r>
+              <w:rPr>
+                <w:sz w:val="18"/>
+              </w:rPr>
+              <w:t>`TransformPayments`</w:t>
+            </w:r>
+          </w:p>
+        </w:tc>
+        <w:tc>
+          <w:tcPr>
+            <w:tcW w:type="dxa" w:w="2880"/>
+            <w:shd w:val="clear" w:color="auto" w:fill="EBF0F7"/>
+          </w:tcPr>
+          <w:p>
+            <w:r>
+              <w:rPr>
+                <w:sz w:val="18"/>
+              </w:rPr>
+              <w:t>Script</w:t>
+            </w:r>
+          </w:p>
+        </w:tc>
+        <w:tc>
+          <w:tcPr>
+            <w:tcW w:type="dxa" w:w="2880"/>
+            <w:shd w:val="clear" w:color="auto" w:fill="EBF0F7"/>
+          </w:tcPr>
+          <w:p>
+            <w:r>
+              <w:rPr>
+                <w:sz w:val="18"/>
+              </w:rPr>
+              <w:t>`TransformOrders`</w:t>
+            </w:r>
+          </w:p>
+        </w:tc>
+      </w:tr>
+      <w:tr>
+        <w:tc>
+          <w:tcPr>
+            <w:tcW w:type="dxa" w:w="2880"/>
+          </w:tcPr>
+          <w:p>
+            <w:r>
+              <w:rPr>
+                <w:sz w:val="18"/>
+              </w:rPr>
+              <w:t>`TransformCampaigns`</w:t>
+            </w:r>
+          </w:p>
+        </w:tc>
+        <w:tc>
+          <w:tcPr>
+            <w:tcW w:type="dxa" w:w="2880"/>
+          </w:tcPr>
+          <w:p>
+            <w:r>
+              <w:rPr>
+                <w:sz w:val="18"/>
+              </w:rPr>
+              <w:t>Script</w:t>
+            </w:r>
+          </w:p>
+        </w:tc>
+        <w:tc>
+          <w:tcPr>
+            <w:tcW w:type="dxa" w:w="2880"/>
+          </w:tcPr>
+          <w:p>
+            <w:r>
+              <w:rPr>
+                <w:sz w:val="18"/>
+              </w:rPr>
+              <w:t>—</w:t>
+            </w:r>
+          </w:p>
+        </w:tc>
+      </w:tr>
+      <w:tr>
+        <w:tc>
+          <w:tcPr>
+            <w:tcW w:type="dxa" w:w="2880"/>
+            <w:shd w:val="clear" w:color="auto" w:fill="EBF0F7"/>
+          </w:tcPr>
+          <w:p>
+            <w:r>
+              <w:rPr>
+                <w:sz w:val="18"/>
+              </w:rPr>
+              <w:t>`TransformCustomerSegments`</w:t>
+            </w:r>
+          </w:p>
+        </w:tc>
+        <w:tc>
+          <w:tcPr>
+            <w:tcW w:type="dxa" w:w="2880"/>
+            <w:shd w:val="clear" w:color="auto" w:fill="EBF0F7"/>
+          </w:tcPr>
+          <w:p>
+            <w:r>
+              <w:rPr>
+                <w:sz w:val="18"/>
+              </w:rPr>
+              <w:t>Script</w:t>
+            </w:r>
+          </w:p>
+        </w:tc>
+        <w:tc>
+          <w:tcPr>
+            <w:tcW w:type="dxa" w:w="2880"/>
+            <w:shd w:val="clear" w:color="auto" w:fill="EBF0F7"/>
+          </w:tcPr>
+          <w:p>
+            <w:r>
+              <w:rPr>
+                <w:sz w:val="18"/>
+              </w:rPr>
+              <w:t>`TransformCustomers`, `TransformOrderItems`</w:t>
+            </w:r>
+          </w:p>
+        </w:tc>
+      </w:tr>
+      <w:tr>
+        <w:tc>
+          <w:tcPr>
+            <w:tcW w:type="dxa" w:w="2880"/>
+          </w:tcPr>
+          <w:p>
+            <w:r>
+              <w:rPr>
+                <w:sz w:val="18"/>
+              </w:rPr>
+              <w:t>`SilverLayerComplete`</w:t>
+            </w:r>
+          </w:p>
+        </w:tc>
+        <w:tc>
+          <w:tcPr>
+            <w:tcW w:type="dxa" w:w="2880"/>
+          </w:tcPr>
+          <w:p>
+            <w:r>
+              <w:rPr>
+                <w:sz w:val="18"/>
+              </w:rPr>
+              <w:t>Wait</w:t>
+            </w:r>
+          </w:p>
+        </w:tc>
+        <w:tc>
+          <w:tcPr>
+            <w:tcW w:type="dxa" w:w="2880"/>
+          </w:tcPr>
+          <w:p>
+            <w:r>
+              <w:rPr>
+                <w:sz w:val="18"/>
+              </w:rPr>
+              <w:t>`TransformCustomerSegments`, `TransformInventory`, `TransformPayments`, `TransformCampaigns`, `TransformProducts`</w:t>
+            </w:r>
+          </w:p>
+        </w:tc>
+      </w:tr>
+    </w:tbl>
+    <w:p/>
+    <w:p>
+      <w:r>
+        <w:rPr>
+          <w:b/>
+          <w:sz w:val="20"/>
+        </w:rPr>
+        <w:t>Activity Flow:</w:t>
+      </w:r>
+    </w:p>
+    <w:p>
+      <w:r>
+        <w:rPr>
+          <w:sz w:val="20"/>
+        </w:rPr>
+        <w:t>[('TransformOrders', 'TransformOrderItems'), ('TransformOrders', 'TransformPayments'), ('TransformCustomers', 'TransformCustomerSegments'), ('TransformOrderItems', 'TransformCustomerSegments'), ('TransformCustomerSegments', 'SilverLayerComplete'), ('TransformInventory', 'SilverLayerComplete'), ('TransformPayments', 'SilverLayerComplete'), ('TransformCampaigns', 'SilverLayerComplete'), ('TransformProducts', 'SilverLayerComplete')]</w:t>
+      </w:r>
+    </w:p>
+    <w:p>
+      <w:pPr>
+        <w:pStyle w:val="Heading3"/>
+      </w:pPr>
+      <w:r>
+        <w:t>`pl_archive_processed_files`</w:t>
+      </w:r>
+    </w:p>
+    <w:p>
+      <w:r>
+        <w:rPr>
+          <w:sz w:val="20"/>
+        </w:rPr>
+        <w:t>After successful Snowflake load and DQ validation, moves processed staging files from raw-stage to the archive container with date-partitioned path. Deletes source after successful copy.</w:t>
+      </w:r>
+    </w:p>
+    <w:p>
+      <w:r>
+        <w:rPr>
+          <w:b/>
+          <w:sz w:val="20"/>
+        </w:rPr>
+        <w:t>Activities (3):</w:t>
+      </w:r>
+    </w:p>
+    <w:tbl>
+      <w:tblPr>
+        <w:tblStyle w:val="TableGrid"/>
+        <w:tblW w:type="auto" w:w="0"/>
+        <w:tblLook w:firstColumn="1" w:firstRow="1" w:lastColumn="0" w:lastRow="0" w:noHBand="0" w:noVBand="1" w:val="04A0"/>
+      </w:tblPr>
+      <w:tblGrid>
+        <w:gridCol w:w="2880"/>
+        <w:gridCol w:w="2880"/>
+        <w:gridCol w:w="2880"/>
+      </w:tblGrid>
+      <w:tr>
+        <w:tc>
+          <w:tcPr>
+            <w:tcW w:type="dxa" w:w="2880"/>
+            <w:shd w:val="clear" w:color="auto" w:fill="1F497D"/>
+          </w:tcPr>
+          <w:p>
+            <w:r>
+              <w:rPr>
+                <w:b/>
+                <w:color w:val="FFFFFF"/>
+                <w:sz w:val="18"/>
+              </w:rPr>
+              <w:t>Activity</w:t>
+            </w:r>
+          </w:p>
+        </w:tc>
+        <w:tc>
+          <w:tcPr>
+            <w:tcW w:type="dxa" w:w="2880"/>
+            <w:shd w:val="clear" w:color="auto" w:fill="1F497D"/>
+          </w:tcPr>
+          <w:p>
+            <w:r>
+              <w:rPr>
+                <w:b/>
+                <w:color w:val="FFFFFF"/>
+                <w:sz w:val="18"/>
+              </w:rPr>
+              <w:t>Type</w:t>
+            </w:r>
+          </w:p>
+        </w:tc>
+        <w:tc>
+          <w:tcPr>
+            <w:tcW w:type="dxa" w:w="2880"/>
+            <w:shd w:val="clear" w:color="auto" w:fill="1F497D"/>
+          </w:tcPr>
+          <w:p>
+            <w:r>
+              <w:rPr>
+                <w:b/>
+                <w:color w:val="FFFFFF"/>
+                <w:sz w:val="18"/>
+              </w:rPr>
+              <w:t>Depends On</w:t>
+            </w:r>
+          </w:p>
+        </w:tc>
+      </w:tr>
+      <w:tr>
+        <w:tc>
+          <w:tcPr>
+            <w:tcW w:type="dxa" w:w="2880"/>
+          </w:tcPr>
+          <w:p>
+            <w:r>
+              <w:rPr>
+                <w:sz w:val="18"/>
+              </w:rPr>
+              <w:t>`CopyToArchive`</w:t>
+            </w:r>
+          </w:p>
+        </w:tc>
+        <w:tc>
+          <w:tcPr>
+            <w:tcW w:type="dxa" w:w="2880"/>
+          </w:tcPr>
+          <w:p>
+            <w:r>
+              <w:rPr>
+                <w:sz w:val="18"/>
+              </w:rPr>
+              <w:t>Copy</w:t>
+            </w:r>
+          </w:p>
+        </w:tc>
+        <w:tc>
+          <w:tcPr>
+            <w:tcW w:type="dxa" w:w="2880"/>
+          </w:tcPr>
+          <w:p>
+            <w:r>
+              <w:rPr>
+                <w:sz w:val="18"/>
+              </w:rPr>
+              <w:t>—</w:t>
+            </w:r>
+          </w:p>
+        </w:tc>
+      </w:tr>
+      <w:tr>
+        <w:tc>
+          <w:tcPr>
+            <w:tcW w:type="dxa" w:w="2880"/>
+            <w:shd w:val="clear" w:color="auto" w:fill="EBF0F7"/>
+          </w:tcPr>
+          <w:p>
+            <w:r>
+              <w:rPr>
+                <w:sz w:val="18"/>
+              </w:rPr>
+              <w:t>`DeleteSourceFile`</w:t>
+            </w:r>
+          </w:p>
+        </w:tc>
+        <w:tc>
+          <w:tcPr>
+            <w:tcW w:type="dxa" w:w="2880"/>
+            <w:shd w:val="clear" w:color="auto" w:fill="EBF0F7"/>
+          </w:tcPr>
+          <w:p>
+            <w:r>
+              <w:rPr>
+                <w:sz w:val="18"/>
+              </w:rPr>
+              <w:t>Delete</w:t>
+            </w:r>
+          </w:p>
+        </w:tc>
+        <w:tc>
+          <w:tcPr>
+            <w:tcW w:type="dxa" w:w="2880"/>
+            <w:shd w:val="clear" w:color="auto" w:fill="EBF0F7"/>
+          </w:tcPr>
+          <w:p>
+            <w:r>
+              <w:rPr>
+                <w:sz w:val="18"/>
+              </w:rPr>
+              <w:t>`CopyToArchive`</w:t>
+            </w:r>
+          </w:p>
+        </w:tc>
+      </w:tr>
+      <w:tr>
+        <w:tc>
+          <w:tcPr>
+            <w:tcW w:type="dxa" w:w="2880"/>
+          </w:tcPr>
+          <w:p>
+            <w:r>
+              <w:rPr>
+                <w:sz w:val="18"/>
+              </w:rPr>
+              <w:t>`UpdateArchiveLog`</w:t>
+            </w:r>
+          </w:p>
+        </w:tc>
+        <w:tc>
+          <w:tcPr>
+            <w:tcW w:type="dxa" w:w="2880"/>
+          </w:tcPr>
+          <w:p>
+            <w:r>
+              <w:rPr>
+                <w:sz w:val="18"/>
+              </w:rPr>
+              <w:t>Script</w:t>
+            </w:r>
+          </w:p>
+        </w:tc>
+        <w:tc>
+          <w:tcPr>
+            <w:tcW w:type="dxa" w:w="2880"/>
+          </w:tcPr>
+          <w:p>
+            <w:r>
+              <w:rPr>
+                <w:sz w:val="18"/>
+              </w:rPr>
+              <w:t>`DeleteSourceFile`</w:t>
+            </w:r>
+          </w:p>
+        </w:tc>
+      </w:tr>
+    </w:tbl>
+    <w:p/>
+    <w:p>
+      <w:r>
+        <w:rPr>
+          <w:b/>
+          <w:sz w:val="20"/>
+        </w:rPr>
+        <w:t>Activity Flow:</w:t>
+      </w:r>
+    </w:p>
+    <w:p>
+      <w:r>
+        <w:rPr>
+          <w:sz w:val="20"/>
+        </w:rPr>
+        <w:t>[('CopyToArchive', 'DeleteSourceFile'), ('DeleteSourceFile', 'UpdateArchiveLog')]</w:t>
+      </w:r>
+    </w:p>
+    <w:p>
+      <w:pPr>
+        <w:pStyle w:val="Heading3"/>
+      </w:pPr>
+      <w:r>
+        <w:t>`pl_validate_and_quarantine`</w:t>
+      </w:r>
+    </w:p>
+    <w:p>
+      <w:r>
+        <w:rPr>
+          <w:sz w:val="20"/>
+        </w:rPr>
+        <w:t>Data quality validation gate. Runs Snowflake DQ checks after raw load. Quarantines files that exceed failure thresholds into a separate ADLS container and posts an alert to the monitoring queue.</w:t>
+      </w:r>
+    </w:p>
+    <w:p>
+      <w:r>
+        <w:rPr>
+          <w:b/>
+          <w:sz w:val="20"/>
+        </w:rPr>
+        <w:t>Activities (3):</w:t>
+      </w:r>
+    </w:p>
+    <w:tbl>
+      <w:tblPr>
+        <w:tblStyle w:val="TableGrid"/>
+        <w:tblW w:type="auto" w:w="0"/>
+        <w:tblLook w:firstColumn="1" w:firstRow="1" w:lastColumn="0" w:lastRow="0" w:noHBand="0" w:noVBand="1" w:val="04A0"/>
+      </w:tblPr>
+      <w:tblGrid>
+        <w:gridCol w:w="2880"/>
+        <w:gridCol w:w="2880"/>
+        <w:gridCol w:w="2880"/>
+      </w:tblGrid>
+      <w:tr>
+        <w:tc>
+          <w:tcPr>
+            <w:tcW w:type="dxa" w:w="2880"/>
+            <w:shd w:val="clear" w:color="auto" w:fill="1F497D"/>
+          </w:tcPr>
+          <w:p>
+            <w:r>
+              <w:rPr>
+                <w:b/>
+                <w:color w:val="FFFFFF"/>
+                <w:sz w:val="18"/>
+              </w:rPr>
+              <w:t>Activity</w:t>
+            </w:r>
+          </w:p>
+        </w:tc>
+        <w:tc>
+          <w:tcPr>
+            <w:tcW w:type="dxa" w:w="2880"/>
+            <w:shd w:val="clear" w:color="auto" w:fill="1F497D"/>
+          </w:tcPr>
+          <w:p>
+            <w:r>
+              <w:rPr>
+                <w:b/>
+                <w:color w:val="FFFFFF"/>
+                <w:sz w:val="18"/>
+              </w:rPr>
+              <w:t>Type</w:t>
+            </w:r>
+          </w:p>
+        </w:tc>
+        <w:tc>
+          <w:tcPr>
+            <w:tcW w:type="dxa" w:w="2880"/>
+            <w:shd w:val="clear" w:color="auto" w:fill="1F497D"/>
+          </w:tcPr>
+          <w:p>
+            <w:r>
+              <w:rPr>
+                <w:b/>
+                <w:color w:val="FFFFFF"/>
+                <w:sz w:val="18"/>
+              </w:rPr>
+              <w:t>Depends On</w:t>
+            </w:r>
+          </w:p>
+        </w:tc>
+      </w:tr>
+      <w:tr>
+        <w:tc>
+          <w:tcPr>
+            <w:tcW w:type="dxa" w:w="2880"/>
+          </w:tcPr>
+          <w:p>
+            <w:r>
+              <w:rPr>
+                <w:sz w:val="18"/>
+              </w:rPr>
+              <w:t>`RunDQChecks`</w:t>
+            </w:r>
+          </w:p>
+        </w:tc>
+        <w:tc>
+          <w:tcPr>
+            <w:tcW w:type="dxa" w:w="2880"/>
+          </w:tcPr>
+          <w:p>
+            <w:r>
+              <w:rPr>
+                <w:sz w:val="18"/>
+              </w:rPr>
+              <w:t>Script</w:t>
+            </w:r>
+          </w:p>
+        </w:tc>
+        <w:tc>
+          <w:tcPr>
+            <w:tcW w:type="dxa" w:w="2880"/>
+          </w:tcPr>
+          <w:p>
+            <w:r>
+              <w:rPr>
+                <w:sz w:val="18"/>
+              </w:rPr>
+              <w:t>—</w:t>
+            </w:r>
+          </w:p>
+        </w:tc>
+      </w:tr>
+      <w:tr>
+        <w:tc>
+          <w:tcPr>
+            <w:tcW w:type="dxa" w:w="2880"/>
+            <w:shd w:val="clear" w:color="auto" w:fill="EBF0F7"/>
+          </w:tcPr>
+          <w:p>
+            <w:r>
+              <w:rPr>
+                <w:sz w:val="18"/>
+              </w:rPr>
+              <w:t>`EvaluateDQResults`</w:t>
+            </w:r>
+          </w:p>
+        </w:tc>
+        <w:tc>
+          <w:tcPr>
+            <w:tcW w:type="dxa" w:w="2880"/>
+            <w:shd w:val="clear" w:color="auto" w:fill="EBF0F7"/>
+          </w:tcPr>
+          <w:p>
+            <w:r>
+              <w:rPr>
+                <w:sz w:val="18"/>
+              </w:rPr>
+              <w:t>ForEach</w:t>
+            </w:r>
+          </w:p>
+        </w:tc>
+        <w:tc>
+          <w:tcPr>
+            <w:tcW w:type="dxa" w:w="2880"/>
+            <w:shd w:val="clear" w:color="auto" w:fill="EBF0F7"/>
+          </w:tcPr>
+          <w:p>
+            <w:r>
+              <w:rPr>
+                <w:sz w:val="18"/>
+              </w:rPr>
+              <w:t>`RunDQChecks`</w:t>
+            </w:r>
+          </w:p>
+        </w:tc>
+      </w:tr>
+      <w:tr>
+        <w:tc>
+          <w:tcPr>
+            <w:tcW w:type="dxa" w:w="2880"/>
+          </w:tcPr>
+          <w:p>
+            <w:r>
+              <w:rPr>
+                <w:sz w:val="18"/>
+              </w:rPr>
+              <w:t>`QuarantineOrProceed`</w:t>
+            </w:r>
+          </w:p>
+        </w:tc>
+        <w:tc>
+          <w:tcPr>
+            <w:tcW w:type="dxa" w:w="2880"/>
+          </w:tcPr>
+          <w:p>
+            <w:r>
+              <w:rPr>
+                <w:sz w:val="18"/>
+              </w:rPr>
+              <w:t>IfCondition</w:t>
+            </w:r>
+          </w:p>
+        </w:tc>
+        <w:tc>
+          <w:tcPr>
+            <w:tcW w:type="dxa" w:w="2880"/>
+          </w:tcPr>
+          <w:p>
+            <w:r>
+              <w:rPr>
+                <w:sz w:val="18"/>
+              </w:rPr>
+              <w:t>`EvaluateDQResults`</w:t>
+            </w:r>
+          </w:p>
+        </w:tc>
+      </w:tr>
+    </w:tbl>
+    <w:p/>
+    <w:p>
+      <w:r>
+        <w:rPr>
+          <w:b/>
+          <w:sz w:val="20"/>
+        </w:rPr>
+        <w:t>Activity Flow:</w:t>
+      </w:r>
+    </w:p>
+    <w:p>
+      <w:r>
+        <w:rPr>
+          <w:sz w:val="20"/>
+        </w:rPr>
+        <w:t>[('RunDQChecks', 'EvaluateDQResults'), ('EvaluateDQResults', 'QuarantineOrProceed')]</w:t>
+      </w:r>
+    </w:p>
+    <w:p>
+      <w:pPr>
+        <w:pStyle w:val="Heading3"/>
+      </w:pPr>
+      <w:r>
+        <w:t>`pl_ingest_orders_api`</w:t>
+      </w:r>
+    </w:p>
+    <w:p>
+      <w:r>
+        <w:rPr>
+          <w:sz w:val="20"/>
+        </w:rPr>
+        <w:t>Incremental extraction of orders from the OMS REST API. Runs every 15 minutes via tumbling window trigger. Uses pagination (next-link) and persists a timestamp watermark. Writes JSON pages to ADLS Gen2.</w:t>
+      </w:r>
+    </w:p>
+    <w:p>
+      <w:r>
+        <w:rPr>
+          <w:b/>
+          <w:sz w:val="20"/>
+        </w:rPr>
+        <w:t>Activities (3):</w:t>
+      </w:r>
+    </w:p>
+    <w:tbl>
+      <w:tblPr>
+        <w:tblStyle w:val="TableGrid"/>
+        <w:tblW w:type="auto" w:w="0"/>
+        <w:tblLook w:firstColumn="1" w:firstRow="1" w:lastColumn="0" w:lastRow="0" w:noHBand="0" w:noVBand="1" w:val="04A0"/>
+      </w:tblPr>
+      <w:tblGrid>
+        <w:gridCol w:w="2880"/>
+        <w:gridCol w:w="2880"/>
+        <w:gridCol w:w="2880"/>
+      </w:tblGrid>
+      <w:tr>
+        <w:tc>
+          <w:tcPr>
+            <w:tcW w:type="dxa" w:w="2880"/>
+            <w:shd w:val="clear" w:color="auto" w:fill="1F497D"/>
+          </w:tcPr>
+          <w:p>
+            <w:r>
+              <w:rPr>
+                <w:b/>
+                <w:color w:val="FFFFFF"/>
+                <w:sz w:val="18"/>
+              </w:rPr>
+              <w:t>Activity</w:t>
+            </w:r>
+          </w:p>
+        </w:tc>
+        <w:tc>
+          <w:tcPr>
+            <w:tcW w:type="dxa" w:w="2880"/>
+            <w:shd w:val="clear" w:color="auto" w:fill="1F497D"/>
+          </w:tcPr>
+          <w:p>
+            <w:r>
+              <w:rPr>
+                <w:b/>
+                <w:color w:val="FFFFFF"/>
+                <w:sz w:val="18"/>
+              </w:rPr>
+              <w:t>Type</w:t>
+            </w:r>
+          </w:p>
+        </w:tc>
+        <w:tc>
+          <w:tcPr>
+            <w:tcW w:type="dxa" w:w="2880"/>
+            <w:shd w:val="clear" w:color="auto" w:fill="1F497D"/>
+          </w:tcPr>
+          <w:p>
+            <w:r>
+              <w:rPr>
+                <w:b/>
+                <w:color w:val="FFFFFF"/>
+                <w:sz w:val="18"/>
+              </w:rPr>
+              <w:t>Depends On</w:t>
+            </w:r>
+          </w:p>
+        </w:tc>
+      </w:tr>
+      <w:tr>
+        <w:tc>
+          <w:tcPr>
+            <w:tcW w:type="dxa" w:w="2880"/>
+          </w:tcPr>
+          <w:p>
+            <w:r>
+              <w:rPr>
+                <w:sz w:val="18"/>
+              </w:rPr>
+              <w:t>`GetOrderWatermark`</w:t>
+            </w:r>
+          </w:p>
+        </w:tc>
+        <w:tc>
+          <w:tcPr>
+            <w:tcW w:type="dxa" w:w="2880"/>
+          </w:tcPr>
+          <w:p>
+            <w:r>
+              <w:rPr>
+                <w:sz w:val="18"/>
+              </w:rPr>
+              <w:t>Lookup</w:t>
+            </w:r>
+          </w:p>
+        </w:tc>
+        <w:tc>
+          <w:tcPr>
+            <w:tcW w:type="dxa" w:w="2880"/>
+          </w:tcPr>
+          <w:p>
+            <w:r>
+              <w:rPr>
+                <w:sz w:val="18"/>
+              </w:rPr>
+              <w:t>—</w:t>
+            </w:r>
+          </w:p>
+        </w:tc>
+      </w:tr>
+      <w:tr>
+        <w:tc>
+          <w:tcPr>
+            <w:tcW w:type="dxa" w:w="2880"/>
+            <w:shd w:val="clear" w:color="auto" w:fill="EBF0F7"/>
+          </w:tcPr>
+          <w:p>
+            <w:r>
+              <w:rPr>
+                <w:sz w:val="18"/>
+              </w:rPr>
+              <w:t>`CopyOrdersToADLS`</w:t>
+            </w:r>
+          </w:p>
+        </w:tc>
+        <w:tc>
+          <w:tcPr>
+            <w:tcW w:type="dxa" w:w="2880"/>
+            <w:shd w:val="clear" w:color="auto" w:fill="EBF0F7"/>
+          </w:tcPr>
+          <w:p>
+            <w:r>
+              <w:rPr>
+                <w:sz w:val="18"/>
+              </w:rPr>
+              <w:t>Copy</w:t>
+            </w:r>
+          </w:p>
+        </w:tc>
+        <w:tc>
+          <w:tcPr>
+            <w:tcW w:type="dxa" w:w="2880"/>
+            <w:shd w:val="clear" w:color="auto" w:fill="EBF0F7"/>
+          </w:tcPr>
+          <w:p>
+            <w:r>
+              <w:rPr>
+                <w:sz w:val="18"/>
+              </w:rPr>
+              <w:t>`GetOrderWatermark`</w:t>
+            </w:r>
+          </w:p>
+        </w:tc>
+      </w:tr>
+      <w:tr>
+        <w:tc>
+          <w:tcPr>
+            <w:tcW w:type="dxa" w:w="2880"/>
+          </w:tcPr>
+          <w:p>
+            <w:r>
+              <w:rPr>
+                <w:sz w:val="18"/>
+              </w:rPr>
+              <w:t>`CheckRowsCopied`</w:t>
+            </w:r>
+          </w:p>
+        </w:tc>
+        <w:tc>
+          <w:tcPr>
+            <w:tcW w:type="dxa" w:w="2880"/>
+          </w:tcPr>
+          <w:p>
+            <w:r>
+              <w:rPr>
+                <w:sz w:val="18"/>
+              </w:rPr>
+              <w:t>IfCondition</w:t>
+            </w:r>
+          </w:p>
+        </w:tc>
+        <w:tc>
+          <w:tcPr>
+            <w:tcW w:type="dxa" w:w="2880"/>
+          </w:tcPr>
+          <w:p>
+            <w:r>
+              <w:rPr>
+                <w:sz w:val="18"/>
+              </w:rPr>
+              <w:t>`CopyOrdersToADLS`</w:t>
+            </w:r>
+          </w:p>
+        </w:tc>
+      </w:tr>
+    </w:tbl>
+    <w:p/>
+    <w:p>
+      <w:r>
+        <w:rPr>
+          <w:b/>
+          <w:sz w:val="20"/>
+        </w:rPr>
+        <w:t>Activity Flow:</w:t>
+      </w:r>
+    </w:p>
+    <w:p>
+      <w:r>
+        <w:rPr>
+          <w:sz w:val="20"/>
+        </w:rPr>
+        <w:t>[('GetOrderWatermark', 'CopyOrdersToADLS'), ('CopyOrdersToADLS', 'CheckRowsCopied')]</w:t>
       </w:r>
     </w:p>
     <w:p>
@@ -201,7 +1273,7 @@
           <w:b/>
           <w:sz w:val="20"/>
         </w:rPr>
-        <w:t>Activities (16):</w:t>
+        <w:t>Activities (12):</w:t>
       </w:r>
     </w:p>
     <w:tbl>
@@ -445,7 +1517,7 @@
               <w:rPr>
                 <w:sz w:val="18"/>
               </w:rPr>
-              <w:t>`IngestOrdersAPI`</w:t>
+              <w:t>`LoadCustomersToRaw`</w:t>
             </w:r>
           </w:p>
         </w:tc>
@@ -471,7 +1543,7 @@
               <w:rPr>
                 <w:sz w:val="18"/>
               </w:rPr>
-              <w:t>`GenerateBatchId`</w:t>
+              <w:t>`IngestCRMCustomers`</w:t>
             </w:r>
           </w:p>
         </w:tc>
@@ -487,7 +1559,7 @@
               <w:rPr>
                 <w:sz w:val="18"/>
               </w:rPr>
-              <w:t>`LoadCustomersToRaw`</w:t>
+              <w:t>`LoadInventoryToRaw`</w:t>
             </w:r>
           </w:p>
         </w:tc>
@@ -515,7 +1587,7 @@
               <w:rPr>
                 <w:sz w:val="18"/>
               </w:rPr>
-              <w:t>`IngestCRMCustomers`</w:t>
+              <w:t>`IngestInventoryWMS`</w:t>
             </w:r>
           </w:p>
         </w:tc>
@@ -530,7 +1602,7 @@
               <w:rPr>
                 <w:sz w:val="18"/>
               </w:rPr>
-              <w:t>`LoadInventoryToRaw`</w:t>
+              <w:t>`ValidateCustomersBatch`</w:t>
             </w:r>
           </w:p>
         </w:tc>
@@ -556,7 +1628,7 @@
               <w:rPr>
                 <w:sz w:val="18"/>
               </w:rPr>
-              <w:t>`IngestInventoryWMS`</w:t>
+              <w:t>`LoadCustomersToRaw`</w:t>
             </w:r>
           </w:p>
         </w:tc>
@@ -572,7 +1644,7 @@
               <w:rPr>
                 <w:sz w:val="18"/>
               </w:rPr>
-              <w:t>`ValidateCustomersBatch`</w:t>
+              <w:t>`ValidateInventoryBatch`</w:t>
             </w:r>
           </w:p>
         </w:tc>
@@ -600,7 +1672,7 @@
               <w:rPr>
                 <w:sz w:val="18"/>
               </w:rPr>
-              <w:t>`LoadCustomersToRaw`</w:t>
+              <w:t>`LoadInventoryToRaw`</w:t>
             </w:r>
           </w:p>
         </w:tc>
@@ -615,7 +1687,7 @@
               <w:rPr>
                 <w:sz w:val="18"/>
               </w:rPr>
-              <w:t>`ValidateInventoryBatch`</w:t>
+              <w:t>`RunSilverTransforms`</w:t>
             </w:r>
           </w:p>
         </w:tc>
@@ -641,7 +1713,7 @@
               <w:rPr>
                 <w:sz w:val="18"/>
               </w:rPr>
-              <w:t>`LoadInventoryToRaw`</w:t>
+              <w:t>`ValidateCustomersBatch`, `ValidateInventoryBatch`, `IngestCampaigns`</w:t>
             </w:r>
           </w:p>
         </w:tc>
@@ -657,177 +1729,7 @@
               <w:rPr>
                 <w:sz w:val="18"/>
               </w:rPr>
-              <w:t>`LoadOrdersToRaw`</w:t>
-            </w:r>
-          </w:p>
-        </w:tc>
-        <w:tc>
-          <w:tcPr>
-            <w:tcW w:type="dxa" w:w="2880"/>
-            <w:shd w:val="clear" w:color="auto" w:fill="EBF0F7"/>
-          </w:tcPr>
-          <w:p>
-            <w:r>
-              <w:rPr>
-                <w:sz w:val="18"/>
-              </w:rPr>
-              <w:t>ExecutePipeline</w:t>
-            </w:r>
-          </w:p>
-        </w:tc>
-        <w:tc>
-          <w:tcPr>
-            <w:tcW w:type="dxa" w:w="2880"/>
-            <w:shd w:val="clear" w:color="auto" w:fill="EBF0F7"/>
-          </w:tcPr>
-          <w:p>
-            <w:r>
-              <w:rPr>
-                <w:sz w:val="18"/>
-              </w:rPr>
-              <w:t>`IngestOrdersAPI`</w:t>
-            </w:r>
-          </w:p>
-        </w:tc>
-      </w:tr>
-      <w:tr>
-        <w:tc>
-          <w:tcPr>
-            <w:tcW w:type="dxa" w:w="2880"/>
-          </w:tcPr>
-          <w:p>
-            <w:r>
-              <w:rPr>
-                <w:sz w:val="18"/>
-              </w:rPr>
-              <w:t>`ValidateOrdersBatch`</w:t>
-            </w:r>
-          </w:p>
-        </w:tc>
-        <w:tc>
-          <w:tcPr>
-            <w:tcW w:type="dxa" w:w="2880"/>
-          </w:tcPr>
-          <w:p>
-            <w:r>
-              <w:rPr>
-                <w:sz w:val="18"/>
-              </w:rPr>
-              <w:t>ExecutePipeline</w:t>
-            </w:r>
-          </w:p>
-        </w:tc>
-        <w:tc>
-          <w:tcPr>
-            <w:tcW w:type="dxa" w:w="2880"/>
-          </w:tcPr>
-          <w:p>
-            <w:r>
-              <w:rPr>
-                <w:sz w:val="18"/>
-              </w:rPr>
-              <w:t>`LoadOrdersToRaw`</w:t>
-            </w:r>
-          </w:p>
-        </w:tc>
-      </w:tr>
-      <w:tr>
-        <w:tc>
-          <w:tcPr>
-            <w:tcW w:type="dxa" w:w="2880"/>
-            <w:shd w:val="clear" w:color="auto" w:fill="EBF0F7"/>
-          </w:tcPr>
-          <w:p>
-            <w:r>
-              <w:rPr>
-                <w:sz w:val="18"/>
-              </w:rPr>
-              <w:t>`RunSilverTransforms`</w:t>
-            </w:r>
-          </w:p>
-        </w:tc>
-        <w:tc>
-          <w:tcPr>
-            <w:tcW w:type="dxa" w:w="2880"/>
-            <w:shd w:val="clear" w:color="auto" w:fill="EBF0F7"/>
-          </w:tcPr>
-          <w:p>
-            <w:r>
-              <w:rPr>
-                <w:sz w:val="18"/>
-              </w:rPr>
-              <w:t>ExecutePipeline</w:t>
-            </w:r>
-          </w:p>
-        </w:tc>
-        <w:tc>
-          <w:tcPr>
-            <w:tcW w:type="dxa" w:w="2880"/>
-            <w:shd w:val="clear" w:color="auto" w:fill="EBF0F7"/>
-          </w:tcPr>
-          <w:p>
-            <w:r>
-              <w:rPr>
-                <w:sz w:val="18"/>
-              </w:rPr>
-              <w:t>`ValidateCustomersBatch`, `ValidateInventoryBatch`, `ValidateOrdersBatch`, `IngestCampaigns`</w:t>
-            </w:r>
-          </w:p>
-        </w:tc>
-      </w:tr>
-      <w:tr>
-        <w:tc>
-          <w:tcPr>
-            <w:tcW w:type="dxa" w:w="2880"/>
-          </w:tcPr>
-          <w:p>
-            <w:r>
-              <w:rPr>
-                <w:sz w:val="18"/>
-              </w:rPr>
               <w:t>`ArchiveCustomerFiles`</w:t>
-            </w:r>
-          </w:p>
-        </w:tc>
-        <w:tc>
-          <w:tcPr>
-            <w:tcW w:type="dxa" w:w="2880"/>
-          </w:tcPr>
-          <w:p>
-            <w:r>
-              <w:rPr>
-                <w:sz w:val="18"/>
-              </w:rPr>
-              <w:t>ExecutePipeline</w:t>
-            </w:r>
-          </w:p>
-        </w:tc>
-        <w:tc>
-          <w:tcPr>
-            <w:tcW w:type="dxa" w:w="2880"/>
-          </w:tcPr>
-          <w:p>
-            <w:r>
-              <w:rPr>
-                <w:sz w:val="18"/>
-              </w:rPr>
-              <w:t>`RunSilverTransforms`</w:t>
-            </w:r>
-          </w:p>
-        </w:tc>
-      </w:tr>
-      <w:tr>
-        <w:tc>
-          <w:tcPr>
-            <w:tcW w:type="dxa" w:w="2880"/>
-            <w:shd w:val="clear" w:color="auto" w:fill="EBF0F7"/>
-          </w:tcPr>
-          <w:p>
-            <w:r>
-              <w:rPr>
-                <w:sz w:val="18"/>
-              </w:rPr>
-              <w:t>`ArchiveInventoryFiles`</w:t>
             </w:r>
           </w:p>
         </w:tc>
@@ -870,7 +1772,7 @@
               <w:rPr>
                 <w:sz w:val="18"/>
               </w:rPr>
-              <w:t>`ArchiveOrderFiles`</w:t>
+              <w:t>`ArchiveInventoryFiles`</w:t>
             </w:r>
           </w:p>
         </w:tc>
@@ -961,9 +1863,1942 @@
         <w:rPr>
           <w:sz w:val="20"/>
         </w:rPr>
-        <w:t>[('GenerateBatchId', 'IngestCRMCustomers'), ('GenerateBatchId', 'IngestInventoryWMS'), ('GenerateBatchId', 'IngestCampaigns'), ('GenerateBatchId', 'IngestOrdersAPI'), ('IngestCRMCustomers', 'LoadCustomersToRaw'), ('IngestInventoryWMS', 'LoadInventoryToRaw'), ('LoadCustomersToRaw', 'ValidateCustomersBatch'), ('LoadInventoryToRaw', 'ValidateInventoryBatch'), ('IngestOrdersAPI', 'LoadOrdersToRaw'), ('LoadOrdersToRaw', 'ValidateOrdersBatch'), ('ValidateCustomersBatch', 'RunSilverTransforms'), ('ValidateInventoryBatch', 'RunSilverTransforms'), ('ValidateOrdersBatch', 'RunSilverTransforms'), ('IngestCampaigns', 'RunSilverTransforms'), ('RunSilverTransforms', 'ArchiveCustomerFiles'), ('RunSilverTransforms', 'ArchiveInventoryFiles'), ('RunSilverTransforms', 'ArchiveOrderFiles'), ('RunSilverTransforms', 'NotifyOnFailure')]</w:t>
+        <w:t>[('GenerateBatchId', 'IngestCRMCustomers'), ('GenerateBatchId', 'IngestInventoryWMS'), ('GenerateBatchId', 'IngestCampaigns'), ('IngestCRMCustomers', 'LoadCustomersToRaw'), ('IngestInventoryWMS', 'LoadInventoryToRaw'), ('LoadCustomersToRaw', 'ValidateCustomersBatch'), ('LoadInventoryToRaw', 'ValidateInventoryBatch'), ('ValidateCustomersBatch', 'RunSilverTransforms'), ('ValidateInventoryBatch', 'RunSilverTransforms'), ('IngestCampaigns', 'RunSilverTransforms'), ('RunSilverTransforms', 'ArchiveCustomerFiles'), ('RunSilverTransforms', 'ArchiveInventoryFiles'), ('RunSilverTransforms', 'NotifyOnFailure')]</w:t>
       </w:r>
     </w:p>
+    <w:p>
+      <w:pPr>
+        <w:pStyle w:val="Heading3"/>
+      </w:pPr>
+      <w:r>
+        <w:t>`pl_ingest_campaign_marketo`</w:t>
+      </w:r>
+    </w:p>
+    <w:p>
+      <w:r>
+        <w:rPr>
+          <w:sz w:val="20"/>
+        </w:rPr>
+        <w:t>Daily incremental extract of campaign and lead-activity data from Marketo. Retrieves campaigns, email activities, and program memberships updated since last watermark.</w:t>
+      </w:r>
+    </w:p>
+    <w:p>
+      <w:r>
+        <w:rPr>
+          <w:b/>
+          <w:sz w:val="20"/>
+        </w:rPr>
+        <w:t>Activities (3):</w:t>
+      </w:r>
+    </w:p>
+    <w:tbl>
+      <w:tblPr>
+        <w:tblStyle w:val="TableGrid"/>
+        <w:tblW w:type="auto" w:w="0"/>
+        <w:tblLook w:firstColumn="1" w:firstRow="1" w:lastColumn="0" w:lastRow="0" w:noHBand="0" w:noVBand="1" w:val="04A0"/>
+      </w:tblPr>
+      <w:tblGrid>
+        <w:gridCol w:w="2880"/>
+        <w:gridCol w:w="2880"/>
+        <w:gridCol w:w="2880"/>
+      </w:tblGrid>
+      <w:tr>
+        <w:tc>
+          <w:tcPr>
+            <w:tcW w:type="dxa" w:w="2880"/>
+            <w:shd w:val="clear" w:color="auto" w:fill="1F497D"/>
+          </w:tcPr>
+          <w:p>
+            <w:r>
+              <w:rPr>
+                <w:b/>
+                <w:color w:val="FFFFFF"/>
+                <w:sz w:val="18"/>
+              </w:rPr>
+              <w:t>Activity</w:t>
+            </w:r>
+          </w:p>
+        </w:tc>
+        <w:tc>
+          <w:tcPr>
+            <w:tcW w:type="dxa" w:w="2880"/>
+            <w:shd w:val="clear" w:color="auto" w:fill="1F497D"/>
+          </w:tcPr>
+          <w:p>
+            <w:r>
+              <w:rPr>
+                <w:b/>
+                <w:color w:val="FFFFFF"/>
+                <w:sz w:val="18"/>
+              </w:rPr>
+              <w:t>Type</w:t>
+            </w:r>
+          </w:p>
+        </w:tc>
+        <w:tc>
+          <w:tcPr>
+            <w:tcW w:type="dxa" w:w="2880"/>
+            <w:shd w:val="clear" w:color="auto" w:fill="1F497D"/>
+          </w:tcPr>
+          <w:p>
+            <w:r>
+              <w:rPr>
+                <w:b/>
+                <w:color w:val="FFFFFF"/>
+                <w:sz w:val="18"/>
+              </w:rPr>
+              <w:t>Depends On</w:t>
+            </w:r>
+          </w:p>
+        </w:tc>
+      </w:tr>
+      <w:tr>
+        <w:tc>
+          <w:tcPr>
+            <w:tcW w:type="dxa" w:w="2880"/>
+          </w:tcPr>
+          <w:p>
+            <w:r>
+              <w:rPr>
+                <w:sz w:val="18"/>
+              </w:rPr>
+              <w:t>`GetMarketoWatermark`</w:t>
+            </w:r>
+          </w:p>
+        </w:tc>
+        <w:tc>
+          <w:tcPr>
+            <w:tcW w:type="dxa" w:w="2880"/>
+          </w:tcPr>
+          <w:p>
+            <w:r>
+              <w:rPr>
+                <w:sz w:val="18"/>
+              </w:rPr>
+              <w:t>Lookup</w:t>
+            </w:r>
+          </w:p>
+        </w:tc>
+        <w:tc>
+          <w:tcPr>
+            <w:tcW w:type="dxa" w:w="2880"/>
+          </w:tcPr>
+          <w:p>
+            <w:r>
+              <w:rPr>
+                <w:sz w:val="18"/>
+              </w:rPr>
+              <w:t>—</w:t>
+            </w:r>
+          </w:p>
+        </w:tc>
+      </w:tr>
+      <w:tr>
+        <w:tc>
+          <w:tcPr>
+            <w:tcW w:type="dxa" w:w="2880"/>
+            <w:shd w:val="clear" w:color="auto" w:fill="EBF0F7"/>
+          </w:tcPr>
+          <w:p>
+            <w:r>
+              <w:rPr>
+                <w:sz w:val="18"/>
+              </w:rPr>
+              <w:t>`CopyCampaignsFromMarketo`</w:t>
+            </w:r>
+          </w:p>
+        </w:tc>
+        <w:tc>
+          <w:tcPr>
+            <w:tcW w:type="dxa" w:w="2880"/>
+            <w:shd w:val="clear" w:color="auto" w:fill="EBF0F7"/>
+          </w:tcPr>
+          <w:p>
+            <w:r>
+              <w:rPr>
+                <w:sz w:val="18"/>
+              </w:rPr>
+              <w:t>Copy</w:t>
+            </w:r>
+          </w:p>
+        </w:tc>
+        <w:tc>
+          <w:tcPr>
+            <w:tcW w:type="dxa" w:w="2880"/>
+            <w:shd w:val="clear" w:color="auto" w:fill="EBF0F7"/>
+          </w:tcPr>
+          <w:p>
+            <w:r>
+              <w:rPr>
+                <w:sz w:val="18"/>
+              </w:rPr>
+              <w:t>`GetMarketoWatermark`</w:t>
+            </w:r>
+          </w:p>
+        </w:tc>
+      </w:tr>
+      <w:tr>
+        <w:tc>
+          <w:tcPr>
+            <w:tcW w:type="dxa" w:w="2880"/>
+          </w:tcPr>
+          <w:p>
+            <w:r>
+              <w:rPr>
+                <w:sz w:val="18"/>
+              </w:rPr>
+              <w:t>`UpdateMarketoWatermark`</w:t>
+            </w:r>
+          </w:p>
+        </w:tc>
+        <w:tc>
+          <w:tcPr>
+            <w:tcW w:type="dxa" w:w="2880"/>
+          </w:tcPr>
+          <w:p>
+            <w:r>
+              <w:rPr>
+                <w:sz w:val="18"/>
+              </w:rPr>
+              <w:t>Script</w:t>
+            </w:r>
+          </w:p>
+        </w:tc>
+        <w:tc>
+          <w:tcPr>
+            <w:tcW w:type="dxa" w:w="2880"/>
+          </w:tcPr>
+          <w:p>
+            <w:r>
+              <w:rPr>
+                <w:sz w:val="18"/>
+              </w:rPr>
+              <w:t>`CopyCampaignsFromMarketo`</w:t>
+            </w:r>
+          </w:p>
+        </w:tc>
+      </w:tr>
+    </w:tbl>
+    <w:p/>
+    <w:p>
+      <w:r>
+        <w:rPr>
+          <w:b/>
+          <w:sz w:val="20"/>
+        </w:rPr>
+        <w:t>Activity Flow:</w:t>
+      </w:r>
+    </w:p>
+    <w:p>
+      <w:r>
+        <w:rPr>
+          <w:sz w:val="20"/>
+        </w:rPr>
+        <w:t>[('GetMarketoWatermark', 'CopyCampaignsFromMarketo'), ('CopyCampaignsFromMarketo', 'UpdateMarketoWatermark')]</w:t>
+      </w:r>
+    </w:p>
+    <w:p>
+      <w:pPr>
+        <w:pStyle w:val="Heading3"/>
+      </w:pPr>
+      <w:r>
+        <w:t>`pl_load_raw_to_snowflake`</w:t>
+      </w:r>
+    </w:p>
+    <w:p>
+      <w:r>
+        <w:rPr>
+          <w:sz w:val="20"/>
+        </w:rPr>
+        <w:t>Parameterized pipeline that bulk-loads a single ADLS Gen2 staged file (JSON or Parquet) into the appropriate Snowflake RAW table. Called by the orchestration pipeline with entity-specific parameters.</w:t>
+      </w:r>
+    </w:p>
+    <w:p>
+      <w:r>
+        <w:rPr>
+          <w:b/>
+          <w:sz w:val="20"/>
+        </w:rPr>
+        <w:t>Activities (2):</w:t>
+      </w:r>
+    </w:p>
+    <w:tbl>
+      <w:tblPr>
+        <w:tblStyle w:val="TableGrid"/>
+        <w:tblW w:type="auto" w:w="0"/>
+        <w:tblLook w:firstColumn="1" w:firstRow="1" w:lastColumn="0" w:lastRow="0" w:noHBand="0" w:noVBand="1" w:val="04A0"/>
+      </w:tblPr>
+      <w:tblGrid>
+        <w:gridCol w:w="2880"/>
+        <w:gridCol w:w="2880"/>
+        <w:gridCol w:w="2880"/>
+      </w:tblGrid>
+      <w:tr>
+        <w:tc>
+          <w:tcPr>
+            <w:tcW w:type="dxa" w:w="2880"/>
+            <w:shd w:val="clear" w:color="auto" w:fill="1F497D"/>
+          </w:tcPr>
+          <w:p>
+            <w:r>
+              <w:rPr>
+                <w:b/>
+                <w:color w:val="FFFFFF"/>
+                <w:sz w:val="18"/>
+              </w:rPr>
+              <w:t>Activity</w:t>
+            </w:r>
+          </w:p>
+        </w:tc>
+        <w:tc>
+          <w:tcPr>
+            <w:tcW w:type="dxa" w:w="2880"/>
+            <w:shd w:val="clear" w:color="auto" w:fill="1F497D"/>
+          </w:tcPr>
+          <w:p>
+            <w:r>
+              <w:rPr>
+                <w:b/>
+                <w:color w:val="FFFFFF"/>
+                <w:sz w:val="18"/>
+              </w:rPr>
+              <w:t>Type</w:t>
+            </w:r>
+          </w:p>
+        </w:tc>
+        <w:tc>
+          <w:tcPr>
+            <w:tcW w:type="dxa" w:w="2880"/>
+            <w:shd w:val="clear" w:color="auto" w:fill="1F497D"/>
+          </w:tcPr>
+          <w:p>
+            <w:r>
+              <w:rPr>
+                <w:b/>
+                <w:color w:val="FFFFFF"/>
+                <w:sz w:val="18"/>
+              </w:rPr>
+              <w:t>Depends On</w:t>
+            </w:r>
+          </w:p>
+        </w:tc>
+      </w:tr>
+      <w:tr>
+        <w:tc>
+          <w:tcPr>
+            <w:tcW w:type="dxa" w:w="2880"/>
+          </w:tcPr>
+          <w:p>
+            <w:r>
+              <w:rPr>
+                <w:sz w:val="18"/>
+              </w:rPr>
+              <w:t>`LoadToSnowflake`</w:t>
+            </w:r>
+          </w:p>
+        </w:tc>
+        <w:tc>
+          <w:tcPr>
+            <w:tcW w:type="dxa" w:w="2880"/>
+          </w:tcPr>
+          <w:p>
+            <w:r>
+              <w:rPr>
+                <w:sz w:val="18"/>
+              </w:rPr>
+              <w:t>Copy</w:t>
+            </w:r>
+          </w:p>
+        </w:tc>
+        <w:tc>
+          <w:tcPr>
+            <w:tcW w:type="dxa" w:w="2880"/>
+          </w:tcPr>
+          <w:p>
+            <w:r>
+              <w:rPr>
+                <w:sz w:val="18"/>
+              </w:rPr>
+              <w:t>—</w:t>
+            </w:r>
+          </w:p>
+        </w:tc>
+      </w:tr>
+      <w:tr>
+        <w:tc>
+          <w:tcPr>
+            <w:tcW w:type="dxa" w:w="2880"/>
+            <w:shd w:val="clear" w:color="auto" w:fill="EBF0F7"/>
+          </w:tcPr>
+          <w:p>
+            <w:r>
+              <w:rPr>
+                <w:sz w:val="18"/>
+              </w:rPr>
+              <w:t>`RecordLoadMetadata`</w:t>
+            </w:r>
+          </w:p>
+        </w:tc>
+        <w:tc>
+          <w:tcPr>
+            <w:tcW w:type="dxa" w:w="2880"/>
+            <w:shd w:val="clear" w:color="auto" w:fill="EBF0F7"/>
+          </w:tcPr>
+          <w:p>
+            <w:r>
+              <w:rPr>
+                <w:sz w:val="18"/>
+              </w:rPr>
+              <w:t>Script</w:t>
+            </w:r>
+          </w:p>
+        </w:tc>
+        <w:tc>
+          <w:tcPr>
+            <w:tcW w:type="dxa" w:w="2880"/>
+            <w:shd w:val="clear" w:color="auto" w:fill="EBF0F7"/>
+          </w:tcPr>
+          <w:p>
+            <w:r>
+              <w:rPr>
+                <w:sz w:val="18"/>
+              </w:rPr>
+              <w:t>`LoadToSnowflake`</w:t>
+            </w:r>
+          </w:p>
+        </w:tc>
+      </w:tr>
+    </w:tbl>
+    <w:p/>
+    <w:p>
+      <w:r>
+        <w:rPr>
+          <w:b/>
+          <w:sz w:val="20"/>
+        </w:rPr>
+        <w:t>Activity Flow:</w:t>
+      </w:r>
+    </w:p>
+    <w:p>
+      <w:r>
+        <w:rPr>
+          <w:sz w:val="20"/>
+        </w:rPr>
+        <w:t>[('LoadToSnowflake', 'RecordLoadMetadata')]</w:t>
+      </w:r>
+    </w:p>
+    <w:p>
+      <w:pPr>
+        <w:pStyle w:val="Heading3"/>
+      </w:pPr>
+      <w:r>
+        <w:t>`pl_ingest_crm_customers`</w:t>
+      </w:r>
+    </w:p>
+    <w:p>
+      <w:r>
+        <w:rPr>
+          <w:sz w:val="20"/>
+        </w:rPr>
+        <w:t>Extract customer/contact records from Salesforce CRM and stage them to ADLS Gen2 as JSON. Supports incremental extraction via LastModifiedDate watermark stored in a pipeline parameter.</w:t>
+      </w:r>
+    </w:p>
+    <w:p>
+      <w:r>
+        <w:rPr>
+          <w:b/>
+          <w:sz w:val="20"/>
+        </w:rPr>
+        <w:t>Activities (4):</w:t>
+      </w:r>
+    </w:p>
+    <w:tbl>
+      <w:tblPr>
+        <w:tblStyle w:val="TableGrid"/>
+        <w:tblW w:type="auto" w:w="0"/>
+        <w:tblLook w:firstColumn="1" w:firstRow="1" w:lastColumn="0" w:lastRow="0" w:noHBand="0" w:noVBand="1" w:val="04A0"/>
+      </w:tblPr>
+      <w:tblGrid>
+        <w:gridCol w:w="2880"/>
+        <w:gridCol w:w="2880"/>
+        <w:gridCol w:w="2880"/>
+      </w:tblGrid>
+      <w:tr>
+        <w:tc>
+          <w:tcPr>
+            <w:tcW w:type="dxa" w:w="2880"/>
+            <w:shd w:val="clear" w:color="auto" w:fill="1F497D"/>
+          </w:tcPr>
+          <w:p>
+            <w:r>
+              <w:rPr>
+                <w:b/>
+                <w:color w:val="FFFFFF"/>
+                <w:sz w:val="18"/>
+              </w:rPr>
+              <w:t>Activity</w:t>
+            </w:r>
+          </w:p>
+        </w:tc>
+        <w:tc>
+          <w:tcPr>
+            <w:tcW w:type="dxa" w:w="2880"/>
+            <w:shd w:val="clear" w:color="auto" w:fill="1F497D"/>
+          </w:tcPr>
+          <w:p>
+            <w:r>
+              <w:rPr>
+                <w:b/>
+                <w:color w:val="FFFFFF"/>
+                <w:sz w:val="18"/>
+              </w:rPr>
+              <w:t>Type</w:t>
+            </w:r>
+          </w:p>
+        </w:tc>
+        <w:tc>
+          <w:tcPr>
+            <w:tcW w:type="dxa" w:w="2880"/>
+            <w:shd w:val="clear" w:color="auto" w:fill="1F497D"/>
+          </w:tcPr>
+          <w:p>
+            <w:r>
+              <w:rPr>
+                <w:b/>
+                <w:color w:val="FFFFFF"/>
+                <w:sz w:val="18"/>
+              </w:rPr>
+              <w:t>Depends On</w:t>
+            </w:r>
+          </w:p>
+        </w:tc>
+      </w:tr>
+      <w:tr>
+        <w:tc>
+          <w:tcPr>
+            <w:tcW w:type="dxa" w:w="2880"/>
+          </w:tcPr>
+          <w:p>
+            <w:r>
+              <w:rPr>
+                <w:sz w:val="18"/>
+              </w:rPr>
+              <w:t>`GetLastWatermark`</w:t>
+            </w:r>
+          </w:p>
+        </w:tc>
+        <w:tc>
+          <w:tcPr>
+            <w:tcW w:type="dxa" w:w="2880"/>
+          </w:tcPr>
+          <w:p>
+            <w:r>
+              <w:rPr>
+                <w:sz w:val="18"/>
+              </w:rPr>
+              <w:t>Lookup</w:t>
+            </w:r>
+          </w:p>
+        </w:tc>
+        <w:tc>
+          <w:tcPr>
+            <w:tcW w:type="dxa" w:w="2880"/>
+          </w:tcPr>
+          <w:p>
+            <w:r>
+              <w:rPr>
+                <w:sz w:val="18"/>
+              </w:rPr>
+              <w:t>—</w:t>
+            </w:r>
+          </w:p>
+        </w:tc>
+      </w:tr>
+      <w:tr>
+        <w:tc>
+          <w:tcPr>
+            <w:tcW w:type="dxa" w:w="2880"/>
+            <w:shd w:val="clear" w:color="auto" w:fill="EBF0F7"/>
+          </w:tcPr>
+          <w:p>
+            <w:r>
+              <w:rPr>
+                <w:sz w:val="18"/>
+              </w:rPr>
+              <w:t>`CopySalesforceToADLS`</w:t>
+            </w:r>
+          </w:p>
+        </w:tc>
+        <w:tc>
+          <w:tcPr>
+            <w:tcW w:type="dxa" w:w="2880"/>
+            <w:shd w:val="clear" w:color="auto" w:fill="EBF0F7"/>
+          </w:tcPr>
+          <w:p>
+            <w:r>
+              <w:rPr>
+                <w:sz w:val="18"/>
+              </w:rPr>
+              <w:t>Copy</w:t>
+            </w:r>
+          </w:p>
+        </w:tc>
+        <w:tc>
+          <w:tcPr>
+            <w:tcW w:type="dxa" w:w="2880"/>
+            <w:shd w:val="clear" w:color="auto" w:fill="EBF0F7"/>
+          </w:tcPr>
+          <w:p>
+            <w:r>
+              <w:rPr>
+                <w:sz w:val="18"/>
+              </w:rPr>
+              <w:t>`GetLastWatermark`</w:t>
+            </w:r>
+          </w:p>
+        </w:tc>
+      </w:tr>
+      <w:tr>
+        <w:tc>
+          <w:tcPr>
+            <w:tcW w:type="dxa" w:w="2880"/>
+          </w:tcPr>
+          <w:p>
+            <w:r>
+              <w:rPr>
+                <w:sz w:val="18"/>
+              </w:rPr>
+              <w:t>`UpdateWatermark`</w:t>
+            </w:r>
+          </w:p>
+        </w:tc>
+        <w:tc>
+          <w:tcPr>
+            <w:tcW w:type="dxa" w:w="2880"/>
+          </w:tcPr>
+          <w:p>
+            <w:r>
+              <w:rPr>
+                <w:sz w:val="18"/>
+              </w:rPr>
+              <w:t>Script</w:t>
+            </w:r>
+          </w:p>
+        </w:tc>
+        <w:tc>
+          <w:tcPr>
+            <w:tcW w:type="dxa" w:w="2880"/>
+          </w:tcPr>
+          <w:p>
+            <w:r>
+              <w:rPr>
+                <w:sz w:val="18"/>
+              </w:rPr>
+              <w:t>`CopySalesforceToADLS`</w:t>
+            </w:r>
+          </w:p>
+        </w:tc>
+      </w:tr>
+      <w:tr>
+        <w:tc>
+          <w:tcPr>
+            <w:tcW w:type="dxa" w:w="2880"/>
+            <w:shd w:val="clear" w:color="auto" w:fill="EBF0F7"/>
+          </w:tcPr>
+          <w:p>
+            <w:r>
+              <w:rPr>
+                <w:sz w:val="18"/>
+              </w:rPr>
+              <w:t>`LogRowCount`</w:t>
+            </w:r>
+          </w:p>
+        </w:tc>
+        <w:tc>
+          <w:tcPr>
+            <w:tcW w:type="dxa" w:w="2880"/>
+            <w:shd w:val="clear" w:color="auto" w:fill="EBF0F7"/>
+          </w:tcPr>
+          <w:p>
+            <w:r>
+              <w:rPr>
+                <w:sz w:val="18"/>
+              </w:rPr>
+              <w:t>SetVariable</w:t>
+            </w:r>
+          </w:p>
+        </w:tc>
+        <w:tc>
+          <w:tcPr>
+            <w:tcW w:type="dxa" w:w="2880"/>
+            <w:shd w:val="clear" w:color="auto" w:fill="EBF0F7"/>
+          </w:tcPr>
+          <w:p>
+            <w:r>
+              <w:rPr>
+                <w:sz w:val="18"/>
+              </w:rPr>
+              <w:t>`CopySalesforceToADLS`</w:t>
+            </w:r>
+          </w:p>
+        </w:tc>
+      </w:tr>
+    </w:tbl>
+    <w:p/>
+    <w:p>
+      <w:r>
+        <w:rPr>
+          <w:b/>
+          <w:sz w:val="20"/>
+        </w:rPr>
+        <w:t>Activity Flow:</w:t>
+      </w:r>
+    </w:p>
+    <w:p>
+      <w:r>
+        <w:rPr>
+          <w:sz w:val="20"/>
+        </w:rPr>
+        <w:t>[('GetLastWatermark', 'CopySalesforceToADLS'), ('CopySalesforceToADLS', 'UpdateWatermark'), ('CopySalesforceToADLS', 'LogRowCount')]</w:t>
+      </w:r>
+    </w:p>
+    <w:p>
+      <w:pPr>
+        <w:pStyle w:val="Heading3"/>
+      </w:pPr>
+      <w:r>
+        <w:t>`pl_ingest_product_catalog`</w:t>
+      </w:r>
+    </w:p>
+    <w:p>
+      <w:r>
+        <w:rPr>
+          <w:sz w:val="20"/>
+        </w:rPr>
+        <w:t>Full refresh of the product catalog from the PIM REST API. Runs weekly (Sunday 01:00 UTC) or on-demand. Writes JSON to ADLS Gen2.</w:t>
+      </w:r>
+    </w:p>
+    <w:p>
+      <w:r>
+        <w:rPr>
+          <w:b/>
+          <w:sz w:val="20"/>
+        </w:rPr>
+        <w:t>Activities (2):</w:t>
+      </w:r>
+    </w:p>
+    <w:tbl>
+      <w:tblPr>
+        <w:tblStyle w:val="TableGrid"/>
+        <w:tblW w:type="auto" w:w="0"/>
+        <w:tblLook w:firstColumn="1" w:firstRow="1" w:lastColumn="0" w:lastRow="0" w:noHBand="0" w:noVBand="1" w:val="04A0"/>
+      </w:tblPr>
+      <w:tblGrid>
+        <w:gridCol w:w="2880"/>
+        <w:gridCol w:w="2880"/>
+        <w:gridCol w:w="2880"/>
+      </w:tblGrid>
+      <w:tr>
+        <w:tc>
+          <w:tcPr>
+            <w:tcW w:type="dxa" w:w="2880"/>
+            <w:shd w:val="clear" w:color="auto" w:fill="1F497D"/>
+          </w:tcPr>
+          <w:p>
+            <w:r>
+              <w:rPr>
+                <w:b/>
+                <w:color w:val="FFFFFF"/>
+                <w:sz w:val="18"/>
+              </w:rPr>
+              <w:t>Activity</w:t>
+            </w:r>
+          </w:p>
+        </w:tc>
+        <w:tc>
+          <w:tcPr>
+            <w:tcW w:type="dxa" w:w="2880"/>
+            <w:shd w:val="clear" w:color="auto" w:fill="1F497D"/>
+          </w:tcPr>
+          <w:p>
+            <w:r>
+              <w:rPr>
+                <w:b/>
+                <w:color w:val="FFFFFF"/>
+                <w:sz w:val="18"/>
+              </w:rPr>
+              <w:t>Type</w:t>
+            </w:r>
+          </w:p>
+        </w:tc>
+        <w:tc>
+          <w:tcPr>
+            <w:tcW w:type="dxa" w:w="2880"/>
+            <w:shd w:val="clear" w:color="auto" w:fill="1F497D"/>
+          </w:tcPr>
+          <w:p>
+            <w:r>
+              <w:rPr>
+                <w:b/>
+                <w:color w:val="FFFFFF"/>
+                <w:sz w:val="18"/>
+              </w:rPr>
+              <w:t>Depends On</w:t>
+            </w:r>
+          </w:p>
+        </w:tc>
+      </w:tr>
+      <w:tr>
+        <w:tc>
+          <w:tcPr>
+            <w:tcW w:type="dxa" w:w="2880"/>
+          </w:tcPr>
+          <w:p>
+            <w:r>
+              <w:rPr>
+                <w:sz w:val="18"/>
+              </w:rPr>
+              <w:t>`CopyProductCatalog`</w:t>
+            </w:r>
+          </w:p>
+        </w:tc>
+        <w:tc>
+          <w:tcPr>
+            <w:tcW w:type="dxa" w:w="2880"/>
+          </w:tcPr>
+          <w:p>
+            <w:r>
+              <w:rPr>
+                <w:sz w:val="18"/>
+              </w:rPr>
+              <w:t>Copy</w:t>
+            </w:r>
+          </w:p>
+        </w:tc>
+        <w:tc>
+          <w:tcPr>
+            <w:tcW w:type="dxa" w:w="2880"/>
+          </w:tcPr>
+          <w:p>
+            <w:r>
+              <w:rPr>
+                <w:sz w:val="18"/>
+              </w:rPr>
+              <w:t>—</w:t>
+            </w:r>
+          </w:p>
+        </w:tc>
+      </w:tr>
+      <w:tr>
+        <w:tc>
+          <w:tcPr>
+            <w:tcW w:type="dxa" w:w="2880"/>
+            <w:shd w:val="clear" w:color="auto" w:fill="EBF0F7"/>
+          </w:tcPr>
+          <w:p>
+            <w:r>
+              <w:rPr>
+                <w:sz w:val="18"/>
+              </w:rPr>
+              <w:t>`ValidateCatalogNotEmpty`</w:t>
+            </w:r>
+          </w:p>
+        </w:tc>
+        <w:tc>
+          <w:tcPr>
+            <w:tcW w:type="dxa" w:w="2880"/>
+            <w:shd w:val="clear" w:color="auto" w:fill="EBF0F7"/>
+          </w:tcPr>
+          <w:p>
+            <w:r>
+              <w:rPr>
+                <w:sz w:val="18"/>
+              </w:rPr>
+              <w:t>IfCondition</w:t>
+            </w:r>
+          </w:p>
+        </w:tc>
+        <w:tc>
+          <w:tcPr>
+            <w:tcW w:type="dxa" w:w="2880"/>
+            <w:shd w:val="clear" w:color="auto" w:fill="EBF0F7"/>
+          </w:tcPr>
+          <w:p>
+            <w:r>
+              <w:rPr>
+                <w:sz w:val="18"/>
+              </w:rPr>
+              <w:t>`CopyProductCatalog`</w:t>
+            </w:r>
+          </w:p>
+        </w:tc>
+      </w:tr>
+    </w:tbl>
+    <w:p/>
+    <w:p>
+      <w:r>
+        <w:rPr>
+          <w:b/>
+          <w:sz w:val="20"/>
+        </w:rPr>
+        <w:t>Activity Flow:</w:t>
+      </w:r>
+    </w:p>
+    <w:p>
+      <w:r>
+        <w:rPr>
+          <w:sz w:val="20"/>
+        </w:rPr>
+        <w:t>[('CopyProductCatalog', 'ValidateCatalogNotEmpty')]</w:t>
+      </w:r>
+    </w:p>
+    <w:p>
+      <w:pPr>
+        <w:pStyle w:val="Heading3"/>
+      </w:pPr>
+      <w:r>
+        <w:t>`pl_ingest_inventory_wms`</w:t>
+      </w:r>
+    </w:p>
+    <w:p>
+      <w:r>
+        <w:rPr>
+          <w:sz w:val="20"/>
+        </w:rPr>
+        <w:t>Full snapshot extraction of inventory levels from the on-premises WMS SQL Server via Self-hosted IR. Runs every 4 hours. Writes Parquet to ADLS Gen2 for efficient Snowflake bulk load.</w:t>
+      </w:r>
+    </w:p>
+    <w:p>
+      <w:r>
+        <w:rPr>
+          <w:b/>
+          <w:sz w:val="20"/>
+        </w:rPr>
+        <w:t>Activities (3):</w:t>
+      </w:r>
+    </w:p>
+    <w:tbl>
+      <w:tblPr>
+        <w:tblStyle w:val="TableGrid"/>
+        <w:tblW w:type="auto" w:w="0"/>
+        <w:tblLook w:firstColumn="1" w:firstRow="1" w:lastColumn="0" w:lastRow="0" w:noHBand="0" w:noVBand="1" w:val="04A0"/>
+      </w:tblPr>
+      <w:tblGrid>
+        <w:gridCol w:w="2880"/>
+        <w:gridCol w:w="2880"/>
+        <w:gridCol w:w="2880"/>
+      </w:tblGrid>
+      <w:tr>
+        <w:tc>
+          <w:tcPr>
+            <w:tcW w:type="dxa" w:w="2880"/>
+            <w:shd w:val="clear" w:color="auto" w:fill="1F497D"/>
+          </w:tcPr>
+          <w:p>
+            <w:r>
+              <w:rPr>
+                <w:b/>
+                <w:color w:val="FFFFFF"/>
+                <w:sz w:val="18"/>
+              </w:rPr>
+              <w:t>Activity</w:t>
+            </w:r>
+          </w:p>
+        </w:tc>
+        <w:tc>
+          <w:tcPr>
+            <w:tcW w:type="dxa" w:w="2880"/>
+            <w:shd w:val="clear" w:color="auto" w:fill="1F497D"/>
+          </w:tcPr>
+          <w:p>
+            <w:r>
+              <w:rPr>
+                <w:b/>
+                <w:color w:val="FFFFFF"/>
+                <w:sz w:val="18"/>
+              </w:rPr>
+              <w:t>Type</w:t>
+            </w:r>
+          </w:p>
+        </w:tc>
+        <w:tc>
+          <w:tcPr>
+            <w:tcW w:type="dxa" w:w="2880"/>
+            <w:shd w:val="clear" w:color="auto" w:fill="1F497D"/>
+          </w:tcPr>
+          <w:p>
+            <w:r>
+              <w:rPr>
+                <w:b/>
+                <w:color w:val="FFFFFF"/>
+                <w:sz w:val="18"/>
+              </w:rPr>
+              <w:t>Depends On</w:t>
+            </w:r>
+          </w:p>
+        </w:tc>
+      </w:tr>
+      <w:tr>
+        <w:tc>
+          <w:tcPr>
+            <w:tcW w:type="dxa" w:w="2880"/>
+          </w:tcPr>
+          <w:p>
+            <w:r>
+              <w:rPr>
+                <w:sz w:val="18"/>
+              </w:rPr>
+              <w:t>`GetInventoryRowCount`</w:t>
+            </w:r>
+          </w:p>
+        </w:tc>
+        <w:tc>
+          <w:tcPr>
+            <w:tcW w:type="dxa" w:w="2880"/>
+          </w:tcPr>
+          <w:p>
+            <w:r>
+              <w:rPr>
+                <w:sz w:val="18"/>
+              </w:rPr>
+              <w:t>Lookup</w:t>
+            </w:r>
+          </w:p>
+        </w:tc>
+        <w:tc>
+          <w:tcPr>
+            <w:tcW w:type="dxa" w:w="2880"/>
+          </w:tcPr>
+          <w:p>
+            <w:r>
+              <w:rPr>
+                <w:sz w:val="18"/>
+              </w:rPr>
+              <w:t>—</w:t>
+            </w:r>
+          </w:p>
+        </w:tc>
+      </w:tr>
+      <w:tr>
+        <w:tc>
+          <w:tcPr>
+            <w:tcW w:type="dxa" w:w="2880"/>
+            <w:shd w:val="clear" w:color="auto" w:fill="EBF0F7"/>
+          </w:tcPr>
+          <w:p>
+            <w:r>
+              <w:rPr>
+                <w:sz w:val="18"/>
+              </w:rPr>
+              <w:t>`CopyInventoryToADLS`</w:t>
+            </w:r>
+          </w:p>
+        </w:tc>
+        <w:tc>
+          <w:tcPr>
+            <w:tcW w:type="dxa" w:w="2880"/>
+            <w:shd w:val="clear" w:color="auto" w:fill="EBF0F7"/>
+          </w:tcPr>
+          <w:p>
+            <w:r>
+              <w:rPr>
+                <w:sz w:val="18"/>
+              </w:rPr>
+              <w:t>Copy</w:t>
+            </w:r>
+          </w:p>
+        </w:tc>
+        <w:tc>
+          <w:tcPr>
+            <w:tcW w:type="dxa" w:w="2880"/>
+            <w:shd w:val="clear" w:color="auto" w:fill="EBF0F7"/>
+          </w:tcPr>
+          <w:p>
+            <w:r>
+              <w:rPr>
+                <w:sz w:val="18"/>
+              </w:rPr>
+              <w:t>`GetInventoryRowCount`</w:t>
+            </w:r>
+          </w:p>
+        </w:tc>
+      </w:tr>
+      <w:tr>
+        <w:tc>
+          <w:tcPr>
+            <w:tcW w:type="dxa" w:w="2880"/>
+          </w:tcPr>
+          <w:p>
+            <w:r>
+              <w:rPr>
+                <w:sz w:val="18"/>
+              </w:rPr>
+              <w:t>`ReconcileRowCount`</w:t>
+            </w:r>
+          </w:p>
+        </w:tc>
+        <w:tc>
+          <w:tcPr>
+            <w:tcW w:type="dxa" w:w="2880"/>
+          </w:tcPr>
+          <w:p>
+            <w:r>
+              <w:rPr>
+                <w:sz w:val="18"/>
+              </w:rPr>
+              <w:t>IfCondition</w:t>
+            </w:r>
+          </w:p>
+        </w:tc>
+        <w:tc>
+          <w:tcPr>
+            <w:tcW w:type="dxa" w:w="2880"/>
+          </w:tcPr>
+          <w:p>
+            <w:r>
+              <w:rPr>
+                <w:sz w:val="18"/>
+              </w:rPr>
+              <w:t>`CopyInventoryToADLS`</w:t>
+            </w:r>
+          </w:p>
+        </w:tc>
+      </w:tr>
+    </w:tbl>
+    <w:p/>
+    <w:p>
+      <w:r>
+        <w:rPr>
+          <w:b/>
+          <w:sz w:val="20"/>
+        </w:rPr>
+        <w:t>Activity Flow:</w:t>
+      </w:r>
+    </w:p>
+    <w:p>
+      <w:r>
+        <w:rPr>
+          <w:sz w:val="20"/>
+        </w:rPr>
+        <w:t>[('GetInventoryRowCount', 'CopyInventoryToADLS'), ('CopyInventoryToADLS', 'ReconcileRowCount')]</w:t>
+      </w:r>
+    </w:p>
+    <w:p>
+      <w:pPr>
+        <w:pStyle w:val="Heading2"/>
+      </w:pPr>
+      <w:r>
+        <w:rPr>
+          <w:color w:val="217346"/>
+        </w:rPr>
+        <w:t>Datasets</w:t>
+      </w:r>
+    </w:p>
+    <w:tbl>
+      <w:tblPr>
+        <w:tblStyle w:val="TableGrid"/>
+        <w:tblW w:type="auto" w:w="0"/>
+        <w:tblLook w:firstColumn="1" w:firstRow="1" w:lastColumn="0" w:lastRow="0" w:noHBand="0" w:noVBand="1" w:val="04A0"/>
+      </w:tblPr>
+      <w:tblGrid>
+        <w:gridCol w:w="2880"/>
+        <w:gridCol w:w="2880"/>
+        <w:gridCol w:w="2880"/>
+      </w:tblGrid>
+      <w:tr>
+        <w:tc>
+          <w:tcPr>
+            <w:tcW w:type="dxa" w:w="2880"/>
+            <w:shd w:val="clear" w:color="auto" w:fill="1F497D"/>
+          </w:tcPr>
+          <w:p>
+            <w:r>
+              <w:rPr>
+                <w:b/>
+                <w:color w:val="FFFFFF"/>
+                <w:sz w:val="18"/>
+              </w:rPr>
+              <w:t>Name</w:t>
+            </w:r>
+          </w:p>
+        </w:tc>
+        <w:tc>
+          <w:tcPr>
+            <w:tcW w:type="dxa" w:w="2880"/>
+            <w:shd w:val="clear" w:color="auto" w:fill="1F497D"/>
+          </w:tcPr>
+          <w:p>
+            <w:r>
+              <w:rPr>
+                <w:b/>
+                <w:color w:val="FFFFFF"/>
+                <w:sz w:val="18"/>
+              </w:rPr>
+              <w:t>Type</w:t>
+            </w:r>
+          </w:p>
+        </w:tc>
+        <w:tc>
+          <w:tcPr>
+            <w:tcW w:type="dxa" w:w="2880"/>
+            <w:shd w:val="clear" w:color="auto" w:fill="1F497D"/>
+          </w:tcPr>
+          <w:p>
+            <w:r>
+              <w:rPr>
+                <w:b/>
+                <w:color w:val="FFFFFF"/>
+                <w:sz w:val="18"/>
+              </w:rPr>
+              <w:t>Linked Service</w:t>
+            </w:r>
+          </w:p>
+        </w:tc>
+      </w:tr>
+      <w:tr>
+        <w:tc>
+          <w:tcPr>
+            <w:tcW w:type="dxa" w:w="2880"/>
+          </w:tcPr>
+          <w:p>
+            <w:r>
+              <w:rPr>
+                <w:sz w:val="18"/>
+              </w:rPr>
+              <w:t>`ds_salesforce_contacts`</w:t>
+            </w:r>
+          </w:p>
+        </w:tc>
+        <w:tc>
+          <w:tcPr>
+            <w:tcW w:type="dxa" w:w="2880"/>
+          </w:tcPr>
+          <w:p>
+            <w:r>
+              <w:rPr>
+                <w:sz w:val="18"/>
+              </w:rPr>
+              <w:t>SalesforceObject</w:t>
+            </w:r>
+          </w:p>
+        </w:tc>
+        <w:tc>
+          <w:tcPr>
+            <w:tcW w:type="dxa" w:w="2880"/>
+          </w:tcPr>
+          <w:p>
+            <w:r>
+              <w:rPr>
+                <w:sz w:val="18"/>
+              </w:rPr>
+              <w:t>`ls_salesforce`</w:t>
+            </w:r>
+          </w:p>
+        </w:tc>
+      </w:tr>
+      <w:tr>
+        <w:tc>
+          <w:tcPr>
+            <w:tcW w:type="dxa" w:w="2880"/>
+            <w:shd w:val="clear" w:color="auto" w:fill="EBF0F7"/>
+          </w:tcPr>
+          <w:p>
+            <w:r>
+              <w:rPr>
+                <w:sz w:val="18"/>
+              </w:rPr>
+              <w:t>`ds_adls_raw_campaigns`</w:t>
+            </w:r>
+          </w:p>
+        </w:tc>
+        <w:tc>
+          <w:tcPr>
+            <w:tcW w:type="dxa" w:w="2880"/>
+            <w:shd w:val="clear" w:color="auto" w:fill="EBF0F7"/>
+          </w:tcPr>
+          <w:p>
+            <w:r>
+              <w:rPr>
+                <w:sz w:val="18"/>
+              </w:rPr>
+              <w:t>Json</w:t>
+            </w:r>
+          </w:p>
+        </w:tc>
+        <w:tc>
+          <w:tcPr>
+            <w:tcW w:type="dxa" w:w="2880"/>
+            <w:shd w:val="clear" w:color="auto" w:fill="EBF0F7"/>
+          </w:tcPr>
+          <w:p>
+            <w:r>
+              <w:rPr>
+                <w:sz w:val="18"/>
+              </w:rPr>
+              <w:t>`ls_adls_gen2`</w:t>
+            </w:r>
+          </w:p>
+        </w:tc>
+      </w:tr>
+      <w:tr>
+        <w:tc>
+          <w:tcPr>
+            <w:tcW w:type="dxa" w:w="2880"/>
+          </w:tcPr>
+          <w:p>
+            <w:r>
+              <w:rPr>
+                <w:sz w:val="18"/>
+              </w:rPr>
+              <w:t>`ds_rest_orders_api`</w:t>
+            </w:r>
+          </w:p>
+        </w:tc>
+        <w:tc>
+          <w:tcPr>
+            <w:tcW w:type="dxa" w:w="2880"/>
+          </w:tcPr>
+          <w:p>
+            <w:r>
+              <w:rPr>
+                <w:sz w:val="18"/>
+              </w:rPr>
+              <w:t>RestResource</w:t>
+            </w:r>
+          </w:p>
+        </w:tc>
+        <w:tc>
+          <w:tcPr>
+            <w:tcW w:type="dxa" w:w="2880"/>
+          </w:tcPr>
+          <w:p>
+            <w:r>
+              <w:rPr>
+                <w:sz w:val="18"/>
+              </w:rPr>
+              <w:t>`ls_rest_orders_api`</w:t>
+            </w:r>
+          </w:p>
+        </w:tc>
+      </w:tr>
+      <w:tr>
+        <w:tc>
+          <w:tcPr>
+            <w:tcW w:type="dxa" w:w="2880"/>
+            <w:shd w:val="clear" w:color="auto" w:fill="EBF0F7"/>
+          </w:tcPr>
+          <w:p>
+            <w:r>
+              <w:rPr>
+                <w:sz w:val="18"/>
+              </w:rPr>
+              <w:t>`ds_snowflake_raw_customers`</w:t>
+            </w:r>
+          </w:p>
+        </w:tc>
+        <w:tc>
+          <w:tcPr>
+            <w:tcW w:type="dxa" w:w="2880"/>
+            <w:shd w:val="clear" w:color="auto" w:fill="EBF0F7"/>
+          </w:tcPr>
+          <w:p>
+            <w:r>
+              <w:rPr>
+                <w:sz w:val="18"/>
+              </w:rPr>
+              <w:t>SnowflakeTable</w:t>
+            </w:r>
+          </w:p>
+        </w:tc>
+        <w:tc>
+          <w:tcPr>
+            <w:tcW w:type="dxa" w:w="2880"/>
+            <w:shd w:val="clear" w:color="auto" w:fill="EBF0F7"/>
+          </w:tcPr>
+          <w:p>
+            <w:r>
+              <w:rPr>
+                <w:sz w:val="18"/>
+              </w:rPr>
+              <w:t>`ls_snowflake`</w:t>
+            </w:r>
+          </w:p>
+        </w:tc>
+      </w:tr>
+      <w:tr>
+        <w:tc>
+          <w:tcPr>
+            <w:tcW w:type="dxa" w:w="2880"/>
+          </w:tcPr>
+          <w:p>
+            <w:r>
+              <w:rPr>
+                <w:sz w:val="18"/>
+              </w:rPr>
+              <w:t>`ds_snowflake_raw_orders`</w:t>
+            </w:r>
+          </w:p>
+        </w:tc>
+        <w:tc>
+          <w:tcPr>
+            <w:tcW w:type="dxa" w:w="2880"/>
+          </w:tcPr>
+          <w:p>
+            <w:r>
+              <w:rPr>
+                <w:sz w:val="18"/>
+              </w:rPr>
+              <w:t>SnowflakeTable</w:t>
+            </w:r>
+          </w:p>
+        </w:tc>
+        <w:tc>
+          <w:tcPr>
+            <w:tcW w:type="dxa" w:w="2880"/>
+          </w:tcPr>
+          <w:p>
+            <w:r>
+              <w:rPr>
+                <w:sz w:val="18"/>
+              </w:rPr>
+              <w:t>`ls_snowflake`</w:t>
+            </w:r>
+          </w:p>
+        </w:tc>
+      </w:tr>
+      <w:tr>
+        <w:tc>
+          <w:tcPr>
+            <w:tcW w:type="dxa" w:w="2880"/>
+            <w:shd w:val="clear" w:color="auto" w:fill="EBF0F7"/>
+          </w:tcPr>
+          <w:p>
+            <w:r>
+              <w:rPr>
+                <w:sz w:val="18"/>
+              </w:rPr>
+              <w:t>`ds_adls_raw_orders`</w:t>
+            </w:r>
+          </w:p>
+        </w:tc>
+        <w:tc>
+          <w:tcPr>
+            <w:tcW w:type="dxa" w:w="2880"/>
+            <w:shd w:val="clear" w:color="auto" w:fill="EBF0F7"/>
+          </w:tcPr>
+          <w:p>
+            <w:r>
+              <w:rPr>
+                <w:sz w:val="18"/>
+              </w:rPr>
+              <w:t>Json</w:t>
+            </w:r>
+          </w:p>
+        </w:tc>
+        <w:tc>
+          <w:tcPr>
+            <w:tcW w:type="dxa" w:w="2880"/>
+            <w:shd w:val="clear" w:color="auto" w:fill="EBF0F7"/>
+          </w:tcPr>
+          <w:p>
+            <w:r>
+              <w:rPr>
+                <w:sz w:val="18"/>
+              </w:rPr>
+              <w:t>`ls_adls_gen2`</w:t>
+            </w:r>
+          </w:p>
+        </w:tc>
+      </w:tr>
+      <w:tr>
+        <w:tc>
+          <w:tcPr>
+            <w:tcW w:type="dxa" w:w="2880"/>
+          </w:tcPr>
+          <w:p>
+            <w:r>
+              <w:rPr>
+                <w:sz w:val="18"/>
+              </w:rPr>
+              <w:t>`ds_sql_server_inventory`</w:t>
+            </w:r>
+          </w:p>
+        </w:tc>
+        <w:tc>
+          <w:tcPr>
+            <w:tcW w:type="dxa" w:w="2880"/>
+          </w:tcPr>
+          <w:p>
+            <w:r>
+              <w:rPr>
+                <w:sz w:val="18"/>
+              </w:rPr>
+              <w:t>SqlServerTable</w:t>
+            </w:r>
+          </w:p>
+        </w:tc>
+        <w:tc>
+          <w:tcPr>
+            <w:tcW w:type="dxa" w:w="2880"/>
+          </w:tcPr>
+          <w:p>
+            <w:r>
+              <w:rPr>
+                <w:sz w:val="18"/>
+              </w:rPr>
+              <w:t>`ls_sql_server_wms`</w:t>
+            </w:r>
+          </w:p>
+        </w:tc>
+      </w:tr>
+      <w:tr>
+        <w:tc>
+          <w:tcPr>
+            <w:tcW w:type="dxa" w:w="2880"/>
+            <w:shd w:val="clear" w:color="auto" w:fill="EBF0F7"/>
+          </w:tcPr>
+          <w:p>
+            <w:r>
+              <w:rPr>
+                <w:sz w:val="18"/>
+              </w:rPr>
+              <w:t>`ds_adls_raw_products`</w:t>
+            </w:r>
+          </w:p>
+        </w:tc>
+        <w:tc>
+          <w:tcPr>
+            <w:tcW w:type="dxa" w:w="2880"/>
+            <w:shd w:val="clear" w:color="auto" w:fill="EBF0F7"/>
+          </w:tcPr>
+          <w:p>
+            <w:r>
+              <w:rPr>
+                <w:sz w:val="18"/>
+              </w:rPr>
+              <w:t>Json</w:t>
+            </w:r>
+          </w:p>
+        </w:tc>
+        <w:tc>
+          <w:tcPr>
+            <w:tcW w:type="dxa" w:w="2880"/>
+            <w:shd w:val="clear" w:color="auto" w:fill="EBF0F7"/>
+          </w:tcPr>
+          <w:p>
+            <w:r>
+              <w:rPr>
+                <w:sz w:val="18"/>
+              </w:rPr>
+              <w:t>`ls_adls_gen2`</w:t>
+            </w:r>
+          </w:p>
+        </w:tc>
+      </w:tr>
+      <w:tr>
+        <w:tc>
+          <w:tcPr>
+            <w:tcW w:type="dxa" w:w="2880"/>
+          </w:tcPr>
+          <w:p>
+            <w:r>
+              <w:rPr>
+                <w:sz w:val="18"/>
+              </w:rPr>
+              <w:t>`ds_adls_raw_customers`</w:t>
+            </w:r>
+          </w:p>
+        </w:tc>
+        <w:tc>
+          <w:tcPr>
+            <w:tcW w:type="dxa" w:w="2880"/>
+          </w:tcPr>
+          <w:p>
+            <w:r>
+              <w:rPr>
+                <w:sz w:val="18"/>
+              </w:rPr>
+              <w:t>Json</w:t>
+            </w:r>
+          </w:p>
+        </w:tc>
+        <w:tc>
+          <w:tcPr>
+            <w:tcW w:type="dxa" w:w="2880"/>
+          </w:tcPr>
+          <w:p>
+            <w:r>
+              <w:rPr>
+                <w:sz w:val="18"/>
+              </w:rPr>
+              <w:t>`ls_adls_gen2`</w:t>
+            </w:r>
+          </w:p>
+        </w:tc>
+      </w:tr>
+      <w:tr>
+        <w:tc>
+          <w:tcPr>
+            <w:tcW w:type="dxa" w:w="2880"/>
+            <w:shd w:val="clear" w:color="auto" w:fill="EBF0F7"/>
+          </w:tcPr>
+          <w:p>
+            <w:r>
+              <w:rPr>
+                <w:sz w:val="18"/>
+              </w:rPr>
+              <w:t>`ds_adls_raw_inventory`</w:t>
+            </w:r>
+          </w:p>
+        </w:tc>
+        <w:tc>
+          <w:tcPr>
+            <w:tcW w:type="dxa" w:w="2880"/>
+            <w:shd w:val="clear" w:color="auto" w:fill="EBF0F7"/>
+          </w:tcPr>
+          <w:p>
+            <w:r>
+              <w:rPr>
+                <w:sz w:val="18"/>
+              </w:rPr>
+              <w:t>Parquet</w:t>
+            </w:r>
+          </w:p>
+        </w:tc>
+        <w:tc>
+          <w:tcPr>
+            <w:tcW w:type="dxa" w:w="2880"/>
+            <w:shd w:val="clear" w:color="auto" w:fill="EBF0F7"/>
+          </w:tcPr>
+          <w:p>
+            <w:r>
+              <w:rPr>
+                <w:sz w:val="18"/>
+              </w:rPr>
+              <w:t>`ls_adls_gen2`</w:t>
+            </w:r>
+          </w:p>
+        </w:tc>
+      </w:tr>
+    </w:tbl>
+    <w:p/>
+    <w:p>
+      <w:pPr>
+        <w:pStyle w:val="Heading2"/>
+      </w:pPr>
+      <w:r>
+        <w:rPr>
+          <w:color w:val="217346"/>
+        </w:rPr>
+        <w:t>Linked Services</w:t>
+      </w:r>
+    </w:p>
+    <w:tbl>
+      <w:tblPr>
+        <w:tblStyle w:val="TableGrid"/>
+        <w:tblW w:type="auto" w:w="0"/>
+        <w:tblLook w:firstColumn="1" w:firstRow="1" w:lastColumn="0" w:lastRow="0" w:noHBand="0" w:noVBand="1" w:val="04A0"/>
+      </w:tblPr>
+      <w:tblGrid>
+        <w:gridCol w:w="4320"/>
+        <w:gridCol w:w="4320"/>
+      </w:tblGrid>
+      <w:tr>
+        <w:tc>
+          <w:tcPr>
+            <w:tcW w:type="dxa" w:w="4320"/>
+            <w:shd w:val="clear" w:color="auto" w:fill="1F497D"/>
+          </w:tcPr>
+          <w:p>
+            <w:r>
+              <w:rPr>
+                <w:b/>
+                <w:color w:val="FFFFFF"/>
+                <w:sz w:val="18"/>
+              </w:rPr>
+              <w:t>Name</w:t>
+            </w:r>
+          </w:p>
+        </w:tc>
+        <w:tc>
+          <w:tcPr>
+            <w:tcW w:type="dxa" w:w="4320"/>
+            <w:shd w:val="clear" w:color="auto" w:fill="1F497D"/>
+          </w:tcPr>
+          <w:p>
+            <w:r>
+              <w:rPr>
+                <w:b/>
+                <w:color w:val="FFFFFF"/>
+                <w:sz w:val="18"/>
+              </w:rPr>
+              <w:t>Type</w:t>
+            </w:r>
+          </w:p>
+        </w:tc>
+      </w:tr>
+      <w:tr>
+        <w:tc>
+          <w:tcPr>
+            <w:tcW w:type="dxa" w:w="4320"/>
+          </w:tcPr>
+          <w:p>
+            <w:r>
+              <w:rPr>
+                <w:sz w:val="18"/>
+              </w:rPr>
+              <w:t>`tr_orders_tumbling_window`</w:t>
+            </w:r>
+          </w:p>
+        </w:tc>
+        <w:tc>
+          <w:tcPr>
+            <w:tcW w:type="dxa" w:w="4320"/>
+          </w:tcPr>
+          <w:p>
+            <w:r>
+              <w:rPr>
+                <w:sz w:val="18"/>
+              </w:rPr>
+              <w:t>TumblingWindowTrigger</w:t>
+            </w:r>
+          </w:p>
+        </w:tc>
+      </w:tr>
+      <w:tr>
+        <w:tc>
+          <w:tcPr>
+            <w:tcW w:type="dxa" w:w="4320"/>
+            <w:shd w:val="clear" w:color="auto" w:fill="EBF0F7"/>
+          </w:tcPr>
+          <w:p>
+            <w:r>
+              <w:rPr>
+                <w:sz w:val="18"/>
+              </w:rPr>
+              <w:t>`tr_daily_load`</w:t>
+            </w:r>
+          </w:p>
+        </w:tc>
+        <w:tc>
+          <w:tcPr>
+            <w:tcW w:type="dxa" w:w="4320"/>
+            <w:shd w:val="clear" w:color="auto" w:fill="EBF0F7"/>
+          </w:tcPr>
+          <w:p>
+            <w:r>
+              <w:rPr>
+                <w:sz w:val="18"/>
+              </w:rPr>
+              <w:t>ScheduleTrigger</w:t>
+            </w:r>
+          </w:p>
+        </w:tc>
+      </w:tr>
+      <w:tr>
+        <w:tc>
+          <w:tcPr>
+            <w:tcW w:type="dxa" w:w="4320"/>
+          </w:tcPr>
+          <w:p>
+            <w:r>
+              <w:rPr>
+                <w:sz w:val="18"/>
+              </w:rPr>
+              <w:t>`ls_key_vault`</w:t>
+            </w:r>
+          </w:p>
+        </w:tc>
+        <w:tc>
+          <w:tcPr>
+            <w:tcW w:type="dxa" w:w="4320"/>
+          </w:tcPr>
+          <w:p>
+            <w:r>
+              <w:rPr>
+                <w:sz w:val="18"/>
+              </w:rPr>
+              <w:t>AzureKeyVault</w:t>
+            </w:r>
+          </w:p>
+        </w:tc>
+      </w:tr>
+      <w:tr>
+        <w:tc>
+          <w:tcPr>
+            <w:tcW w:type="dxa" w:w="4320"/>
+            <w:shd w:val="clear" w:color="auto" w:fill="EBF0F7"/>
+          </w:tcPr>
+          <w:p>
+            <w:r>
+              <w:rPr>
+                <w:sz w:val="18"/>
+              </w:rPr>
+              <w:t>`ls_marketo`</w:t>
+            </w:r>
+          </w:p>
+        </w:tc>
+        <w:tc>
+          <w:tcPr>
+            <w:tcW w:type="dxa" w:w="4320"/>
+            <w:shd w:val="clear" w:color="auto" w:fill="EBF0F7"/>
+          </w:tcPr>
+          <w:p>
+            <w:r>
+              <w:rPr>
+                <w:sz w:val="18"/>
+              </w:rPr>
+              <w:t>Marketo</w:t>
+            </w:r>
+          </w:p>
+        </w:tc>
+      </w:tr>
+      <w:tr>
+        <w:tc>
+          <w:tcPr>
+            <w:tcW w:type="dxa" w:w="4320"/>
+          </w:tcPr>
+          <w:p>
+            <w:r>
+              <w:rPr>
+                <w:sz w:val="18"/>
+              </w:rPr>
+              <w:t>`ls_rest_orders_api`</w:t>
+            </w:r>
+          </w:p>
+        </w:tc>
+        <w:tc>
+          <w:tcPr>
+            <w:tcW w:type="dxa" w:w="4320"/>
+          </w:tcPr>
+          <w:p>
+            <w:r>
+              <w:rPr>
+                <w:sz w:val="18"/>
+              </w:rPr>
+              <w:t>RestService</w:t>
+            </w:r>
+          </w:p>
+        </w:tc>
+      </w:tr>
+      <w:tr>
+        <w:tc>
+          <w:tcPr>
+            <w:tcW w:type="dxa" w:w="4320"/>
+            <w:shd w:val="clear" w:color="auto" w:fill="EBF0F7"/>
+          </w:tcPr>
+          <w:p>
+            <w:r>
+              <w:rPr>
+                <w:sz w:val="18"/>
+              </w:rPr>
+              <w:t>`ls_salesforce`</w:t>
+            </w:r>
+          </w:p>
+        </w:tc>
+        <w:tc>
+          <w:tcPr>
+            <w:tcW w:type="dxa" w:w="4320"/>
+            <w:shd w:val="clear" w:color="auto" w:fill="EBF0F7"/>
+          </w:tcPr>
+          <w:p>
+            <w:r>
+              <w:rPr>
+                <w:sz w:val="18"/>
+              </w:rPr>
+              <w:t>Salesforce</w:t>
+            </w:r>
+          </w:p>
+        </w:tc>
+      </w:tr>
+      <w:tr>
+        <w:tc>
+          <w:tcPr>
+            <w:tcW w:type="dxa" w:w="4320"/>
+          </w:tcPr>
+          <w:p>
+            <w:r>
+              <w:rPr>
+                <w:sz w:val="18"/>
+              </w:rPr>
+              <w:t>`ls_adls_gen2`</w:t>
+            </w:r>
+          </w:p>
+        </w:tc>
+        <w:tc>
+          <w:tcPr>
+            <w:tcW w:type="dxa" w:w="4320"/>
+          </w:tcPr>
+          <w:p>
+            <w:r>
+              <w:rPr>
+                <w:sz w:val="18"/>
+              </w:rPr>
+              <w:t>AzureBlobFS</w:t>
+            </w:r>
+          </w:p>
+        </w:tc>
+      </w:tr>
+      <w:tr>
+        <w:tc>
+          <w:tcPr>
+            <w:tcW w:type="dxa" w:w="4320"/>
+            <w:shd w:val="clear" w:color="auto" w:fill="EBF0F7"/>
+          </w:tcPr>
+          <w:p>
+            <w:r>
+              <w:rPr>
+                <w:sz w:val="18"/>
+              </w:rPr>
+              <w:t>`ls_sql_server_wms`</w:t>
+            </w:r>
+          </w:p>
+        </w:tc>
+        <w:tc>
+          <w:tcPr>
+            <w:tcW w:type="dxa" w:w="4320"/>
+            <w:shd w:val="clear" w:color="auto" w:fill="EBF0F7"/>
+          </w:tcPr>
+          <w:p>
+            <w:r>
+              <w:rPr>
+                <w:sz w:val="18"/>
+              </w:rPr>
+              <w:t>SqlServer</w:t>
+            </w:r>
+          </w:p>
+        </w:tc>
+      </w:tr>
+      <w:tr>
+        <w:tc>
+          <w:tcPr>
+            <w:tcW w:type="dxa" w:w="4320"/>
+          </w:tcPr>
+          <w:p>
+            <w:r>
+              <w:rPr>
+                <w:sz w:val="18"/>
+              </w:rPr>
+              <w:t>`ls_snowflake`</w:t>
+            </w:r>
+          </w:p>
+        </w:tc>
+        <w:tc>
+          <w:tcPr>
+            <w:tcW w:type="dxa" w:w="4320"/>
+          </w:tcPr>
+          <w:p>
+            <w:r>
+              <w:rPr>
+                <w:sz w:val="18"/>
+              </w:rPr>
+              <w:t>Snowflake</w:t>
+            </w:r>
+          </w:p>
+        </w:tc>
+      </w:tr>
+    </w:tbl>
+    <w:p/>
     <w:p>
       <w:r>
         <w:t>────────────────────────────────────────────────────────────</w:t>

--- a/pr-1-docs.docx
+++ b/pr-1-docs.docx
@@ -11,7 +11,7 @@
         <w:rPr>
           <w:color w:val="1F497D"/>
         </w:rPr>
-        <w:t>Full Repository - Azure Data Factory (PR #1)</w:t>
+        <w:t>feat: wire Orders API ingestion into daily orchestration pipeline</w:t>
       </w:r>
     </w:p>
     <w:p>
@@ -23,7 +23,7 @@
           <w:color w:val="44546A"/>
           <w:sz w:val="20"/>
         </w:rPr>
-        <w:t>Generated by Intelligent Doc Engine  ·  2026-06-25 06:43 UTC</w:t>
+        <w:t>Generated by Intelligent Doc Engine  ·  2026-06-25 07:00 UTC</w:t>
       </w:r>
     </w:p>
     <w:p>
@@ -39,7 +39,7 @@
         <w:rPr>
           <w:color w:val="1F497D"/>
         </w:rPr>
-        <w:t>PR Documentation: Full Repository - Azure Data Factory (PR #1)</w:t>
+        <w:t>PR Documentation: feat: wire Orders API ingestion into daily orchestration pipeline</w:t>
       </w:r>
     </w:p>
     <w:p>
@@ -58,7 +58,114 @@
         <w:rPr>
           <w:sz w:val="20"/>
         </w:rPr>
-        <w:t>10 pipeline(s) changed, 10 dataset(s) changed, 9 linked service(s) changed.</w:t>
+        <w:t>1 pipeline(s) changed.</w:t>
+      </w:r>
+    </w:p>
+    <w:p>
+      <w:pPr>
+        <w:pStyle w:val="Heading2"/>
+      </w:pPr>
+      <w:r>
+        <w:rPr>
+          <w:color w:val="217346"/>
+        </w:rPr>
+        <w:t>Summary</w:t>
+      </w:r>
+    </w:p>
+    <w:p>
+      <w:pPr>
+        <w:pStyle w:val="ListBullet"/>
+      </w:pPr>
+      <w:r>
+        <w:rPr>
+          <w:sz w:val="20"/>
+        </w:rPr>
+        <w:t>Added IngestOrdersAPI as a parallel fan-out step in pl_orchestrate_daily_load</w:t>
+      </w:r>
+    </w:p>
+    <w:p>
+      <w:pPr>
+        <w:pStyle w:val="ListBullet"/>
+      </w:pPr>
+      <w:r>
+        <w:rPr>
+          <w:sz w:val="20"/>
+        </w:rPr>
+        <w:t>Chained LoadOrdersToRaw -&gt; ValidateOrdersBatch (DQ gate, 2% failure threshold)</w:t>
+      </w:r>
+    </w:p>
+    <w:p>
+      <w:pPr>
+        <w:pStyle w:val="ListBullet"/>
+      </w:pPr>
+      <w:r>
+        <w:rPr>
+          <w:sz w:val="20"/>
+        </w:rPr>
+        <w:t>Added ValidateOrdersBatch as a required dependency for RunSilverTransforms</w:t>
+      </w:r>
+    </w:p>
+    <w:p>
+      <w:pPr>
+        <w:pStyle w:val="ListBullet"/>
+      </w:pPr>
+      <w:r>
+        <w:rPr>
+          <w:sz w:val="20"/>
+        </w:rPr>
+        <w:t>Added ArchiveOrderFiles cleanup step after successful Silver load</w:t>
+      </w:r>
+    </w:p>
+    <w:p>
+      <w:pPr>
+        <w:pStyle w:val="Heading2"/>
+      </w:pPr>
+      <w:r>
+        <w:rPr>
+          <w:color w:val="217346"/>
+        </w:rPr>
+        <w:t>Why</w:t>
+      </w:r>
+    </w:p>
+    <w:p>
+      <w:r>
+        <w:rPr>
+          <w:sz w:val="20"/>
+        </w:rPr>
+        <w:t>pl_ingest_orders_api existed as a standalone pipeline but was never connected to the master daily orchestration, meaning orders data was never loaded to RAW or validated before Silver transforms ran.</w:t>
+      </w:r>
+    </w:p>
+    <w:p>
+      <w:pPr>
+        <w:pStyle w:val="Heading2"/>
+      </w:pPr>
+      <w:r>
+        <w:rPr>
+          <w:color w:val="217346"/>
+        </w:rPr>
+        <w:t>Test plan</w:t>
+      </w:r>
+    </w:p>
+    <w:p>
+      <w:pPr>
+        <w:pStyle w:val="ListBullet"/>
+      </w:pPr>
+      <w:r>
+        <w:rPr>
+          <w:sz w:val="20"/>
+        </w:rPr>
+        <w:t>[ ] Trigger Analytics PR Documentation workflow on this PR</w:t>
+      </w:r>
+    </w:p>
+    <w:p>
+      <w:pPr>
+        <w:pStyle w:val="ListBullet"/>
+      </w:pPr>
+      <w:r>
+        <w:rPr>
+          <w:sz w:val="20"/>
+        </w:rPr>
+        <w:t>[ ] Verify generated doc shows the new Orders ingestion chain</w:t>
       </w:r>
     </w:p>
     <w:p>
@@ -70,1185 +177,6 @@
           <w:color w:val="217346"/>
         </w:rPr>
         <w:t>Pipelines</w:t>
-      </w:r>
-    </w:p>
-    <w:p>
-      <w:pPr>
-        <w:pStyle w:val="Heading3"/>
-      </w:pPr>
-      <w:r>
-        <w:t>`pl_load_silver_layer`</w:t>
-      </w:r>
-    </w:p>
-    <w:p>
-      <w:r>
-        <w:rPr>
-          <w:sz w:val="20"/>
-        </w:rPr>
-        <w:t>Triggers Silver layer transformation stored procedures in Snowflake. Runs each entity's MERGE-based SCD2 upsert in dependency order. Called after all RAW tables for a given batch are loaded and validated.</w:t>
-      </w:r>
-    </w:p>
-    <w:p>
-      <w:r>
-        <w:rPr>
-          <w:b/>
-          <w:sz w:val="20"/>
-        </w:rPr>
-        <w:t>Activities (9):</w:t>
-      </w:r>
-    </w:p>
-    <w:tbl>
-      <w:tblPr>
-        <w:tblStyle w:val="TableGrid"/>
-        <w:tblW w:type="auto" w:w="0"/>
-        <w:tblLook w:firstColumn="1" w:firstRow="1" w:lastColumn="0" w:lastRow="0" w:noHBand="0" w:noVBand="1" w:val="04A0"/>
-      </w:tblPr>
-      <w:tblGrid>
-        <w:gridCol w:w="2880"/>
-        <w:gridCol w:w="2880"/>
-        <w:gridCol w:w="2880"/>
-      </w:tblGrid>
-      <w:tr>
-        <w:tc>
-          <w:tcPr>
-            <w:tcW w:type="dxa" w:w="2880"/>
-            <w:shd w:val="clear" w:color="auto" w:fill="1F497D"/>
-          </w:tcPr>
-          <w:p>
-            <w:r>
-              <w:rPr>
-                <w:b/>
-                <w:color w:val="FFFFFF"/>
-                <w:sz w:val="18"/>
-              </w:rPr>
-              <w:t>Activity</w:t>
-            </w:r>
-          </w:p>
-        </w:tc>
-        <w:tc>
-          <w:tcPr>
-            <w:tcW w:type="dxa" w:w="2880"/>
-            <w:shd w:val="clear" w:color="auto" w:fill="1F497D"/>
-          </w:tcPr>
-          <w:p>
-            <w:r>
-              <w:rPr>
-                <w:b/>
-                <w:color w:val="FFFFFF"/>
-                <w:sz w:val="18"/>
-              </w:rPr>
-              <w:t>Type</w:t>
-            </w:r>
-          </w:p>
-        </w:tc>
-        <w:tc>
-          <w:tcPr>
-            <w:tcW w:type="dxa" w:w="2880"/>
-            <w:shd w:val="clear" w:color="auto" w:fill="1F497D"/>
-          </w:tcPr>
-          <w:p>
-            <w:r>
-              <w:rPr>
-                <w:b/>
-                <w:color w:val="FFFFFF"/>
-                <w:sz w:val="18"/>
-              </w:rPr>
-              <w:t>Depends On</w:t>
-            </w:r>
-          </w:p>
-        </w:tc>
-      </w:tr>
-      <w:tr>
-        <w:tc>
-          <w:tcPr>
-            <w:tcW w:type="dxa" w:w="2880"/>
-          </w:tcPr>
-          <w:p>
-            <w:r>
-              <w:rPr>
-                <w:sz w:val="18"/>
-              </w:rPr>
-              <w:t>`TransformCustomers`</w:t>
-            </w:r>
-          </w:p>
-        </w:tc>
-        <w:tc>
-          <w:tcPr>
-            <w:tcW w:type="dxa" w:w="2880"/>
-          </w:tcPr>
-          <w:p>
-            <w:r>
-              <w:rPr>
-                <w:sz w:val="18"/>
-              </w:rPr>
-              <w:t>Script</w:t>
-            </w:r>
-          </w:p>
-        </w:tc>
-        <w:tc>
-          <w:tcPr>
-            <w:tcW w:type="dxa" w:w="2880"/>
-          </w:tcPr>
-          <w:p>
-            <w:r>
-              <w:rPr>
-                <w:sz w:val="18"/>
-              </w:rPr>
-              <w:t>—</w:t>
-            </w:r>
-          </w:p>
-        </w:tc>
-      </w:tr>
-      <w:tr>
-        <w:tc>
-          <w:tcPr>
-            <w:tcW w:type="dxa" w:w="2880"/>
-            <w:shd w:val="clear" w:color="auto" w:fill="EBF0F7"/>
-          </w:tcPr>
-          <w:p>
-            <w:r>
-              <w:rPr>
-                <w:sz w:val="18"/>
-              </w:rPr>
-              <w:t>`TransformProducts`</w:t>
-            </w:r>
-          </w:p>
-        </w:tc>
-        <w:tc>
-          <w:tcPr>
-            <w:tcW w:type="dxa" w:w="2880"/>
-            <w:shd w:val="clear" w:color="auto" w:fill="EBF0F7"/>
-          </w:tcPr>
-          <w:p>
-            <w:r>
-              <w:rPr>
-                <w:sz w:val="18"/>
-              </w:rPr>
-              <w:t>Script</w:t>
-            </w:r>
-          </w:p>
-        </w:tc>
-        <w:tc>
-          <w:tcPr>
-            <w:tcW w:type="dxa" w:w="2880"/>
-            <w:shd w:val="clear" w:color="auto" w:fill="EBF0F7"/>
-          </w:tcPr>
-          <w:p>
-            <w:r>
-              <w:rPr>
-                <w:sz w:val="18"/>
-              </w:rPr>
-              <w:t>—</w:t>
-            </w:r>
-          </w:p>
-        </w:tc>
-      </w:tr>
-      <w:tr>
-        <w:tc>
-          <w:tcPr>
-            <w:tcW w:type="dxa" w:w="2880"/>
-          </w:tcPr>
-          <w:p>
-            <w:r>
-              <w:rPr>
-                <w:sz w:val="18"/>
-              </w:rPr>
-              <w:t>`TransformOrders`</w:t>
-            </w:r>
-          </w:p>
-        </w:tc>
-        <w:tc>
-          <w:tcPr>
-            <w:tcW w:type="dxa" w:w="2880"/>
-          </w:tcPr>
-          <w:p>
-            <w:r>
-              <w:rPr>
-                <w:sz w:val="18"/>
-              </w:rPr>
-              <w:t>Script</w:t>
-            </w:r>
-          </w:p>
-        </w:tc>
-        <w:tc>
-          <w:tcPr>
-            <w:tcW w:type="dxa" w:w="2880"/>
-          </w:tcPr>
-          <w:p>
-            <w:r>
-              <w:rPr>
-                <w:sz w:val="18"/>
-              </w:rPr>
-              <w:t>—</w:t>
-            </w:r>
-          </w:p>
-        </w:tc>
-      </w:tr>
-      <w:tr>
-        <w:tc>
-          <w:tcPr>
-            <w:tcW w:type="dxa" w:w="2880"/>
-            <w:shd w:val="clear" w:color="auto" w:fill="EBF0F7"/>
-          </w:tcPr>
-          <w:p>
-            <w:r>
-              <w:rPr>
-                <w:sz w:val="18"/>
-              </w:rPr>
-              <w:t>`TransformOrderItems`</w:t>
-            </w:r>
-          </w:p>
-        </w:tc>
-        <w:tc>
-          <w:tcPr>
-            <w:tcW w:type="dxa" w:w="2880"/>
-            <w:shd w:val="clear" w:color="auto" w:fill="EBF0F7"/>
-          </w:tcPr>
-          <w:p>
-            <w:r>
-              <w:rPr>
-                <w:sz w:val="18"/>
-              </w:rPr>
-              <w:t>Script</w:t>
-            </w:r>
-          </w:p>
-        </w:tc>
-        <w:tc>
-          <w:tcPr>
-            <w:tcW w:type="dxa" w:w="2880"/>
-            <w:shd w:val="clear" w:color="auto" w:fill="EBF0F7"/>
-          </w:tcPr>
-          <w:p>
-            <w:r>
-              <w:rPr>
-                <w:sz w:val="18"/>
-              </w:rPr>
-              <w:t>`TransformOrders`</w:t>
-            </w:r>
-          </w:p>
-        </w:tc>
-      </w:tr>
-      <w:tr>
-        <w:tc>
-          <w:tcPr>
-            <w:tcW w:type="dxa" w:w="2880"/>
-          </w:tcPr>
-          <w:p>
-            <w:r>
-              <w:rPr>
-                <w:sz w:val="18"/>
-              </w:rPr>
-              <w:t>`TransformInventory`</w:t>
-            </w:r>
-          </w:p>
-        </w:tc>
-        <w:tc>
-          <w:tcPr>
-            <w:tcW w:type="dxa" w:w="2880"/>
-          </w:tcPr>
-          <w:p>
-            <w:r>
-              <w:rPr>
-                <w:sz w:val="18"/>
-              </w:rPr>
-              <w:t>Script</w:t>
-            </w:r>
-          </w:p>
-        </w:tc>
-        <w:tc>
-          <w:tcPr>
-            <w:tcW w:type="dxa" w:w="2880"/>
-          </w:tcPr>
-          <w:p>
-            <w:r>
-              <w:rPr>
-                <w:sz w:val="18"/>
-              </w:rPr>
-              <w:t>—</w:t>
-            </w:r>
-          </w:p>
-        </w:tc>
-      </w:tr>
-      <w:tr>
-        <w:tc>
-          <w:tcPr>
-            <w:tcW w:type="dxa" w:w="2880"/>
-            <w:shd w:val="clear" w:color="auto" w:fill="EBF0F7"/>
-          </w:tcPr>
-          <w:p>
-            <w:r>
-              <w:rPr>
-                <w:sz w:val="18"/>
-              </w:rPr>
-              <w:t>`TransformPayments`</w:t>
-            </w:r>
-          </w:p>
-        </w:tc>
-        <w:tc>
-          <w:tcPr>
-            <w:tcW w:type="dxa" w:w="2880"/>
-            <w:shd w:val="clear" w:color="auto" w:fill="EBF0F7"/>
-          </w:tcPr>
-          <w:p>
-            <w:r>
-              <w:rPr>
-                <w:sz w:val="18"/>
-              </w:rPr>
-              <w:t>Script</w:t>
-            </w:r>
-          </w:p>
-        </w:tc>
-        <w:tc>
-          <w:tcPr>
-            <w:tcW w:type="dxa" w:w="2880"/>
-            <w:shd w:val="clear" w:color="auto" w:fill="EBF0F7"/>
-          </w:tcPr>
-          <w:p>
-            <w:r>
-              <w:rPr>
-                <w:sz w:val="18"/>
-              </w:rPr>
-              <w:t>`TransformOrders`</w:t>
-            </w:r>
-          </w:p>
-        </w:tc>
-      </w:tr>
-      <w:tr>
-        <w:tc>
-          <w:tcPr>
-            <w:tcW w:type="dxa" w:w="2880"/>
-          </w:tcPr>
-          <w:p>
-            <w:r>
-              <w:rPr>
-                <w:sz w:val="18"/>
-              </w:rPr>
-              <w:t>`TransformCampaigns`</w:t>
-            </w:r>
-          </w:p>
-        </w:tc>
-        <w:tc>
-          <w:tcPr>
-            <w:tcW w:type="dxa" w:w="2880"/>
-          </w:tcPr>
-          <w:p>
-            <w:r>
-              <w:rPr>
-                <w:sz w:val="18"/>
-              </w:rPr>
-              <w:t>Script</w:t>
-            </w:r>
-          </w:p>
-        </w:tc>
-        <w:tc>
-          <w:tcPr>
-            <w:tcW w:type="dxa" w:w="2880"/>
-          </w:tcPr>
-          <w:p>
-            <w:r>
-              <w:rPr>
-                <w:sz w:val="18"/>
-              </w:rPr>
-              <w:t>—</w:t>
-            </w:r>
-          </w:p>
-        </w:tc>
-      </w:tr>
-      <w:tr>
-        <w:tc>
-          <w:tcPr>
-            <w:tcW w:type="dxa" w:w="2880"/>
-            <w:shd w:val="clear" w:color="auto" w:fill="EBF0F7"/>
-          </w:tcPr>
-          <w:p>
-            <w:r>
-              <w:rPr>
-                <w:sz w:val="18"/>
-              </w:rPr>
-              <w:t>`TransformCustomerSegments`</w:t>
-            </w:r>
-          </w:p>
-        </w:tc>
-        <w:tc>
-          <w:tcPr>
-            <w:tcW w:type="dxa" w:w="2880"/>
-            <w:shd w:val="clear" w:color="auto" w:fill="EBF0F7"/>
-          </w:tcPr>
-          <w:p>
-            <w:r>
-              <w:rPr>
-                <w:sz w:val="18"/>
-              </w:rPr>
-              <w:t>Script</w:t>
-            </w:r>
-          </w:p>
-        </w:tc>
-        <w:tc>
-          <w:tcPr>
-            <w:tcW w:type="dxa" w:w="2880"/>
-            <w:shd w:val="clear" w:color="auto" w:fill="EBF0F7"/>
-          </w:tcPr>
-          <w:p>
-            <w:r>
-              <w:rPr>
-                <w:sz w:val="18"/>
-              </w:rPr>
-              <w:t>`TransformCustomers`, `TransformOrderItems`</w:t>
-            </w:r>
-          </w:p>
-        </w:tc>
-      </w:tr>
-      <w:tr>
-        <w:tc>
-          <w:tcPr>
-            <w:tcW w:type="dxa" w:w="2880"/>
-          </w:tcPr>
-          <w:p>
-            <w:r>
-              <w:rPr>
-                <w:sz w:val="18"/>
-              </w:rPr>
-              <w:t>`SilverLayerComplete`</w:t>
-            </w:r>
-          </w:p>
-        </w:tc>
-        <w:tc>
-          <w:tcPr>
-            <w:tcW w:type="dxa" w:w="2880"/>
-          </w:tcPr>
-          <w:p>
-            <w:r>
-              <w:rPr>
-                <w:sz w:val="18"/>
-              </w:rPr>
-              <w:t>Wait</w:t>
-            </w:r>
-          </w:p>
-        </w:tc>
-        <w:tc>
-          <w:tcPr>
-            <w:tcW w:type="dxa" w:w="2880"/>
-          </w:tcPr>
-          <w:p>
-            <w:r>
-              <w:rPr>
-                <w:sz w:val="18"/>
-              </w:rPr>
-              <w:t>`TransformCustomerSegments`, `TransformInventory`, `TransformPayments`, `TransformCampaigns`, `TransformProducts`</w:t>
-            </w:r>
-          </w:p>
-        </w:tc>
-      </w:tr>
-    </w:tbl>
-    <w:p/>
-    <w:p>
-      <w:r>
-        <w:rPr>
-          <w:b/>
-          <w:sz w:val="20"/>
-        </w:rPr>
-        <w:t>Activity Flow:</w:t>
-      </w:r>
-    </w:p>
-    <w:p>
-      <w:r>
-        <w:rPr>
-          <w:sz w:val="20"/>
-        </w:rPr>
-        <w:t>[('TransformOrders', 'TransformOrderItems'), ('TransformOrders', 'TransformPayments'), ('TransformCustomers', 'TransformCustomerSegments'), ('TransformOrderItems', 'TransformCustomerSegments'), ('TransformCustomerSegments', 'SilverLayerComplete'), ('TransformInventory', 'SilverLayerComplete'), ('TransformPayments', 'SilverLayerComplete'), ('TransformCampaigns', 'SilverLayerComplete'), ('TransformProducts', 'SilverLayerComplete')]</w:t>
-      </w:r>
-    </w:p>
-    <w:p>
-      <w:pPr>
-        <w:pStyle w:val="Heading3"/>
-      </w:pPr>
-      <w:r>
-        <w:t>`pl_archive_processed_files`</w:t>
-      </w:r>
-    </w:p>
-    <w:p>
-      <w:r>
-        <w:rPr>
-          <w:sz w:val="20"/>
-        </w:rPr>
-        <w:t>After successful Snowflake load and DQ validation, moves processed staging files from raw-stage to the archive container with date-partitioned path. Deletes source after successful copy.</w:t>
-      </w:r>
-    </w:p>
-    <w:p>
-      <w:r>
-        <w:rPr>
-          <w:b/>
-          <w:sz w:val="20"/>
-        </w:rPr>
-        <w:t>Activities (3):</w:t>
-      </w:r>
-    </w:p>
-    <w:tbl>
-      <w:tblPr>
-        <w:tblStyle w:val="TableGrid"/>
-        <w:tblW w:type="auto" w:w="0"/>
-        <w:tblLook w:firstColumn="1" w:firstRow="1" w:lastColumn="0" w:lastRow="0" w:noHBand="0" w:noVBand="1" w:val="04A0"/>
-      </w:tblPr>
-      <w:tblGrid>
-        <w:gridCol w:w="2880"/>
-        <w:gridCol w:w="2880"/>
-        <w:gridCol w:w="2880"/>
-      </w:tblGrid>
-      <w:tr>
-        <w:tc>
-          <w:tcPr>
-            <w:tcW w:type="dxa" w:w="2880"/>
-            <w:shd w:val="clear" w:color="auto" w:fill="1F497D"/>
-          </w:tcPr>
-          <w:p>
-            <w:r>
-              <w:rPr>
-                <w:b/>
-                <w:color w:val="FFFFFF"/>
-                <w:sz w:val="18"/>
-              </w:rPr>
-              <w:t>Activity</w:t>
-            </w:r>
-          </w:p>
-        </w:tc>
-        <w:tc>
-          <w:tcPr>
-            <w:tcW w:type="dxa" w:w="2880"/>
-            <w:shd w:val="clear" w:color="auto" w:fill="1F497D"/>
-          </w:tcPr>
-          <w:p>
-            <w:r>
-              <w:rPr>
-                <w:b/>
-                <w:color w:val="FFFFFF"/>
-                <w:sz w:val="18"/>
-              </w:rPr>
-              <w:t>Type</w:t>
-            </w:r>
-          </w:p>
-        </w:tc>
-        <w:tc>
-          <w:tcPr>
-            <w:tcW w:type="dxa" w:w="2880"/>
-            <w:shd w:val="clear" w:color="auto" w:fill="1F497D"/>
-          </w:tcPr>
-          <w:p>
-            <w:r>
-              <w:rPr>
-                <w:b/>
-                <w:color w:val="FFFFFF"/>
-                <w:sz w:val="18"/>
-              </w:rPr>
-              <w:t>Depends On</w:t>
-            </w:r>
-          </w:p>
-        </w:tc>
-      </w:tr>
-      <w:tr>
-        <w:tc>
-          <w:tcPr>
-            <w:tcW w:type="dxa" w:w="2880"/>
-          </w:tcPr>
-          <w:p>
-            <w:r>
-              <w:rPr>
-                <w:sz w:val="18"/>
-              </w:rPr>
-              <w:t>`CopyToArchive`</w:t>
-            </w:r>
-          </w:p>
-        </w:tc>
-        <w:tc>
-          <w:tcPr>
-            <w:tcW w:type="dxa" w:w="2880"/>
-          </w:tcPr>
-          <w:p>
-            <w:r>
-              <w:rPr>
-                <w:sz w:val="18"/>
-              </w:rPr>
-              <w:t>Copy</w:t>
-            </w:r>
-          </w:p>
-        </w:tc>
-        <w:tc>
-          <w:tcPr>
-            <w:tcW w:type="dxa" w:w="2880"/>
-          </w:tcPr>
-          <w:p>
-            <w:r>
-              <w:rPr>
-                <w:sz w:val="18"/>
-              </w:rPr>
-              <w:t>—</w:t>
-            </w:r>
-          </w:p>
-        </w:tc>
-      </w:tr>
-      <w:tr>
-        <w:tc>
-          <w:tcPr>
-            <w:tcW w:type="dxa" w:w="2880"/>
-            <w:shd w:val="clear" w:color="auto" w:fill="EBF0F7"/>
-          </w:tcPr>
-          <w:p>
-            <w:r>
-              <w:rPr>
-                <w:sz w:val="18"/>
-              </w:rPr>
-              <w:t>`DeleteSourceFile`</w:t>
-            </w:r>
-          </w:p>
-        </w:tc>
-        <w:tc>
-          <w:tcPr>
-            <w:tcW w:type="dxa" w:w="2880"/>
-            <w:shd w:val="clear" w:color="auto" w:fill="EBF0F7"/>
-          </w:tcPr>
-          <w:p>
-            <w:r>
-              <w:rPr>
-                <w:sz w:val="18"/>
-              </w:rPr>
-              <w:t>Delete</w:t>
-            </w:r>
-          </w:p>
-        </w:tc>
-        <w:tc>
-          <w:tcPr>
-            <w:tcW w:type="dxa" w:w="2880"/>
-            <w:shd w:val="clear" w:color="auto" w:fill="EBF0F7"/>
-          </w:tcPr>
-          <w:p>
-            <w:r>
-              <w:rPr>
-                <w:sz w:val="18"/>
-              </w:rPr>
-              <w:t>`CopyToArchive`</w:t>
-            </w:r>
-          </w:p>
-        </w:tc>
-      </w:tr>
-      <w:tr>
-        <w:tc>
-          <w:tcPr>
-            <w:tcW w:type="dxa" w:w="2880"/>
-          </w:tcPr>
-          <w:p>
-            <w:r>
-              <w:rPr>
-                <w:sz w:val="18"/>
-              </w:rPr>
-              <w:t>`UpdateArchiveLog`</w:t>
-            </w:r>
-          </w:p>
-        </w:tc>
-        <w:tc>
-          <w:tcPr>
-            <w:tcW w:type="dxa" w:w="2880"/>
-          </w:tcPr>
-          <w:p>
-            <w:r>
-              <w:rPr>
-                <w:sz w:val="18"/>
-              </w:rPr>
-              <w:t>Script</w:t>
-            </w:r>
-          </w:p>
-        </w:tc>
-        <w:tc>
-          <w:tcPr>
-            <w:tcW w:type="dxa" w:w="2880"/>
-          </w:tcPr>
-          <w:p>
-            <w:r>
-              <w:rPr>
-                <w:sz w:val="18"/>
-              </w:rPr>
-              <w:t>`DeleteSourceFile`</w:t>
-            </w:r>
-          </w:p>
-        </w:tc>
-      </w:tr>
-    </w:tbl>
-    <w:p/>
-    <w:p>
-      <w:r>
-        <w:rPr>
-          <w:b/>
-          <w:sz w:val="20"/>
-        </w:rPr>
-        <w:t>Activity Flow:</w:t>
-      </w:r>
-    </w:p>
-    <w:p>
-      <w:r>
-        <w:rPr>
-          <w:sz w:val="20"/>
-        </w:rPr>
-        <w:t>[('CopyToArchive', 'DeleteSourceFile'), ('DeleteSourceFile', 'UpdateArchiveLog')]</w:t>
-      </w:r>
-    </w:p>
-    <w:p>
-      <w:pPr>
-        <w:pStyle w:val="Heading3"/>
-      </w:pPr>
-      <w:r>
-        <w:t>`pl_validate_and_quarantine`</w:t>
-      </w:r>
-    </w:p>
-    <w:p>
-      <w:r>
-        <w:rPr>
-          <w:sz w:val="20"/>
-        </w:rPr>
-        <w:t>Data quality validation gate. Runs Snowflake DQ checks after raw load. Quarantines files that exceed failure thresholds into a separate ADLS container and posts an alert to the monitoring queue.</w:t>
-      </w:r>
-    </w:p>
-    <w:p>
-      <w:r>
-        <w:rPr>
-          <w:b/>
-          <w:sz w:val="20"/>
-        </w:rPr>
-        <w:t>Activities (3):</w:t>
-      </w:r>
-    </w:p>
-    <w:tbl>
-      <w:tblPr>
-        <w:tblStyle w:val="TableGrid"/>
-        <w:tblW w:type="auto" w:w="0"/>
-        <w:tblLook w:firstColumn="1" w:firstRow="1" w:lastColumn="0" w:lastRow="0" w:noHBand="0" w:noVBand="1" w:val="04A0"/>
-      </w:tblPr>
-      <w:tblGrid>
-        <w:gridCol w:w="2880"/>
-        <w:gridCol w:w="2880"/>
-        <w:gridCol w:w="2880"/>
-      </w:tblGrid>
-      <w:tr>
-        <w:tc>
-          <w:tcPr>
-            <w:tcW w:type="dxa" w:w="2880"/>
-            <w:shd w:val="clear" w:color="auto" w:fill="1F497D"/>
-          </w:tcPr>
-          <w:p>
-            <w:r>
-              <w:rPr>
-                <w:b/>
-                <w:color w:val="FFFFFF"/>
-                <w:sz w:val="18"/>
-              </w:rPr>
-              <w:t>Activity</w:t>
-            </w:r>
-          </w:p>
-        </w:tc>
-        <w:tc>
-          <w:tcPr>
-            <w:tcW w:type="dxa" w:w="2880"/>
-            <w:shd w:val="clear" w:color="auto" w:fill="1F497D"/>
-          </w:tcPr>
-          <w:p>
-            <w:r>
-              <w:rPr>
-                <w:b/>
-                <w:color w:val="FFFFFF"/>
-                <w:sz w:val="18"/>
-              </w:rPr>
-              <w:t>Type</w:t>
-            </w:r>
-          </w:p>
-        </w:tc>
-        <w:tc>
-          <w:tcPr>
-            <w:tcW w:type="dxa" w:w="2880"/>
-            <w:shd w:val="clear" w:color="auto" w:fill="1F497D"/>
-          </w:tcPr>
-          <w:p>
-            <w:r>
-              <w:rPr>
-                <w:b/>
-                <w:color w:val="FFFFFF"/>
-                <w:sz w:val="18"/>
-              </w:rPr>
-              <w:t>Depends On</w:t>
-            </w:r>
-          </w:p>
-        </w:tc>
-      </w:tr>
-      <w:tr>
-        <w:tc>
-          <w:tcPr>
-            <w:tcW w:type="dxa" w:w="2880"/>
-          </w:tcPr>
-          <w:p>
-            <w:r>
-              <w:rPr>
-                <w:sz w:val="18"/>
-              </w:rPr>
-              <w:t>`RunDQChecks`</w:t>
-            </w:r>
-          </w:p>
-        </w:tc>
-        <w:tc>
-          <w:tcPr>
-            <w:tcW w:type="dxa" w:w="2880"/>
-          </w:tcPr>
-          <w:p>
-            <w:r>
-              <w:rPr>
-                <w:sz w:val="18"/>
-              </w:rPr>
-              <w:t>Script</w:t>
-            </w:r>
-          </w:p>
-        </w:tc>
-        <w:tc>
-          <w:tcPr>
-            <w:tcW w:type="dxa" w:w="2880"/>
-          </w:tcPr>
-          <w:p>
-            <w:r>
-              <w:rPr>
-                <w:sz w:val="18"/>
-              </w:rPr>
-              <w:t>—</w:t>
-            </w:r>
-          </w:p>
-        </w:tc>
-      </w:tr>
-      <w:tr>
-        <w:tc>
-          <w:tcPr>
-            <w:tcW w:type="dxa" w:w="2880"/>
-            <w:shd w:val="clear" w:color="auto" w:fill="EBF0F7"/>
-          </w:tcPr>
-          <w:p>
-            <w:r>
-              <w:rPr>
-                <w:sz w:val="18"/>
-              </w:rPr>
-              <w:t>`EvaluateDQResults`</w:t>
-            </w:r>
-          </w:p>
-        </w:tc>
-        <w:tc>
-          <w:tcPr>
-            <w:tcW w:type="dxa" w:w="2880"/>
-            <w:shd w:val="clear" w:color="auto" w:fill="EBF0F7"/>
-          </w:tcPr>
-          <w:p>
-            <w:r>
-              <w:rPr>
-                <w:sz w:val="18"/>
-              </w:rPr>
-              <w:t>ForEach</w:t>
-            </w:r>
-          </w:p>
-        </w:tc>
-        <w:tc>
-          <w:tcPr>
-            <w:tcW w:type="dxa" w:w="2880"/>
-            <w:shd w:val="clear" w:color="auto" w:fill="EBF0F7"/>
-          </w:tcPr>
-          <w:p>
-            <w:r>
-              <w:rPr>
-                <w:sz w:val="18"/>
-              </w:rPr>
-              <w:t>`RunDQChecks`</w:t>
-            </w:r>
-          </w:p>
-        </w:tc>
-      </w:tr>
-      <w:tr>
-        <w:tc>
-          <w:tcPr>
-            <w:tcW w:type="dxa" w:w="2880"/>
-          </w:tcPr>
-          <w:p>
-            <w:r>
-              <w:rPr>
-                <w:sz w:val="18"/>
-              </w:rPr>
-              <w:t>`QuarantineOrProceed`</w:t>
-            </w:r>
-          </w:p>
-        </w:tc>
-        <w:tc>
-          <w:tcPr>
-            <w:tcW w:type="dxa" w:w="2880"/>
-          </w:tcPr>
-          <w:p>
-            <w:r>
-              <w:rPr>
-                <w:sz w:val="18"/>
-              </w:rPr>
-              <w:t>IfCondition</w:t>
-            </w:r>
-          </w:p>
-        </w:tc>
-        <w:tc>
-          <w:tcPr>
-            <w:tcW w:type="dxa" w:w="2880"/>
-          </w:tcPr>
-          <w:p>
-            <w:r>
-              <w:rPr>
-                <w:sz w:val="18"/>
-              </w:rPr>
-              <w:t>`EvaluateDQResults`</w:t>
-            </w:r>
-          </w:p>
-        </w:tc>
-      </w:tr>
-    </w:tbl>
-    <w:p/>
-    <w:p>
-      <w:r>
-        <w:rPr>
-          <w:b/>
-          <w:sz w:val="20"/>
-        </w:rPr>
-        <w:t>Activity Flow:</w:t>
-      </w:r>
-    </w:p>
-    <w:p>
-      <w:r>
-        <w:rPr>
-          <w:sz w:val="20"/>
-        </w:rPr>
-        <w:t>[('RunDQChecks', 'EvaluateDQResults'), ('EvaluateDQResults', 'QuarantineOrProceed')]</w:t>
-      </w:r>
-    </w:p>
-    <w:p>
-      <w:pPr>
-        <w:pStyle w:val="Heading3"/>
-      </w:pPr>
-      <w:r>
-        <w:t>`pl_ingest_orders_api`</w:t>
-      </w:r>
-    </w:p>
-    <w:p>
-      <w:r>
-        <w:rPr>
-          <w:sz w:val="20"/>
-        </w:rPr>
-        <w:t>Incremental extraction of orders from the OMS REST API. Runs every 15 minutes via tumbling window trigger. Uses pagination (next-link) and persists a timestamp watermark. Writes JSON pages to ADLS Gen2.</w:t>
-      </w:r>
-    </w:p>
-    <w:p>
-      <w:r>
-        <w:rPr>
-          <w:b/>
-          <w:sz w:val="20"/>
-        </w:rPr>
-        <w:t>Activities (3):</w:t>
-      </w:r>
-    </w:p>
-    <w:tbl>
-      <w:tblPr>
-        <w:tblStyle w:val="TableGrid"/>
-        <w:tblW w:type="auto" w:w="0"/>
-        <w:tblLook w:firstColumn="1" w:firstRow="1" w:lastColumn="0" w:lastRow="0" w:noHBand="0" w:noVBand="1" w:val="04A0"/>
-      </w:tblPr>
-      <w:tblGrid>
-        <w:gridCol w:w="2880"/>
-        <w:gridCol w:w="2880"/>
-        <w:gridCol w:w="2880"/>
-      </w:tblGrid>
-      <w:tr>
-        <w:tc>
-          <w:tcPr>
-            <w:tcW w:type="dxa" w:w="2880"/>
-            <w:shd w:val="clear" w:color="auto" w:fill="1F497D"/>
-          </w:tcPr>
-          <w:p>
-            <w:r>
-              <w:rPr>
-                <w:b/>
-                <w:color w:val="FFFFFF"/>
-                <w:sz w:val="18"/>
-              </w:rPr>
-              <w:t>Activity</w:t>
-            </w:r>
-          </w:p>
-        </w:tc>
-        <w:tc>
-          <w:tcPr>
-            <w:tcW w:type="dxa" w:w="2880"/>
-            <w:shd w:val="clear" w:color="auto" w:fill="1F497D"/>
-          </w:tcPr>
-          <w:p>
-            <w:r>
-              <w:rPr>
-                <w:b/>
-                <w:color w:val="FFFFFF"/>
-                <w:sz w:val="18"/>
-              </w:rPr>
-              <w:t>Type</w:t>
-            </w:r>
-          </w:p>
-        </w:tc>
-        <w:tc>
-          <w:tcPr>
-            <w:tcW w:type="dxa" w:w="2880"/>
-            <w:shd w:val="clear" w:color="auto" w:fill="1F497D"/>
-          </w:tcPr>
-          <w:p>
-            <w:r>
-              <w:rPr>
-                <w:b/>
-                <w:color w:val="FFFFFF"/>
-                <w:sz w:val="18"/>
-              </w:rPr>
-              <w:t>Depends On</w:t>
-            </w:r>
-          </w:p>
-        </w:tc>
-      </w:tr>
-      <w:tr>
-        <w:tc>
-          <w:tcPr>
-            <w:tcW w:type="dxa" w:w="2880"/>
-          </w:tcPr>
-          <w:p>
-            <w:r>
-              <w:rPr>
-                <w:sz w:val="18"/>
-              </w:rPr>
-              <w:t>`GetOrderWatermark`</w:t>
-            </w:r>
-          </w:p>
-        </w:tc>
-        <w:tc>
-          <w:tcPr>
-            <w:tcW w:type="dxa" w:w="2880"/>
-          </w:tcPr>
-          <w:p>
-            <w:r>
-              <w:rPr>
-                <w:sz w:val="18"/>
-              </w:rPr>
-              <w:t>Lookup</w:t>
-            </w:r>
-          </w:p>
-        </w:tc>
-        <w:tc>
-          <w:tcPr>
-            <w:tcW w:type="dxa" w:w="2880"/>
-          </w:tcPr>
-          <w:p>
-            <w:r>
-              <w:rPr>
-                <w:sz w:val="18"/>
-              </w:rPr>
-              <w:t>—</w:t>
-            </w:r>
-          </w:p>
-        </w:tc>
-      </w:tr>
-      <w:tr>
-        <w:tc>
-          <w:tcPr>
-            <w:tcW w:type="dxa" w:w="2880"/>
-            <w:shd w:val="clear" w:color="auto" w:fill="EBF0F7"/>
-          </w:tcPr>
-          <w:p>
-            <w:r>
-              <w:rPr>
-                <w:sz w:val="18"/>
-              </w:rPr>
-              <w:t>`CopyOrdersToADLS`</w:t>
-            </w:r>
-          </w:p>
-        </w:tc>
-        <w:tc>
-          <w:tcPr>
-            <w:tcW w:type="dxa" w:w="2880"/>
-            <w:shd w:val="clear" w:color="auto" w:fill="EBF0F7"/>
-          </w:tcPr>
-          <w:p>
-            <w:r>
-              <w:rPr>
-                <w:sz w:val="18"/>
-              </w:rPr>
-              <w:t>Copy</w:t>
-            </w:r>
-          </w:p>
-        </w:tc>
-        <w:tc>
-          <w:tcPr>
-            <w:tcW w:type="dxa" w:w="2880"/>
-            <w:shd w:val="clear" w:color="auto" w:fill="EBF0F7"/>
-          </w:tcPr>
-          <w:p>
-            <w:r>
-              <w:rPr>
-                <w:sz w:val="18"/>
-              </w:rPr>
-              <w:t>`GetOrderWatermark`</w:t>
-            </w:r>
-          </w:p>
-        </w:tc>
-      </w:tr>
-      <w:tr>
-        <w:tc>
-          <w:tcPr>
-            <w:tcW w:type="dxa" w:w="2880"/>
-          </w:tcPr>
-          <w:p>
-            <w:r>
-              <w:rPr>
-                <w:sz w:val="18"/>
-              </w:rPr>
-              <w:t>`CheckRowsCopied`</w:t>
-            </w:r>
-          </w:p>
-        </w:tc>
-        <w:tc>
-          <w:tcPr>
-            <w:tcW w:type="dxa" w:w="2880"/>
-          </w:tcPr>
-          <w:p>
-            <w:r>
-              <w:rPr>
-                <w:sz w:val="18"/>
-              </w:rPr>
-              <w:t>IfCondition</w:t>
-            </w:r>
-          </w:p>
-        </w:tc>
-        <w:tc>
-          <w:tcPr>
-            <w:tcW w:type="dxa" w:w="2880"/>
-          </w:tcPr>
-          <w:p>
-            <w:r>
-              <w:rPr>
-                <w:sz w:val="18"/>
-              </w:rPr>
-              <w:t>`CopyOrdersToADLS`</w:t>
-            </w:r>
-          </w:p>
-        </w:tc>
-      </w:tr>
-    </w:tbl>
-    <w:p/>
-    <w:p>
-      <w:r>
-        <w:rPr>
-          <w:b/>
-          <w:sz w:val="20"/>
-        </w:rPr>
-        <w:t>Activity Flow:</w:t>
-      </w:r>
-    </w:p>
-    <w:p>
-      <w:r>
-        <w:rPr>
-          <w:sz w:val="20"/>
-        </w:rPr>
-        <w:t>[('GetOrderWatermark', 'CopyOrdersToADLS'), ('CopyOrdersToADLS', 'CheckRowsCopied')]</w:t>
       </w:r>
     </w:p>
     <w:p>
@@ -1273,7 +201,7 @@
           <w:b/>
           <w:sz w:val="20"/>
         </w:rPr>
-        <w:t>Activities (12):</w:t>
+        <w:t>Activities (16):</w:t>
       </w:r>
     </w:p>
     <w:tbl>
@@ -1517,7 +445,7 @@
               <w:rPr>
                 <w:sz w:val="18"/>
               </w:rPr>
-              <w:t>`LoadCustomersToRaw`</w:t>
+              <w:t>`IngestOrdersAPI`</w:t>
             </w:r>
           </w:p>
         </w:tc>
@@ -1543,7 +471,7 @@
               <w:rPr>
                 <w:sz w:val="18"/>
               </w:rPr>
-              <w:t>`IngestCRMCustomers`</w:t>
+              <w:t>`GenerateBatchId`</w:t>
             </w:r>
           </w:p>
         </w:tc>
@@ -1559,7 +487,7 @@
               <w:rPr>
                 <w:sz w:val="18"/>
               </w:rPr>
-              <w:t>`LoadInventoryToRaw`</w:t>
+              <w:t>`LoadCustomersToRaw`</w:t>
             </w:r>
           </w:p>
         </w:tc>
@@ -1587,7 +515,7 @@
               <w:rPr>
                 <w:sz w:val="18"/>
               </w:rPr>
-              <w:t>`IngestInventoryWMS`</w:t>
+              <w:t>`IngestCRMCustomers`</w:t>
             </w:r>
           </w:p>
         </w:tc>
@@ -1602,7 +530,7 @@
               <w:rPr>
                 <w:sz w:val="18"/>
               </w:rPr>
-              <w:t>`ValidateCustomersBatch`</w:t>
+              <w:t>`LoadInventoryToRaw`</w:t>
             </w:r>
           </w:p>
         </w:tc>
@@ -1628,7 +556,7 @@
               <w:rPr>
                 <w:sz w:val="18"/>
               </w:rPr>
-              <w:t>`LoadCustomersToRaw`</w:t>
+              <w:t>`IngestInventoryWMS`</w:t>
             </w:r>
           </w:p>
         </w:tc>
@@ -1644,7 +572,7 @@
               <w:rPr>
                 <w:sz w:val="18"/>
               </w:rPr>
-              <w:t>`ValidateInventoryBatch`</w:t>
+              <w:t>`ValidateCustomersBatch`</w:t>
             </w:r>
           </w:p>
         </w:tc>
@@ -1672,7 +600,7 @@
               <w:rPr>
                 <w:sz w:val="18"/>
               </w:rPr>
-              <w:t>`LoadInventoryToRaw`</w:t>
+              <w:t>`LoadCustomersToRaw`</w:t>
             </w:r>
           </w:p>
         </w:tc>
@@ -1687,7 +615,7 @@
               <w:rPr>
                 <w:sz w:val="18"/>
               </w:rPr>
-              <w:t>`RunSilverTransforms`</w:t>
+              <w:t>`ValidateInventoryBatch`</w:t>
             </w:r>
           </w:p>
         </w:tc>
@@ -1713,7 +641,7 @@
               <w:rPr>
                 <w:sz w:val="18"/>
               </w:rPr>
-              <w:t>`ValidateCustomersBatch`, `ValidateInventoryBatch`, `IngestCampaigns`</w:t>
+              <w:t>`LoadInventoryToRaw`</w:t>
             </w:r>
           </w:p>
         </w:tc>
@@ -1729,7 +657,177 @@
               <w:rPr>
                 <w:sz w:val="18"/>
               </w:rPr>
+              <w:t>`LoadOrdersToRaw`</w:t>
+            </w:r>
+          </w:p>
+        </w:tc>
+        <w:tc>
+          <w:tcPr>
+            <w:tcW w:type="dxa" w:w="2880"/>
+            <w:shd w:val="clear" w:color="auto" w:fill="EBF0F7"/>
+          </w:tcPr>
+          <w:p>
+            <w:r>
+              <w:rPr>
+                <w:sz w:val="18"/>
+              </w:rPr>
+              <w:t>ExecutePipeline</w:t>
+            </w:r>
+          </w:p>
+        </w:tc>
+        <w:tc>
+          <w:tcPr>
+            <w:tcW w:type="dxa" w:w="2880"/>
+            <w:shd w:val="clear" w:color="auto" w:fill="EBF0F7"/>
+          </w:tcPr>
+          <w:p>
+            <w:r>
+              <w:rPr>
+                <w:sz w:val="18"/>
+              </w:rPr>
+              <w:t>`IngestOrdersAPI`</w:t>
+            </w:r>
+          </w:p>
+        </w:tc>
+      </w:tr>
+      <w:tr>
+        <w:tc>
+          <w:tcPr>
+            <w:tcW w:type="dxa" w:w="2880"/>
+          </w:tcPr>
+          <w:p>
+            <w:r>
+              <w:rPr>
+                <w:sz w:val="18"/>
+              </w:rPr>
+              <w:t>`ValidateOrdersBatch`</w:t>
+            </w:r>
+          </w:p>
+        </w:tc>
+        <w:tc>
+          <w:tcPr>
+            <w:tcW w:type="dxa" w:w="2880"/>
+          </w:tcPr>
+          <w:p>
+            <w:r>
+              <w:rPr>
+                <w:sz w:val="18"/>
+              </w:rPr>
+              <w:t>ExecutePipeline</w:t>
+            </w:r>
+          </w:p>
+        </w:tc>
+        <w:tc>
+          <w:tcPr>
+            <w:tcW w:type="dxa" w:w="2880"/>
+          </w:tcPr>
+          <w:p>
+            <w:r>
+              <w:rPr>
+                <w:sz w:val="18"/>
+              </w:rPr>
+              <w:t>`LoadOrdersToRaw`</w:t>
+            </w:r>
+          </w:p>
+        </w:tc>
+      </w:tr>
+      <w:tr>
+        <w:tc>
+          <w:tcPr>
+            <w:tcW w:type="dxa" w:w="2880"/>
+            <w:shd w:val="clear" w:color="auto" w:fill="EBF0F7"/>
+          </w:tcPr>
+          <w:p>
+            <w:r>
+              <w:rPr>
+                <w:sz w:val="18"/>
+              </w:rPr>
+              <w:t>`RunSilverTransforms`</w:t>
+            </w:r>
+          </w:p>
+        </w:tc>
+        <w:tc>
+          <w:tcPr>
+            <w:tcW w:type="dxa" w:w="2880"/>
+            <w:shd w:val="clear" w:color="auto" w:fill="EBF0F7"/>
+          </w:tcPr>
+          <w:p>
+            <w:r>
+              <w:rPr>
+                <w:sz w:val="18"/>
+              </w:rPr>
+              <w:t>ExecutePipeline</w:t>
+            </w:r>
+          </w:p>
+        </w:tc>
+        <w:tc>
+          <w:tcPr>
+            <w:tcW w:type="dxa" w:w="2880"/>
+            <w:shd w:val="clear" w:color="auto" w:fill="EBF0F7"/>
+          </w:tcPr>
+          <w:p>
+            <w:r>
+              <w:rPr>
+                <w:sz w:val="18"/>
+              </w:rPr>
+              <w:t>`ValidateCustomersBatch`, `ValidateInventoryBatch`, `ValidateOrdersBatch`, `IngestCampaigns`</w:t>
+            </w:r>
+          </w:p>
+        </w:tc>
+      </w:tr>
+      <w:tr>
+        <w:tc>
+          <w:tcPr>
+            <w:tcW w:type="dxa" w:w="2880"/>
+          </w:tcPr>
+          <w:p>
+            <w:r>
+              <w:rPr>
+                <w:sz w:val="18"/>
+              </w:rPr>
               <w:t>`ArchiveCustomerFiles`</w:t>
+            </w:r>
+          </w:p>
+        </w:tc>
+        <w:tc>
+          <w:tcPr>
+            <w:tcW w:type="dxa" w:w="2880"/>
+          </w:tcPr>
+          <w:p>
+            <w:r>
+              <w:rPr>
+                <w:sz w:val="18"/>
+              </w:rPr>
+              <w:t>ExecutePipeline</w:t>
+            </w:r>
+          </w:p>
+        </w:tc>
+        <w:tc>
+          <w:tcPr>
+            <w:tcW w:type="dxa" w:w="2880"/>
+          </w:tcPr>
+          <w:p>
+            <w:r>
+              <w:rPr>
+                <w:sz w:val="18"/>
+              </w:rPr>
+              <w:t>`RunSilverTransforms`</w:t>
+            </w:r>
+          </w:p>
+        </w:tc>
+      </w:tr>
+      <w:tr>
+        <w:tc>
+          <w:tcPr>
+            <w:tcW w:type="dxa" w:w="2880"/>
+            <w:shd w:val="clear" w:color="auto" w:fill="EBF0F7"/>
+          </w:tcPr>
+          <w:p>
+            <w:r>
+              <w:rPr>
+                <w:sz w:val="18"/>
+              </w:rPr>
+              <w:t>`ArchiveInventoryFiles`</w:t>
             </w:r>
           </w:p>
         </w:tc>
@@ -1772,7 +870,7 @@
               <w:rPr>
                 <w:sz w:val="18"/>
               </w:rPr>
-              <w:t>`ArchiveInventoryFiles`</w:t>
+              <w:t>`ArchiveOrderFiles`</w:t>
             </w:r>
           </w:p>
         </w:tc>
@@ -1863,1942 +961,9 @@
         <w:rPr>
           <w:sz w:val="20"/>
         </w:rPr>
-        <w:t>[('GenerateBatchId', 'IngestCRMCustomers'), ('GenerateBatchId', 'IngestInventoryWMS'), ('GenerateBatchId', 'IngestCampaigns'), ('IngestCRMCustomers', 'LoadCustomersToRaw'), ('IngestInventoryWMS', 'LoadInventoryToRaw'), ('LoadCustomersToRaw', 'ValidateCustomersBatch'), ('LoadInventoryToRaw', 'ValidateInventoryBatch'), ('ValidateCustomersBatch', 'RunSilverTransforms'), ('ValidateInventoryBatch', 'RunSilverTransforms'), ('IngestCampaigns', 'RunSilverTransforms'), ('RunSilverTransforms', 'ArchiveCustomerFiles'), ('RunSilverTransforms', 'ArchiveInventoryFiles'), ('RunSilverTransforms', 'NotifyOnFailure')]</w:t>
+        <w:t>[('GenerateBatchId', 'IngestCRMCustomers'), ('GenerateBatchId', 'IngestInventoryWMS'), ('GenerateBatchId', 'IngestCampaigns'), ('GenerateBatchId', 'IngestOrdersAPI'), ('IngestCRMCustomers', 'LoadCustomersToRaw'), ('IngestInventoryWMS', 'LoadInventoryToRaw'), ('LoadCustomersToRaw', 'ValidateCustomersBatch'), ('LoadInventoryToRaw', 'ValidateInventoryBatch'), ('IngestOrdersAPI', 'LoadOrdersToRaw'), ('LoadOrdersToRaw', 'ValidateOrdersBatch'), ('ValidateCustomersBatch', 'RunSilverTransforms'), ('ValidateInventoryBatch', 'RunSilverTransforms'), ('ValidateOrdersBatch', 'RunSilverTransforms'), ('IngestCampaigns', 'RunSilverTransforms'), ('RunSilverTransforms', 'ArchiveCustomerFiles'), ('RunSilverTransforms', 'ArchiveInventoryFiles'), ('RunSilverTransforms', 'ArchiveOrderFiles'), ('RunSilverTransforms', 'NotifyOnFailure')]</w:t>
       </w:r>
     </w:p>
-    <w:p>
-      <w:pPr>
-        <w:pStyle w:val="Heading3"/>
-      </w:pPr>
-      <w:r>
-        <w:t>`pl_ingest_campaign_marketo`</w:t>
-      </w:r>
-    </w:p>
-    <w:p>
-      <w:r>
-        <w:rPr>
-          <w:sz w:val="20"/>
-        </w:rPr>
-        <w:t>Daily incremental extract of campaign and lead-activity data from Marketo. Retrieves campaigns, email activities, and program memberships updated since last watermark.</w:t>
-      </w:r>
-    </w:p>
-    <w:p>
-      <w:r>
-        <w:rPr>
-          <w:b/>
-          <w:sz w:val="20"/>
-        </w:rPr>
-        <w:t>Activities (3):</w:t>
-      </w:r>
-    </w:p>
-    <w:tbl>
-      <w:tblPr>
-        <w:tblStyle w:val="TableGrid"/>
-        <w:tblW w:type="auto" w:w="0"/>
-        <w:tblLook w:firstColumn="1" w:firstRow="1" w:lastColumn="0" w:lastRow="0" w:noHBand="0" w:noVBand="1" w:val="04A0"/>
-      </w:tblPr>
-      <w:tblGrid>
-        <w:gridCol w:w="2880"/>
-        <w:gridCol w:w="2880"/>
-        <w:gridCol w:w="2880"/>
-      </w:tblGrid>
-      <w:tr>
-        <w:tc>
-          <w:tcPr>
-            <w:tcW w:type="dxa" w:w="2880"/>
-            <w:shd w:val="clear" w:color="auto" w:fill="1F497D"/>
-          </w:tcPr>
-          <w:p>
-            <w:r>
-              <w:rPr>
-                <w:b/>
-                <w:color w:val="FFFFFF"/>
-                <w:sz w:val="18"/>
-              </w:rPr>
-              <w:t>Activity</w:t>
-            </w:r>
-          </w:p>
-        </w:tc>
-        <w:tc>
-          <w:tcPr>
-            <w:tcW w:type="dxa" w:w="2880"/>
-            <w:shd w:val="clear" w:color="auto" w:fill="1F497D"/>
-          </w:tcPr>
-          <w:p>
-            <w:r>
-              <w:rPr>
-                <w:b/>
-                <w:color w:val="FFFFFF"/>
-                <w:sz w:val="18"/>
-              </w:rPr>
-              <w:t>Type</w:t>
-            </w:r>
-          </w:p>
-        </w:tc>
-        <w:tc>
-          <w:tcPr>
-            <w:tcW w:type="dxa" w:w="2880"/>
-            <w:shd w:val="clear" w:color="auto" w:fill="1F497D"/>
-          </w:tcPr>
-          <w:p>
-            <w:r>
-              <w:rPr>
-                <w:b/>
-                <w:color w:val="FFFFFF"/>
-                <w:sz w:val="18"/>
-              </w:rPr>
-              <w:t>Depends On</w:t>
-            </w:r>
-          </w:p>
-        </w:tc>
-      </w:tr>
-      <w:tr>
-        <w:tc>
-          <w:tcPr>
-            <w:tcW w:type="dxa" w:w="2880"/>
-          </w:tcPr>
-          <w:p>
-            <w:r>
-              <w:rPr>
-                <w:sz w:val="18"/>
-              </w:rPr>
-              <w:t>`GetMarketoWatermark`</w:t>
-            </w:r>
-          </w:p>
-        </w:tc>
-        <w:tc>
-          <w:tcPr>
-            <w:tcW w:type="dxa" w:w="2880"/>
-          </w:tcPr>
-          <w:p>
-            <w:r>
-              <w:rPr>
-                <w:sz w:val="18"/>
-              </w:rPr>
-              <w:t>Lookup</w:t>
-            </w:r>
-          </w:p>
-        </w:tc>
-        <w:tc>
-          <w:tcPr>
-            <w:tcW w:type="dxa" w:w="2880"/>
-          </w:tcPr>
-          <w:p>
-            <w:r>
-              <w:rPr>
-                <w:sz w:val="18"/>
-              </w:rPr>
-              <w:t>—</w:t>
-            </w:r>
-          </w:p>
-        </w:tc>
-      </w:tr>
-      <w:tr>
-        <w:tc>
-          <w:tcPr>
-            <w:tcW w:type="dxa" w:w="2880"/>
-            <w:shd w:val="clear" w:color="auto" w:fill="EBF0F7"/>
-          </w:tcPr>
-          <w:p>
-            <w:r>
-              <w:rPr>
-                <w:sz w:val="18"/>
-              </w:rPr>
-              <w:t>`CopyCampaignsFromMarketo`</w:t>
-            </w:r>
-          </w:p>
-        </w:tc>
-        <w:tc>
-          <w:tcPr>
-            <w:tcW w:type="dxa" w:w="2880"/>
-            <w:shd w:val="clear" w:color="auto" w:fill="EBF0F7"/>
-          </w:tcPr>
-          <w:p>
-            <w:r>
-              <w:rPr>
-                <w:sz w:val="18"/>
-              </w:rPr>
-              <w:t>Copy</w:t>
-            </w:r>
-          </w:p>
-        </w:tc>
-        <w:tc>
-          <w:tcPr>
-            <w:tcW w:type="dxa" w:w="2880"/>
-            <w:shd w:val="clear" w:color="auto" w:fill="EBF0F7"/>
-          </w:tcPr>
-          <w:p>
-            <w:r>
-              <w:rPr>
-                <w:sz w:val="18"/>
-              </w:rPr>
-              <w:t>`GetMarketoWatermark`</w:t>
-            </w:r>
-          </w:p>
-        </w:tc>
-      </w:tr>
-      <w:tr>
-        <w:tc>
-          <w:tcPr>
-            <w:tcW w:type="dxa" w:w="2880"/>
-          </w:tcPr>
-          <w:p>
-            <w:r>
-              <w:rPr>
-                <w:sz w:val="18"/>
-              </w:rPr>
-              <w:t>`UpdateMarketoWatermark`</w:t>
-            </w:r>
-          </w:p>
-        </w:tc>
-        <w:tc>
-          <w:tcPr>
-            <w:tcW w:type="dxa" w:w="2880"/>
-          </w:tcPr>
-          <w:p>
-            <w:r>
-              <w:rPr>
-                <w:sz w:val="18"/>
-              </w:rPr>
-              <w:t>Script</w:t>
-            </w:r>
-          </w:p>
-        </w:tc>
-        <w:tc>
-          <w:tcPr>
-            <w:tcW w:type="dxa" w:w="2880"/>
-          </w:tcPr>
-          <w:p>
-            <w:r>
-              <w:rPr>
-                <w:sz w:val="18"/>
-              </w:rPr>
-              <w:t>`CopyCampaignsFromMarketo`</w:t>
-            </w:r>
-          </w:p>
-        </w:tc>
-      </w:tr>
-    </w:tbl>
-    <w:p/>
-    <w:p>
-      <w:r>
-        <w:rPr>
-          <w:b/>
-          <w:sz w:val="20"/>
-        </w:rPr>
-        <w:t>Activity Flow:</w:t>
-      </w:r>
-    </w:p>
-    <w:p>
-      <w:r>
-        <w:rPr>
-          <w:sz w:val="20"/>
-        </w:rPr>
-        <w:t>[('GetMarketoWatermark', 'CopyCampaignsFromMarketo'), ('CopyCampaignsFromMarketo', 'UpdateMarketoWatermark')]</w:t>
-      </w:r>
-    </w:p>
-    <w:p>
-      <w:pPr>
-        <w:pStyle w:val="Heading3"/>
-      </w:pPr>
-      <w:r>
-        <w:t>`pl_load_raw_to_snowflake`</w:t>
-      </w:r>
-    </w:p>
-    <w:p>
-      <w:r>
-        <w:rPr>
-          <w:sz w:val="20"/>
-        </w:rPr>
-        <w:t>Parameterized pipeline that bulk-loads a single ADLS Gen2 staged file (JSON or Parquet) into the appropriate Snowflake RAW table. Called by the orchestration pipeline with entity-specific parameters.</w:t>
-      </w:r>
-    </w:p>
-    <w:p>
-      <w:r>
-        <w:rPr>
-          <w:b/>
-          <w:sz w:val="20"/>
-        </w:rPr>
-        <w:t>Activities (2):</w:t>
-      </w:r>
-    </w:p>
-    <w:tbl>
-      <w:tblPr>
-        <w:tblStyle w:val="TableGrid"/>
-        <w:tblW w:type="auto" w:w="0"/>
-        <w:tblLook w:firstColumn="1" w:firstRow="1" w:lastColumn="0" w:lastRow="0" w:noHBand="0" w:noVBand="1" w:val="04A0"/>
-      </w:tblPr>
-      <w:tblGrid>
-        <w:gridCol w:w="2880"/>
-        <w:gridCol w:w="2880"/>
-        <w:gridCol w:w="2880"/>
-      </w:tblGrid>
-      <w:tr>
-        <w:tc>
-          <w:tcPr>
-            <w:tcW w:type="dxa" w:w="2880"/>
-            <w:shd w:val="clear" w:color="auto" w:fill="1F497D"/>
-          </w:tcPr>
-          <w:p>
-            <w:r>
-              <w:rPr>
-                <w:b/>
-                <w:color w:val="FFFFFF"/>
-                <w:sz w:val="18"/>
-              </w:rPr>
-              <w:t>Activity</w:t>
-            </w:r>
-          </w:p>
-        </w:tc>
-        <w:tc>
-          <w:tcPr>
-            <w:tcW w:type="dxa" w:w="2880"/>
-            <w:shd w:val="clear" w:color="auto" w:fill="1F497D"/>
-          </w:tcPr>
-          <w:p>
-            <w:r>
-              <w:rPr>
-                <w:b/>
-                <w:color w:val="FFFFFF"/>
-                <w:sz w:val="18"/>
-              </w:rPr>
-              <w:t>Type</w:t>
-            </w:r>
-          </w:p>
-        </w:tc>
-        <w:tc>
-          <w:tcPr>
-            <w:tcW w:type="dxa" w:w="2880"/>
-            <w:shd w:val="clear" w:color="auto" w:fill="1F497D"/>
-          </w:tcPr>
-          <w:p>
-            <w:r>
-              <w:rPr>
-                <w:b/>
-                <w:color w:val="FFFFFF"/>
-                <w:sz w:val="18"/>
-              </w:rPr>
-              <w:t>Depends On</w:t>
-            </w:r>
-          </w:p>
-        </w:tc>
-      </w:tr>
-      <w:tr>
-        <w:tc>
-          <w:tcPr>
-            <w:tcW w:type="dxa" w:w="2880"/>
-          </w:tcPr>
-          <w:p>
-            <w:r>
-              <w:rPr>
-                <w:sz w:val="18"/>
-              </w:rPr>
-              <w:t>`LoadToSnowflake`</w:t>
-            </w:r>
-          </w:p>
-        </w:tc>
-        <w:tc>
-          <w:tcPr>
-            <w:tcW w:type="dxa" w:w="2880"/>
-          </w:tcPr>
-          <w:p>
-            <w:r>
-              <w:rPr>
-                <w:sz w:val="18"/>
-              </w:rPr>
-              <w:t>Copy</w:t>
-            </w:r>
-          </w:p>
-        </w:tc>
-        <w:tc>
-          <w:tcPr>
-            <w:tcW w:type="dxa" w:w="2880"/>
-          </w:tcPr>
-          <w:p>
-            <w:r>
-              <w:rPr>
-                <w:sz w:val="18"/>
-              </w:rPr>
-              <w:t>—</w:t>
-            </w:r>
-          </w:p>
-        </w:tc>
-      </w:tr>
-      <w:tr>
-        <w:tc>
-          <w:tcPr>
-            <w:tcW w:type="dxa" w:w="2880"/>
-            <w:shd w:val="clear" w:color="auto" w:fill="EBF0F7"/>
-          </w:tcPr>
-          <w:p>
-            <w:r>
-              <w:rPr>
-                <w:sz w:val="18"/>
-              </w:rPr>
-              <w:t>`RecordLoadMetadata`</w:t>
-            </w:r>
-          </w:p>
-        </w:tc>
-        <w:tc>
-          <w:tcPr>
-            <w:tcW w:type="dxa" w:w="2880"/>
-            <w:shd w:val="clear" w:color="auto" w:fill="EBF0F7"/>
-          </w:tcPr>
-          <w:p>
-            <w:r>
-              <w:rPr>
-                <w:sz w:val="18"/>
-              </w:rPr>
-              <w:t>Script</w:t>
-            </w:r>
-          </w:p>
-        </w:tc>
-        <w:tc>
-          <w:tcPr>
-            <w:tcW w:type="dxa" w:w="2880"/>
-            <w:shd w:val="clear" w:color="auto" w:fill="EBF0F7"/>
-          </w:tcPr>
-          <w:p>
-            <w:r>
-              <w:rPr>
-                <w:sz w:val="18"/>
-              </w:rPr>
-              <w:t>`LoadToSnowflake`</w:t>
-            </w:r>
-          </w:p>
-        </w:tc>
-      </w:tr>
-    </w:tbl>
-    <w:p/>
-    <w:p>
-      <w:r>
-        <w:rPr>
-          <w:b/>
-          <w:sz w:val="20"/>
-        </w:rPr>
-        <w:t>Activity Flow:</w:t>
-      </w:r>
-    </w:p>
-    <w:p>
-      <w:r>
-        <w:rPr>
-          <w:sz w:val="20"/>
-        </w:rPr>
-        <w:t>[('LoadToSnowflake', 'RecordLoadMetadata')]</w:t>
-      </w:r>
-    </w:p>
-    <w:p>
-      <w:pPr>
-        <w:pStyle w:val="Heading3"/>
-      </w:pPr>
-      <w:r>
-        <w:t>`pl_ingest_crm_customers`</w:t>
-      </w:r>
-    </w:p>
-    <w:p>
-      <w:r>
-        <w:rPr>
-          <w:sz w:val="20"/>
-        </w:rPr>
-        <w:t>Extract customer/contact records from Salesforce CRM and stage them to ADLS Gen2 as JSON. Supports incremental extraction via LastModifiedDate watermark stored in a pipeline parameter.</w:t>
-      </w:r>
-    </w:p>
-    <w:p>
-      <w:r>
-        <w:rPr>
-          <w:b/>
-          <w:sz w:val="20"/>
-        </w:rPr>
-        <w:t>Activities (4):</w:t>
-      </w:r>
-    </w:p>
-    <w:tbl>
-      <w:tblPr>
-        <w:tblStyle w:val="TableGrid"/>
-        <w:tblW w:type="auto" w:w="0"/>
-        <w:tblLook w:firstColumn="1" w:firstRow="1" w:lastColumn="0" w:lastRow="0" w:noHBand="0" w:noVBand="1" w:val="04A0"/>
-      </w:tblPr>
-      <w:tblGrid>
-        <w:gridCol w:w="2880"/>
-        <w:gridCol w:w="2880"/>
-        <w:gridCol w:w="2880"/>
-      </w:tblGrid>
-      <w:tr>
-        <w:tc>
-          <w:tcPr>
-            <w:tcW w:type="dxa" w:w="2880"/>
-            <w:shd w:val="clear" w:color="auto" w:fill="1F497D"/>
-          </w:tcPr>
-          <w:p>
-            <w:r>
-              <w:rPr>
-                <w:b/>
-                <w:color w:val="FFFFFF"/>
-                <w:sz w:val="18"/>
-              </w:rPr>
-              <w:t>Activity</w:t>
-            </w:r>
-          </w:p>
-        </w:tc>
-        <w:tc>
-          <w:tcPr>
-            <w:tcW w:type="dxa" w:w="2880"/>
-            <w:shd w:val="clear" w:color="auto" w:fill="1F497D"/>
-          </w:tcPr>
-          <w:p>
-            <w:r>
-              <w:rPr>
-                <w:b/>
-                <w:color w:val="FFFFFF"/>
-                <w:sz w:val="18"/>
-              </w:rPr>
-              <w:t>Type</w:t>
-            </w:r>
-          </w:p>
-        </w:tc>
-        <w:tc>
-          <w:tcPr>
-            <w:tcW w:type="dxa" w:w="2880"/>
-            <w:shd w:val="clear" w:color="auto" w:fill="1F497D"/>
-          </w:tcPr>
-          <w:p>
-            <w:r>
-              <w:rPr>
-                <w:b/>
-                <w:color w:val="FFFFFF"/>
-                <w:sz w:val="18"/>
-              </w:rPr>
-              <w:t>Depends On</w:t>
-            </w:r>
-          </w:p>
-        </w:tc>
-      </w:tr>
-      <w:tr>
-        <w:tc>
-          <w:tcPr>
-            <w:tcW w:type="dxa" w:w="2880"/>
-          </w:tcPr>
-          <w:p>
-            <w:r>
-              <w:rPr>
-                <w:sz w:val="18"/>
-              </w:rPr>
-              <w:t>`GetLastWatermark`</w:t>
-            </w:r>
-          </w:p>
-        </w:tc>
-        <w:tc>
-          <w:tcPr>
-            <w:tcW w:type="dxa" w:w="2880"/>
-          </w:tcPr>
-          <w:p>
-            <w:r>
-              <w:rPr>
-                <w:sz w:val="18"/>
-              </w:rPr>
-              <w:t>Lookup</w:t>
-            </w:r>
-          </w:p>
-        </w:tc>
-        <w:tc>
-          <w:tcPr>
-            <w:tcW w:type="dxa" w:w="2880"/>
-          </w:tcPr>
-          <w:p>
-            <w:r>
-              <w:rPr>
-                <w:sz w:val="18"/>
-              </w:rPr>
-              <w:t>—</w:t>
-            </w:r>
-          </w:p>
-        </w:tc>
-      </w:tr>
-      <w:tr>
-        <w:tc>
-          <w:tcPr>
-            <w:tcW w:type="dxa" w:w="2880"/>
-            <w:shd w:val="clear" w:color="auto" w:fill="EBF0F7"/>
-          </w:tcPr>
-          <w:p>
-            <w:r>
-              <w:rPr>
-                <w:sz w:val="18"/>
-              </w:rPr>
-              <w:t>`CopySalesforceToADLS`</w:t>
-            </w:r>
-          </w:p>
-        </w:tc>
-        <w:tc>
-          <w:tcPr>
-            <w:tcW w:type="dxa" w:w="2880"/>
-            <w:shd w:val="clear" w:color="auto" w:fill="EBF0F7"/>
-          </w:tcPr>
-          <w:p>
-            <w:r>
-              <w:rPr>
-                <w:sz w:val="18"/>
-              </w:rPr>
-              <w:t>Copy</w:t>
-            </w:r>
-          </w:p>
-        </w:tc>
-        <w:tc>
-          <w:tcPr>
-            <w:tcW w:type="dxa" w:w="2880"/>
-            <w:shd w:val="clear" w:color="auto" w:fill="EBF0F7"/>
-          </w:tcPr>
-          <w:p>
-            <w:r>
-              <w:rPr>
-                <w:sz w:val="18"/>
-              </w:rPr>
-              <w:t>`GetLastWatermark`</w:t>
-            </w:r>
-          </w:p>
-        </w:tc>
-      </w:tr>
-      <w:tr>
-        <w:tc>
-          <w:tcPr>
-            <w:tcW w:type="dxa" w:w="2880"/>
-          </w:tcPr>
-          <w:p>
-            <w:r>
-              <w:rPr>
-                <w:sz w:val="18"/>
-              </w:rPr>
-              <w:t>`UpdateWatermark`</w:t>
-            </w:r>
-          </w:p>
-        </w:tc>
-        <w:tc>
-          <w:tcPr>
-            <w:tcW w:type="dxa" w:w="2880"/>
-          </w:tcPr>
-          <w:p>
-            <w:r>
-              <w:rPr>
-                <w:sz w:val="18"/>
-              </w:rPr>
-              <w:t>Script</w:t>
-            </w:r>
-          </w:p>
-        </w:tc>
-        <w:tc>
-          <w:tcPr>
-            <w:tcW w:type="dxa" w:w="2880"/>
-          </w:tcPr>
-          <w:p>
-            <w:r>
-              <w:rPr>
-                <w:sz w:val="18"/>
-              </w:rPr>
-              <w:t>`CopySalesforceToADLS`</w:t>
-            </w:r>
-          </w:p>
-        </w:tc>
-      </w:tr>
-      <w:tr>
-        <w:tc>
-          <w:tcPr>
-            <w:tcW w:type="dxa" w:w="2880"/>
-            <w:shd w:val="clear" w:color="auto" w:fill="EBF0F7"/>
-          </w:tcPr>
-          <w:p>
-            <w:r>
-              <w:rPr>
-                <w:sz w:val="18"/>
-              </w:rPr>
-              <w:t>`LogRowCount`</w:t>
-            </w:r>
-          </w:p>
-        </w:tc>
-        <w:tc>
-          <w:tcPr>
-            <w:tcW w:type="dxa" w:w="2880"/>
-            <w:shd w:val="clear" w:color="auto" w:fill="EBF0F7"/>
-          </w:tcPr>
-          <w:p>
-            <w:r>
-              <w:rPr>
-                <w:sz w:val="18"/>
-              </w:rPr>
-              <w:t>SetVariable</w:t>
-            </w:r>
-          </w:p>
-        </w:tc>
-        <w:tc>
-          <w:tcPr>
-            <w:tcW w:type="dxa" w:w="2880"/>
-            <w:shd w:val="clear" w:color="auto" w:fill="EBF0F7"/>
-          </w:tcPr>
-          <w:p>
-            <w:r>
-              <w:rPr>
-                <w:sz w:val="18"/>
-              </w:rPr>
-              <w:t>`CopySalesforceToADLS`</w:t>
-            </w:r>
-          </w:p>
-        </w:tc>
-      </w:tr>
-    </w:tbl>
-    <w:p/>
-    <w:p>
-      <w:r>
-        <w:rPr>
-          <w:b/>
-          <w:sz w:val="20"/>
-        </w:rPr>
-        <w:t>Activity Flow:</w:t>
-      </w:r>
-    </w:p>
-    <w:p>
-      <w:r>
-        <w:rPr>
-          <w:sz w:val="20"/>
-        </w:rPr>
-        <w:t>[('GetLastWatermark', 'CopySalesforceToADLS'), ('CopySalesforceToADLS', 'UpdateWatermark'), ('CopySalesforceToADLS', 'LogRowCount')]</w:t>
-      </w:r>
-    </w:p>
-    <w:p>
-      <w:pPr>
-        <w:pStyle w:val="Heading3"/>
-      </w:pPr>
-      <w:r>
-        <w:t>`pl_ingest_product_catalog`</w:t>
-      </w:r>
-    </w:p>
-    <w:p>
-      <w:r>
-        <w:rPr>
-          <w:sz w:val="20"/>
-        </w:rPr>
-        <w:t>Full refresh of the product catalog from the PIM REST API. Runs weekly (Sunday 01:00 UTC) or on-demand. Writes JSON to ADLS Gen2.</w:t>
-      </w:r>
-    </w:p>
-    <w:p>
-      <w:r>
-        <w:rPr>
-          <w:b/>
-          <w:sz w:val="20"/>
-        </w:rPr>
-        <w:t>Activities (2):</w:t>
-      </w:r>
-    </w:p>
-    <w:tbl>
-      <w:tblPr>
-        <w:tblStyle w:val="TableGrid"/>
-        <w:tblW w:type="auto" w:w="0"/>
-        <w:tblLook w:firstColumn="1" w:firstRow="1" w:lastColumn="0" w:lastRow="0" w:noHBand="0" w:noVBand="1" w:val="04A0"/>
-      </w:tblPr>
-      <w:tblGrid>
-        <w:gridCol w:w="2880"/>
-        <w:gridCol w:w="2880"/>
-        <w:gridCol w:w="2880"/>
-      </w:tblGrid>
-      <w:tr>
-        <w:tc>
-          <w:tcPr>
-            <w:tcW w:type="dxa" w:w="2880"/>
-            <w:shd w:val="clear" w:color="auto" w:fill="1F497D"/>
-          </w:tcPr>
-          <w:p>
-            <w:r>
-              <w:rPr>
-                <w:b/>
-                <w:color w:val="FFFFFF"/>
-                <w:sz w:val="18"/>
-              </w:rPr>
-              <w:t>Activity</w:t>
-            </w:r>
-          </w:p>
-        </w:tc>
-        <w:tc>
-          <w:tcPr>
-            <w:tcW w:type="dxa" w:w="2880"/>
-            <w:shd w:val="clear" w:color="auto" w:fill="1F497D"/>
-          </w:tcPr>
-          <w:p>
-            <w:r>
-              <w:rPr>
-                <w:b/>
-                <w:color w:val="FFFFFF"/>
-                <w:sz w:val="18"/>
-              </w:rPr>
-              <w:t>Type</w:t>
-            </w:r>
-          </w:p>
-        </w:tc>
-        <w:tc>
-          <w:tcPr>
-            <w:tcW w:type="dxa" w:w="2880"/>
-            <w:shd w:val="clear" w:color="auto" w:fill="1F497D"/>
-          </w:tcPr>
-          <w:p>
-            <w:r>
-              <w:rPr>
-                <w:b/>
-                <w:color w:val="FFFFFF"/>
-                <w:sz w:val="18"/>
-              </w:rPr>
-              <w:t>Depends On</w:t>
-            </w:r>
-          </w:p>
-        </w:tc>
-      </w:tr>
-      <w:tr>
-        <w:tc>
-          <w:tcPr>
-            <w:tcW w:type="dxa" w:w="2880"/>
-          </w:tcPr>
-          <w:p>
-            <w:r>
-              <w:rPr>
-                <w:sz w:val="18"/>
-              </w:rPr>
-              <w:t>`CopyProductCatalog`</w:t>
-            </w:r>
-          </w:p>
-        </w:tc>
-        <w:tc>
-          <w:tcPr>
-            <w:tcW w:type="dxa" w:w="2880"/>
-          </w:tcPr>
-          <w:p>
-            <w:r>
-              <w:rPr>
-                <w:sz w:val="18"/>
-              </w:rPr>
-              <w:t>Copy</w:t>
-            </w:r>
-          </w:p>
-        </w:tc>
-        <w:tc>
-          <w:tcPr>
-            <w:tcW w:type="dxa" w:w="2880"/>
-          </w:tcPr>
-          <w:p>
-            <w:r>
-              <w:rPr>
-                <w:sz w:val="18"/>
-              </w:rPr>
-              <w:t>—</w:t>
-            </w:r>
-          </w:p>
-        </w:tc>
-      </w:tr>
-      <w:tr>
-        <w:tc>
-          <w:tcPr>
-            <w:tcW w:type="dxa" w:w="2880"/>
-            <w:shd w:val="clear" w:color="auto" w:fill="EBF0F7"/>
-          </w:tcPr>
-          <w:p>
-            <w:r>
-              <w:rPr>
-                <w:sz w:val="18"/>
-              </w:rPr>
-              <w:t>`ValidateCatalogNotEmpty`</w:t>
-            </w:r>
-          </w:p>
-        </w:tc>
-        <w:tc>
-          <w:tcPr>
-            <w:tcW w:type="dxa" w:w="2880"/>
-            <w:shd w:val="clear" w:color="auto" w:fill="EBF0F7"/>
-          </w:tcPr>
-          <w:p>
-            <w:r>
-              <w:rPr>
-                <w:sz w:val="18"/>
-              </w:rPr>
-              <w:t>IfCondition</w:t>
-            </w:r>
-          </w:p>
-        </w:tc>
-        <w:tc>
-          <w:tcPr>
-            <w:tcW w:type="dxa" w:w="2880"/>
-            <w:shd w:val="clear" w:color="auto" w:fill="EBF0F7"/>
-          </w:tcPr>
-          <w:p>
-            <w:r>
-              <w:rPr>
-                <w:sz w:val="18"/>
-              </w:rPr>
-              <w:t>`CopyProductCatalog`</w:t>
-            </w:r>
-          </w:p>
-        </w:tc>
-      </w:tr>
-    </w:tbl>
-    <w:p/>
-    <w:p>
-      <w:r>
-        <w:rPr>
-          <w:b/>
-          <w:sz w:val="20"/>
-        </w:rPr>
-        <w:t>Activity Flow:</w:t>
-      </w:r>
-    </w:p>
-    <w:p>
-      <w:r>
-        <w:rPr>
-          <w:sz w:val="20"/>
-        </w:rPr>
-        <w:t>[('CopyProductCatalog', 'ValidateCatalogNotEmpty')]</w:t>
-      </w:r>
-    </w:p>
-    <w:p>
-      <w:pPr>
-        <w:pStyle w:val="Heading3"/>
-      </w:pPr>
-      <w:r>
-        <w:t>`pl_ingest_inventory_wms`</w:t>
-      </w:r>
-    </w:p>
-    <w:p>
-      <w:r>
-        <w:rPr>
-          <w:sz w:val="20"/>
-        </w:rPr>
-        <w:t>Full snapshot extraction of inventory levels from the on-premises WMS SQL Server via Self-hosted IR. Runs every 4 hours. Writes Parquet to ADLS Gen2 for efficient Snowflake bulk load.</w:t>
-      </w:r>
-    </w:p>
-    <w:p>
-      <w:r>
-        <w:rPr>
-          <w:b/>
-          <w:sz w:val="20"/>
-        </w:rPr>
-        <w:t>Activities (3):</w:t>
-      </w:r>
-    </w:p>
-    <w:tbl>
-      <w:tblPr>
-        <w:tblStyle w:val="TableGrid"/>
-        <w:tblW w:type="auto" w:w="0"/>
-        <w:tblLook w:firstColumn="1" w:firstRow="1" w:lastColumn="0" w:lastRow="0" w:noHBand="0" w:noVBand="1" w:val="04A0"/>
-      </w:tblPr>
-      <w:tblGrid>
-        <w:gridCol w:w="2880"/>
-        <w:gridCol w:w="2880"/>
-        <w:gridCol w:w="2880"/>
-      </w:tblGrid>
-      <w:tr>
-        <w:tc>
-          <w:tcPr>
-            <w:tcW w:type="dxa" w:w="2880"/>
-            <w:shd w:val="clear" w:color="auto" w:fill="1F497D"/>
-          </w:tcPr>
-          <w:p>
-            <w:r>
-              <w:rPr>
-                <w:b/>
-                <w:color w:val="FFFFFF"/>
-                <w:sz w:val="18"/>
-              </w:rPr>
-              <w:t>Activity</w:t>
-            </w:r>
-          </w:p>
-        </w:tc>
-        <w:tc>
-          <w:tcPr>
-            <w:tcW w:type="dxa" w:w="2880"/>
-            <w:shd w:val="clear" w:color="auto" w:fill="1F497D"/>
-          </w:tcPr>
-          <w:p>
-            <w:r>
-              <w:rPr>
-                <w:b/>
-                <w:color w:val="FFFFFF"/>
-                <w:sz w:val="18"/>
-              </w:rPr>
-              <w:t>Type</w:t>
-            </w:r>
-          </w:p>
-        </w:tc>
-        <w:tc>
-          <w:tcPr>
-            <w:tcW w:type="dxa" w:w="2880"/>
-            <w:shd w:val="clear" w:color="auto" w:fill="1F497D"/>
-          </w:tcPr>
-          <w:p>
-            <w:r>
-              <w:rPr>
-                <w:b/>
-                <w:color w:val="FFFFFF"/>
-                <w:sz w:val="18"/>
-              </w:rPr>
-              <w:t>Depends On</w:t>
-            </w:r>
-          </w:p>
-        </w:tc>
-      </w:tr>
-      <w:tr>
-        <w:tc>
-          <w:tcPr>
-            <w:tcW w:type="dxa" w:w="2880"/>
-          </w:tcPr>
-          <w:p>
-            <w:r>
-              <w:rPr>
-                <w:sz w:val="18"/>
-              </w:rPr>
-              <w:t>`GetInventoryRowCount`</w:t>
-            </w:r>
-          </w:p>
-        </w:tc>
-        <w:tc>
-          <w:tcPr>
-            <w:tcW w:type="dxa" w:w="2880"/>
-          </w:tcPr>
-          <w:p>
-            <w:r>
-              <w:rPr>
-                <w:sz w:val="18"/>
-              </w:rPr>
-              <w:t>Lookup</w:t>
-            </w:r>
-          </w:p>
-        </w:tc>
-        <w:tc>
-          <w:tcPr>
-            <w:tcW w:type="dxa" w:w="2880"/>
-          </w:tcPr>
-          <w:p>
-            <w:r>
-              <w:rPr>
-                <w:sz w:val="18"/>
-              </w:rPr>
-              <w:t>—</w:t>
-            </w:r>
-          </w:p>
-        </w:tc>
-      </w:tr>
-      <w:tr>
-        <w:tc>
-          <w:tcPr>
-            <w:tcW w:type="dxa" w:w="2880"/>
-            <w:shd w:val="clear" w:color="auto" w:fill="EBF0F7"/>
-          </w:tcPr>
-          <w:p>
-            <w:r>
-              <w:rPr>
-                <w:sz w:val="18"/>
-              </w:rPr>
-              <w:t>`CopyInventoryToADLS`</w:t>
-            </w:r>
-          </w:p>
-        </w:tc>
-        <w:tc>
-          <w:tcPr>
-            <w:tcW w:type="dxa" w:w="2880"/>
-            <w:shd w:val="clear" w:color="auto" w:fill="EBF0F7"/>
-          </w:tcPr>
-          <w:p>
-            <w:r>
-              <w:rPr>
-                <w:sz w:val="18"/>
-              </w:rPr>
-              <w:t>Copy</w:t>
-            </w:r>
-          </w:p>
-        </w:tc>
-        <w:tc>
-          <w:tcPr>
-            <w:tcW w:type="dxa" w:w="2880"/>
-            <w:shd w:val="clear" w:color="auto" w:fill="EBF0F7"/>
-          </w:tcPr>
-          <w:p>
-            <w:r>
-              <w:rPr>
-                <w:sz w:val="18"/>
-              </w:rPr>
-              <w:t>`GetInventoryRowCount`</w:t>
-            </w:r>
-          </w:p>
-        </w:tc>
-      </w:tr>
-      <w:tr>
-        <w:tc>
-          <w:tcPr>
-            <w:tcW w:type="dxa" w:w="2880"/>
-          </w:tcPr>
-          <w:p>
-            <w:r>
-              <w:rPr>
-                <w:sz w:val="18"/>
-              </w:rPr>
-              <w:t>`ReconcileRowCount`</w:t>
-            </w:r>
-          </w:p>
-        </w:tc>
-        <w:tc>
-          <w:tcPr>
-            <w:tcW w:type="dxa" w:w="2880"/>
-          </w:tcPr>
-          <w:p>
-            <w:r>
-              <w:rPr>
-                <w:sz w:val="18"/>
-              </w:rPr>
-              <w:t>IfCondition</w:t>
-            </w:r>
-          </w:p>
-        </w:tc>
-        <w:tc>
-          <w:tcPr>
-            <w:tcW w:type="dxa" w:w="2880"/>
-          </w:tcPr>
-          <w:p>
-            <w:r>
-              <w:rPr>
-                <w:sz w:val="18"/>
-              </w:rPr>
-              <w:t>`CopyInventoryToADLS`</w:t>
-            </w:r>
-          </w:p>
-        </w:tc>
-      </w:tr>
-    </w:tbl>
-    <w:p/>
-    <w:p>
-      <w:r>
-        <w:rPr>
-          <w:b/>
-          <w:sz w:val="20"/>
-        </w:rPr>
-        <w:t>Activity Flow:</w:t>
-      </w:r>
-    </w:p>
-    <w:p>
-      <w:r>
-        <w:rPr>
-          <w:sz w:val="20"/>
-        </w:rPr>
-        <w:t>[('GetInventoryRowCount', 'CopyInventoryToADLS'), ('CopyInventoryToADLS', 'ReconcileRowCount')]</w:t>
-      </w:r>
-    </w:p>
-    <w:p>
-      <w:pPr>
-        <w:pStyle w:val="Heading2"/>
-      </w:pPr>
-      <w:r>
-        <w:rPr>
-          <w:color w:val="217346"/>
-        </w:rPr>
-        <w:t>Datasets</w:t>
-      </w:r>
-    </w:p>
-    <w:tbl>
-      <w:tblPr>
-        <w:tblStyle w:val="TableGrid"/>
-        <w:tblW w:type="auto" w:w="0"/>
-        <w:tblLook w:firstColumn="1" w:firstRow="1" w:lastColumn="0" w:lastRow="0" w:noHBand="0" w:noVBand="1" w:val="04A0"/>
-      </w:tblPr>
-      <w:tblGrid>
-        <w:gridCol w:w="2880"/>
-        <w:gridCol w:w="2880"/>
-        <w:gridCol w:w="2880"/>
-      </w:tblGrid>
-      <w:tr>
-        <w:tc>
-          <w:tcPr>
-            <w:tcW w:type="dxa" w:w="2880"/>
-            <w:shd w:val="clear" w:color="auto" w:fill="1F497D"/>
-          </w:tcPr>
-          <w:p>
-            <w:r>
-              <w:rPr>
-                <w:b/>
-                <w:color w:val="FFFFFF"/>
-                <w:sz w:val="18"/>
-              </w:rPr>
-              <w:t>Name</w:t>
-            </w:r>
-          </w:p>
-        </w:tc>
-        <w:tc>
-          <w:tcPr>
-            <w:tcW w:type="dxa" w:w="2880"/>
-            <w:shd w:val="clear" w:color="auto" w:fill="1F497D"/>
-          </w:tcPr>
-          <w:p>
-            <w:r>
-              <w:rPr>
-                <w:b/>
-                <w:color w:val="FFFFFF"/>
-                <w:sz w:val="18"/>
-              </w:rPr>
-              <w:t>Type</w:t>
-            </w:r>
-          </w:p>
-        </w:tc>
-        <w:tc>
-          <w:tcPr>
-            <w:tcW w:type="dxa" w:w="2880"/>
-            <w:shd w:val="clear" w:color="auto" w:fill="1F497D"/>
-          </w:tcPr>
-          <w:p>
-            <w:r>
-              <w:rPr>
-                <w:b/>
-                <w:color w:val="FFFFFF"/>
-                <w:sz w:val="18"/>
-              </w:rPr>
-              <w:t>Linked Service</w:t>
-            </w:r>
-          </w:p>
-        </w:tc>
-      </w:tr>
-      <w:tr>
-        <w:tc>
-          <w:tcPr>
-            <w:tcW w:type="dxa" w:w="2880"/>
-          </w:tcPr>
-          <w:p>
-            <w:r>
-              <w:rPr>
-                <w:sz w:val="18"/>
-              </w:rPr>
-              <w:t>`ds_salesforce_contacts`</w:t>
-            </w:r>
-          </w:p>
-        </w:tc>
-        <w:tc>
-          <w:tcPr>
-            <w:tcW w:type="dxa" w:w="2880"/>
-          </w:tcPr>
-          <w:p>
-            <w:r>
-              <w:rPr>
-                <w:sz w:val="18"/>
-              </w:rPr>
-              <w:t>SalesforceObject</w:t>
-            </w:r>
-          </w:p>
-        </w:tc>
-        <w:tc>
-          <w:tcPr>
-            <w:tcW w:type="dxa" w:w="2880"/>
-          </w:tcPr>
-          <w:p>
-            <w:r>
-              <w:rPr>
-                <w:sz w:val="18"/>
-              </w:rPr>
-              <w:t>`ls_salesforce`</w:t>
-            </w:r>
-          </w:p>
-        </w:tc>
-      </w:tr>
-      <w:tr>
-        <w:tc>
-          <w:tcPr>
-            <w:tcW w:type="dxa" w:w="2880"/>
-            <w:shd w:val="clear" w:color="auto" w:fill="EBF0F7"/>
-          </w:tcPr>
-          <w:p>
-            <w:r>
-              <w:rPr>
-                <w:sz w:val="18"/>
-              </w:rPr>
-              <w:t>`ds_adls_raw_campaigns`</w:t>
-            </w:r>
-          </w:p>
-        </w:tc>
-        <w:tc>
-          <w:tcPr>
-            <w:tcW w:type="dxa" w:w="2880"/>
-            <w:shd w:val="clear" w:color="auto" w:fill="EBF0F7"/>
-          </w:tcPr>
-          <w:p>
-            <w:r>
-              <w:rPr>
-                <w:sz w:val="18"/>
-              </w:rPr>
-              <w:t>Json</w:t>
-            </w:r>
-          </w:p>
-        </w:tc>
-        <w:tc>
-          <w:tcPr>
-            <w:tcW w:type="dxa" w:w="2880"/>
-            <w:shd w:val="clear" w:color="auto" w:fill="EBF0F7"/>
-          </w:tcPr>
-          <w:p>
-            <w:r>
-              <w:rPr>
-                <w:sz w:val="18"/>
-              </w:rPr>
-              <w:t>`ls_adls_gen2`</w:t>
-            </w:r>
-          </w:p>
-        </w:tc>
-      </w:tr>
-      <w:tr>
-        <w:tc>
-          <w:tcPr>
-            <w:tcW w:type="dxa" w:w="2880"/>
-          </w:tcPr>
-          <w:p>
-            <w:r>
-              <w:rPr>
-                <w:sz w:val="18"/>
-              </w:rPr>
-              <w:t>`ds_rest_orders_api`</w:t>
-            </w:r>
-          </w:p>
-        </w:tc>
-        <w:tc>
-          <w:tcPr>
-            <w:tcW w:type="dxa" w:w="2880"/>
-          </w:tcPr>
-          <w:p>
-            <w:r>
-              <w:rPr>
-                <w:sz w:val="18"/>
-              </w:rPr>
-              <w:t>RestResource</w:t>
-            </w:r>
-          </w:p>
-        </w:tc>
-        <w:tc>
-          <w:tcPr>
-            <w:tcW w:type="dxa" w:w="2880"/>
-          </w:tcPr>
-          <w:p>
-            <w:r>
-              <w:rPr>
-                <w:sz w:val="18"/>
-              </w:rPr>
-              <w:t>`ls_rest_orders_api`</w:t>
-            </w:r>
-          </w:p>
-        </w:tc>
-      </w:tr>
-      <w:tr>
-        <w:tc>
-          <w:tcPr>
-            <w:tcW w:type="dxa" w:w="2880"/>
-            <w:shd w:val="clear" w:color="auto" w:fill="EBF0F7"/>
-          </w:tcPr>
-          <w:p>
-            <w:r>
-              <w:rPr>
-                <w:sz w:val="18"/>
-              </w:rPr>
-              <w:t>`ds_snowflake_raw_customers`</w:t>
-            </w:r>
-          </w:p>
-        </w:tc>
-        <w:tc>
-          <w:tcPr>
-            <w:tcW w:type="dxa" w:w="2880"/>
-            <w:shd w:val="clear" w:color="auto" w:fill="EBF0F7"/>
-          </w:tcPr>
-          <w:p>
-            <w:r>
-              <w:rPr>
-                <w:sz w:val="18"/>
-              </w:rPr>
-              <w:t>SnowflakeTable</w:t>
-            </w:r>
-          </w:p>
-        </w:tc>
-        <w:tc>
-          <w:tcPr>
-            <w:tcW w:type="dxa" w:w="2880"/>
-            <w:shd w:val="clear" w:color="auto" w:fill="EBF0F7"/>
-          </w:tcPr>
-          <w:p>
-            <w:r>
-              <w:rPr>
-                <w:sz w:val="18"/>
-              </w:rPr>
-              <w:t>`ls_snowflake`</w:t>
-            </w:r>
-          </w:p>
-        </w:tc>
-      </w:tr>
-      <w:tr>
-        <w:tc>
-          <w:tcPr>
-            <w:tcW w:type="dxa" w:w="2880"/>
-          </w:tcPr>
-          <w:p>
-            <w:r>
-              <w:rPr>
-                <w:sz w:val="18"/>
-              </w:rPr>
-              <w:t>`ds_snowflake_raw_orders`</w:t>
-            </w:r>
-          </w:p>
-        </w:tc>
-        <w:tc>
-          <w:tcPr>
-            <w:tcW w:type="dxa" w:w="2880"/>
-          </w:tcPr>
-          <w:p>
-            <w:r>
-              <w:rPr>
-                <w:sz w:val="18"/>
-              </w:rPr>
-              <w:t>SnowflakeTable</w:t>
-            </w:r>
-          </w:p>
-        </w:tc>
-        <w:tc>
-          <w:tcPr>
-            <w:tcW w:type="dxa" w:w="2880"/>
-          </w:tcPr>
-          <w:p>
-            <w:r>
-              <w:rPr>
-                <w:sz w:val="18"/>
-              </w:rPr>
-              <w:t>`ls_snowflake`</w:t>
-            </w:r>
-          </w:p>
-        </w:tc>
-      </w:tr>
-      <w:tr>
-        <w:tc>
-          <w:tcPr>
-            <w:tcW w:type="dxa" w:w="2880"/>
-            <w:shd w:val="clear" w:color="auto" w:fill="EBF0F7"/>
-          </w:tcPr>
-          <w:p>
-            <w:r>
-              <w:rPr>
-                <w:sz w:val="18"/>
-              </w:rPr>
-              <w:t>`ds_adls_raw_orders`</w:t>
-            </w:r>
-          </w:p>
-        </w:tc>
-        <w:tc>
-          <w:tcPr>
-            <w:tcW w:type="dxa" w:w="2880"/>
-            <w:shd w:val="clear" w:color="auto" w:fill="EBF0F7"/>
-          </w:tcPr>
-          <w:p>
-            <w:r>
-              <w:rPr>
-                <w:sz w:val="18"/>
-              </w:rPr>
-              <w:t>Json</w:t>
-            </w:r>
-          </w:p>
-        </w:tc>
-        <w:tc>
-          <w:tcPr>
-            <w:tcW w:type="dxa" w:w="2880"/>
-            <w:shd w:val="clear" w:color="auto" w:fill="EBF0F7"/>
-          </w:tcPr>
-          <w:p>
-            <w:r>
-              <w:rPr>
-                <w:sz w:val="18"/>
-              </w:rPr>
-              <w:t>`ls_adls_gen2`</w:t>
-            </w:r>
-          </w:p>
-        </w:tc>
-      </w:tr>
-      <w:tr>
-        <w:tc>
-          <w:tcPr>
-            <w:tcW w:type="dxa" w:w="2880"/>
-          </w:tcPr>
-          <w:p>
-            <w:r>
-              <w:rPr>
-                <w:sz w:val="18"/>
-              </w:rPr>
-              <w:t>`ds_sql_server_inventory`</w:t>
-            </w:r>
-          </w:p>
-        </w:tc>
-        <w:tc>
-          <w:tcPr>
-            <w:tcW w:type="dxa" w:w="2880"/>
-          </w:tcPr>
-          <w:p>
-            <w:r>
-              <w:rPr>
-                <w:sz w:val="18"/>
-              </w:rPr>
-              <w:t>SqlServerTable</w:t>
-            </w:r>
-          </w:p>
-        </w:tc>
-        <w:tc>
-          <w:tcPr>
-            <w:tcW w:type="dxa" w:w="2880"/>
-          </w:tcPr>
-          <w:p>
-            <w:r>
-              <w:rPr>
-                <w:sz w:val="18"/>
-              </w:rPr>
-              <w:t>`ls_sql_server_wms`</w:t>
-            </w:r>
-          </w:p>
-        </w:tc>
-      </w:tr>
-      <w:tr>
-        <w:tc>
-          <w:tcPr>
-            <w:tcW w:type="dxa" w:w="2880"/>
-            <w:shd w:val="clear" w:color="auto" w:fill="EBF0F7"/>
-          </w:tcPr>
-          <w:p>
-            <w:r>
-              <w:rPr>
-                <w:sz w:val="18"/>
-              </w:rPr>
-              <w:t>`ds_adls_raw_products`</w:t>
-            </w:r>
-          </w:p>
-        </w:tc>
-        <w:tc>
-          <w:tcPr>
-            <w:tcW w:type="dxa" w:w="2880"/>
-            <w:shd w:val="clear" w:color="auto" w:fill="EBF0F7"/>
-          </w:tcPr>
-          <w:p>
-            <w:r>
-              <w:rPr>
-                <w:sz w:val="18"/>
-              </w:rPr>
-              <w:t>Json</w:t>
-            </w:r>
-          </w:p>
-        </w:tc>
-        <w:tc>
-          <w:tcPr>
-            <w:tcW w:type="dxa" w:w="2880"/>
-            <w:shd w:val="clear" w:color="auto" w:fill="EBF0F7"/>
-          </w:tcPr>
-          <w:p>
-            <w:r>
-              <w:rPr>
-                <w:sz w:val="18"/>
-              </w:rPr>
-              <w:t>`ls_adls_gen2`</w:t>
-            </w:r>
-          </w:p>
-        </w:tc>
-      </w:tr>
-      <w:tr>
-        <w:tc>
-          <w:tcPr>
-            <w:tcW w:type="dxa" w:w="2880"/>
-          </w:tcPr>
-          <w:p>
-            <w:r>
-              <w:rPr>
-                <w:sz w:val="18"/>
-              </w:rPr>
-              <w:t>`ds_adls_raw_customers`</w:t>
-            </w:r>
-          </w:p>
-        </w:tc>
-        <w:tc>
-          <w:tcPr>
-            <w:tcW w:type="dxa" w:w="2880"/>
-          </w:tcPr>
-          <w:p>
-            <w:r>
-              <w:rPr>
-                <w:sz w:val="18"/>
-              </w:rPr>
-              <w:t>Json</w:t>
-            </w:r>
-          </w:p>
-        </w:tc>
-        <w:tc>
-          <w:tcPr>
-            <w:tcW w:type="dxa" w:w="2880"/>
-          </w:tcPr>
-          <w:p>
-            <w:r>
-              <w:rPr>
-                <w:sz w:val="18"/>
-              </w:rPr>
-              <w:t>`ls_adls_gen2`</w:t>
-            </w:r>
-          </w:p>
-        </w:tc>
-      </w:tr>
-      <w:tr>
-        <w:tc>
-          <w:tcPr>
-            <w:tcW w:type="dxa" w:w="2880"/>
-            <w:shd w:val="clear" w:color="auto" w:fill="EBF0F7"/>
-          </w:tcPr>
-          <w:p>
-            <w:r>
-              <w:rPr>
-                <w:sz w:val="18"/>
-              </w:rPr>
-              <w:t>`ds_adls_raw_inventory`</w:t>
-            </w:r>
-          </w:p>
-        </w:tc>
-        <w:tc>
-          <w:tcPr>
-            <w:tcW w:type="dxa" w:w="2880"/>
-            <w:shd w:val="clear" w:color="auto" w:fill="EBF0F7"/>
-          </w:tcPr>
-          <w:p>
-            <w:r>
-              <w:rPr>
-                <w:sz w:val="18"/>
-              </w:rPr>
-              <w:t>Parquet</w:t>
-            </w:r>
-          </w:p>
-        </w:tc>
-        <w:tc>
-          <w:tcPr>
-            <w:tcW w:type="dxa" w:w="2880"/>
-            <w:shd w:val="clear" w:color="auto" w:fill="EBF0F7"/>
-          </w:tcPr>
-          <w:p>
-            <w:r>
-              <w:rPr>
-                <w:sz w:val="18"/>
-              </w:rPr>
-              <w:t>`ls_adls_gen2`</w:t>
-            </w:r>
-          </w:p>
-        </w:tc>
-      </w:tr>
-    </w:tbl>
-    <w:p/>
-    <w:p>
-      <w:pPr>
-        <w:pStyle w:val="Heading2"/>
-      </w:pPr>
-      <w:r>
-        <w:rPr>
-          <w:color w:val="217346"/>
-        </w:rPr>
-        <w:t>Linked Services</w:t>
-      </w:r>
-    </w:p>
-    <w:tbl>
-      <w:tblPr>
-        <w:tblStyle w:val="TableGrid"/>
-        <w:tblW w:type="auto" w:w="0"/>
-        <w:tblLook w:firstColumn="1" w:firstRow="1" w:lastColumn="0" w:lastRow="0" w:noHBand="0" w:noVBand="1" w:val="04A0"/>
-      </w:tblPr>
-      <w:tblGrid>
-        <w:gridCol w:w="4320"/>
-        <w:gridCol w:w="4320"/>
-      </w:tblGrid>
-      <w:tr>
-        <w:tc>
-          <w:tcPr>
-            <w:tcW w:type="dxa" w:w="4320"/>
-            <w:shd w:val="clear" w:color="auto" w:fill="1F497D"/>
-          </w:tcPr>
-          <w:p>
-            <w:r>
-              <w:rPr>
-                <w:b/>
-                <w:color w:val="FFFFFF"/>
-                <w:sz w:val="18"/>
-              </w:rPr>
-              <w:t>Name</w:t>
-            </w:r>
-          </w:p>
-        </w:tc>
-        <w:tc>
-          <w:tcPr>
-            <w:tcW w:type="dxa" w:w="4320"/>
-            <w:shd w:val="clear" w:color="auto" w:fill="1F497D"/>
-          </w:tcPr>
-          <w:p>
-            <w:r>
-              <w:rPr>
-                <w:b/>
-                <w:color w:val="FFFFFF"/>
-                <w:sz w:val="18"/>
-              </w:rPr>
-              <w:t>Type</w:t>
-            </w:r>
-          </w:p>
-        </w:tc>
-      </w:tr>
-      <w:tr>
-        <w:tc>
-          <w:tcPr>
-            <w:tcW w:type="dxa" w:w="4320"/>
-          </w:tcPr>
-          <w:p>
-            <w:r>
-              <w:rPr>
-                <w:sz w:val="18"/>
-              </w:rPr>
-              <w:t>`tr_orders_tumbling_window`</w:t>
-            </w:r>
-          </w:p>
-        </w:tc>
-        <w:tc>
-          <w:tcPr>
-            <w:tcW w:type="dxa" w:w="4320"/>
-          </w:tcPr>
-          <w:p>
-            <w:r>
-              <w:rPr>
-                <w:sz w:val="18"/>
-              </w:rPr>
-              <w:t>TumblingWindowTrigger</w:t>
-            </w:r>
-          </w:p>
-        </w:tc>
-      </w:tr>
-      <w:tr>
-        <w:tc>
-          <w:tcPr>
-            <w:tcW w:type="dxa" w:w="4320"/>
-            <w:shd w:val="clear" w:color="auto" w:fill="EBF0F7"/>
-          </w:tcPr>
-          <w:p>
-            <w:r>
-              <w:rPr>
-                <w:sz w:val="18"/>
-              </w:rPr>
-              <w:t>`tr_daily_load`</w:t>
-            </w:r>
-          </w:p>
-        </w:tc>
-        <w:tc>
-          <w:tcPr>
-            <w:tcW w:type="dxa" w:w="4320"/>
-            <w:shd w:val="clear" w:color="auto" w:fill="EBF0F7"/>
-          </w:tcPr>
-          <w:p>
-            <w:r>
-              <w:rPr>
-                <w:sz w:val="18"/>
-              </w:rPr>
-              <w:t>ScheduleTrigger</w:t>
-            </w:r>
-          </w:p>
-        </w:tc>
-      </w:tr>
-      <w:tr>
-        <w:tc>
-          <w:tcPr>
-            <w:tcW w:type="dxa" w:w="4320"/>
-          </w:tcPr>
-          <w:p>
-            <w:r>
-              <w:rPr>
-                <w:sz w:val="18"/>
-              </w:rPr>
-              <w:t>`ls_key_vault`</w:t>
-            </w:r>
-          </w:p>
-        </w:tc>
-        <w:tc>
-          <w:tcPr>
-            <w:tcW w:type="dxa" w:w="4320"/>
-          </w:tcPr>
-          <w:p>
-            <w:r>
-              <w:rPr>
-                <w:sz w:val="18"/>
-              </w:rPr>
-              <w:t>AzureKeyVault</w:t>
-            </w:r>
-          </w:p>
-        </w:tc>
-      </w:tr>
-      <w:tr>
-        <w:tc>
-          <w:tcPr>
-            <w:tcW w:type="dxa" w:w="4320"/>
-            <w:shd w:val="clear" w:color="auto" w:fill="EBF0F7"/>
-          </w:tcPr>
-          <w:p>
-            <w:r>
-              <w:rPr>
-                <w:sz w:val="18"/>
-              </w:rPr>
-              <w:t>`ls_marketo`</w:t>
-            </w:r>
-          </w:p>
-        </w:tc>
-        <w:tc>
-          <w:tcPr>
-            <w:tcW w:type="dxa" w:w="4320"/>
-            <w:shd w:val="clear" w:color="auto" w:fill="EBF0F7"/>
-          </w:tcPr>
-          <w:p>
-            <w:r>
-              <w:rPr>
-                <w:sz w:val="18"/>
-              </w:rPr>
-              <w:t>Marketo</w:t>
-            </w:r>
-          </w:p>
-        </w:tc>
-      </w:tr>
-      <w:tr>
-        <w:tc>
-          <w:tcPr>
-            <w:tcW w:type="dxa" w:w="4320"/>
-          </w:tcPr>
-          <w:p>
-            <w:r>
-              <w:rPr>
-                <w:sz w:val="18"/>
-              </w:rPr>
-              <w:t>`ls_rest_orders_api`</w:t>
-            </w:r>
-          </w:p>
-        </w:tc>
-        <w:tc>
-          <w:tcPr>
-            <w:tcW w:type="dxa" w:w="4320"/>
-          </w:tcPr>
-          <w:p>
-            <w:r>
-              <w:rPr>
-                <w:sz w:val="18"/>
-              </w:rPr>
-              <w:t>RestService</w:t>
-            </w:r>
-          </w:p>
-        </w:tc>
-      </w:tr>
-      <w:tr>
-        <w:tc>
-          <w:tcPr>
-            <w:tcW w:type="dxa" w:w="4320"/>
-            <w:shd w:val="clear" w:color="auto" w:fill="EBF0F7"/>
-          </w:tcPr>
-          <w:p>
-            <w:r>
-              <w:rPr>
-                <w:sz w:val="18"/>
-              </w:rPr>
-              <w:t>`ls_salesforce`</w:t>
-            </w:r>
-          </w:p>
-        </w:tc>
-        <w:tc>
-          <w:tcPr>
-            <w:tcW w:type="dxa" w:w="4320"/>
-            <w:shd w:val="clear" w:color="auto" w:fill="EBF0F7"/>
-          </w:tcPr>
-          <w:p>
-            <w:r>
-              <w:rPr>
-                <w:sz w:val="18"/>
-              </w:rPr>
-              <w:t>Salesforce</w:t>
-            </w:r>
-          </w:p>
-        </w:tc>
-      </w:tr>
-      <w:tr>
-        <w:tc>
-          <w:tcPr>
-            <w:tcW w:type="dxa" w:w="4320"/>
-          </w:tcPr>
-          <w:p>
-            <w:r>
-              <w:rPr>
-                <w:sz w:val="18"/>
-              </w:rPr>
-              <w:t>`ls_adls_gen2`</w:t>
-            </w:r>
-          </w:p>
-        </w:tc>
-        <w:tc>
-          <w:tcPr>
-            <w:tcW w:type="dxa" w:w="4320"/>
-          </w:tcPr>
-          <w:p>
-            <w:r>
-              <w:rPr>
-                <w:sz w:val="18"/>
-              </w:rPr>
-              <w:t>AzureBlobFS</w:t>
-            </w:r>
-          </w:p>
-        </w:tc>
-      </w:tr>
-      <w:tr>
-        <w:tc>
-          <w:tcPr>
-            <w:tcW w:type="dxa" w:w="4320"/>
-            <w:shd w:val="clear" w:color="auto" w:fill="EBF0F7"/>
-          </w:tcPr>
-          <w:p>
-            <w:r>
-              <w:rPr>
-                <w:sz w:val="18"/>
-              </w:rPr>
-              <w:t>`ls_sql_server_wms`</w:t>
-            </w:r>
-          </w:p>
-        </w:tc>
-        <w:tc>
-          <w:tcPr>
-            <w:tcW w:type="dxa" w:w="4320"/>
-            <w:shd w:val="clear" w:color="auto" w:fill="EBF0F7"/>
-          </w:tcPr>
-          <w:p>
-            <w:r>
-              <w:rPr>
-                <w:sz w:val="18"/>
-              </w:rPr>
-              <w:t>SqlServer</w:t>
-            </w:r>
-          </w:p>
-        </w:tc>
-      </w:tr>
-      <w:tr>
-        <w:tc>
-          <w:tcPr>
-            <w:tcW w:type="dxa" w:w="4320"/>
-          </w:tcPr>
-          <w:p>
-            <w:r>
-              <w:rPr>
-                <w:sz w:val="18"/>
-              </w:rPr>
-              <w:t>`ls_snowflake`</w:t>
-            </w:r>
-          </w:p>
-        </w:tc>
-        <w:tc>
-          <w:tcPr>
-            <w:tcW w:type="dxa" w:w="4320"/>
-          </w:tcPr>
-          <w:p>
-            <w:r>
-              <w:rPr>
-                <w:sz w:val="18"/>
-              </w:rPr>
-              <w:t>Snowflake</w:t>
-            </w:r>
-          </w:p>
-        </w:tc>
-      </w:tr>
-    </w:tbl>
-    <w:p/>
     <w:p>
       <w:r>
         <w:t>────────────────────────────────────────────────────────────</w:t>

--- a/pr-1-docs.docx
+++ b/pr-1-docs.docx
@@ -11,7 +11,7 @@
         <w:rPr>
           <w:color w:val="1F497D"/>
         </w:rPr>
-        <w:t>feat: wire Orders API ingestion into daily orchestration pipeline</w:t>
+        <w:t>Full Repository - Azure Data Factory (PR #1)</w:t>
       </w:r>
     </w:p>
     <w:p>
@@ -23,7 +23,7 @@
           <w:color w:val="44546A"/>
           <w:sz w:val="20"/>
         </w:rPr>
-        <w:t>Generated by Intelligent Doc Engine  ·  2026-06-25 07:00 UTC</w:t>
+        <w:t>Generated by Intelligent Doc Engine  ·  2026-06-25 07:15 UTC</w:t>
       </w:r>
     </w:p>
     <w:p>
@@ -39,7 +39,7 @@
         <w:rPr>
           <w:color w:val="1F497D"/>
         </w:rPr>
-        <w:t>PR Documentation: feat: wire Orders API ingestion into daily orchestration pipeline</w:t>
+        <w:t>PR Documentation: Full Repository - Azure Data Factory (PR #1)</w:t>
       </w:r>
     </w:p>
     <w:p>
@@ -58,114 +58,7 @@
         <w:rPr>
           <w:sz w:val="20"/>
         </w:rPr>
-        <w:t>1 pipeline(s) changed.</w:t>
-      </w:r>
-    </w:p>
-    <w:p>
-      <w:pPr>
-        <w:pStyle w:val="Heading2"/>
-      </w:pPr>
-      <w:r>
-        <w:rPr>
-          <w:color w:val="217346"/>
-        </w:rPr>
-        <w:t>Summary</w:t>
-      </w:r>
-    </w:p>
-    <w:p>
-      <w:pPr>
-        <w:pStyle w:val="ListBullet"/>
-      </w:pPr>
-      <w:r>
-        <w:rPr>
-          <w:sz w:val="20"/>
-        </w:rPr>
-        <w:t>Added IngestOrdersAPI as a parallel fan-out step in pl_orchestrate_daily_load</w:t>
-      </w:r>
-    </w:p>
-    <w:p>
-      <w:pPr>
-        <w:pStyle w:val="ListBullet"/>
-      </w:pPr>
-      <w:r>
-        <w:rPr>
-          <w:sz w:val="20"/>
-        </w:rPr>
-        <w:t>Chained LoadOrdersToRaw -&gt; ValidateOrdersBatch (DQ gate, 2% failure threshold)</w:t>
-      </w:r>
-    </w:p>
-    <w:p>
-      <w:pPr>
-        <w:pStyle w:val="ListBullet"/>
-      </w:pPr>
-      <w:r>
-        <w:rPr>
-          <w:sz w:val="20"/>
-        </w:rPr>
-        <w:t>Added ValidateOrdersBatch as a required dependency for RunSilverTransforms</w:t>
-      </w:r>
-    </w:p>
-    <w:p>
-      <w:pPr>
-        <w:pStyle w:val="ListBullet"/>
-      </w:pPr>
-      <w:r>
-        <w:rPr>
-          <w:sz w:val="20"/>
-        </w:rPr>
-        <w:t>Added ArchiveOrderFiles cleanup step after successful Silver load</w:t>
-      </w:r>
-    </w:p>
-    <w:p>
-      <w:pPr>
-        <w:pStyle w:val="Heading2"/>
-      </w:pPr>
-      <w:r>
-        <w:rPr>
-          <w:color w:val="217346"/>
-        </w:rPr>
-        <w:t>Why</w:t>
-      </w:r>
-    </w:p>
-    <w:p>
-      <w:r>
-        <w:rPr>
-          <w:sz w:val="20"/>
-        </w:rPr>
-        <w:t>pl_ingest_orders_api existed as a standalone pipeline but was never connected to the master daily orchestration, meaning orders data was never loaded to RAW or validated before Silver transforms ran.</w:t>
-      </w:r>
-    </w:p>
-    <w:p>
-      <w:pPr>
-        <w:pStyle w:val="Heading2"/>
-      </w:pPr>
-      <w:r>
-        <w:rPr>
-          <w:color w:val="217346"/>
-        </w:rPr>
-        <w:t>Test plan</w:t>
-      </w:r>
-    </w:p>
-    <w:p>
-      <w:pPr>
-        <w:pStyle w:val="ListBullet"/>
-      </w:pPr>
-      <w:r>
-        <w:rPr>
-          <w:sz w:val="20"/>
-        </w:rPr>
-        <w:t>[ ] Trigger Analytics PR Documentation workflow on this PR</w:t>
-      </w:r>
-    </w:p>
-    <w:p>
-      <w:pPr>
-        <w:pStyle w:val="ListBullet"/>
-      </w:pPr>
-      <w:r>
-        <w:rPr>
-          <w:sz w:val="20"/>
-        </w:rPr>
-        <w:t>[ ] Verify generated doc shows the new Orders ingestion chain</w:t>
+        <w:t>10 pipeline(s) changed, 10 dataset(s) changed, 7 linked service(s) changed.</w:t>
       </w:r>
     </w:p>
     <w:p>
@@ -177,6 +70,1185 @@
           <w:color w:val="217346"/>
         </w:rPr>
         <w:t>Pipelines</w:t>
+      </w:r>
+    </w:p>
+    <w:p>
+      <w:pPr>
+        <w:pStyle w:val="Heading3"/>
+      </w:pPr>
+      <w:r>
+        <w:t>`pl_load_silver_layer`</w:t>
+      </w:r>
+    </w:p>
+    <w:p>
+      <w:r>
+        <w:rPr>
+          <w:sz w:val="20"/>
+        </w:rPr>
+        <w:t>Triggers Silver layer transformation stored procedures in Snowflake. Runs each entity's MERGE-based SCD2 upsert in dependency order. Called after all RAW tables for a given batch are loaded and validated.</w:t>
+      </w:r>
+    </w:p>
+    <w:p>
+      <w:r>
+        <w:rPr>
+          <w:b/>
+          <w:sz w:val="20"/>
+        </w:rPr>
+        <w:t>Activities (9):</w:t>
+      </w:r>
+    </w:p>
+    <w:tbl>
+      <w:tblPr>
+        <w:tblStyle w:val="TableGrid"/>
+        <w:tblW w:type="auto" w:w="0"/>
+        <w:tblLook w:firstColumn="1" w:firstRow="1" w:lastColumn="0" w:lastRow="0" w:noHBand="0" w:noVBand="1" w:val="04A0"/>
+      </w:tblPr>
+      <w:tblGrid>
+        <w:gridCol w:w="2880"/>
+        <w:gridCol w:w="2880"/>
+        <w:gridCol w:w="2880"/>
+      </w:tblGrid>
+      <w:tr>
+        <w:tc>
+          <w:tcPr>
+            <w:tcW w:type="dxa" w:w="2880"/>
+            <w:shd w:val="clear" w:color="auto" w:fill="1F497D"/>
+          </w:tcPr>
+          <w:p>
+            <w:r>
+              <w:rPr>
+                <w:b/>
+                <w:color w:val="FFFFFF"/>
+                <w:sz w:val="18"/>
+              </w:rPr>
+              <w:t>Activity</w:t>
+            </w:r>
+          </w:p>
+        </w:tc>
+        <w:tc>
+          <w:tcPr>
+            <w:tcW w:type="dxa" w:w="2880"/>
+            <w:shd w:val="clear" w:color="auto" w:fill="1F497D"/>
+          </w:tcPr>
+          <w:p>
+            <w:r>
+              <w:rPr>
+                <w:b/>
+                <w:color w:val="FFFFFF"/>
+                <w:sz w:val="18"/>
+              </w:rPr>
+              <w:t>Type</w:t>
+            </w:r>
+          </w:p>
+        </w:tc>
+        <w:tc>
+          <w:tcPr>
+            <w:tcW w:type="dxa" w:w="2880"/>
+            <w:shd w:val="clear" w:color="auto" w:fill="1F497D"/>
+          </w:tcPr>
+          <w:p>
+            <w:r>
+              <w:rPr>
+                <w:b/>
+                <w:color w:val="FFFFFF"/>
+                <w:sz w:val="18"/>
+              </w:rPr>
+              <w:t>Depends On</w:t>
+            </w:r>
+          </w:p>
+        </w:tc>
+      </w:tr>
+      <w:tr>
+        <w:tc>
+          <w:tcPr>
+            <w:tcW w:type="dxa" w:w="2880"/>
+          </w:tcPr>
+          <w:p>
+            <w:r>
+              <w:rPr>
+                <w:sz w:val="18"/>
+              </w:rPr>
+              <w:t>`TransformCustomers`</w:t>
+            </w:r>
+          </w:p>
+        </w:tc>
+        <w:tc>
+          <w:tcPr>
+            <w:tcW w:type="dxa" w:w="2880"/>
+          </w:tcPr>
+          <w:p>
+            <w:r>
+              <w:rPr>
+                <w:sz w:val="18"/>
+              </w:rPr>
+              <w:t>Script</w:t>
+            </w:r>
+          </w:p>
+        </w:tc>
+        <w:tc>
+          <w:tcPr>
+            <w:tcW w:type="dxa" w:w="2880"/>
+          </w:tcPr>
+          <w:p>
+            <w:r>
+              <w:rPr>
+                <w:sz w:val="18"/>
+              </w:rPr>
+              <w:t>—</w:t>
+            </w:r>
+          </w:p>
+        </w:tc>
+      </w:tr>
+      <w:tr>
+        <w:tc>
+          <w:tcPr>
+            <w:tcW w:type="dxa" w:w="2880"/>
+            <w:shd w:val="clear" w:color="auto" w:fill="EBF0F7"/>
+          </w:tcPr>
+          <w:p>
+            <w:r>
+              <w:rPr>
+                <w:sz w:val="18"/>
+              </w:rPr>
+              <w:t>`TransformProducts`</w:t>
+            </w:r>
+          </w:p>
+        </w:tc>
+        <w:tc>
+          <w:tcPr>
+            <w:tcW w:type="dxa" w:w="2880"/>
+            <w:shd w:val="clear" w:color="auto" w:fill="EBF0F7"/>
+          </w:tcPr>
+          <w:p>
+            <w:r>
+              <w:rPr>
+                <w:sz w:val="18"/>
+              </w:rPr>
+              <w:t>Script</w:t>
+            </w:r>
+          </w:p>
+        </w:tc>
+        <w:tc>
+          <w:tcPr>
+            <w:tcW w:type="dxa" w:w="2880"/>
+            <w:shd w:val="clear" w:color="auto" w:fill="EBF0F7"/>
+          </w:tcPr>
+          <w:p>
+            <w:r>
+              <w:rPr>
+                <w:sz w:val="18"/>
+              </w:rPr>
+              <w:t>—</w:t>
+            </w:r>
+          </w:p>
+        </w:tc>
+      </w:tr>
+      <w:tr>
+        <w:tc>
+          <w:tcPr>
+            <w:tcW w:type="dxa" w:w="2880"/>
+          </w:tcPr>
+          <w:p>
+            <w:r>
+              <w:rPr>
+                <w:sz w:val="18"/>
+              </w:rPr>
+              <w:t>`TransformOrders`</w:t>
+            </w:r>
+          </w:p>
+        </w:tc>
+        <w:tc>
+          <w:tcPr>
+            <w:tcW w:type="dxa" w:w="2880"/>
+          </w:tcPr>
+          <w:p>
+            <w:r>
+              <w:rPr>
+                <w:sz w:val="18"/>
+              </w:rPr>
+              <w:t>Script</w:t>
+            </w:r>
+          </w:p>
+        </w:tc>
+        <w:tc>
+          <w:tcPr>
+            <w:tcW w:type="dxa" w:w="2880"/>
+          </w:tcPr>
+          <w:p>
+            <w:r>
+              <w:rPr>
+                <w:sz w:val="18"/>
+              </w:rPr>
+              <w:t>—</w:t>
+            </w:r>
+          </w:p>
+        </w:tc>
+      </w:tr>
+      <w:tr>
+        <w:tc>
+          <w:tcPr>
+            <w:tcW w:type="dxa" w:w="2880"/>
+            <w:shd w:val="clear" w:color="auto" w:fill="EBF0F7"/>
+          </w:tcPr>
+          <w:p>
+            <w:r>
+              <w:rPr>
+                <w:sz w:val="18"/>
+              </w:rPr>
+              <w:t>`TransformOrderItems`</w:t>
+            </w:r>
+          </w:p>
+        </w:tc>
+        <w:tc>
+          <w:tcPr>
+            <w:tcW w:type="dxa" w:w="2880"/>
+            <w:shd w:val="clear" w:color="auto" w:fill="EBF0F7"/>
+          </w:tcPr>
+          <w:p>
+            <w:r>
+              <w:rPr>
+                <w:sz w:val="18"/>
+              </w:rPr>
+              <w:t>Script</w:t>
+            </w:r>
+          </w:p>
+        </w:tc>
+        <w:tc>
+          <w:tcPr>
+            <w:tcW w:type="dxa" w:w="2880"/>
+            <w:shd w:val="clear" w:color="auto" w:fill="EBF0F7"/>
+          </w:tcPr>
+          <w:p>
+            <w:r>
+              <w:rPr>
+                <w:sz w:val="18"/>
+              </w:rPr>
+              <w:t>`TransformOrders`</w:t>
+            </w:r>
+          </w:p>
+        </w:tc>
+      </w:tr>
+      <w:tr>
+        <w:tc>
+          <w:tcPr>
+            <w:tcW w:type="dxa" w:w="2880"/>
+          </w:tcPr>
+          <w:p>
+            <w:r>
+              <w:rPr>
+                <w:sz w:val="18"/>
+              </w:rPr>
+              <w:t>`TransformInventory`</w:t>
+            </w:r>
+          </w:p>
+        </w:tc>
+        <w:tc>
+          <w:tcPr>
+            <w:tcW w:type="dxa" w:w="2880"/>
+          </w:tcPr>
+          <w:p>
+            <w:r>
+              <w:rPr>
+                <w:sz w:val="18"/>
+              </w:rPr>
+              <w:t>Script</w:t>
+            </w:r>
+          </w:p>
+        </w:tc>
+        <w:tc>
+          <w:tcPr>
+            <w:tcW w:type="dxa" w:w="2880"/>
+          </w:tcPr>
+          <w:p>
+            <w:r>
+              <w:rPr>
+                <w:sz w:val="18"/>
+              </w:rPr>
+              <w:t>—</w:t>
+            </w:r>
+          </w:p>
+        </w:tc>
+      </w:tr>
+      <w:tr>
+        <w:tc>
+          <w:tcPr>
+            <w:tcW w:type="dxa" w:w="2880"/>
+            <w:shd w:val="clear" w:color="auto" w:fill="EBF0F7"/>
+          </w:tcPr>
+          <w:p>
+            <w:r>
+              <w:rPr>
+                <w:sz w:val="18"/>
+              </w:rPr>
+              <w:t>`TransformPayments`</w:t>
+            </w:r>
+          </w:p>
+        </w:tc>
+        <w:tc>
+          <w:tcPr>
+            <w:tcW w:type="dxa" w:w="2880"/>
+            <w:shd w:val="clear" w:color="auto" w:fill="EBF0F7"/>
+          </w:tcPr>
+          <w:p>
+            <w:r>
+              <w:rPr>
+                <w:sz w:val="18"/>
+              </w:rPr>
+              <w:t>Script</w:t>
+            </w:r>
+          </w:p>
+        </w:tc>
+        <w:tc>
+          <w:tcPr>
+            <w:tcW w:type="dxa" w:w="2880"/>
+            <w:shd w:val="clear" w:color="auto" w:fill="EBF0F7"/>
+          </w:tcPr>
+          <w:p>
+            <w:r>
+              <w:rPr>
+                <w:sz w:val="18"/>
+              </w:rPr>
+              <w:t>`TransformOrders`</w:t>
+            </w:r>
+          </w:p>
+        </w:tc>
+      </w:tr>
+      <w:tr>
+        <w:tc>
+          <w:tcPr>
+            <w:tcW w:type="dxa" w:w="2880"/>
+          </w:tcPr>
+          <w:p>
+            <w:r>
+              <w:rPr>
+                <w:sz w:val="18"/>
+              </w:rPr>
+              <w:t>`TransformCampaigns`</w:t>
+            </w:r>
+          </w:p>
+        </w:tc>
+        <w:tc>
+          <w:tcPr>
+            <w:tcW w:type="dxa" w:w="2880"/>
+          </w:tcPr>
+          <w:p>
+            <w:r>
+              <w:rPr>
+                <w:sz w:val="18"/>
+              </w:rPr>
+              <w:t>Script</w:t>
+            </w:r>
+          </w:p>
+        </w:tc>
+        <w:tc>
+          <w:tcPr>
+            <w:tcW w:type="dxa" w:w="2880"/>
+          </w:tcPr>
+          <w:p>
+            <w:r>
+              <w:rPr>
+                <w:sz w:val="18"/>
+              </w:rPr>
+              <w:t>—</w:t>
+            </w:r>
+          </w:p>
+        </w:tc>
+      </w:tr>
+      <w:tr>
+        <w:tc>
+          <w:tcPr>
+            <w:tcW w:type="dxa" w:w="2880"/>
+            <w:shd w:val="clear" w:color="auto" w:fill="EBF0F7"/>
+          </w:tcPr>
+          <w:p>
+            <w:r>
+              <w:rPr>
+                <w:sz w:val="18"/>
+              </w:rPr>
+              <w:t>`TransformCustomerSegments`</w:t>
+            </w:r>
+          </w:p>
+        </w:tc>
+        <w:tc>
+          <w:tcPr>
+            <w:tcW w:type="dxa" w:w="2880"/>
+            <w:shd w:val="clear" w:color="auto" w:fill="EBF0F7"/>
+          </w:tcPr>
+          <w:p>
+            <w:r>
+              <w:rPr>
+                <w:sz w:val="18"/>
+              </w:rPr>
+              <w:t>Script</w:t>
+            </w:r>
+          </w:p>
+        </w:tc>
+        <w:tc>
+          <w:tcPr>
+            <w:tcW w:type="dxa" w:w="2880"/>
+            <w:shd w:val="clear" w:color="auto" w:fill="EBF0F7"/>
+          </w:tcPr>
+          <w:p>
+            <w:r>
+              <w:rPr>
+                <w:sz w:val="18"/>
+              </w:rPr>
+              <w:t>`TransformCustomers`, `TransformOrderItems`</w:t>
+            </w:r>
+          </w:p>
+        </w:tc>
+      </w:tr>
+      <w:tr>
+        <w:tc>
+          <w:tcPr>
+            <w:tcW w:type="dxa" w:w="2880"/>
+          </w:tcPr>
+          <w:p>
+            <w:r>
+              <w:rPr>
+                <w:sz w:val="18"/>
+              </w:rPr>
+              <w:t>`SilverLayerComplete`</w:t>
+            </w:r>
+          </w:p>
+        </w:tc>
+        <w:tc>
+          <w:tcPr>
+            <w:tcW w:type="dxa" w:w="2880"/>
+          </w:tcPr>
+          <w:p>
+            <w:r>
+              <w:rPr>
+                <w:sz w:val="18"/>
+              </w:rPr>
+              <w:t>Wait</w:t>
+            </w:r>
+          </w:p>
+        </w:tc>
+        <w:tc>
+          <w:tcPr>
+            <w:tcW w:type="dxa" w:w="2880"/>
+          </w:tcPr>
+          <w:p>
+            <w:r>
+              <w:rPr>
+                <w:sz w:val="18"/>
+              </w:rPr>
+              <w:t>`TransformCustomerSegments`, `TransformInventory`, `TransformPayments`, `TransformCampaigns`, `TransformProducts`</w:t>
+            </w:r>
+          </w:p>
+        </w:tc>
+      </w:tr>
+    </w:tbl>
+    <w:p/>
+    <w:p>
+      <w:r>
+        <w:rPr>
+          <w:b/>
+          <w:sz w:val="20"/>
+        </w:rPr>
+        <w:t>Activity Flow:</w:t>
+      </w:r>
+    </w:p>
+    <w:p>
+      <w:r>
+        <w:rPr>
+          <w:sz w:val="20"/>
+        </w:rPr>
+        <w:t>[('TransformOrders', 'TransformOrderItems'), ('TransformOrders', 'TransformPayments'), ('TransformCustomers', 'TransformCustomerSegments'), ('TransformOrderItems', 'TransformCustomerSegments'), ('TransformCustomerSegments', 'SilverLayerComplete'), ('TransformInventory', 'SilverLayerComplete'), ('TransformPayments', 'SilverLayerComplete'), ('TransformCampaigns', 'SilverLayerComplete'), ('TransformProducts', 'SilverLayerComplete')]</w:t>
+      </w:r>
+    </w:p>
+    <w:p>
+      <w:pPr>
+        <w:pStyle w:val="Heading3"/>
+      </w:pPr>
+      <w:r>
+        <w:t>`pl_archive_processed_files`</w:t>
+      </w:r>
+    </w:p>
+    <w:p>
+      <w:r>
+        <w:rPr>
+          <w:sz w:val="20"/>
+        </w:rPr>
+        <w:t>After successful Snowflake load and DQ validation, moves processed staging files from raw-stage to the archive container with date-partitioned path. Deletes source after successful copy.</w:t>
+      </w:r>
+    </w:p>
+    <w:p>
+      <w:r>
+        <w:rPr>
+          <w:b/>
+          <w:sz w:val="20"/>
+        </w:rPr>
+        <w:t>Activities (3):</w:t>
+      </w:r>
+    </w:p>
+    <w:tbl>
+      <w:tblPr>
+        <w:tblStyle w:val="TableGrid"/>
+        <w:tblW w:type="auto" w:w="0"/>
+        <w:tblLook w:firstColumn="1" w:firstRow="1" w:lastColumn="0" w:lastRow="0" w:noHBand="0" w:noVBand="1" w:val="04A0"/>
+      </w:tblPr>
+      <w:tblGrid>
+        <w:gridCol w:w="2880"/>
+        <w:gridCol w:w="2880"/>
+        <w:gridCol w:w="2880"/>
+      </w:tblGrid>
+      <w:tr>
+        <w:tc>
+          <w:tcPr>
+            <w:tcW w:type="dxa" w:w="2880"/>
+            <w:shd w:val="clear" w:color="auto" w:fill="1F497D"/>
+          </w:tcPr>
+          <w:p>
+            <w:r>
+              <w:rPr>
+                <w:b/>
+                <w:color w:val="FFFFFF"/>
+                <w:sz w:val="18"/>
+              </w:rPr>
+              <w:t>Activity</w:t>
+            </w:r>
+          </w:p>
+        </w:tc>
+        <w:tc>
+          <w:tcPr>
+            <w:tcW w:type="dxa" w:w="2880"/>
+            <w:shd w:val="clear" w:color="auto" w:fill="1F497D"/>
+          </w:tcPr>
+          <w:p>
+            <w:r>
+              <w:rPr>
+                <w:b/>
+                <w:color w:val="FFFFFF"/>
+                <w:sz w:val="18"/>
+              </w:rPr>
+              <w:t>Type</w:t>
+            </w:r>
+          </w:p>
+        </w:tc>
+        <w:tc>
+          <w:tcPr>
+            <w:tcW w:type="dxa" w:w="2880"/>
+            <w:shd w:val="clear" w:color="auto" w:fill="1F497D"/>
+          </w:tcPr>
+          <w:p>
+            <w:r>
+              <w:rPr>
+                <w:b/>
+                <w:color w:val="FFFFFF"/>
+                <w:sz w:val="18"/>
+              </w:rPr>
+              <w:t>Depends On</w:t>
+            </w:r>
+          </w:p>
+        </w:tc>
+      </w:tr>
+      <w:tr>
+        <w:tc>
+          <w:tcPr>
+            <w:tcW w:type="dxa" w:w="2880"/>
+          </w:tcPr>
+          <w:p>
+            <w:r>
+              <w:rPr>
+                <w:sz w:val="18"/>
+              </w:rPr>
+              <w:t>`CopyToArchive`</w:t>
+            </w:r>
+          </w:p>
+        </w:tc>
+        <w:tc>
+          <w:tcPr>
+            <w:tcW w:type="dxa" w:w="2880"/>
+          </w:tcPr>
+          <w:p>
+            <w:r>
+              <w:rPr>
+                <w:sz w:val="18"/>
+              </w:rPr>
+              <w:t>Copy</w:t>
+            </w:r>
+          </w:p>
+        </w:tc>
+        <w:tc>
+          <w:tcPr>
+            <w:tcW w:type="dxa" w:w="2880"/>
+          </w:tcPr>
+          <w:p>
+            <w:r>
+              <w:rPr>
+                <w:sz w:val="18"/>
+              </w:rPr>
+              <w:t>—</w:t>
+            </w:r>
+          </w:p>
+        </w:tc>
+      </w:tr>
+      <w:tr>
+        <w:tc>
+          <w:tcPr>
+            <w:tcW w:type="dxa" w:w="2880"/>
+            <w:shd w:val="clear" w:color="auto" w:fill="EBF0F7"/>
+          </w:tcPr>
+          <w:p>
+            <w:r>
+              <w:rPr>
+                <w:sz w:val="18"/>
+              </w:rPr>
+              <w:t>`DeleteSourceFile`</w:t>
+            </w:r>
+          </w:p>
+        </w:tc>
+        <w:tc>
+          <w:tcPr>
+            <w:tcW w:type="dxa" w:w="2880"/>
+            <w:shd w:val="clear" w:color="auto" w:fill="EBF0F7"/>
+          </w:tcPr>
+          <w:p>
+            <w:r>
+              <w:rPr>
+                <w:sz w:val="18"/>
+              </w:rPr>
+              <w:t>Delete</w:t>
+            </w:r>
+          </w:p>
+        </w:tc>
+        <w:tc>
+          <w:tcPr>
+            <w:tcW w:type="dxa" w:w="2880"/>
+            <w:shd w:val="clear" w:color="auto" w:fill="EBF0F7"/>
+          </w:tcPr>
+          <w:p>
+            <w:r>
+              <w:rPr>
+                <w:sz w:val="18"/>
+              </w:rPr>
+              <w:t>`CopyToArchive`</w:t>
+            </w:r>
+          </w:p>
+        </w:tc>
+      </w:tr>
+      <w:tr>
+        <w:tc>
+          <w:tcPr>
+            <w:tcW w:type="dxa" w:w="2880"/>
+          </w:tcPr>
+          <w:p>
+            <w:r>
+              <w:rPr>
+                <w:sz w:val="18"/>
+              </w:rPr>
+              <w:t>`UpdateArchiveLog`</w:t>
+            </w:r>
+          </w:p>
+        </w:tc>
+        <w:tc>
+          <w:tcPr>
+            <w:tcW w:type="dxa" w:w="2880"/>
+          </w:tcPr>
+          <w:p>
+            <w:r>
+              <w:rPr>
+                <w:sz w:val="18"/>
+              </w:rPr>
+              <w:t>Script</w:t>
+            </w:r>
+          </w:p>
+        </w:tc>
+        <w:tc>
+          <w:tcPr>
+            <w:tcW w:type="dxa" w:w="2880"/>
+          </w:tcPr>
+          <w:p>
+            <w:r>
+              <w:rPr>
+                <w:sz w:val="18"/>
+              </w:rPr>
+              <w:t>`DeleteSourceFile`</w:t>
+            </w:r>
+          </w:p>
+        </w:tc>
+      </w:tr>
+    </w:tbl>
+    <w:p/>
+    <w:p>
+      <w:r>
+        <w:rPr>
+          <w:b/>
+          <w:sz w:val="20"/>
+        </w:rPr>
+        <w:t>Activity Flow:</w:t>
+      </w:r>
+    </w:p>
+    <w:p>
+      <w:r>
+        <w:rPr>
+          <w:sz w:val="20"/>
+        </w:rPr>
+        <w:t>[('CopyToArchive', 'DeleteSourceFile'), ('DeleteSourceFile', 'UpdateArchiveLog')]</w:t>
+      </w:r>
+    </w:p>
+    <w:p>
+      <w:pPr>
+        <w:pStyle w:val="Heading3"/>
+      </w:pPr>
+      <w:r>
+        <w:t>`pl_validate_and_quarantine`</w:t>
+      </w:r>
+    </w:p>
+    <w:p>
+      <w:r>
+        <w:rPr>
+          <w:sz w:val="20"/>
+        </w:rPr>
+        <w:t>Data quality validation gate. Runs Snowflake DQ checks after raw load. Quarantines files that exceed failure thresholds into a separate ADLS container and posts an alert to the monitoring queue.</w:t>
+      </w:r>
+    </w:p>
+    <w:p>
+      <w:r>
+        <w:rPr>
+          <w:b/>
+          <w:sz w:val="20"/>
+        </w:rPr>
+        <w:t>Activities (3):</w:t>
+      </w:r>
+    </w:p>
+    <w:tbl>
+      <w:tblPr>
+        <w:tblStyle w:val="TableGrid"/>
+        <w:tblW w:type="auto" w:w="0"/>
+        <w:tblLook w:firstColumn="1" w:firstRow="1" w:lastColumn="0" w:lastRow="0" w:noHBand="0" w:noVBand="1" w:val="04A0"/>
+      </w:tblPr>
+      <w:tblGrid>
+        <w:gridCol w:w="2880"/>
+        <w:gridCol w:w="2880"/>
+        <w:gridCol w:w="2880"/>
+      </w:tblGrid>
+      <w:tr>
+        <w:tc>
+          <w:tcPr>
+            <w:tcW w:type="dxa" w:w="2880"/>
+            <w:shd w:val="clear" w:color="auto" w:fill="1F497D"/>
+          </w:tcPr>
+          <w:p>
+            <w:r>
+              <w:rPr>
+                <w:b/>
+                <w:color w:val="FFFFFF"/>
+                <w:sz w:val="18"/>
+              </w:rPr>
+              <w:t>Activity</w:t>
+            </w:r>
+          </w:p>
+        </w:tc>
+        <w:tc>
+          <w:tcPr>
+            <w:tcW w:type="dxa" w:w="2880"/>
+            <w:shd w:val="clear" w:color="auto" w:fill="1F497D"/>
+          </w:tcPr>
+          <w:p>
+            <w:r>
+              <w:rPr>
+                <w:b/>
+                <w:color w:val="FFFFFF"/>
+                <w:sz w:val="18"/>
+              </w:rPr>
+              <w:t>Type</w:t>
+            </w:r>
+          </w:p>
+        </w:tc>
+        <w:tc>
+          <w:tcPr>
+            <w:tcW w:type="dxa" w:w="2880"/>
+            <w:shd w:val="clear" w:color="auto" w:fill="1F497D"/>
+          </w:tcPr>
+          <w:p>
+            <w:r>
+              <w:rPr>
+                <w:b/>
+                <w:color w:val="FFFFFF"/>
+                <w:sz w:val="18"/>
+              </w:rPr>
+              <w:t>Depends On</w:t>
+            </w:r>
+          </w:p>
+        </w:tc>
+      </w:tr>
+      <w:tr>
+        <w:tc>
+          <w:tcPr>
+            <w:tcW w:type="dxa" w:w="2880"/>
+          </w:tcPr>
+          <w:p>
+            <w:r>
+              <w:rPr>
+                <w:sz w:val="18"/>
+              </w:rPr>
+              <w:t>`RunDQChecks`</w:t>
+            </w:r>
+          </w:p>
+        </w:tc>
+        <w:tc>
+          <w:tcPr>
+            <w:tcW w:type="dxa" w:w="2880"/>
+          </w:tcPr>
+          <w:p>
+            <w:r>
+              <w:rPr>
+                <w:sz w:val="18"/>
+              </w:rPr>
+              <w:t>Script</w:t>
+            </w:r>
+          </w:p>
+        </w:tc>
+        <w:tc>
+          <w:tcPr>
+            <w:tcW w:type="dxa" w:w="2880"/>
+          </w:tcPr>
+          <w:p>
+            <w:r>
+              <w:rPr>
+                <w:sz w:val="18"/>
+              </w:rPr>
+              <w:t>—</w:t>
+            </w:r>
+          </w:p>
+        </w:tc>
+      </w:tr>
+      <w:tr>
+        <w:tc>
+          <w:tcPr>
+            <w:tcW w:type="dxa" w:w="2880"/>
+            <w:shd w:val="clear" w:color="auto" w:fill="EBF0F7"/>
+          </w:tcPr>
+          <w:p>
+            <w:r>
+              <w:rPr>
+                <w:sz w:val="18"/>
+              </w:rPr>
+              <w:t>`EvaluateDQResults`</w:t>
+            </w:r>
+          </w:p>
+        </w:tc>
+        <w:tc>
+          <w:tcPr>
+            <w:tcW w:type="dxa" w:w="2880"/>
+            <w:shd w:val="clear" w:color="auto" w:fill="EBF0F7"/>
+          </w:tcPr>
+          <w:p>
+            <w:r>
+              <w:rPr>
+                <w:sz w:val="18"/>
+              </w:rPr>
+              <w:t>ForEach</w:t>
+            </w:r>
+          </w:p>
+        </w:tc>
+        <w:tc>
+          <w:tcPr>
+            <w:tcW w:type="dxa" w:w="2880"/>
+            <w:shd w:val="clear" w:color="auto" w:fill="EBF0F7"/>
+          </w:tcPr>
+          <w:p>
+            <w:r>
+              <w:rPr>
+                <w:sz w:val="18"/>
+              </w:rPr>
+              <w:t>`RunDQChecks`</w:t>
+            </w:r>
+          </w:p>
+        </w:tc>
+      </w:tr>
+      <w:tr>
+        <w:tc>
+          <w:tcPr>
+            <w:tcW w:type="dxa" w:w="2880"/>
+          </w:tcPr>
+          <w:p>
+            <w:r>
+              <w:rPr>
+                <w:sz w:val="18"/>
+              </w:rPr>
+              <w:t>`QuarantineOrProceed`</w:t>
+            </w:r>
+          </w:p>
+        </w:tc>
+        <w:tc>
+          <w:tcPr>
+            <w:tcW w:type="dxa" w:w="2880"/>
+          </w:tcPr>
+          <w:p>
+            <w:r>
+              <w:rPr>
+                <w:sz w:val="18"/>
+              </w:rPr>
+              <w:t>IfCondition</w:t>
+            </w:r>
+          </w:p>
+        </w:tc>
+        <w:tc>
+          <w:tcPr>
+            <w:tcW w:type="dxa" w:w="2880"/>
+          </w:tcPr>
+          <w:p>
+            <w:r>
+              <w:rPr>
+                <w:sz w:val="18"/>
+              </w:rPr>
+              <w:t>`EvaluateDQResults`</w:t>
+            </w:r>
+          </w:p>
+        </w:tc>
+      </w:tr>
+    </w:tbl>
+    <w:p/>
+    <w:p>
+      <w:r>
+        <w:rPr>
+          <w:b/>
+          <w:sz w:val="20"/>
+        </w:rPr>
+        <w:t>Activity Flow:</w:t>
+      </w:r>
+    </w:p>
+    <w:p>
+      <w:r>
+        <w:rPr>
+          <w:sz w:val="20"/>
+        </w:rPr>
+        <w:t>[('RunDQChecks', 'EvaluateDQResults'), ('EvaluateDQResults', 'QuarantineOrProceed')]</w:t>
+      </w:r>
+    </w:p>
+    <w:p>
+      <w:pPr>
+        <w:pStyle w:val="Heading3"/>
+      </w:pPr>
+      <w:r>
+        <w:t>`pl_ingest_orders_api`</w:t>
+      </w:r>
+    </w:p>
+    <w:p>
+      <w:r>
+        <w:rPr>
+          <w:sz w:val="20"/>
+        </w:rPr>
+        <w:t>Incremental extraction of orders from the OMS REST API. Runs every 15 minutes via tumbling window trigger. Uses pagination (next-link) and persists a timestamp watermark. Writes JSON pages to ADLS Gen2.</w:t>
+      </w:r>
+    </w:p>
+    <w:p>
+      <w:r>
+        <w:rPr>
+          <w:b/>
+          <w:sz w:val="20"/>
+        </w:rPr>
+        <w:t>Activities (3):</w:t>
+      </w:r>
+    </w:p>
+    <w:tbl>
+      <w:tblPr>
+        <w:tblStyle w:val="TableGrid"/>
+        <w:tblW w:type="auto" w:w="0"/>
+        <w:tblLook w:firstColumn="1" w:firstRow="1" w:lastColumn="0" w:lastRow="0" w:noHBand="0" w:noVBand="1" w:val="04A0"/>
+      </w:tblPr>
+      <w:tblGrid>
+        <w:gridCol w:w="2880"/>
+        <w:gridCol w:w="2880"/>
+        <w:gridCol w:w="2880"/>
+      </w:tblGrid>
+      <w:tr>
+        <w:tc>
+          <w:tcPr>
+            <w:tcW w:type="dxa" w:w="2880"/>
+            <w:shd w:val="clear" w:color="auto" w:fill="1F497D"/>
+          </w:tcPr>
+          <w:p>
+            <w:r>
+              <w:rPr>
+                <w:b/>
+                <w:color w:val="FFFFFF"/>
+                <w:sz w:val="18"/>
+              </w:rPr>
+              <w:t>Activity</w:t>
+            </w:r>
+          </w:p>
+        </w:tc>
+        <w:tc>
+          <w:tcPr>
+            <w:tcW w:type="dxa" w:w="2880"/>
+            <w:shd w:val="clear" w:color="auto" w:fill="1F497D"/>
+          </w:tcPr>
+          <w:p>
+            <w:r>
+              <w:rPr>
+                <w:b/>
+                <w:color w:val="FFFFFF"/>
+                <w:sz w:val="18"/>
+              </w:rPr>
+              <w:t>Type</w:t>
+            </w:r>
+          </w:p>
+        </w:tc>
+        <w:tc>
+          <w:tcPr>
+            <w:tcW w:type="dxa" w:w="2880"/>
+            <w:shd w:val="clear" w:color="auto" w:fill="1F497D"/>
+          </w:tcPr>
+          <w:p>
+            <w:r>
+              <w:rPr>
+                <w:b/>
+                <w:color w:val="FFFFFF"/>
+                <w:sz w:val="18"/>
+              </w:rPr>
+              <w:t>Depends On</w:t>
+            </w:r>
+          </w:p>
+        </w:tc>
+      </w:tr>
+      <w:tr>
+        <w:tc>
+          <w:tcPr>
+            <w:tcW w:type="dxa" w:w="2880"/>
+          </w:tcPr>
+          <w:p>
+            <w:r>
+              <w:rPr>
+                <w:sz w:val="18"/>
+              </w:rPr>
+              <w:t>`GetOrderWatermark`</w:t>
+            </w:r>
+          </w:p>
+        </w:tc>
+        <w:tc>
+          <w:tcPr>
+            <w:tcW w:type="dxa" w:w="2880"/>
+          </w:tcPr>
+          <w:p>
+            <w:r>
+              <w:rPr>
+                <w:sz w:val="18"/>
+              </w:rPr>
+              <w:t>Lookup</w:t>
+            </w:r>
+          </w:p>
+        </w:tc>
+        <w:tc>
+          <w:tcPr>
+            <w:tcW w:type="dxa" w:w="2880"/>
+          </w:tcPr>
+          <w:p>
+            <w:r>
+              <w:rPr>
+                <w:sz w:val="18"/>
+              </w:rPr>
+              <w:t>—</w:t>
+            </w:r>
+          </w:p>
+        </w:tc>
+      </w:tr>
+      <w:tr>
+        <w:tc>
+          <w:tcPr>
+            <w:tcW w:type="dxa" w:w="2880"/>
+            <w:shd w:val="clear" w:color="auto" w:fill="EBF0F7"/>
+          </w:tcPr>
+          <w:p>
+            <w:r>
+              <w:rPr>
+                <w:sz w:val="18"/>
+              </w:rPr>
+              <w:t>`CopyOrdersToADLS`</w:t>
+            </w:r>
+          </w:p>
+        </w:tc>
+        <w:tc>
+          <w:tcPr>
+            <w:tcW w:type="dxa" w:w="2880"/>
+            <w:shd w:val="clear" w:color="auto" w:fill="EBF0F7"/>
+          </w:tcPr>
+          <w:p>
+            <w:r>
+              <w:rPr>
+                <w:sz w:val="18"/>
+              </w:rPr>
+              <w:t>Copy</w:t>
+            </w:r>
+          </w:p>
+        </w:tc>
+        <w:tc>
+          <w:tcPr>
+            <w:tcW w:type="dxa" w:w="2880"/>
+            <w:shd w:val="clear" w:color="auto" w:fill="EBF0F7"/>
+          </w:tcPr>
+          <w:p>
+            <w:r>
+              <w:rPr>
+                <w:sz w:val="18"/>
+              </w:rPr>
+              <w:t>`GetOrderWatermark`</w:t>
+            </w:r>
+          </w:p>
+        </w:tc>
+      </w:tr>
+      <w:tr>
+        <w:tc>
+          <w:tcPr>
+            <w:tcW w:type="dxa" w:w="2880"/>
+          </w:tcPr>
+          <w:p>
+            <w:r>
+              <w:rPr>
+                <w:sz w:val="18"/>
+              </w:rPr>
+              <w:t>`CheckRowsCopied`</w:t>
+            </w:r>
+          </w:p>
+        </w:tc>
+        <w:tc>
+          <w:tcPr>
+            <w:tcW w:type="dxa" w:w="2880"/>
+          </w:tcPr>
+          <w:p>
+            <w:r>
+              <w:rPr>
+                <w:sz w:val="18"/>
+              </w:rPr>
+              <w:t>IfCondition</w:t>
+            </w:r>
+          </w:p>
+        </w:tc>
+        <w:tc>
+          <w:tcPr>
+            <w:tcW w:type="dxa" w:w="2880"/>
+          </w:tcPr>
+          <w:p>
+            <w:r>
+              <w:rPr>
+                <w:sz w:val="18"/>
+              </w:rPr>
+              <w:t>`CopyOrdersToADLS`</w:t>
+            </w:r>
+          </w:p>
+        </w:tc>
+      </w:tr>
+    </w:tbl>
+    <w:p/>
+    <w:p>
+      <w:r>
+        <w:rPr>
+          <w:b/>
+          <w:sz w:val="20"/>
+        </w:rPr>
+        <w:t>Activity Flow:</w:t>
+      </w:r>
+    </w:p>
+    <w:p>
+      <w:r>
+        <w:rPr>
+          <w:sz w:val="20"/>
+        </w:rPr>
+        <w:t>[('GetOrderWatermark', 'CopyOrdersToADLS'), ('CopyOrdersToADLS', 'CheckRowsCopied')]</w:t>
       </w:r>
     </w:p>
     <w:p>
@@ -965,6 +2037,1881 @@
       </w:r>
     </w:p>
     <w:p>
+      <w:pPr>
+        <w:pStyle w:val="Heading3"/>
+      </w:pPr>
+      <w:r>
+        <w:t>`pl_ingest_campaign_marketo`</w:t>
+      </w:r>
+    </w:p>
+    <w:p>
+      <w:r>
+        <w:rPr>
+          <w:sz w:val="20"/>
+        </w:rPr>
+        <w:t>Daily incremental extract of campaign and lead-activity data from Marketo. Retrieves campaigns, email activities, and program memberships updated since last watermark.</w:t>
+      </w:r>
+    </w:p>
+    <w:p>
+      <w:r>
+        <w:rPr>
+          <w:b/>
+          <w:sz w:val="20"/>
+        </w:rPr>
+        <w:t>Activities (3):</w:t>
+      </w:r>
+    </w:p>
+    <w:tbl>
+      <w:tblPr>
+        <w:tblStyle w:val="TableGrid"/>
+        <w:tblW w:type="auto" w:w="0"/>
+        <w:tblLook w:firstColumn="1" w:firstRow="1" w:lastColumn="0" w:lastRow="0" w:noHBand="0" w:noVBand="1" w:val="04A0"/>
+      </w:tblPr>
+      <w:tblGrid>
+        <w:gridCol w:w="2880"/>
+        <w:gridCol w:w="2880"/>
+        <w:gridCol w:w="2880"/>
+      </w:tblGrid>
+      <w:tr>
+        <w:tc>
+          <w:tcPr>
+            <w:tcW w:type="dxa" w:w="2880"/>
+            <w:shd w:val="clear" w:color="auto" w:fill="1F497D"/>
+          </w:tcPr>
+          <w:p>
+            <w:r>
+              <w:rPr>
+                <w:b/>
+                <w:color w:val="FFFFFF"/>
+                <w:sz w:val="18"/>
+              </w:rPr>
+              <w:t>Activity</w:t>
+            </w:r>
+          </w:p>
+        </w:tc>
+        <w:tc>
+          <w:tcPr>
+            <w:tcW w:type="dxa" w:w="2880"/>
+            <w:shd w:val="clear" w:color="auto" w:fill="1F497D"/>
+          </w:tcPr>
+          <w:p>
+            <w:r>
+              <w:rPr>
+                <w:b/>
+                <w:color w:val="FFFFFF"/>
+                <w:sz w:val="18"/>
+              </w:rPr>
+              <w:t>Type</w:t>
+            </w:r>
+          </w:p>
+        </w:tc>
+        <w:tc>
+          <w:tcPr>
+            <w:tcW w:type="dxa" w:w="2880"/>
+            <w:shd w:val="clear" w:color="auto" w:fill="1F497D"/>
+          </w:tcPr>
+          <w:p>
+            <w:r>
+              <w:rPr>
+                <w:b/>
+                <w:color w:val="FFFFFF"/>
+                <w:sz w:val="18"/>
+              </w:rPr>
+              <w:t>Depends On</w:t>
+            </w:r>
+          </w:p>
+        </w:tc>
+      </w:tr>
+      <w:tr>
+        <w:tc>
+          <w:tcPr>
+            <w:tcW w:type="dxa" w:w="2880"/>
+          </w:tcPr>
+          <w:p>
+            <w:r>
+              <w:rPr>
+                <w:sz w:val="18"/>
+              </w:rPr>
+              <w:t>`GetMarketoWatermark`</w:t>
+            </w:r>
+          </w:p>
+        </w:tc>
+        <w:tc>
+          <w:tcPr>
+            <w:tcW w:type="dxa" w:w="2880"/>
+          </w:tcPr>
+          <w:p>
+            <w:r>
+              <w:rPr>
+                <w:sz w:val="18"/>
+              </w:rPr>
+              <w:t>Lookup</w:t>
+            </w:r>
+          </w:p>
+        </w:tc>
+        <w:tc>
+          <w:tcPr>
+            <w:tcW w:type="dxa" w:w="2880"/>
+          </w:tcPr>
+          <w:p>
+            <w:r>
+              <w:rPr>
+                <w:sz w:val="18"/>
+              </w:rPr>
+              <w:t>—</w:t>
+            </w:r>
+          </w:p>
+        </w:tc>
+      </w:tr>
+      <w:tr>
+        <w:tc>
+          <w:tcPr>
+            <w:tcW w:type="dxa" w:w="2880"/>
+            <w:shd w:val="clear" w:color="auto" w:fill="EBF0F7"/>
+          </w:tcPr>
+          <w:p>
+            <w:r>
+              <w:rPr>
+                <w:sz w:val="18"/>
+              </w:rPr>
+              <w:t>`CopyCampaignsFromMarketo`</w:t>
+            </w:r>
+          </w:p>
+        </w:tc>
+        <w:tc>
+          <w:tcPr>
+            <w:tcW w:type="dxa" w:w="2880"/>
+            <w:shd w:val="clear" w:color="auto" w:fill="EBF0F7"/>
+          </w:tcPr>
+          <w:p>
+            <w:r>
+              <w:rPr>
+                <w:sz w:val="18"/>
+              </w:rPr>
+              <w:t>Copy</w:t>
+            </w:r>
+          </w:p>
+        </w:tc>
+        <w:tc>
+          <w:tcPr>
+            <w:tcW w:type="dxa" w:w="2880"/>
+            <w:shd w:val="clear" w:color="auto" w:fill="EBF0F7"/>
+          </w:tcPr>
+          <w:p>
+            <w:r>
+              <w:rPr>
+                <w:sz w:val="18"/>
+              </w:rPr>
+              <w:t>`GetMarketoWatermark`</w:t>
+            </w:r>
+          </w:p>
+        </w:tc>
+      </w:tr>
+      <w:tr>
+        <w:tc>
+          <w:tcPr>
+            <w:tcW w:type="dxa" w:w="2880"/>
+          </w:tcPr>
+          <w:p>
+            <w:r>
+              <w:rPr>
+                <w:sz w:val="18"/>
+              </w:rPr>
+              <w:t>`UpdateMarketoWatermark`</w:t>
+            </w:r>
+          </w:p>
+        </w:tc>
+        <w:tc>
+          <w:tcPr>
+            <w:tcW w:type="dxa" w:w="2880"/>
+          </w:tcPr>
+          <w:p>
+            <w:r>
+              <w:rPr>
+                <w:sz w:val="18"/>
+              </w:rPr>
+              <w:t>Script</w:t>
+            </w:r>
+          </w:p>
+        </w:tc>
+        <w:tc>
+          <w:tcPr>
+            <w:tcW w:type="dxa" w:w="2880"/>
+          </w:tcPr>
+          <w:p>
+            <w:r>
+              <w:rPr>
+                <w:sz w:val="18"/>
+              </w:rPr>
+              <w:t>`CopyCampaignsFromMarketo`</w:t>
+            </w:r>
+          </w:p>
+        </w:tc>
+      </w:tr>
+    </w:tbl>
+    <w:p/>
+    <w:p>
+      <w:r>
+        <w:rPr>
+          <w:b/>
+          <w:sz w:val="20"/>
+        </w:rPr>
+        <w:t>Activity Flow:</w:t>
+      </w:r>
+    </w:p>
+    <w:p>
+      <w:r>
+        <w:rPr>
+          <w:sz w:val="20"/>
+        </w:rPr>
+        <w:t>[('GetMarketoWatermark', 'CopyCampaignsFromMarketo'), ('CopyCampaignsFromMarketo', 'UpdateMarketoWatermark')]</w:t>
+      </w:r>
+    </w:p>
+    <w:p>
+      <w:pPr>
+        <w:pStyle w:val="Heading3"/>
+      </w:pPr>
+      <w:r>
+        <w:t>`pl_load_raw_to_snowflake`</w:t>
+      </w:r>
+    </w:p>
+    <w:p>
+      <w:r>
+        <w:rPr>
+          <w:sz w:val="20"/>
+        </w:rPr>
+        <w:t>Parameterized pipeline that bulk-loads a single ADLS Gen2 staged file (JSON or Parquet) into the appropriate Snowflake RAW table. Called by the orchestration pipeline with entity-specific parameters.</w:t>
+      </w:r>
+    </w:p>
+    <w:p>
+      <w:r>
+        <w:rPr>
+          <w:b/>
+          <w:sz w:val="20"/>
+        </w:rPr>
+        <w:t>Activities (2):</w:t>
+      </w:r>
+    </w:p>
+    <w:tbl>
+      <w:tblPr>
+        <w:tblStyle w:val="TableGrid"/>
+        <w:tblW w:type="auto" w:w="0"/>
+        <w:tblLook w:firstColumn="1" w:firstRow="1" w:lastColumn="0" w:lastRow="0" w:noHBand="0" w:noVBand="1" w:val="04A0"/>
+      </w:tblPr>
+      <w:tblGrid>
+        <w:gridCol w:w="2880"/>
+        <w:gridCol w:w="2880"/>
+        <w:gridCol w:w="2880"/>
+      </w:tblGrid>
+      <w:tr>
+        <w:tc>
+          <w:tcPr>
+            <w:tcW w:type="dxa" w:w="2880"/>
+            <w:shd w:val="clear" w:color="auto" w:fill="1F497D"/>
+          </w:tcPr>
+          <w:p>
+            <w:r>
+              <w:rPr>
+                <w:b/>
+                <w:color w:val="FFFFFF"/>
+                <w:sz w:val="18"/>
+              </w:rPr>
+              <w:t>Activity</w:t>
+            </w:r>
+          </w:p>
+        </w:tc>
+        <w:tc>
+          <w:tcPr>
+            <w:tcW w:type="dxa" w:w="2880"/>
+            <w:shd w:val="clear" w:color="auto" w:fill="1F497D"/>
+          </w:tcPr>
+          <w:p>
+            <w:r>
+              <w:rPr>
+                <w:b/>
+                <w:color w:val="FFFFFF"/>
+                <w:sz w:val="18"/>
+              </w:rPr>
+              <w:t>Type</w:t>
+            </w:r>
+          </w:p>
+        </w:tc>
+        <w:tc>
+          <w:tcPr>
+            <w:tcW w:type="dxa" w:w="2880"/>
+            <w:shd w:val="clear" w:color="auto" w:fill="1F497D"/>
+          </w:tcPr>
+          <w:p>
+            <w:r>
+              <w:rPr>
+                <w:b/>
+                <w:color w:val="FFFFFF"/>
+                <w:sz w:val="18"/>
+              </w:rPr>
+              <w:t>Depends On</w:t>
+            </w:r>
+          </w:p>
+        </w:tc>
+      </w:tr>
+      <w:tr>
+        <w:tc>
+          <w:tcPr>
+            <w:tcW w:type="dxa" w:w="2880"/>
+          </w:tcPr>
+          <w:p>
+            <w:r>
+              <w:rPr>
+                <w:sz w:val="18"/>
+              </w:rPr>
+              <w:t>`LoadToSnowflake`</w:t>
+            </w:r>
+          </w:p>
+        </w:tc>
+        <w:tc>
+          <w:tcPr>
+            <w:tcW w:type="dxa" w:w="2880"/>
+          </w:tcPr>
+          <w:p>
+            <w:r>
+              <w:rPr>
+                <w:sz w:val="18"/>
+              </w:rPr>
+              <w:t>Copy</w:t>
+            </w:r>
+          </w:p>
+        </w:tc>
+        <w:tc>
+          <w:tcPr>
+            <w:tcW w:type="dxa" w:w="2880"/>
+          </w:tcPr>
+          <w:p>
+            <w:r>
+              <w:rPr>
+                <w:sz w:val="18"/>
+              </w:rPr>
+              <w:t>—</w:t>
+            </w:r>
+          </w:p>
+        </w:tc>
+      </w:tr>
+      <w:tr>
+        <w:tc>
+          <w:tcPr>
+            <w:tcW w:type="dxa" w:w="2880"/>
+            <w:shd w:val="clear" w:color="auto" w:fill="EBF0F7"/>
+          </w:tcPr>
+          <w:p>
+            <w:r>
+              <w:rPr>
+                <w:sz w:val="18"/>
+              </w:rPr>
+              <w:t>`RecordLoadMetadata`</w:t>
+            </w:r>
+          </w:p>
+        </w:tc>
+        <w:tc>
+          <w:tcPr>
+            <w:tcW w:type="dxa" w:w="2880"/>
+            <w:shd w:val="clear" w:color="auto" w:fill="EBF0F7"/>
+          </w:tcPr>
+          <w:p>
+            <w:r>
+              <w:rPr>
+                <w:sz w:val="18"/>
+              </w:rPr>
+              <w:t>Script</w:t>
+            </w:r>
+          </w:p>
+        </w:tc>
+        <w:tc>
+          <w:tcPr>
+            <w:tcW w:type="dxa" w:w="2880"/>
+            <w:shd w:val="clear" w:color="auto" w:fill="EBF0F7"/>
+          </w:tcPr>
+          <w:p>
+            <w:r>
+              <w:rPr>
+                <w:sz w:val="18"/>
+              </w:rPr>
+              <w:t>`LoadToSnowflake`</w:t>
+            </w:r>
+          </w:p>
+        </w:tc>
+      </w:tr>
+    </w:tbl>
+    <w:p/>
+    <w:p>
+      <w:r>
+        <w:rPr>
+          <w:b/>
+          <w:sz w:val="20"/>
+        </w:rPr>
+        <w:t>Activity Flow:</w:t>
+      </w:r>
+    </w:p>
+    <w:p>
+      <w:r>
+        <w:rPr>
+          <w:sz w:val="20"/>
+        </w:rPr>
+        <w:t>[('LoadToSnowflake', 'RecordLoadMetadata')]</w:t>
+      </w:r>
+    </w:p>
+    <w:p>
+      <w:pPr>
+        <w:pStyle w:val="Heading3"/>
+      </w:pPr>
+      <w:r>
+        <w:t>`pl_ingest_crm_customers`</w:t>
+      </w:r>
+    </w:p>
+    <w:p>
+      <w:r>
+        <w:rPr>
+          <w:sz w:val="20"/>
+        </w:rPr>
+        <w:t>Extract customer/contact records from Salesforce CRM and stage them to ADLS Gen2 as JSON. Supports incremental extraction via LastModifiedDate watermark stored in a pipeline parameter.</w:t>
+      </w:r>
+    </w:p>
+    <w:p>
+      <w:r>
+        <w:rPr>
+          <w:b/>
+          <w:sz w:val="20"/>
+        </w:rPr>
+        <w:t>Activities (4):</w:t>
+      </w:r>
+    </w:p>
+    <w:tbl>
+      <w:tblPr>
+        <w:tblStyle w:val="TableGrid"/>
+        <w:tblW w:type="auto" w:w="0"/>
+        <w:tblLook w:firstColumn="1" w:firstRow="1" w:lastColumn="0" w:lastRow="0" w:noHBand="0" w:noVBand="1" w:val="04A0"/>
+      </w:tblPr>
+      <w:tblGrid>
+        <w:gridCol w:w="2880"/>
+        <w:gridCol w:w="2880"/>
+        <w:gridCol w:w="2880"/>
+      </w:tblGrid>
+      <w:tr>
+        <w:tc>
+          <w:tcPr>
+            <w:tcW w:type="dxa" w:w="2880"/>
+            <w:shd w:val="clear" w:color="auto" w:fill="1F497D"/>
+          </w:tcPr>
+          <w:p>
+            <w:r>
+              <w:rPr>
+                <w:b/>
+                <w:color w:val="FFFFFF"/>
+                <w:sz w:val="18"/>
+              </w:rPr>
+              <w:t>Activity</w:t>
+            </w:r>
+          </w:p>
+        </w:tc>
+        <w:tc>
+          <w:tcPr>
+            <w:tcW w:type="dxa" w:w="2880"/>
+            <w:shd w:val="clear" w:color="auto" w:fill="1F497D"/>
+          </w:tcPr>
+          <w:p>
+            <w:r>
+              <w:rPr>
+                <w:b/>
+                <w:color w:val="FFFFFF"/>
+                <w:sz w:val="18"/>
+              </w:rPr>
+              <w:t>Type</w:t>
+            </w:r>
+          </w:p>
+        </w:tc>
+        <w:tc>
+          <w:tcPr>
+            <w:tcW w:type="dxa" w:w="2880"/>
+            <w:shd w:val="clear" w:color="auto" w:fill="1F497D"/>
+          </w:tcPr>
+          <w:p>
+            <w:r>
+              <w:rPr>
+                <w:b/>
+                <w:color w:val="FFFFFF"/>
+                <w:sz w:val="18"/>
+              </w:rPr>
+              <w:t>Depends On</w:t>
+            </w:r>
+          </w:p>
+        </w:tc>
+      </w:tr>
+      <w:tr>
+        <w:tc>
+          <w:tcPr>
+            <w:tcW w:type="dxa" w:w="2880"/>
+          </w:tcPr>
+          <w:p>
+            <w:r>
+              <w:rPr>
+                <w:sz w:val="18"/>
+              </w:rPr>
+              <w:t>`GetLastWatermark`</w:t>
+            </w:r>
+          </w:p>
+        </w:tc>
+        <w:tc>
+          <w:tcPr>
+            <w:tcW w:type="dxa" w:w="2880"/>
+          </w:tcPr>
+          <w:p>
+            <w:r>
+              <w:rPr>
+                <w:sz w:val="18"/>
+              </w:rPr>
+              <w:t>Lookup</w:t>
+            </w:r>
+          </w:p>
+        </w:tc>
+        <w:tc>
+          <w:tcPr>
+            <w:tcW w:type="dxa" w:w="2880"/>
+          </w:tcPr>
+          <w:p>
+            <w:r>
+              <w:rPr>
+                <w:sz w:val="18"/>
+              </w:rPr>
+              <w:t>—</w:t>
+            </w:r>
+          </w:p>
+        </w:tc>
+      </w:tr>
+      <w:tr>
+        <w:tc>
+          <w:tcPr>
+            <w:tcW w:type="dxa" w:w="2880"/>
+            <w:shd w:val="clear" w:color="auto" w:fill="EBF0F7"/>
+          </w:tcPr>
+          <w:p>
+            <w:r>
+              <w:rPr>
+                <w:sz w:val="18"/>
+              </w:rPr>
+              <w:t>`CopySalesforceToADLS`</w:t>
+            </w:r>
+          </w:p>
+        </w:tc>
+        <w:tc>
+          <w:tcPr>
+            <w:tcW w:type="dxa" w:w="2880"/>
+            <w:shd w:val="clear" w:color="auto" w:fill="EBF0F7"/>
+          </w:tcPr>
+          <w:p>
+            <w:r>
+              <w:rPr>
+                <w:sz w:val="18"/>
+              </w:rPr>
+              <w:t>Copy</w:t>
+            </w:r>
+          </w:p>
+        </w:tc>
+        <w:tc>
+          <w:tcPr>
+            <w:tcW w:type="dxa" w:w="2880"/>
+            <w:shd w:val="clear" w:color="auto" w:fill="EBF0F7"/>
+          </w:tcPr>
+          <w:p>
+            <w:r>
+              <w:rPr>
+                <w:sz w:val="18"/>
+              </w:rPr>
+              <w:t>`GetLastWatermark`</w:t>
+            </w:r>
+          </w:p>
+        </w:tc>
+      </w:tr>
+      <w:tr>
+        <w:tc>
+          <w:tcPr>
+            <w:tcW w:type="dxa" w:w="2880"/>
+          </w:tcPr>
+          <w:p>
+            <w:r>
+              <w:rPr>
+                <w:sz w:val="18"/>
+              </w:rPr>
+              <w:t>`UpdateWatermark`</w:t>
+            </w:r>
+          </w:p>
+        </w:tc>
+        <w:tc>
+          <w:tcPr>
+            <w:tcW w:type="dxa" w:w="2880"/>
+          </w:tcPr>
+          <w:p>
+            <w:r>
+              <w:rPr>
+                <w:sz w:val="18"/>
+              </w:rPr>
+              <w:t>Script</w:t>
+            </w:r>
+          </w:p>
+        </w:tc>
+        <w:tc>
+          <w:tcPr>
+            <w:tcW w:type="dxa" w:w="2880"/>
+          </w:tcPr>
+          <w:p>
+            <w:r>
+              <w:rPr>
+                <w:sz w:val="18"/>
+              </w:rPr>
+              <w:t>`CopySalesforceToADLS`</w:t>
+            </w:r>
+          </w:p>
+        </w:tc>
+      </w:tr>
+      <w:tr>
+        <w:tc>
+          <w:tcPr>
+            <w:tcW w:type="dxa" w:w="2880"/>
+            <w:shd w:val="clear" w:color="auto" w:fill="EBF0F7"/>
+          </w:tcPr>
+          <w:p>
+            <w:r>
+              <w:rPr>
+                <w:sz w:val="18"/>
+              </w:rPr>
+              <w:t>`LogRowCount`</w:t>
+            </w:r>
+          </w:p>
+        </w:tc>
+        <w:tc>
+          <w:tcPr>
+            <w:tcW w:type="dxa" w:w="2880"/>
+            <w:shd w:val="clear" w:color="auto" w:fill="EBF0F7"/>
+          </w:tcPr>
+          <w:p>
+            <w:r>
+              <w:rPr>
+                <w:sz w:val="18"/>
+              </w:rPr>
+              <w:t>SetVariable</w:t>
+            </w:r>
+          </w:p>
+        </w:tc>
+        <w:tc>
+          <w:tcPr>
+            <w:tcW w:type="dxa" w:w="2880"/>
+            <w:shd w:val="clear" w:color="auto" w:fill="EBF0F7"/>
+          </w:tcPr>
+          <w:p>
+            <w:r>
+              <w:rPr>
+                <w:sz w:val="18"/>
+              </w:rPr>
+              <w:t>`CopySalesforceToADLS`</w:t>
+            </w:r>
+          </w:p>
+        </w:tc>
+      </w:tr>
+    </w:tbl>
+    <w:p/>
+    <w:p>
+      <w:r>
+        <w:rPr>
+          <w:b/>
+          <w:sz w:val="20"/>
+        </w:rPr>
+        <w:t>Activity Flow:</w:t>
+      </w:r>
+    </w:p>
+    <w:p>
+      <w:r>
+        <w:rPr>
+          <w:sz w:val="20"/>
+        </w:rPr>
+        <w:t>[('GetLastWatermark', 'CopySalesforceToADLS'), ('CopySalesforceToADLS', 'UpdateWatermark'), ('CopySalesforceToADLS', 'LogRowCount')]</w:t>
+      </w:r>
+    </w:p>
+    <w:p>
+      <w:pPr>
+        <w:pStyle w:val="Heading3"/>
+      </w:pPr>
+      <w:r>
+        <w:t>`pl_ingest_product_catalog`</w:t>
+      </w:r>
+    </w:p>
+    <w:p>
+      <w:r>
+        <w:rPr>
+          <w:sz w:val="20"/>
+        </w:rPr>
+        <w:t>Full refresh of the product catalog from the PIM REST API. Runs weekly (Sunday 01:00 UTC) or on-demand. Writes JSON to ADLS Gen2.</w:t>
+      </w:r>
+    </w:p>
+    <w:p>
+      <w:r>
+        <w:rPr>
+          <w:b/>
+          <w:sz w:val="20"/>
+        </w:rPr>
+        <w:t>Activities (2):</w:t>
+      </w:r>
+    </w:p>
+    <w:tbl>
+      <w:tblPr>
+        <w:tblStyle w:val="TableGrid"/>
+        <w:tblW w:type="auto" w:w="0"/>
+        <w:tblLook w:firstColumn="1" w:firstRow="1" w:lastColumn="0" w:lastRow="0" w:noHBand="0" w:noVBand="1" w:val="04A0"/>
+      </w:tblPr>
+      <w:tblGrid>
+        <w:gridCol w:w="2880"/>
+        <w:gridCol w:w="2880"/>
+        <w:gridCol w:w="2880"/>
+      </w:tblGrid>
+      <w:tr>
+        <w:tc>
+          <w:tcPr>
+            <w:tcW w:type="dxa" w:w="2880"/>
+            <w:shd w:val="clear" w:color="auto" w:fill="1F497D"/>
+          </w:tcPr>
+          <w:p>
+            <w:r>
+              <w:rPr>
+                <w:b/>
+                <w:color w:val="FFFFFF"/>
+                <w:sz w:val="18"/>
+              </w:rPr>
+              <w:t>Activity</w:t>
+            </w:r>
+          </w:p>
+        </w:tc>
+        <w:tc>
+          <w:tcPr>
+            <w:tcW w:type="dxa" w:w="2880"/>
+            <w:shd w:val="clear" w:color="auto" w:fill="1F497D"/>
+          </w:tcPr>
+          <w:p>
+            <w:r>
+              <w:rPr>
+                <w:b/>
+                <w:color w:val="FFFFFF"/>
+                <w:sz w:val="18"/>
+              </w:rPr>
+              <w:t>Type</w:t>
+            </w:r>
+          </w:p>
+        </w:tc>
+        <w:tc>
+          <w:tcPr>
+            <w:tcW w:type="dxa" w:w="2880"/>
+            <w:shd w:val="clear" w:color="auto" w:fill="1F497D"/>
+          </w:tcPr>
+          <w:p>
+            <w:r>
+              <w:rPr>
+                <w:b/>
+                <w:color w:val="FFFFFF"/>
+                <w:sz w:val="18"/>
+              </w:rPr>
+              <w:t>Depends On</w:t>
+            </w:r>
+          </w:p>
+        </w:tc>
+      </w:tr>
+      <w:tr>
+        <w:tc>
+          <w:tcPr>
+            <w:tcW w:type="dxa" w:w="2880"/>
+          </w:tcPr>
+          <w:p>
+            <w:r>
+              <w:rPr>
+                <w:sz w:val="18"/>
+              </w:rPr>
+              <w:t>`CopyProductCatalog`</w:t>
+            </w:r>
+          </w:p>
+        </w:tc>
+        <w:tc>
+          <w:tcPr>
+            <w:tcW w:type="dxa" w:w="2880"/>
+          </w:tcPr>
+          <w:p>
+            <w:r>
+              <w:rPr>
+                <w:sz w:val="18"/>
+              </w:rPr>
+              <w:t>Copy</w:t>
+            </w:r>
+          </w:p>
+        </w:tc>
+        <w:tc>
+          <w:tcPr>
+            <w:tcW w:type="dxa" w:w="2880"/>
+          </w:tcPr>
+          <w:p>
+            <w:r>
+              <w:rPr>
+                <w:sz w:val="18"/>
+              </w:rPr>
+              <w:t>—</w:t>
+            </w:r>
+          </w:p>
+        </w:tc>
+      </w:tr>
+      <w:tr>
+        <w:tc>
+          <w:tcPr>
+            <w:tcW w:type="dxa" w:w="2880"/>
+            <w:shd w:val="clear" w:color="auto" w:fill="EBF0F7"/>
+          </w:tcPr>
+          <w:p>
+            <w:r>
+              <w:rPr>
+                <w:sz w:val="18"/>
+              </w:rPr>
+              <w:t>`ValidateCatalogNotEmpty`</w:t>
+            </w:r>
+          </w:p>
+        </w:tc>
+        <w:tc>
+          <w:tcPr>
+            <w:tcW w:type="dxa" w:w="2880"/>
+            <w:shd w:val="clear" w:color="auto" w:fill="EBF0F7"/>
+          </w:tcPr>
+          <w:p>
+            <w:r>
+              <w:rPr>
+                <w:sz w:val="18"/>
+              </w:rPr>
+              <w:t>IfCondition</w:t>
+            </w:r>
+          </w:p>
+        </w:tc>
+        <w:tc>
+          <w:tcPr>
+            <w:tcW w:type="dxa" w:w="2880"/>
+            <w:shd w:val="clear" w:color="auto" w:fill="EBF0F7"/>
+          </w:tcPr>
+          <w:p>
+            <w:r>
+              <w:rPr>
+                <w:sz w:val="18"/>
+              </w:rPr>
+              <w:t>`CopyProductCatalog`</w:t>
+            </w:r>
+          </w:p>
+        </w:tc>
+      </w:tr>
+    </w:tbl>
+    <w:p/>
+    <w:p>
+      <w:r>
+        <w:rPr>
+          <w:b/>
+          <w:sz w:val="20"/>
+        </w:rPr>
+        <w:t>Activity Flow:</w:t>
+      </w:r>
+    </w:p>
+    <w:p>
+      <w:r>
+        <w:rPr>
+          <w:sz w:val="20"/>
+        </w:rPr>
+        <w:t>[('CopyProductCatalog', 'ValidateCatalogNotEmpty')]</w:t>
+      </w:r>
+    </w:p>
+    <w:p>
+      <w:pPr>
+        <w:pStyle w:val="Heading3"/>
+      </w:pPr>
+      <w:r>
+        <w:t>`pl_ingest_inventory_wms`</w:t>
+      </w:r>
+    </w:p>
+    <w:p>
+      <w:r>
+        <w:rPr>
+          <w:sz w:val="20"/>
+        </w:rPr>
+        <w:t>Full snapshot extraction of inventory levels from the on-premises WMS SQL Server via Self-hosted IR. Runs every 4 hours. Writes Parquet to ADLS Gen2 for efficient Snowflake bulk load.</w:t>
+      </w:r>
+    </w:p>
+    <w:p>
+      <w:r>
+        <w:rPr>
+          <w:b/>
+          <w:sz w:val="20"/>
+        </w:rPr>
+        <w:t>Activities (3):</w:t>
+      </w:r>
+    </w:p>
+    <w:tbl>
+      <w:tblPr>
+        <w:tblStyle w:val="TableGrid"/>
+        <w:tblW w:type="auto" w:w="0"/>
+        <w:tblLook w:firstColumn="1" w:firstRow="1" w:lastColumn="0" w:lastRow="0" w:noHBand="0" w:noVBand="1" w:val="04A0"/>
+      </w:tblPr>
+      <w:tblGrid>
+        <w:gridCol w:w="2880"/>
+        <w:gridCol w:w="2880"/>
+        <w:gridCol w:w="2880"/>
+      </w:tblGrid>
+      <w:tr>
+        <w:tc>
+          <w:tcPr>
+            <w:tcW w:type="dxa" w:w="2880"/>
+            <w:shd w:val="clear" w:color="auto" w:fill="1F497D"/>
+          </w:tcPr>
+          <w:p>
+            <w:r>
+              <w:rPr>
+                <w:b/>
+                <w:color w:val="FFFFFF"/>
+                <w:sz w:val="18"/>
+              </w:rPr>
+              <w:t>Activity</w:t>
+            </w:r>
+          </w:p>
+        </w:tc>
+        <w:tc>
+          <w:tcPr>
+            <w:tcW w:type="dxa" w:w="2880"/>
+            <w:shd w:val="clear" w:color="auto" w:fill="1F497D"/>
+          </w:tcPr>
+          <w:p>
+            <w:r>
+              <w:rPr>
+                <w:b/>
+                <w:color w:val="FFFFFF"/>
+                <w:sz w:val="18"/>
+              </w:rPr>
+              <w:t>Type</w:t>
+            </w:r>
+          </w:p>
+        </w:tc>
+        <w:tc>
+          <w:tcPr>
+            <w:tcW w:type="dxa" w:w="2880"/>
+            <w:shd w:val="clear" w:color="auto" w:fill="1F497D"/>
+          </w:tcPr>
+          <w:p>
+            <w:r>
+              <w:rPr>
+                <w:b/>
+                <w:color w:val="FFFFFF"/>
+                <w:sz w:val="18"/>
+              </w:rPr>
+              <w:t>Depends On</w:t>
+            </w:r>
+          </w:p>
+        </w:tc>
+      </w:tr>
+      <w:tr>
+        <w:tc>
+          <w:tcPr>
+            <w:tcW w:type="dxa" w:w="2880"/>
+          </w:tcPr>
+          <w:p>
+            <w:r>
+              <w:rPr>
+                <w:sz w:val="18"/>
+              </w:rPr>
+              <w:t>`GetInventoryRowCount`</w:t>
+            </w:r>
+          </w:p>
+        </w:tc>
+        <w:tc>
+          <w:tcPr>
+            <w:tcW w:type="dxa" w:w="2880"/>
+          </w:tcPr>
+          <w:p>
+            <w:r>
+              <w:rPr>
+                <w:sz w:val="18"/>
+              </w:rPr>
+              <w:t>Lookup</w:t>
+            </w:r>
+          </w:p>
+        </w:tc>
+        <w:tc>
+          <w:tcPr>
+            <w:tcW w:type="dxa" w:w="2880"/>
+          </w:tcPr>
+          <w:p>
+            <w:r>
+              <w:rPr>
+                <w:sz w:val="18"/>
+              </w:rPr>
+              <w:t>—</w:t>
+            </w:r>
+          </w:p>
+        </w:tc>
+      </w:tr>
+      <w:tr>
+        <w:tc>
+          <w:tcPr>
+            <w:tcW w:type="dxa" w:w="2880"/>
+            <w:shd w:val="clear" w:color="auto" w:fill="EBF0F7"/>
+          </w:tcPr>
+          <w:p>
+            <w:r>
+              <w:rPr>
+                <w:sz w:val="18"/>
+              </w:rPr>
+              <w:t>`CopyInventoryToADLS`</w:t>
+            </w:r>
+          </w:p>
+        </w:tc>
+        <w:tc>
+          <w:tcPr>
+            <w:tcW w:type="dxa" w:w="2880"/>
+            <w:shd w:val="clear" w:color="auto" w:fill="EBF0F7"/>
+          </w:tcPr>
+          <w:p>
+            <w:r>
+              <w:rPr>
+                <w:sz w:val="18"/>
+              </w:rPr>
+              <w:t>Copy</w:t>
+            </w:r>
+          </w:p>
+        </w:tc>
+        <w:tc>
+          <w:tcPr>
+            <w:tcW w:type="dxa" w:w="2880"/>
+            <w:shd w:val="clear" w:color="auto" w:fill="EBF0F7"/>
+          </w:tcPr>
+          <w:p>
+            <w:r>
+              <w:rPr>
+                <w:sz w:val="18"/>
+              </w:rPr>
+              <w:t>`GetInventoryRowCount`</w:t>
+            </w:r>
+          </w:p>
+        </w:tc>
+      </w:tr>
+      <w:tr>
+        <w:tc>
+          <w:tcPr>
+            <w:tcW w:type="dxa" w:w="2880"/>
+          </w:tcPr>
+          <w:p>
+            <w:r>
+              <w:rPr>
+                <w:sz w:val="18"/>
+              </w:rPr>
+              <w:t>`ReconcileRowCount`</w:t>
+            </w:r>
+          </w:p>
+        </w:tc>
+        <w:tc>
+          <w:tcPr>
+            <w:tcW w:type="dxa" w:w="2880"/>
+          </w:tcPr>
+          <w:p>
+            <w:r>
+              <w:rPr>
+                <w:sz w:val="18"/>
+              </w:rPr>
+              <w:t>IfCondition</w:t>
+            </w:r>
+          </w:p>
+        </w:tc>
+        <w:tc>
+          <w:tcPr>
+            <w:tcW w:type="dxa" w:w="2880"/>
+          </w:tcPr>
+          <w:p>
+            <w:r>
+              <w:rPr>
+                <w:sz w:val="18"/>
+              </w:rPr>
+              <w:t>`CopyInventoryToADLS`</w:t>
+            </w:r>
+          </w:p>
+        </w:tc>
+      </w:tr>
+    </w:tbl>
+    <w:p/>
+    <w:p>
+      <w:r>
+        <w:rPr>
+          <w:b/>
+          <w:sz w:val="20"/>
+        </w:rPr>
+        <w:t>Activity Flow:</w:t>
+      </w:r>
+    </w:p>
+    <w:p>
+      <w:r>
+        <w:rPr>
+          <w:sz w:val="20"/>
+        </w:rPr>
+        <w:t>[('GetInventoryRowCount', 'CopyInventoryToADLS'), ('CopyInventoryToADLS', 'ReconcileRowCount')]</w:t>
+      </w:r>
+    </w:p>
+    <w:p>
+      <w:pPr>
+        <w:pStyle w:val="Heading2"/>
+      </w:pPr>
+      <w:r>
+        <w:rPr>
+          <w:color w:val="217346"/>
+        </w:rPr>
+        <w:t>Datasets</w:t>
+      </w:r>
+    </w:p>
+    <w:tbl>
+      <w:tblPr>
+        <w:tblStyle w:val="TableGrid"/>
+        <w:tblW w:type="auto" w:w="0"/>
+        <w:tblLook w:firstColumn="1" w:firstRow="1" w:lastColumn="0" w:lastRow="0" w:noHBand="0" w:noVBand="1" w:val="04A0"/>
+      </w:tblPr>
+      <w:tblGrid>
+        <w:gridCol w:w="2880"/>
+        <w:gridCol w:w="2880"/>
+        <w:gridCol w:w="2880"/>
+      </w:tblGrid>
+      <w:tr>
+        <w:tc>
+          <w:tcPr>
+            <w:tcW w:type="dxa" w:w="2880"/>
+            <w:shd w:val="clear" w:color="auto" w:fill="1F497D"/>
+          </w:tcPr>
+          <w:p>
+            <w:r>
+              <w:rPr>
+                <w:b/>
+                <w:color w:val="FFFFFF"/>
+                <w:sz w:val="18"/>
+              </w:rPr>
+              <w:t>Name</w:t>
+            </w:r>
+          </w:p>
+        </w:tc>
+        <w:tc>
+          <w:tcPr>
+            <w:tcW w:type="dxa" w:w="2880"/>
+            <w:shd w:val="clear" w:color="auto" w:fill="1F497D"/>
+          </w:tcPr>
+          <w:p>
+            <w:r>
+              <w:rPr>
+                <w:b/>
+                <w:color w:val="FFFFFF"/>
+                <w:sz w:val="18"/>
+              </w:rPr>
+              <w:t>Type</w:t>
+            </w:r>
+          </w:p>
+        </w:tc>
+        <w:tc>
+          <w:tcPr>
+            <w:tcW w:type="dxa" w:w="2880"/>
+            <w:shd w:val="clear" w:color="auto" w:fill="1F497D"/>
+          </w:tcPr>
+          <w:p>
+            <w:r>
+              <w:rPr>
+                <w:b/>
+                <w:color w:val="FFFFFF"/>
+                <w:sz w:val="18"/>
+              </w:rPr>
+              <w:t>Linked Service</w:t>
+            </w:r>
+          </w:p>
+        </w:tc>
+      </w:tr>
+      <w:tr>
+        <w:tc>
+          <w:tcPr>
+            <w:tcW w:type="dxa" w:w="2880"/>
+          </w:tcPr>
+          <w:p>
+            <w:r>
+              <w:rPr>
+                <w:sz w:val="18"/>
+              </w:rPr>
+              <w:t>`ds_salesforce_contacts`</w:t>
+            </w:r>
+          </w:p>
+        </w:tc>
+        <w:tc>
+          <w:tcPr>
+            <w:tcW w:type="dxa" w:w="2880"/>
+          </w:tcPr>
+          <w:p>
+            <w:r>
+              <w:rPr>
+                <w:sz w:val="18"/>
+              </w:rPr>
+              <w:t>SalesforceObject</w:t>
+            </w:r>
+          </w:p>
+        </w:tc>
+        <w:tc>
+          <w:tcPr>
+            <w:tcW w:type="dxa" w:w="2880"/>
+          </w:tcPr>
+          <w:p>
+            <w:r>
+              <w:rPr>
+                <w:sz w:val="18"/>
+              </w:rPr>
+              <w:t>`ls_salesforce`</w:t>
+            </w:r>
+          </w:p>
+        </w:tc>
+      </w:tr>
+      <w:tr>
+        <w:tc>
+          <w:tcPr>
+            <w:tcW w:type="dxa" w:w="2880"/>
+            <w:shd w:val="clear" w:color="auto" w:fill="EBF0F7"/>
+          </w:tcPr>
+          <w:p>
+            <w:r>
+              <w:rPr>
+                <w:sz w:val="18"/>
+              </w:rPr>
+              <w:t>`ds_adls_raw_campaigns`</w:t>
+            </w:r>
+          </w:p>
+        </w:tc>
+        <w:tc>
+          <w:tcPr>
+            <w:tcW w:type="dxa" w:w="2880"/>
+            <w:shd w:val="clear" w:color="auto" w:fill="EBF0F7"/>
+          </w:tcPr>
+          <w:p>
+            <w:r>
+              <w:rPr>
+                <w:sz w:val="18"/>
+              </w:rPr>
+              <w:t>Json</w:t>
+            </w:r>
+          </w:p>
+        </w:tc>
+        <w:tc>
+          <w:tcPr>
+            <w:tcW w:type="dxa" w:w="2880"/>
+            <w:shd w:val="clear" w:color="auto" w:fill="EBF0F7"/>
+          </w:tcPr>
+          <w:p>
+            <w:r>
+              <w:rPr>
+                <w:sz w:val="18"/>
+              </w:rPr>
+              <w:t>`ls_adls_gen2`</w:t>
+            </w:r>
+          </w:p>
+        </w:tc>
+      </w:tr>
+      <w:tr>
+        <w:tc>
+          <w:tcPr>
+            <w:tcW w:type="dxa" w:w="2880"/>
+          </w:tcPr>
+          <w:p>
+            <w:r>
+              <w:rPr>
+                <w:sz w:val="18"/>
+              </w:rPr>
+              <w:t>`ds_rest_orders_api`</w:t>
+            </w:r>
+          </w:p>
+        </w:tc>
+        <w:tc>
+          <w:tcPr>
+            <w:tcW w:type="dxa" w:w="2880"/>
+          </w:tcPr>
+          <w:p>
+            <w:r>
+              <w:rPr>
+                <w:sz w:val="18"/>
+              </w:rPr>
+              <w:t>RestResource</w:t>
+            </w:r>
+          </w:p>
+        </w:tc>
+        <w:tc>
+          <w:tcPr>
+            <w:tcW w:type="dxa" w:w="2880"/>
+          </w:tcPr>
+          <w:p>
+            <w:r>
+              <w:rPr>
+                <w:sz w:val="18"/>
+              </w:rPr>
+              <w:t>`ls_rest_orders_api`</w:t>
+            </w:r>
+          </w:p>
+        </w:tc>
+      </w:tr>
+      <w:tr>
+        <w:tc>
+          <w:tcPr>
+            <w:tcW w:type="dxa" w:w="2880"/>
+            <w:shd w:val="clear" w:color="auto" w:fill="EBF0F7"/>
+          </w:tcPr>
+          <w:p>
+            <w:r>
+              <w:rPr>
+                <w:sz w:val="18"/>
+              </w:rPr>
+              <w:t>`ds_snowflake_raw_customers`</w:t>
+            </w:r>
+          </w:p>
+        </w:tc>
+        <w:tc>
+          <w:tcPr>
+            <w:tcW w:type="dxa" w:w="2880"/>
+            <w:shd w:val="clear" w:color="auto" w:fill="EBF0F7"/>
+          </w:tcPr>
+          <w:p>
+            <w:r>
+              <w:rPr>
+                <w:sz w:val="18"/>
+              </w:rPr>
+              <w:t>SnowflakeTable</w:t>
+            </w:r>
+          </w:p>
+        </w:tc>
+        <w:tc>
+          <w:tcPr>
+            <w:tcW w:type="dxa" w:w="2880"/>
+            <w:shd w:val="clear" w:color="auto" w:fill="EBF0F7"/>
+          </w:tcPr>
+          <w:p>
+            <w:r>
+              <w:rPr>
+                <w:sz w:val="18"/>
+              </w:rPr>
+              <w:t>`ls_snowflake`</w:t>
+            </w:r>
+          </w:p>
+        </w:tc>
+      </w:tr>
+      <w:tr>
+        <w:tc>
+          <w:tcPr>
+            <w:tcW w:type="dxa" w:w="2880"/>
+          </w:tcPr>
+          <w:p>
+            <w:r>
+              <w:rPr>
+                <w:sz w:val="18"/>
+              </w:rPr>
+              <w:t>`ds_snowflake_raw_orders`</w:t>
+            </w:r>
+          </w:p>
+        </w:tc>
+        <w:tc>
+          <w:tcPr>
+            <w:tcW w:type="dxa" w:w="2880"/>
+          </w:tcPr>
+          <w:p>
+            <w:r>
+              <w:rPr>
+                <w:sz w:val="18"/>
+              </w:rPr>
+              <w:t>SnowflakeTable</w:t>
+            </w:r>
+          </w:p>
+        </w:tc>
+        <w:tc>
+          <w:tcPr>
+            <w:tcW w:type="dxa" w:w="2880"/>
+          </w:tcPr>
+          <w:p>
+            <w:r>
+              <w:rPr>
+                <w:sz w:val="18"/>
+              </w:rPr>
+              <w:t>`ls_snowflake`</w:t>
+            </w:r>
+          </w:p>
+        </w:tc>
+      </w:tr>
+      <w:tr>
+        <w:tc>
+          <w:tcPr>
+            <w:tcW w:type="dxa" w:w="2880"/>
+            <w:shd w:val="clear" w:color="auto" w:fill="EBF0F7"/>
+          </w:tcPr>
+          <w:p>
+            <w:r>
+              <w:rPr>
+                <w:sz w:val="18"/>
+              </w:rPr>
+              <w:t>`ds_adls_raw_orders`</w:t>
+            </w:r>
+          </w:p>
+        </w:tc>
+        <w:tc>
+          <w:tcPr>
+            <w:tcW w:type="dxa" w:w="2880"/>
+            <w:shd w:val="clear" w:color="auto" w:fill="EBF0F7"/>
+          </w:tcPr>
+          <w:p>
+            <w:r>
+              <w:rPr>
+                <w:sz w:val="18"/>
+              </w:rPr>
+              <w:t>Json</w:t>
+            </w:r>
+          </w:p>
+        </w:tc>
+        <w:tc>
+          <w:tcPr>
+            <w:tcW w:type="dxa" w:w="2880"/>
+            <w:shd w:val="clear" w:color="auto" w:fill="EBF0F7"/>
+          </w:tcPr>
+          <w:p>
+            <w:r>
+              <w:rPr>
+                <w:sz w:val="18"/>
+              </w:rPr>
+              <w:t>`ls_adls_gen2`</w:t>
+            </w:r>
+          </w:p>
+        </w:tc>
+      </w:tr>
+      <w:tr>
+        <w:tc>
+          <w:tcPr>
+            <w:tcW w:type="dxa" w:w="2880"/>
+          </w:tcPr>
+          <w:p>
+            <w:r>
+              <w:rPr>
+                <w:sz w:val="18"/>
+              </w:rPr>
+              <w:t>`ds_sql_server_inventory`</w:t>
+            </w:r>
+          </w:p>
+        </w:tc>
+        <w:tc>
+          <w:tcPr>
+            <w:tcW w:type="dxa" w:w="2880"/>
+          </w:tcPr>
+          <w:p>
+            <w:r>
+              <w:rPr>
+                <w:sz w:val="18"/>
+              </w:rPr>
+              <w:t>SqlServerTable</w:t>
+            </w:r>
+          </w:p>
+        </w:tc>
+        <w:tc>
+          <w:tcPr>
+            <w:tcW w:type="dxa" w:w="2880"/>
+          </w:tcPr>
+          <w:p>
+            <w:r>
+              <w:rPr>
+                <w:sz w:val="18"/>
+              </w:rPr>
+              <w:t>`ls_sql_server_wms`</w:t>
+            </w:r>
+          </w:p>
+        </w:tc>
+      </w:tr>
+      <w:tr>
+        <w:tc>
+          <w:tcPr>
+            <w:tcW w:type="dxa" w:w="2880"/>
+            <w:shd w:val="clear" w:color="auto" w:fill="EBF0F7"/>
+          </w:tcPr>
+          <w:p>
+            <w:r>
+              <w:rPr>
+                <w:sz w:val="18"/>
+              </w:rPr>
+              <w:t>`ds_adls_raw_products`</w:t>
+            </w:r>
+          </w:p>
+        </w:tc>
+        <w:tc>
+          <w:tcPr>
+            <w:tcW w:type="dxa" w:w="2880"/>
+            <w:shd w:val="clear" w:color="auto" w:fill="EBF0F7"/>
+          </w:tcPr>
+          <w:p>
+            <w:r>
+              <w:rPr>
+                <w:sz w:val="18"/>
+              </w:rPr>
+              <w:t>Json</w:t>
+            </w:r>
+          </w:p>
+        </w:tc>
+        <w:tc>
+          <w:tcPr>
+            <w:tcW w:type="dxa" w:w="2880"/>
+            <w:shd w:val="clear" w:color="auto" w:fill="EBF0F7"/>
+          </w:tcPr>
+          <w:p>
+            <w:r>
+              <w:rPr>
+                <w:sz w:val="18"/>
+              </w:rPr>
+              <w:t>`ls_adls_gen2`</w:t>
+            </w:r>
+          </w:p>
+        </w:tc>
+      </w:tr>
+      <w:tr>
+        <w:tc>
+          <w:tcPr>
+            <w:tcW w:type="dxa" w:w="2880"/>
+          </w:tcPr>
+          <w:p>
+            <w:r>
+              <w:rPr>
+                <w:sz w:val="18"/>
+              </w:rPr>
+              <w:t>`ds_adls_raw_customers`</w:t>
+            </w:r>
+          </w:p>
+        </w:tc>
+        <w:tc>
+          <w:tcPr>
+            <w:tcW w:type="dxa" w:w="2880"/>
+          </w:tcPr>
+          <w:p>
+            <w:r>
+              <w:rPr>
+                <w:sz w:val="18"/>
+              </w:rPr>
+              <w:t>Json</w:t>
+            </w:r>
+          </w:p>
+        </w:tc>
+        <w:tc>
+          <w:tcPr>
+            <w:tcW w:type="dxa" w:w="2880"/>
+          </w:tcPr>
+          <w:p>
+            <w:r>
+              <w:rPr>
+                <w:sz w:val="18"/>
+              </w:rPr>
+              <w:t>`ls_adls_gen2`</w:t>
+            </w:r>
+          </w:p>
+        </w:tc>
+      </w:tr>
+      <w:tr>
+        <w:tc>
+          <w:tcPr>
+            <w:tcW w:type="dxa" w:w="2880"/>
+            <w:shd w:val="clear" w:color="auto" w:fill="EBF0F7"/>
+          </w:tcPr>
+          <w:p>
+            <w:r>
+              <w:rPr>
+                <w:sz w:val="18"/>
+              </w:rPr>
+              <w:t>`ds_adls_raw_inventory`</w:t>
+            </w:r>
+          </w:p>
+        </w:tc>
+        <w:tc>
+          <w:tcPr>
+            <w:tcW w:type="dxa" w:w="2880"/>
+            <w:shd w:val="clear" w:color="auto" w:fill="EBF0F7"/>
+          </w:tcPr>
+          <w:p>
+            <w:r>
+              <w:rPr>
+                <w:sz w:val="18"/>
+              </w:rPr>
+              <w:t>Parquet</w:t>
+            </w:r>
+          </w:p>
+        </w:tc>
+        <w:tc>
+          <w:tcPr>
+            <w:tcW w:type="dxa" w:w="2880"/>
+            <w:shd w:val="clear" w:color="auto" w:fill="EBF0F7"/>
+          </w:tcPr>
+          <w:p>
+            <w:r>
+              <w:rPr>
+                <w:sz w:val="18"/>
+              </w:rPr>
+              <w:t>`ls_adls_gen2`</w:t>
+            </w:r>
+          </w:p>
+        </w:tc>
+      </w:tr>
+    </w:tbl>
+    <w:p/>
+    <w:p>
+      <w:pPr>
+        <w:pStyle w:val="Heading2"/>
+      </w:pPr>
+      <w:r>
+        <w:rPr>
+          <w:color w:val="217346"/>
+        </w:rPr>
+        <w:t>Linked Services</w:t>
+      </w:r>
+    </w:p>
+    <w:tbl>
+      <w:tblPr>
+        <w:tblStyle w:val="TableGrid"/>
+        <w:tblW w:type="auto" w:w="0"/>
+        <w:tblLook w:firstColumn="1" w:firstRow="1" w:lastColumn="0" w:lastRow="0" w:noHBand="0" w:noVBand="1" w:val="04A0"/>
+      </w:tblPr>
+      <w:tblGrid>
+        <w:gridCol w:w="4320"/>
+        <w:gridCol w:w="4320"/>
+      </w:tblGrid>
+      <w:tr>
+        <w:tc>
+          <w:tcPr>
+            <w:tcW w:type="dxa" w:w="4320"/>
+            <w:shd w:val="clear" w:color="auto" w:fill="1F497D"/>
+          </w:tcPr>
+          <w:p>
+            <w:r>
+              <w:rPr>
+                <w:b/>
+                <w:color w:val="FFFFFF"/>
+                <w:sz w:val="18"/>
+              </w:rPr>
+              <w:t>Name</w:t>
+            </w:r>
+          </w:p>
+        </w:tc>
+        <w:tc>
+          <w:tcPr>
+            <w:tcW w:type="dxa" w:w="4320"/>
+            <w:shd w:val="clear" w:color="auto" w:fill="1F497D"/>
+          </w:tcPr>
+          <w:p>
+            <w:r>
+              <w:rPr>
+                <w:b/>
+                <w:color w:val="FFFFFF"/>
+                <w:sz w:val="18"/>
+              </w:rPr>
+              <w:t>Type</w:t>
+            </w:r>
+          </w:p>
+        </w:tc>
+      </w:tr>
+      <w:tr>
+        <w:tc>
+          <w:tcPr>
+            <w:tcW w:type="dxa" w:w="4320"/>
+          </w:tcPr>
+          <w:p>
+            <w:r>
+              <w:rPr>
+                <w:sz w:val="18"/>
+              </w:rPr>
+              <w:t>`ls_key_vault`</w:t>
+            </w:r>
+          </w:p>
+        </w:tc>
+        <w:tc>
+          <w:tcPr>
+            <w:tcW w:type="dxa" w:w="4320"/>
+          </w:tcPr>
+          <w:p>
+            <w:r>
+              <w:rPr>
+                <w:sz w:val="18"/>
+              </w:rPr>
+              <w:t>AzureKeyVault</w:t>
+            </w:r>
+          </w:p>
+        </w:tc>
+      </w:tr>
+      <w:tr>
+        <w:tc>
+          <w:tcPr>
+            <w:tcW w:type="dxa" w:w="4320"/>
+            <w:shd w:val="clear" w:color="auto" w:fill="EBF0F7"/>
+          </w:tcPr>
+          <w:p>
+            <w:r>
+              <w:rPr>
+                <w:sz w:val="18"/>
+              </w:rPr>
+              <w:t>`ls_marketo`</w:t>
+            </w:r>
+          </w:p>
+        </w:tc>
+        <w:tc>
+          <w:tcPr>
+            <w:tcW w:type="dxa" w:w="4320"/>
+            <w:shd w:val="clear" w:color="auto" w:fill="EBF0F7"/>
+          </w:tcPr>
+          <w:p>
+            <w:r>
+              <w:rPr>
+                <w:sz w:val="18"/>
+              </w:rPr>
+              <w:t>Marketo</w:t>
+            </w:r>
+          </w:p>
+        </w:tc>
+      </w:tr>
+      <w:tr>
+        <w:tc>
+          <w:tcPr>
+            <w:tcW w:type="dxa" w:w="4320"/>
+          </w:tcPr>
+          <w:p>
+            <w:r>
+              <w:rPr>
+                <w:sz w:val="18"/>
+              </w:rPr>
+              <w:t>`ls_rest_orders_api`</w:t>
+            </w:r>
+          </w:p>
+        </w:tc>
+        <w:tc>
+          <w:tcPr>
+            <w:tcW w:type="dxa" w:w="4320"/>
+          </w:tcPr>
+          <w:p>
+            <w:r>
+              <w:rPr>
+                <w:sz w:val="18"/>
+              </w:rPr>
+              <w:t>RestService</w:t>
+            </w:r>
+          </w:p>
+        </w:tc>
+      </w:tr>
+      <w:tr>
+        <w:tc>
+          <w:tcPr>
+            <w:tcW w:type="dxa" w:w="4320"/>
+            <w:shd w:val="clear" w:color="auto" w:fill="EBF0F7"/>
+          </w:tcPr>
+          <w:p>
+            <w:r>
+              <w:rPr>
+                <w:sz w:val="18"/>
+              </w:rPr>
+              <w:t>`ls_salesforce`</w:t>
+            </w:r>
+          </w:p>
+        </w:tc>
+        <w:tc>
+          <w:tcPr>
+            <w:tcW w:type="dxa" w:w="4320"/>
+            <w:shd w:val="clear" w:color="auto" w:fill="EBF0F7"/>
+          </w:tcPr>
+          <w:p>
+            <w:r>
+              <w:rPr>
+                <w:sz w:val="18"/>
+              </w:rPr>
+              <w:t>Salesforce</w:t>
+            </w:r>
+          </w:p>
+        </w:tc>
+      </w:tr>
+      <w:tr>
+        <w:tc>
+          <w:tcPr>
+            <w:tcW w:type="dxa" w:w="4320"/>
+          </w:tcPr>
+          <w:p>
+            <w:r>
+              <w:rPr>
+                <w:sz w:val="18"/>
+              </w:rPr>
+              <w:t>`ls_adls_gen2`</w:t>
+            </w:r>
+          </w:p>
+        </w:tc>
+        <w:tc>
+          <w:tcPr>
+            <w:tcW w:type="dxa" w:w="4320"/>
+          </w:tcPr>
+          <w:p>
+            <w:r>
+              <w:rPr>
+                <w:sz w:val="18"/>
+              </w:rPr>
+              <w:t>AzureBlobFS</w:t>
+            </w:r>
+          </w:p>
+        </w:tc>
+      </w:tr>
+      <w:tr>
+        <w:tc>
+          <w:tcPr>
+            <w:tcW w:type="dxa" w:w="4320"/>
+            <w:shd w:val="clear" w:color="auto" w:fill="EBF0F7"/>
+          </w:tcPr>
+          <w:p>
+            <w:r>
+              <w:rPr>
+                <w:sz w:val="18"/>
+              </w:rPr>
+              <w:t>`ls_sql_server_wms`</w:t>
+            </w:r>
+          </w:p>
+        </w:tc>
+        <w:tc>
+          <w:tcPr>
+            <w:tcW w:type="dxa" w:w="4320"/>
+            <w:shd w:val="clear" w:color="auto" w:fill="EBF0F7"/>
+          </w:tcPr>
+          <w:p>
+            <w:r>
+              <w:rPr>
+                <w:sz w:val="18"/>
+              </w:rPr>
+              <w:t>SqlServer</w:t>
+            </w:r>
+          </w:p>
+        </w:tc>
+      </w:tr>
+      <w:tr>
+        <w:tc>
+          <w:tcPr>
+            <w:tcW w:type="dxa" w:w="4320"/>
+          </w:tcPr>
+          <w:p>
+            <w:r>
+              <w:rPr>
+                <w:sz w:val="18"/>
+              </w:rPr>
+              <w:t>`ls_snowflake`</w:t>
+            </w:r>
+          </w:p>
+        </w:tc>
+        <w:tc>
+          <w:tcPr>
+            <w:tcW w:type="dxa" w:w="4320"/>
+          </w:tcPr>
+          <w:p>
+            <w:r>
+              <w:rPr>
+                <w:sz w:val="18"/>
+              </w:rPr>
+              <w:t>Snowflake</w:t>
+            </w:r>
+          </w:p>
+        </w:tc>
+      </w:tr>
+    </w:tbl>
+    <w:p/>
+    <w:p>
       <w:r>
         <w:t>────────────────────────────────────────────────────────────</w:t>
       </w:r>

--- a/pr-1-docs.docx
+++ b/pr-1-docs.docx
@@ -23,7 +23,7 @@
           <w:color w:val="44546A"/>
           <w:sz w:val="20"/>
         </w:rPr>
-        <w:t>Generated by Intelligent Doc Engine  ·  2026-06-25 07:15 UTC</w:t>
+        <w:t>Generated by Intelligent Doc Engine  ·  2026-06-25 09:18 UTC</w:t>
       </w:r>
     </w:p>
     <w:p>

--- a/pr-1-docs.docx
+++ b/pr-1-docs.docx
@@ -23,7 +23,7 @@
           <w:color w:val="44546A"/>
           <w:sz w:val="20"/>
         </w:rPr>
-        <w:t>Generated by Intelligent Doc Engine  ·  2026-06-25 09:18 UTC</w:t>
+        <w:t>Generated by Intelligent Doc Engine  ·  2026-06-25 09:33 UTC</w:t>
       </w:r>
     </w:p>
     <w:p>
